--- a/docs/Plan projekta.docx
+++ b/docs/Plan projekta.docx
@@ -1,6 +1,6 @@
 
 <file path=word/document.xml><?xml version="1.0" encoding="utf-8"?>
-<w:document xmlns:o="urn:schemas-microsoft-com:office:office" xmlns:r="http://schemas.openxmlformats.org/officeDocument/2006/relationships" xmlns:v="urn:schemas-microsoft-com:vml" xmlns:w="http://schemas.openxmlformats.org/wordprocessingml/2006/main" xmlns:w10="urn:schemas-microsoft-com:office:word" xmlns:wp="http://schemas.openxmlformats.org/drawingml/2006/wordprocessingDrawing" xmlns:pic="http://schemas.openxmlformats.org/drawingml/2006/picture" xmlns:wps="http://schemas.microsoft.com/office/word/2010/wordprocessingShape" xmlns:wpg="http://schemas.microsoft.com/office/word/2010/wordprocessingGroup" xmlns:mc="http://schemas.openxmlformats.org/markup-compatibility/2006" xmlns:wp14="http://schemas.microsoft.com/office/word/2010/wordprocessingDrawing" xmlns:w14="http://schemas.microsoft.com/office/word/2010/wordml" xmlns:w15="http://schemas.microsoft.com/office/word/2012/wordml" mc:Ignorable="w14 wp14 w15">
+<w:document xmlns:wpc="http://schemas.microsoft.com/office/word/2010/wordprocessingCanvas" xmlns:cx="http://schemas.microsoft.com/office/drawing/2014/chartex" xmlns:cx1="http://schemas.microsoft.com/office/drawing/2015/9/8/chartex" xmlns:cx2="http://schemas.microsoft.com/office/drawing/2015/10/21/chartex" xmlns:cx3="http://schemas.microsoft.com/office/drawing/2016/5/9/chartex" xmlns:cx4="http://schemas.microsoft.com/office/drawing/2016/5/10/chartex" xmlns:cx5="http://schemas.microsoft.com/office/drawing/2016/5/11/chartex" xmlns:cx6="http://schemas.microsoft.com/office/drawing/2016/5/12/chartex" xmlns:cx7="http://schemas.microsoft.com/office/drawing/2016/5/13/chartex" xmlns:cx8="http://schemas.microsoft.com/office/drawing/2016/5/14/chartex" xmlns:mc="http://schemas.openxmlformats.org/markup-compatibility/2006" xmlns:aink="http://schemas.microsoft.com/office/drawing/2016/ink" xmlns:am3d="http://schemas.microsoft.com/office/drawing/2017/model3d" xmlns:o="urn:schemas-microsoft-com:office:office" xmlns:oel="http://schemas.microsoft.com/office/2019/extlst" xmlns:r="http://schemas.openxmlformats.org/officeDocument/2006/relationships" xmlns:m="http://schemas.openxmlformats.org/officeDocument/2006/math" xmlns:v="urn:schemas-microsoft-com:vml" xmlns:wp14="http://schemas.microsoft.com/office/word/2010/wordprocessingDrawing" xmlns:wp="http://schemas.openxmlformats.org/drawingml/2006/wordprocessingDrawing" xmlns:w10="urn:schemas-microsoft-com:office:word" xmlns:w="http://schemas.openxmlformats.org/wordprocessingml/2006/main" xmlns:w14="http://schemas.microsoft.com/office/word/2010/wordml" xmlns:w15="http://schemas.microsoft.com/office/word/2012/wordml" xmlns:w16cex="http://schemas.microsoft.com/office/word/2018/wordml/cex" xmlns:w16cid="http://schemas.microsoft.com/office/word/2016/wordml/cid" xmlns:w16="http://schemas.microsoft.com/office/word/2018/wordml" xmlns:w16du="http://schemas.microsoft.com/office/word/2023/wordml/word16du" xmlns:w16sdtdh="http://schemas.microsoft.com/office/word/2020/wordml/sdtdatahash" xmlns:w16sdtfl="http://schemas.microsoft.com/office/word/2024/wordml/sdtformatlock" xmlns:w16se="http://schemas.microsoft.com/office/word/2015/wordml/symex" xmlns:wpg="http://schemas.microsoft.com/office/word/2010/wordprocessingGroup" xmlns:wpi="http://schemas.microsoft.com/office/word/2010/wordprocessingInk" xmlns:wne="http://schemas.microsoft.com/office/word/2006/wordml" xmlns:wps="http://schemas.microsoft.com/office/word/2010/wordprocessingShape" mc:Ignorable="w14 w15 w16se w16cid w16 w16cex w16sdtdh w16sdtfl w16du wp14">
   <w:body>
     <w:p>
       <w:pPr>
@@ -40,16 +40,10 @@
           <w:lang w:val="hr-HR"/>
         </w:rPr>
       </w:pPr>
-      <w:r>
-        <w:rPr>
-          <w:lang w:val="hr-HR"/>
-        </w:rPr>
-      </w:r>
     </w:p>
     <w:p>
       <w:pPr>
         <w:pStyle w:val="Title"/>
-        <w:spacing w:before="0" w:after="0"/>
         <w:jc w:val="right"/>
         <w:rPr>
           <w:sz w:val="28"/>
@@ -67,19 +61,17 @@
     <w:p>
       <w:pPr>
         <w:sectPr>
-          <w:headerReference w:type="even" r:id="rId2"/>
-          <w:headerReference w:type="default" r:id="rId3"/>
-          <w:headerReference w:type="first" r:id="rId4"/>
-          <w:footerReference w:type="even" r:id="rId5"/>
-          <w:footerReference w:type="default" r:id="rId6"/>
-          <w:footerReference w:type="first" r:id="rId7"/>
-          <w:type w:val="nextPage"/>
+          <w:headerReference w:type="even" r:id="rId7"/>
+          <w:headerReference w:type="default" r:id="rId8"/>
+          <w:footerReference w:type="even" r:id="rId9"/>
+          <w:footerReference w:type="default" r:id="rId10"/>
+          <w:headerReference w:type="first" r:id="rId11"/>
+          <w:footerReference w:type="first" r:id="rId12"/>
           <w:pgSz w:w="12240" w:h="15840"/>
-          <w:pgMar w:left="1440" w:right="1440" w:gutter="0" w:header="720" w:top="1440" w:footer="720" w:bottom="1440"/>
-          <w:pgNumType w:fmt="decimal"/>
-          <w:formProt w:val="false"/>
+          <w:pgMar w:top="1440" w:right="1440" w:bottom="1440" w:left="1440" w:header="720" w:footer="720" w:gutter="0"/>
+          <w:cols w:space="720"/>
+          <w:formProt w:val="0"/>
           <w:vAlign w:val="center"/>
-          <w:textDirection w:val="lrTb"/>
         </w:sectPr>
       </w:pPr>
     </w:p>
@@ -94,14 +86,16 @@
         <w:rPr>
           <w:lang w:val="hr-HR"/>
         </w:rPr>
+        <w:lastRenderedPageBreak/>
         <w:t>Sadržaj</w:t>
       </w:r>
     </w:p>
     <w:sdt>
       <w:sdtPr>
+        <w:id w:val="-916329815"/>
         <w:docPartObj>
           <w:docPartGallery w:val="Table of Contents"/>
-          <w:docPartUnique w:val="true"/>
+          <w:docPartUnique/>
         </w:docPartObj>
       </w:sdtPr>
       <w:sdtContent>
@@ -109,8 +103,7 @@
           <w:pPr>
             <w:pStyle w:val="TOC1"/>
             <w:tabs>
-              <w:tab w:val="left" w:pos="432" w:leader="none"/>
-              <w:tab w:val="right" w:pos="9360" w:leader="none"/>
+              <w:tab w:val="left" w:pos="432"/>
             </w:tabs>
             <w:rPr>
               <w:sz w:val="24"/>
@@ -152,7 +145,6 @@
             <w:t>Puni naziv projekta</w:t>
           </w:r>
           <w:r>
-            <w:rPr/>
             <w:tab/>
             <w:t>4</w:t>
           </w:r>
@@ -161,8 +153,7 @@
           <w:pPr>
             <w:pStyle w:val="TOC1"/>
             <w:tabs>
-              <w:tab w:val="left" w:pos="432" w:leader="none"/>
-              <w:tab w:val="right" w:pos="9360" w:leader="none"/>
+              <w:tab w:val="left" w:pos="432"/>
             </w:tabs>
             <w:rPr>
               <w:sz w:val="24"/>
@@ -189,7 +180,6 @@
             <w:t>Skraćeni naziv projekta</w:t>
           </w:r>
           <w:r>
-            <w:rPr/>
             <w:tab/>
             <w:t>4</w:t>
           </w:r>
@@ -198,8 +188,7 @@
           <w:pPr>
             <w:pStyle w:val="TOC1"/>
             <w:tabs>
-              <w:tab w:val="left" w:pos="432" w:leader="none"/>
-              <w:tab w:val="right" w:pos="9360" w:leader="none"/>
+              <w:tab w:val="left" w:pos="432"/>
             </w:tabs>
             <w:rPr>
               <w:sz w:val="24"/>
@@ -226,7 +215,6 @@
             <w:t>Opis problema/teme projekta</w:t>
           </w:r>
           <w:r>
-            <w:rPr/>
             <w:tab/>
             <w:t>4</w:t>
           </w:r>
@@ -235,8 +223,7 @@
           <w:pPr>
             <w:pStyle w:val="TOC1"/>
             <w:tabs>
-              <w:tab w:val="left" w:pos="432" w:leader="none"/>
-              <w:tab w:val="right" w:pos="9360" w:leader="none"/>
+              <w:tab w:val="left" w:pos="432"/>
             </w:tabs>
             <w:rPr>
               <w:sz w:val="24"/>
@@ -263,7 +250,6 @@
             <w:t>Cilj projekta</w:t>
           </w:r>
           <w:r>
-            <w:rPr/>
             <w:tab/>
             <w:t>4</w:t>
           </w:r>
@@ -272,8 +258,7 @@
           <w:pPr>
             <w:pStyle w:val="TOC1"/>
             <w:tabs>
-              <w:tab w:val="left" w:pos="432" w:leader="none"/>
-              <w:tab w:val="right" w:pos="9360" w:leader="none"/>
+              <w:tab w:val="left" w:pos="432"/>
             </w:tabs>
             <w:rPr>
               <w:sz w:val="24"/>
@@ -300,7 +285,6 @@
             <w:t>Voditelj studentskog tima</w:t>
           </w:r>
           <w:r>
-            <w:rPr/>
             <w:tab/>
             <w:t>4</w:t>
           </w:r>
@@ -309,8 +293,7 @@
           <w:pPr>
             <w:pStyle w:val="TOC1"/>
             <w:tabs>
-              <w:tab w:val="left" w:pos="432" w:leader="none"/>
-              <w:tab w:val="right" w:pos="9360" w:leader="none"/>
+              <w:tab w:val="left" w:pos="432"/>
             </w:tabs>
             <w:rPr>
               <w:sz w:val="24"/>
@@ -337,7 +320,6 @@
             <w:t>Rezultat(i)</w:t>
           </w:r>
           <w:r>
-            <w:rPr/>
             <w:tab/>
             <w:t>4</w:t>
           </w:r>
@@ -346,8 +328,7 @@
           <w:pPr>
             <w:pStyle w:val="TOC1"/>
             <w:tabs>
-              <w:tab w:val="left" w:pos="432" w:leader="none"/>
-              <w:tab w:val="right" w:pos="9360" w:leader="none"/>
+              <w:tab w:val="left" w:pos="432"/>
             </w:tabs>
             <w:rPr>
               <w:sz w:val="24"/>
@@ -374,7 +355,6 @@
             <w:t>Slični projekti</w:t>
           </w:r>
           <w:r>
-            <w:rPr/>
             <w:tab/>
             <w:t>4</w:t>
           </w:r>
@@ -383,8 +363,7 @@
           <w:pPr>
             <w:pStyle w:val="TOC1"/>
             <w:tabs>
-              <w:tab w:val="left" w:pos="432" w:leader="none"/>
-              <w:tab w:val="right" w:pos="9360" w:leader="none"/>
+              <w:tab w:val="left" w:pos="432"/>
             </w:tabs>
             <w:rPr>
               <w:sz w:val="24"/>
@@ -411,7 +390,6 @@
             <w:t>Resursi</w:t>
           </w:r>
           <w:r>
-            <w:rPr/>
             <w:tab/>
             <w:t>4</w:t>
           </w:r>
@@ -420,8 +398,7 @@
           <w:pPr>
             <w:pStyle w:val="TOC1"/>
             <w:tabs>
-              <w:tab w:val="left" w:pos="432" w:leader="none"/>
-              <w:tab w:val="right" w:pos="9360" w:leader="none"/>
+              <w:tab w:val="left" w:pos="432"/>
             </w:tabs>
             <w:rPr>
               <w:sz w:val="24"/>
@@ -448,7 +425,6 @@
             <w:t>Glavni rizici</w:t>
           </w:r>
           <w:r>
-            <w:rPr/>
             <w:tab/>
             <w:t>5</w:t>
           </w:r>
@@ -457,8 +433,7 @@
           <w:pPr>
             <w:pStyle w:val="TOC1"/>
             <w:tabs>
-              <w:tab w:val="left" w:pos="426" w:leader="none"/>
-              <w:tab w:val="right" w:pos="9360" w:leader="none"/>
+              <w:tab w:val="left" w:pos="426"/>
             </w:tabs>
             <w:rPr>
               <w:sz w:val="24"/>
@@ -485,7 +460,6 @@
             <w:t>Smanjivanje rizika</w:t>
           </w:r>
           <w:r>
-            <w:rPr/>
             <w:tab/>
             <w:t>5</w:t>
           </w:r>
@@ -494,8 +468,7 @@
           <w:pPr>
             <w:pStyle w:val="TOC1"/>
             <w:tabs>
-              <w:tab w:val="left" w:pos="426" w:leader="none"/>
-              <w:tab w:val="right" w:pos="9360" w:leader="none"/>
+              <w:tab w:val="left" w:pos="426"/>
             </w:tabs>
             <w:rPr>
               <w:sz w:val="24"/>
@@ -522,7 +495,6 @@
             <w:t>Glavne faze projekta</w:t>
           </w:r>
           <w:r>
-            <w:rPr/>
             <w:tab/>
             <w:t>5</w:t>
           </w:r>
@@ -531,8 +503,7 @@
           <w:pPr>
             <w:pStyle w:val="TOC1"/>
             <w:tabs>
-              <w:tab w:val="left" w:pos="426" w:leader="none"/>
-              <w:tab w:val="right" w:pos="9360" w:leader="none"/>
+              <w:tab w:val="left" w:pos="426"/>
             </w:tabs>
             <w:rPr>
               <w:sz w:val="24"/>
@@ -572,7 +543,6 @@
             <w:t xml:space="preserve"> - WBS)</w:t>
           </w:r>
           <w:r>
-            <w:rPr/>
             <w:tab/>
             <w:t>5</w:t>
           </w:r>
@@ -581,8 +551,7 @@
           <w:pPr>
             <w:pStyle w:val="TOC1"/>
             <w:tabs>
-              <w:tab w:val="left" w:pos="426" w:leader="none"/>
-              <w:tab w:val="right" w:pos="9360" w:leader="none"/>
+              <w:tab w:val="left" w:pos="426"/>
             </w:tabs>
             <w:rPr>
               <w:sz w:val="24"/>
@@ -609,7 +578,6 @@
             <w:t>Kontrolne točke projekta</w:t>
           </w:r>
           <w:r>
-            <w:rPr/>
             <w:tab/>
             <w:t>5</w:t>
           </w:r>
@@ -618,8 +586,7 @@
           <w:pPr>
             <w:pStyle w:val="TOC1"/>
             <w:tabs>
-              <w:tab w:val="left" w:pos="426" w:leader="none"/>
-              <w:tab w:val="right" w:pos="9360" w:leader="none"/>
+              <w:tab w:val="left" w:pos="426"/>
             </w:tabs>
             <w:rPr>
               <w:sz w:val="24"/>
@@ -646,7 +613,6 @@
             <w:t>Gantogram</w:t>
           </w:r>
           <w:r>
-            <w:rPr/>
             <w:tab/>
             <w:t>5</w:t>
           </w:r>
@@ -655,8 +621,7 @@
           <w:pPr>
             <w:pStyle w:val="TOC1"/>
             <w:tabs>
-              <w:tab w:val="left" w:pos="426" w:leader="none"/>
-              <w:tab w:val="right" w:pos="9360" w:leader="none"/>
+              <w:tab w:val="left" w:pos="426"/>
             </w:tabs>
             <w:rPr>
               <w:sz w:val="24"/>
@@ -683,12 +648,10 @@
             <w:t>Zapisnici sastanaka</w:t>
           </w:r>
           <w:r>
-            <w:rPr/>
             <w:tab/>
             <w:t>5</w:t>
           </w:r>
           <w:r>
-            <w:rPr/>
             <w:fldChar w:fldCharType="end"/>
           </w:r>
         </w:p>
@@ -702,27 +665,20 @@
         </w:rPr>
       </w:pPr>
       <w:r>
-        <w:rPr>
-          <w:lang w:val="hr-HR"/>
-        </w:rPr>
-      </w:r>
-      <w:r>
         <w:br w:type="page"/>
       </w:r>
     </w:p>
     <w:p>
       <w:pPr>
-        <w:pStyle w:val="Normal"/>
-        <w:spacing w:before="0" w:after="0"/>
-        <w:ind w:hanging="0"/>
-        <w:rPr>
-          <w:lang w:val="hr-HR"/>
-        </w:rPr>
-      </w:pPr>
-      <w:r>
-        <w:rPr>
-          <w:lang w:val="hr-HR"/>
-        </w:rPr>
+        <w:rPr>
+          <w:lang w:val="hr-HR"/>
+        </w:rPr>
+      </w:pPr>
+      <w:r>
+        <w:rPr>
+          <w:lang w:val="hr-HR"/>
+        </w:rPr>
+        <w:lastRenderedPageBreak/>
         <w:t>Prijedlog i plan projekta</w:t>
       </w:r>
     </w:p>
@@ -733,11 +689,6 @@
           <w:lang w:val="hr-HR"/>
         </w:rPr>
       </w:pPr>
-      <w:r>
-        <w:rPr>
-          <w:lang w:val="hr-HR"/>
-        </w:rPr>
-      </w:r>
     </w:p>
     <w:p>
       <w:pPr>
@@ -760,11 +711,6 @@
           <w:lang w:val="hr-HR"/>
         </w:rPr>
       </w:pPr>
-      <w:r>
-        <w:rPr>
-          <w:lang w:val="hr-HR"/>
-        </w:rPr>
-      </w:r>
     </w:p>
     <w:p>
       <w:pPr>
@@ -815,11 +761,6 @@
           <w:lang w:val="hr-HR"/>
         </w:rPr>
       </w:pPr>
-      <w:r>
-        <w:rPr>
-          <w:lang w:val="hr-HR"/>
-        </w:rPr>
-      </w:r>
     </w:p>
     <w:p>
       <w:pPr>
@@ -842,11 +783,6 @@
           <w:lang w:val="hr-HR"/>
         </w:rPr>
       </w:pPr>
-      <w:r>
-        <w:rPr>
-          <w:lang w:val="hr-HR"/>
-        </w:rPr>
-      </w:r>
     </w:p>
     <w:p>
       <w:pPr>
@@ -900,8 +836,7 @@
           <w:ilvl w:val="0"/>
           <w:numId w:val="0"/>
         </w:numPr>
-        <w:spacing w:before="0" w:after="60"/>
-        <w:ind w:hanging="0" w:left="0"/>
+        <w:spacing w:before="0"/>
         <w:rPr>
           <w:lang w:val="hr-HR"/>
         </w:rPr>
@@ -911,6 +846,7 @@
         <w:rPr>
           <w:lang w:val="hr-HR"/>
         </w:rPr>
+        <w:lastRenderedPageBreak/>
         <w:t>Puni naziv projekta</w:t>
       </w:r>
       <w:bookmarkEnd w:id="0"/>
@@ -950,11 +886,6 @@
           <w:lang w:val="hr-HR"/>
         </w:rPr>
       </w:pPr>
-      <w:r>
-        <w:rPr>
-          <w:lang w:val="hr-HR"/>
-        </w:rPr>
-      </w:r>
     </w:p>
     <w:p>
       <w:pPr>
@@ -1151,11 +1082,6 @@
           <w:lang w:val="hr-HR"/>
         </w:rPr>
       </w:pPr>
-      <w:r>
-        <w:rPr>
-          <w:lang w:val="hr-HR"/>
-        </w:rPr>
-      </w:r>
     </w:p>
     <w:p>
       <w:pPr>
@@ -1286,11 +1212,6 @@
           <w:lang w:val="hr-HR"/>
         </w:rPr>
       </w:pPr>
-      <w:r>
-        <w:rPr>
-          <w:lang w:val="hr-HR"/>
-        </w:rPr>
-      </w:r>
     </w:p>
     <w:p>
       <w:pPr>
@@ -1299,74 +1220,69 @@
           <w:lang w:val="hr-HR"/>
         </w:rPr>
       </w:pPr>
-      <w:bookmarkStart w:id="6" w:name="_Toc100054240"/>
-      <w:bookmarkStart w:id="7" w:name="_Toc179182960"/>
+      <w:bookmarkStart w:id="6" w:name="_Toc179182960"/>
       <w:r>
         <w:rPr>
           <w:lang w:val="hr-HR"/>
         </w:rPr>
         <w:t>Slični projekti</w:t>
       </w:r>
+      <w:bookmarkEnd w:id="6"/>
+    </w:p>
+    <w:p>
+      <w:pPr>
+        <w:pStyle w:val="InfoBlue"/>
+        <w:rPr>
+          <w:lang w:val="hr-HR"/>
+        </w:rPr>
+      </w:pPr>
+      <w:r>
+        <w:rPr>
+          <w:lang w:val="hr-HR"/>
+        </w:rPr>
+        <w:t xml:space="preserve">[Navesti projekte koji su povezani s dotičnim projektom.] </w:t>
+      </w:r>
+    </w:p>
+    <w:p>
+      <w:pPr>
+        <w:pStyle w:val="BodyText"/>
+        <w:rPr>
+          <w:lang w:val="hr-HR"/>
+        </w:rPr>
+      </w:pPr>
+      <w:r>
+        <w:rPr>
+          <w:lang w:val="hr-HR"/>
+        </w:rPr>
+        <w:t>(po dogovoru)</w:t>
+      </w:r>
+    </w:p>
+    <w:p>
+      <w:pPr>
+        <w:pStyle w:val="BodyText"/>
+        <w:rPr>
+          <w:lang w:val="hr-HR"/>
+        </w:rPr>
+      </w:pPr>
+    </w:p>
+    <w:p>
+      <w:pPr>
+        <w:pStyle w:val="Heading1"/>
+        <w:rPr>
+          <w:lang w:val="hr-HR"/>
+        </w:rPr>
+      </w:pPr>
+      <w:bookmarkStart w:id="7" w:name="_Toc100054240"/>
+      <w:bookmarkStart w:id="8" w:name="_Toc179182961"/>
+      <w:r>
+        <w:rPr>
+          <w:lang w:val="hr-HR"/>
+        </w:rPr>
+        <w:lastRenderedPageBreak/>
+        <w:t>Resursi</w:t>
+      </w:r>
       <w:bookmarkEnd w:id="7"/>
-    </w:p>
-    <w:p>
-      <w:pPr>
-        <w:pStyle w:val="InfoBlue"/>
-        <w:rPr>
-          <w:lang w:val="hr-HR"/>
-        </w:rPr>
-      </w:pPr>
-      <w:r>
-        <w:rPr>
-          <w:lang w:val="hr-HR"/>
-        </w:rPr>
-        <w:t xml:space="preserve">[Navesti projekte koji su povezani s dotičnim projektom.] </w:t>
-      </w:r>
-    </w:p>
-    <w:p>
-      <w:pPr>
-        <w:pStyle w:val="BodyText"/>
-        <w:rPr>
-          <w:lang w:val="hr-HR"/>
-        </w:rPr>
-      </w:pPr>
-      <w:r>
-        <w:rPr>
-          <w:lang w:val="hr-HR"/>
-        </w:rPr>
-        <w:t>(po dogovoru)</w:t>
-      </w:r>
-    </w:p>
-    <w:p>
-      <w:pPr>
-        <w:pStyle w:val="BodyText"/>
-        <w:rPr>
-          <w:lang w:val="hr-HR"/>
-        </w:rPr>
-      </w:pPr>
-      <w:r>
-        <w:rPr>
-          <w:lang w:val="hr-HR"/>
-        </w:rPr>
-      </w:r>
-    </w:p>
-    <w:p>
-      <w:pPr>
-        <w:pStyle w:val="Heading1"/>
-        <w:rPr>
-          <w:lang w:val="hr-HR"/>
-        </w:rPr>
-      </w:pPr>
-      <w:bookmarkStart w:id="8" w:name="_Toc100054240"/>
-      <w:bookmarkStart w:id="9" w:name="_Toc179182961"/>
-      <w:r>
-        <w:rPr>
-          <w:lang w:val="hr-HR"/>
-        </w:rPr>
-        <w:t>Resursi</w:t>
-      </w:r>
       <w:bookmarkEnd w:id="8"/>
-      <w:bookmarkEnd w:id="9"/>
     </w:p>
     <w:p>
       <w:pPr>
@@ -1400,37 +1316,31 @@
     </w:p>
     <w:tbl>
       <w:tblPr>
-        <w:tblStyle w:val="Reetkatablice"/>
+        <w:tblStyle w:val="TableGrid"/>
         <w:tblW w:w="9311" w:type="dxa"/>
         <w:jc w:val="center"/>
-        <w:tblInd w:w="0" w:type="dxa"/>
         <w:tblLayout w:type="fixed"/>
-        <w:tblCellMar>
-          <w:top w:w="0" w:type="dxa"/>
-          <w:left w:w="108" w:type="dxa"/>
-          <w:bottom w:w="0" w:type="dxa"/>
-          <w:right w:w="108" w:type="dxa"/>
-        </w:tblCellMar>
-        <w:tblLook w:val="01e0" w:noHBand="0" w:noVBand="0" w:firstColumn="1" w:lastRow="1" w:lastColumn="1" w:firstRow="1"/>
+        <w:tblLook w:val="01E0" w:firstRow="1" w:lastRow="1" w:firstColumn="1" w:lastColumn="1" w:noHBand="0" w:noVBand="0"/>
       </w:tblPr>
       <w:tblGrid>
         <w:gridCol w:w="1258"/>
         <w:gridCol w:w="2111"/>
         <w:gridCol w:w="1260"/>
-        <w:gridCol w:w="4681"/>
+        <w:gridCol w:w="4682"/>
       </w:tblGrid>
       <w:tr>
-        <w:trPr/>
+        <w:trPr>
+          <w:jc w:val="center"/>
+        </w:trPr>
         <w:tc>
           <w:tcPr>
             <w:tcW w:w="1258" w:type="dxa"/>
-            <w:tcBorders/>
             <w:vAlign w:val="center"/>
           </w:tcPr>
           <w:p>
             <w:pPr>
               <w:pStyle w:val="BodyText"/>
-              <w:spacing w:before="0" w:after="0"/>
+              <w:spacing w:after="0"/>
               <w:ind w:left="0"/>
               <w:jc w:val="center"/>
               <w:rPr>
@@ -1440,12 +1350,8 @@
             </w:pPr>
             <w:r>
               <w:rPr>
-                <w:rFonts w:eastAsia="Times New Roman" w:cs="Times New Roman"/>
                 <w:b/>
-                <w:kern w:val="0"/>
-                <w:sz w:val="20"/>
-                <w:szCs w:val="20"/>
-                <w:lang w:val="hr-HR" w:bidi="ar-SA"/>
+                <w:lang w:val="hr-HR"/>
               </w:rPr>
               <w:t>Ime i prezime</w:t>
             </w:r>
@@ -1454,13 +1360,12 @@
         <w:tc>
           <w:tcPr>
             <w:tcW w:w="2111" w:type="dxa"/>
-            <w:tcBorders/>
             <w:vAlign w:val="center"/>
           </w:tcPr>
           <w:p>
             <w:pPr>
               <w:pStyle w:val="BodyText"/>
-              <w:spacing w:before="0" w:after="0"/>
+              <w:spacing w:after="0"/>
               <w:ind w:left="0"/>
               <w:jc w:val="center"/>
               <w:rPr>
@@ -1470,12 +1375,8 @@
             </w:pPr>
             <w:r>
               <w:rPr>
-                <w:rFonts w:eastAsia="Times New Roman" w:cs="Times New Roman"/>
                 <w:b/>
-                <w:kern w:val="0"/>
-                <w:sz w:val="20"/>
-                <w:szCs w:val="20"/>
-                <w:lang w:val="hr-HR" w:bidi="ar-SA"/>
+                <w:lang w:val="hr-HR"/>
               </w:rPr>
               <w:t>E-mail adresa</w:t>
             </w:r>
@@ -1484,13 +1385,12 @@
         <w:tc>
           <w:tcPr>
             <w:tcW w:w="1260" w:type="dxa"/>
-            <w:tcBorders/>
             <w:vAlign w:val="center"/>
           </w:tcPr>
           <w:p>
             <w:pPr>
               <w:pStyle w:val="BodyText"/>
-              <w:spacing w:before="0" w:after="0"/>
+              <w:spacing w:after="0"/>
               <w:ind w:left="0"/>
               <w:jc w:val="center"/>
               <w:rPr>
@@ -1500,12 +1400,8 @@
             </w:pPr>
             <w:r>
               <w:rPr>
-                <w:rFonts w:eastAsia="Times New Roman" w:cs="Times New Roman"/>
                 <w:b/>
-                <w:kern w:val="0"/>
-                <w:sz w:val="20"/>
-                <w:szCs w:val="20"/>
-                <w:lang w:val="hr-HR" w:bidi="ar-SA"/>
+                <w:lang w:val="hr-HR"/>
               </w:rPr>
               <w:t>GSM broj</w:t>
             </w:r>
@@ -1514,13 +1410,12 @@
         <w:tc>
           <w:tcPr>
             <w:tcW w:w="4681" w:type="dxa"/>
-            <w:tcBorders/>
             <w:vAlign w:val="center"/>
           </w:tcPr>
           <w:p>
             <w:pPr>
               <w:pStyle w:val="BodyText"/>
-              <w:spacing w:before="0" w:after="0"/>
+              <w:spacing w:after="0"/>
               <w:ind w:left="0"/>
               <w:jc w:val="center"/>
               <w:rPr>
@@ -1530,12 +1425,8 @@
             </w:pPr>
             <w:r>
               <w:rPr>
-                <w:rFonts w:eastAsia="Times New Roman" w:cs="Times New Roman"/>
                 <w:b/>
-                <w:kern w:val="0"/>
-                <w:sz w:val="20"/>
-                <w:szCs w:val="20"/>
-                <w:lang w:val="hr-HR" w:bidi="ar-SA"/>
+                <w:lang w:val="hr-HR"/>
               </w:rPr>
               <w:t>Napomene</w:t>
             </w:r>
@@ -1543,17 +1434,17 @@
         </w:tc>
       </w:tr>
       <w:tr>
-        <w:trPr/>
+        <w:trPr>
+          <w:jc w:val="center"/>
+        </w:trPr>
         <w:tc>
           <w:tcPr>
             <w:tcW w:w="1258" w:type="dxa"/>
-            <w:tcBorders/>
             <w:vAlign w:val="center"/>
           </w:tcPr>
           <w:p>
             <w:pPr>
               <w:pStyle w:val="BodyText"/>
-              <w:spacing w:before="0" w:after="120"/>
               <w:ind w:left="0"/>
               <w:jc w:val="center"/>
               <w:rPr>
@@ -1562,11 +1453,7 @@
             </w:pPr>
             <w:r>
               <w:rPr>
-                <w:rFonts w:eastAsia="Times New Roman" w:cs="Times New Roman"/>
-                <w:kern w:val="0"/>
-                <w:sz w:val="20"/>
-                <w:szCs w:val="20"/>
-                <w:lang w:val="hr-HR" w:bidi="ar-SA"/>
+                <w:lang w:val="hr-HR"/>
               </w:rPr>
               <w:t>Jakov Ramljak</w:t>
             </w:r>
@@ -1575,13 +1462,11 @@
         <w:tc>
           <w:tcPr>
             <w:tcW w:w="2111" w:type="dxa"/>
-            <w:tcBorders/>
             <w:vAlign w:val="center"/>
           </w:tcPr>
           <w:p>
             <w:pPr>
               <w:pStyle w:val="BodyText"/>
-              <w:spacing w:before="0" w:after="120"/>
               <w:ind w:left="0"/>
               <w:jc w:val="center"/>
               <w:rPr>
@@ -1590,11 +1475,7 @@
             </w:pPr>
             <w:r>
               <w:rPr>
-                <w:rFonts w:eastAsia="Times New Roman" w:cs="Times New Roman"/>
-                <w:kern w:val="0"/>
-                <w:sz w:val="20"/>
-                <w:szCs w:val="20"/>
-                <w:lang w:val="hr-HR" w:bidi="ar-SA"/>
+                <w:lang w:val="hr-HR"/>
               </w:rPr>
               <w:t>Jakov.Ramljak@fer.hr</w:t>
             </w:r>
@@ -1603,13 +1484,11 @@
         <w:tc>
           <w:tcPr>
             <w:tcW w:w="1260" w:type="dxa"/>
-            <w:tcBorders/>
             <w:vAlign w:val="center"/>
           </w:tcPr>
           <w:p>
             <w:pPr>
               <w:pStyle w:val="BodyText"/>
-              <w:spacing w:before="0" w:after="120"/>
               <w:ind w:left="0"/>
               <w:jc w:val="center"/>
               <w:rPr>
@@ -1618,11 +1497,7 @@
             </w:pPr>
             <w:r>
               <w:rPr>
-                <w:rFonts w:eastAsia="Times New Roman" w:cs="Times New Roman"/>
-                <w:kern w:val="0"/>
-                <w:sz w:val="20"/>
-                <w:szCs w:val="20"/>
-                <w:lang w:val="hr-HR" w:bidi="ar-SA"/>
+                <w:lang w:val="hr-HR"/>
               </w:rPr>
               <w:t>0996602272</w:t>
             </w:r>
@@ -1631,43 +1506,32 @@
         <w:tc>
           <w:tcPr>
             <w:tcW w:w="4681" w:type="dxa"/>
-            <w:tcBorders/>
             <w:vAlign w:val="center"/>
           </w:tcPr>
           <w:p>
             <w:pPr>
               <w:pStyle w:val="BodyText"/>
-              <w:spacing w:before="0" w:after="120"/>
               <w:ind w:left="0"/>
               <w:jc w:val="center"/>
               <w:rPr>
                 <w:lang w:val="hr-HR"/>
               </w:rPr>
             </w:pPr>
-            <w:r>
-              <w:rPr>
-                <w:rFonts w:eastAsia="Times New Roman" w:cs="Times New Roman"/>
-                <w:kern w:val="0"/>
-                <w:sz w:val="20"/>
-                <w:szCs w:val="20"/>
-                <w:lang w:val="hr-HR" w:bidi="ar-SA"/>
-              </w:rPr>
-            </w:r>
           </w:p>
         </w:tc>
       </w:tr>
       <w:tr>
-        <w:trPr/>
+        <w:trPr>
+          <w:jc w:val="center"/>
+        </w:trPr>
         <w:tc>
           <w:tcPr>
             <w:tcW w:w="1258" w:type="dxa"/>
-            <w:tcBorders/>
             <w:vAlign w:val="center"/>
           </w:tcPr>
           <w:p>
             <w:pPr>
               <w:pStyle w:val="BodyText"/>
-              <w:spacing w:before="0" w:after="120"/>
               <w:ind w:left="0"/>
               <w:jc w:val="center"/>
               <w:rPr>
@@ -1676,11 +1540,7 @@
             </w:pPr>
             <w:r>
               <w:rPr>
-                <w:rFonts w:eastAsia="Times New Roman" w:cs="Times New Roman"/>
-                <w:kern w:val="0"/>
-                <w:sz w:val="20"/>
-                <w:szCs w:val="20"/>
-                <w:lang w:val="hr-HR" w:bidi="ar-SA"/>
+                <w:lang w:val="hr-HR"/>
               </w:rPr>
               <w:t>Stjepan Džidžić</w:t>
             </w:r>
@@ -1689,13 +1549,11 @@
         <w:tc>
           <w:tcPr>
             <w:tcW w:w="2111" w:type="dxa"/>
-            <w:tcBorders/>
             <w:vAlign w:val="center"/>
           </w:tcPr>
           <w:p>
             <w:pPr>
               <w:pStyle w:val="BodyText"/>
-              <w:spacing w:before="0" w:after="120"/>
               <w:ind w:left="0"/>
               <w:jc w:val="center"/>
               <w:rPr>
@@ -1704,11 +1562,7 @@
             </w:pPr>
             <w:r>
               <w:rPr>
-                <w:rFonts w:eastAsia="Times New Roman" w:cs="Times New Roman"/>
-                <w:kern w:val="0"/>
-                <w:sz w:val="20"/>
-                <w:szCs w:val="20"/>
-                <w:lang w:val="hr-HR" w:bidi="ar-SA"/>
+                <w:lang w:val="hr-HR"/>
               </w:rPr>
               <w:t>Stjepan.Dzidzic@fer.hr</w:t>
             </w:r>
@@ -1717,13 +1571,11 @@
         <w:tc>
           <w:tcPr>
             <w:tcW w:w="1260" w:type="dxa"/>
-            <w:tcBorders/>
             <w:vAlign w:val="center"/>
           </w:tcPr>
           <w:p>
             <w:pPr>
               <w:pStyle w:val="BodyText"/>
-              <w:spacing w:before="0" w:after="120"/>
               <w:ind w:left="0"/>
               <w:jc w:val="center"/>
               <w:rPr>
@@ -1732,11 +1584,7 @@
             </w:pPr>
             <w:r>
               <w:rPr>
-                <w:rFonts w:eastAsia="Times New Roman" w:cs="Times New Roman"/>
-                <w:kern w:val="0"/>
-                <w:sz w:val="20"/>
-                <w:szCs w:val="20"/>
-                <w:lang w:val="hr-HR" w:bidi="ar-SA"/>
+                <w:lang w:val="hr-HR"/>
               </w:rPr>
               <w:t>0957948650</w:t>
             </w:r>
@@ -1745,43 +1593,32 @@
         <w:tc>
           <w:tcPr>
             <w:tcW w:w="4681" w:type="dxa"/>
-            <w:tcBorders/>
             <w:vAlign w:val="center"/>
           </w:tcPr>
           <w:p>
             <w:pPr>
               <w:pStyle w:val="BodyText"/>
-              <w:spacing w:before="0" w:after="120"/>
               <w:ind w:left="0"/>
               <w:jc w:val="center"/>
               <w:rPr>
                 <w:lang w:val="hr-HR"/>
               </w:rPr>
             </w:pPr>
-            <w:r>
-              <w:rPr>
-                <w:rFonts w:eastAsia="Times New Roman" w:cs="Times New Roman"/>
-                <w:kern w:val="0"/>
-                <w:sz w:val="20"/>
-                <w:szCs w:val="20"/>
-                <w:lang w:val="hr-HR" w:bidi="ar-SA"/>
-              </w:rPr>
-            </w:r>
           </w:p>
         </w:tc>
       </w:tr>
       <w:tr>
-        <w:trPr/>
+        <w:trPr>
+          <w:jc w:val="center"/>
+        </w:trPr>
         <w:tc>
           <w:tcPr>
             <w:tcW w:w="1258" w:type="dxa"/>
-            <w:tcBorders/>
             <w:vAlign w:val="center"/>
           </w:tcPr>
           <w:p>
             <w:pPr>
               <w:pStyle w:val="BodyText"/>
-              <w:spacing w:before="0" w:after="120"/>
               <w:ind w:left="0"/>
               <w:jc w:val="center"/>
               <w:rPr>
@@ -1790,11 +1627,7 @@
             </w:pPr>
             <w:r>
               <w:rPr>
-                <w:rFonts w:eastAsia="Times New Roman" w:cs="Times New Roman"/>
-                <w:kern w:val="0"/>
-                <w:sz w:val="20"/>
-                <w:szCs w:val="20"/>
-                <w:lang w:val="hr-HR" w:bidi="ar-SA"/>
+                <w:lang w:val="hr-HR"/>
               </w:rPr>
               <w:t xml:space="preserve">Leon </w:t>
             </w:r>
@@ -1802,7 +1635,6 @@
           <w:p>
             <w:pPr>
               <w:pStyle w:val="BodyText"/>
-              <w:spacing w:before="0" w:after="120"/>
               <w:ind w:left="0"/>
               <w:jc w:val="center"/>
               <w:rPr>
@@ -1811,36 +1643,20 @@
             </w:pPr>
             <w:r>
               <w:rPr>
-                <w:rFonts w:eastAsia="Times New Roman" w:cs="Times New Roman"/>
-                <w:kern w:val="0"/>
-                <w:sz w:val="20"/>
-                <w:szCs w:val="20"/>
-                <w:lang w:val="hr-HR" w:bidi="ar-SA"/>
-              </w:rPr>
-              <w:t>ds</w:t>
-            </w:r>
-            <w:r>
-              <w:rPr>
-                <w:rFonts w:eastAsia="Times New Roman" w:cs="Times New Roman"/>
-                <w:kern w:val="0"/>
-                <w:sz w:val="20"/>
-                <w:szCs w:val="20"/>
-                <w:lang w:val="hr-HR" w:bidi="ar-SA"/>
-              </w:rPr>
-              <w:t>Katić</w:t>
+                <w:lang w:val="hr-HR"/>
+              </w:rPr>
+              <w:t>dsKatić</w:t>
             </w:r>
           </w:p>
         </w:tc>
         <w:tc>
           <w:tcPr>
             <w:tcW w:w="2111" w:type="dxa"/>
-            <w:tcBorders/>
             <w:vAlign w:val="center"/>
           </w:tcPr>
           <w:p>
             <w:pPr>
               <w:pStyle w:val="BodyText"/>
-              <w:spacing w:before="0" w:after="120"/>
               <w:ind w:left="0"/>
               <w:jc w:val="center"/>
               <w:rPr>
@@ -1849,11 +1665,7 @@
             </w:pPr>
             <w:r>
               <w:rPr>
-                <w:rFonts w:eastAsia="Times New Roman" w:cs="Times New Roman"/>
-                <w:kern w:val="0"/>
-                <w:sz w:val="20"/>
-                <w:szCs w:val="20"/>
-                <w:lang w:val="hr-HR" w:bidi="ar-SA"/>
+                <w:lang w:val="hr-HR"/>
               </w:rPr>
               <w:t>Leon.Katic@fer.hr</w:t>
             </w:r>
@@ -1862,13 +1674,11 @@
         <w:tc>
           <w:tcPr>
             <w:tcW w:w="1260" w:type="dxa"/>
-            <w:tcBorders/>
             <w:vAlign w:val="center"/>
           </w:tcPr>
           <w:p>
             <w:pPr>
               <w:pStyle w:val="BodyText"/>
-              <w:spacing w:before="0" w:after="120"/>
               <w:ind w:left="0"/>
               <w:jc w:val="center"/>
               <w:rPr>
@@ -1877,11 +1687,7 @@
             </w:pPr>
             <w:r>
               <w:rPr>
-                <w:rFonts w:eastAsia="Times New Roman" w:cs="Times New Roman"/>
-                <w:kern w:val="0"/>
-                <w:sz w:val="20"/>
-                <w:szCs w:val="20"/>
-                <w:lang w:val="hr-HR" w:bidi="ar-SA"/>
+                <w:lang w:val="hr-HR"/>
               </w:rPr>
               <w:t>0998471986</w:t>
             </w:r>
@@ -1890,43 +1696,32 @@
         <w:tc>
           <w:tcPr>
             <w:tcW w:w="4681" w:type="dxa"/>
-            <w:tcBorders/>
             <w:vAlign w:val="center"/>
           </w:tcPr>
           <w:p>
             <w:pPr>
               <w:pStyle w:val="BodyText"/>
-              <w:spacing w:before="0" w:after="120"/>
               <w:ind w:left="0"/>
               <w:jc w:val="center"/>
               <w:rPr>
                 <w:lang w:val="hr-HR"/>
               </w:rPr>
             </w:pPr>
-            <w:r>
-              <w:rPr>
-                <w:rFonts w:eastAsia="Times New Roman" w:cs="Times New Roman"/>
-                <w:kern w:val="0"/>
-                <w:sz w:val="20"/>
-                <w:szCs w:val="20"/>
-                <w:lang w:val="hr-HR" w:bidi="ar-SA"/>
-              </w:rPr>
-            </w:r>
           </w:p>
         </w:tc>
       </w:tr>
       <w:tr>
-        <w:trPr/>
+        <w:trPr>
+          <w:jc w:val="center"/>
+        </w:trPr>
         <w:tc>
           <w:tcPr>
             <w:tcW w:w="1258" w:type="dxa"/>
-            <w:tcBorders/>
             <w:vAlign w:val="center"/>
           </w:tcPr>
           <w:p>
             <w:pPr>
               <w:pStyle w:val="BodyText"/>
-              <w:spacing w:before="0" w:after="120"/>
               <w:ind w:left="0"/>
               <w:jc w:val="center"/>
               <w:rPr>
@@ -1935,11 +1730,7 @@
             </w:pPr>
             <w:r>
               <w:rPr>
-                <w:rFonts w:eastAsia="Times New Roman" w:cs="Times New Roman"/>
-                <w:kern w:val="0"/>
-                <w:sz w:val="20"/>
-                <w:szCs w:val="20"/>
-                <w:lang w:val="hr-HR" w:bidi="ar-SA"/>
+                <w:lang w:val="hr-HR"/>
               </w:rPr>
               <w:t>Martin Golub</w:t>
             </w:r>
@@ -1948,13 +1739,11 @@
         <w:tc>
           <w:tcPr>
             <w:tcW w:w="2111" w:type="dxa"/>
-            <w:tcBorders/>
             <w:vAlign w:val="center"/>
           </w:tcPr>
           <w:p>
             <w:pPr>
               <w:pStyle w:val="BodyText"/>
-              <w:spacing w:before="0" w:after="120"/>
               <w:ind w:left="0"/>
               <w:jc w:val="center"/>
               <w:rPr>
@@ -1963,11 +1752,7 @@
             </w:pPr>
             <w:r>
               <w:rPr>
-                <w:rFonts w:eastAsia="Times New Roman" w:cs="Times New Roman"/>
-                <w:kern w:val="0"/>
-                <w:sz w:val="20"/>
-                <w:szCs w:val="20"/>
-                <w:lang w:val="hr-HR" w:bidi="ar-SA"/>
+                <w:lang w:val="hr-HR"/>
               </w:rPr>
               <w:t>Martin.Golub@fer.hr</w:t>
             </w:r>
@@ -1976,13 +1761,11 @@
         <w:tc>
           <w:tcPr>
             <w:tcW w:w="1260" w:type="dxa"/>
-            <w:tcBorders/>
             <w:vAlign w:val="center"/>
           </w:tcPr>
           <w:p>
             <w:pPr>
               <w:pStyle w:val="BodyText"/>
-              <w:spacing w:before="0" w:after="120"/>
               <w:ind w:left="0"/>
               <w:jc w:val="center"/>
               <w:rPr>
@@ -1991,11 +1774,7 @@
             </w:pPr>
             <w:r>
               <w:rPr>
-                <w:rFonts w:eastAsia="Times New Roman" w:cs="Times New Roman"/>
-                <w:kern w:val="0"/>
-                <w:sz w:val="20"/>
-                <w:szCs w:val="20"/>
-                <w:lang w:val="hr-HR" w:bidi="ar-SA"/>
+                <w:lang w:val="hr-HR"/>
               </w:rPr>
               <w:t>0955207391</w:t>
             </w:r>
@@ -2004,43 +1783,32 @@
         <w:tc>
           <w:tcPr>
             <w:tcW w:w="4681" w:type="dxa"/>
-            <w:tcBorders/>
             <w:vAlign w:val="center"/>
           </w:tcPr>
           <w:p>
             <w:pPr>
               <w:pStyle w:val="BodyText"/>
-              <w:spacing w:before="0" w:after="120"/>
               <w:ind w:left="0"/>
               <w:jc w:val="center"/>
               <w:rPr>
                 <w:lang w:val="hr-HR"/>
               </w:rPr>
             </w:pPr>
-            <w:r>
-              <w:rPr>
-                <w:rFonts w:eastAsia="Times New Roman" w:cs="Times New Roman"/>
-                <w:kern w:val="0"/>
-                <w:sz w:val="20"/>
-                <w:szCs w:val="20"/>
-                <w:lang w:val="hr-HR" w:bidi="ar-SA"/>
-              </w:rPr>
-            </w:r>
           </w:p>
         </w:tc>
       </w:tr>
       <w:tr>
-        <w:trPr/>
+        <w:trPr>
+          <w:jc w:val="center"/>
+        </w:trPr>
         <w:tc>
           <w:tcPr>
             <w:tcW w:w="1258" w:type="dxa"/>
-            <w:tcBorders/>
             <w:vAlign w:val="center"/>
           </w:tcPr>
           <w:p>
             <w:pPr>
               <w:pStyle w:val="BodyText"/>
-              <w:spacing w:before="0" w:after="120"/>
               <w:ind w:left="0"/>
               <w:jc w:val="center"/>
               <w:rPr>
@@ -2049,11 +1817,7 @@
             </w:pPr>
             <w:r>
               <w:rPr>
-                <w:rFonts w:eastAsia="Times New Roman" w:cs="Times New Roman"/>
-                <w:kern w:val="0"/>
-                <w:sz w:val="20"/>
-                <w:szCs w:val="20"/>
-                <w:lang w:val="hr-HR" w:bidi="ar-SA"/>
+                <w:lang w:val="hr-HR"/>
               </w:rPr>
               <w:t>Matea Maračić</w:t>
             </w:r>
@@ -2062,13 +1826,11 @@
         <w:tc>
           <w:tcPr>
             <w:tcW w:w="2111" w:type="dxa"/>
-            <w:tcBorders/>
             <w:vAlign w:val="center"/>
           </w:tcPr>
           <w:p>
             <w:pPr>
               <w:pStyle w:val="BodyText"/>
-              <w:spacing w:before="0" w:after="120"/>
               <w:ind w:left="0"/>
               <w:jc w:val="center"/>
               <w:rPr>
@@ -2077,11 +1839,7 @@
             </w:pPr>
             <w:r>
               <w:rPr>
-                <w:rFonts w:eastAsia="Times New Roman" w:cs="Times New Roman"/>
-                <w:kern w:val="0"/>
-                <w:sz w:val="20"/>
-                <w:szCs w:val="20"/>
-                <w:lang w:val="hr-HR" w:bidi="ar-SA"/>
+                <w:lang w:val="hr-HR"/>
               </w:rPr>
               <w:t>Matea.Maracic@fer.hr</w:t>
             </w:r>
@@ -2090,13 +1848,11 @@
         <w:tc>
           <w:tcPr>
             <w:tcW w:w="1260" w:type="dxa"/>
-            <w:tcBorders/>
             <w:vAlign w:val="center"/>
           </w:tcPr>
           <w:p>
             <w:pPr>
               <w:pStyle w:val="BodyText"/>
-              <w:spacing w:before="0" w:after="120"/>
               <w:ind w:left="0"/>
               <w:jc w:val="center"/>
               <w:rPr>
@@ -2105,11 +1861,7 @@
             </w:pPr>
             <w:r>
               <w:rPr>
-                <w:rFonts w:eastAsia="Times New Roman" w:cs="Times New Roman"/>
-                <w:kern w:val="0"/>
-                <w:sz w:val="20"/>
-                <w:szCs w:val="20"/>
-                <w:lang w:val="hr-HR" w:bidi="ar-SA"/>
+                <w:lang w:val="hr-HR"/>
               </w:rPr>
               <w:t>0989973077</w:t>
             </w:r>
@@ -2118,28 +1870,17 @@
         <w:tc>
           <w:tcPr>
             <w:tcW w:w="4681" w:type="dxa"/>
-            <w:tcBorders/>
             <w:vAlign w:val="center"/>
           </w:tcPr>
           <w:p>
             <w:pPr>
               <w:pStyle w:val="BodyText"/>
-              <w:spacing w:before="0" w:after="120"/>
               <w:ind w:left="0"/>
               <w:jc w:val="center"/>
               <w:rPr>
                 <w:lang w:val="hr-HR"/>
               </w:rPr>
             </w:pPr>
-            <w:r>
-              <w:rPr>
-                <w:rFonts w:eastAsia="Times New Roman" w:cs="Times New Roman"/>
-                <w:kern w:val="0"/>
-                <w:sz w:val="20"/>
-                <w:szCs w:val="20"/>
-                <w:lang w:val="hr-HR" w:bidi="ar-SA"/>
-              </w:rPr>
-            </w:r>
           </w:p>
         </w:tc>
       </w:tr>
@@ -2151,14 +1892,14 @@
           <w:lang w:val="hr-HR"/>
         </w:rPr>
       </w:pPr>
-      <w:bookmarkStart w:id="10" w:name="_Toc179182962"/>
+      <w:bookmarkStart w:id="9" w:name="_Toc179182962"/>
       <w:r>
         <w:rPr>
           <w:lang w:val="hr-HR"/>
         </w:rPr>
         <w:t>Glavni rizici</w:t>
       </w:r>
-      <w:bookmarkEnd w:id="10"/>
+      <w:bookmarkEnd w:id="9"/>
     </w:p>
     <w:p>
       <w:pPr>
@@ -2176,34 +1917,24 @@
     </w:p>
     <w:tbl>
       <w:tblPr>
-        <w:tblStyle w:val="Reetkatablice"/>
+        <w:tblStyle w:val="TableGrid"/>
         <w:tblW w:w="8630" w:type="dxa"/>
-        <w:jc w:val="left"/>
         <w:tblInd w:w="720" w:type="dxa"/>
         <w:tblLayout w:type="fixed"/>
-        <w:tblCellMar>
-          <w:top w:w="0" w:type="dxa"/>
-          <w:left w:w="108" w:type="dxa"/>
-          <w:bottom w:w="0" w:type="dxa"/>
-          <w:right w:w="108" w:type="dxa"/>
-        </w:tblCellMar>
-        <w:tblLook w:val="04a0" w:noHBand="0" w:noVBand="1" w:firstColumn="1" w:lastRow="0" w:lastColumn="0" w:firstRow="1"/>
+        <w:tblLook w:val="04A0" w:firstRow="1" w:lastRow="0" w:firstColumn="1" w:lastColumn="0" w:noHBand="0" w:noVBand="1"/>
       </w:tblPr>
       <w:tblGrid>
-        <w:gridCol w:w="4315"/>
+        <w:gridCol w:w="4316"/>
         <w:gridCol w:w="4314"/>
       </w:tblGrid>
       <w:tr>
-        <w:trPr/>
         <w:tc>
           <w:tcPr>
             <w:tcW w:w="4315" w:type="dxa"/>
-            <w:tcBorders/>
-          </w:tcPr>
-          <w:p>
-            <w:pPr>
-              <w:pStyle w:val="BodyText"/>
-              <w:spacing w:before="0" w:after="120"/>
+          </w:tcPr>
+          <w:p>
+            <w:pPr>
+              <w:pStyle w:val="BodyText"/>
               <w:ind w:left="0"/>
               <w:jc w:val="center"/>
               <w:rPr>
@@ -2212,11 +1943,7 @@
             </w:pPr>
             <w:r>
               <w:rPr>
-                <w:rFonts w:eastAsia="Times New Roman" w:cs="Times New Roman"/>
-                <w:kern w:val="0"/>
-                <w:sz w:val="20"/>
-                <w:szCs w:val="20"/>
-                <w:lang w:val="hr-HR" w:bidi="ar-SA"/>
+                <w:lang w:val="hr-HR"/>
               </w:rPr>
               <w:t>Rizik</w:t>
             </w:r>
@@ -2225,12 +1952,10 @@
         <w:tc>
           <w:tcPr>
             <w:tcW w:w="4314" w:type="dxa"/>
-            <w:tcBorders/>
-          </w:tcPr>
-          <w:p>
-            <w:pPr>
-              <w:pStyle w:val="BodyText"/>
-              <w:spacing w:before="0" w:after="120"/>
+          </w:tcPr>
+          <w:p>
+            <w:pPr>
+              <w:pStyle w:val="BodyText"/>
               <w:ind w:left="0"/>
               <w:jc w:val="center"/>
               <w:rPr>
@@ -2239,11 +1964,7 @@
             </w:pPr>
             <w:r>
               <w:rPr>
-                <w:rFonts w:eastAsia="Times New Roman" w:cs="Times New Roman"/>
-                <w:kern w:val="0"/>
-                <w:sz w:val="20"/>
-                <w:szCs w:val="20"/>
-                <w:lang w:val="hr-HR" w:bidi="ar-SA"/>
+                <w:lang w:val="hr-HR"/>
               </w:rPr>
               <w:t>Posljedice</w:t>
             </w:r>
@@ -2251,29 +1972,21 @@
         </w:tc>
       </w:tr>
       <w:tr>
-        <w:trPr/>
         <w:tc>
           <w:tcPr>
             <w:tcW w:w="4315" w:type="dxa"/>
-            <w:tcBorders/>
-          </w:tcPr>
-          <w:p>
-            <w:pPr>
-              <w:pStyle w:val="BodyText"/>
-              <w:spacing w:before="0" w:after="120"/>
-              <w:ind w:left="0"/>
-              <w:jc w:val="left"/>
-              <w:rPr>
-                <w:lang w:val="hr-HR"/>
-              </w:rPr>
-            </w:pPr>
-            <w:r>
-              <w:rPr>
-                <w:rFonts w:eastAsia="Times New Roman" w:cs="Times New Roman"/>
-                <w:kern w:val="0"/>
-                <w:sz w:val="20"/>
-                <w:szCs w:val="20"/>
-                <w:lang w:val="hr-HR" w:bidi="ar-SA"/>
+          </w:tcPr>
+          <w:p>
+            <w:pPr>
+              <w:pStyle w:val="BodyText"/>
+              <w:ind w:left="0"/>
+              <w:rPr>
+                <w:lang w:val="hr-HR"/>
+              </w:rPr>
+            </w:pPr>
+            <w:r>
+              <w:rPr>
+                <w:lang w:val="hr-HR"/>
               </w:rPr>
               <w:t>Moguće nesuglasice u timu, kašnjenje u rokovima</w:t>
             </w:r>
@@ -2282,25 +1995,18 @@
         <w:tc>
           <w:tcPr>
             <w:tcW w:w="4314" w:type="dxa"/>
-            <w:tcBorders/>
-          </w:tcPr>
-          <w:p>
-            <w:pPr>
-              <w:pStyle w:val="BodyText"/>
-              <w:spacing w:before="0" w:after="120"/>
-              <w:ind w:left="0"/>
-              <w:jc w:val="left"/>
-              <w:rPr>
-                <w:lang w:val="hr-HR"/>
-              </w:rPr>
-            </w:pPr>
-            <w:r>
-              <w:rPr>
-                <w:rFonts w:eastAsia="Times New Roman" w:cs="Times New Roman"/>
-                <w:kern w:val="0"/>
-                <w:sz w:val="20"/>
-                <w:szCs w:val="20"/>
-                <w:lang w:val="hr-HR" w:bidi="ar-SA"/>
+          </w:tcPr>
+          <w:p>
+            <w:pPr>
+              <w:pStyle w:val="BodyText"/>
+              <w:ind w:left="0"/>
+              <w:rPr>
+                <w:lang w:val="hr-HR"/>
+              </w:rPr>
+            </w:pPr>
+            <w:r>
+              <w:rPr>
+                <w:lang w:val="hr-HR"/>
               </w:rPr>
               <w:t>kašnjenje projekta, nezadovoljstvo tima</w:t>
             </w:r>
@@ -2308,29 +2014,21 @@
         </w:tc>
       </w:tr>
       <w:tr>
-        <w:trPr/>
         <w:tc>
           <w:tcPr>
             <w:tcW w:w="4315" w:type="dxa"/>
-            <w:tcBorders/>
-          </w:tcPr>
-          <w:p>
-            <w:pPr>
-              <w:pStyle w:val="BodyText"/>
-              <w:spacing w:before="0" w:after="120"/>
-              <w:ind w:left="0"/>
-              <w:jc w:val="left"/>
-              <w:rPr>
-                <w:lang w:val="hr-HR"/>
-              </w:rPr>
-            </w:pPr>
-            <w:r>
-              <w:rPr>
-                <w:rFonts w:eastAsia="Times New Roman" w:cs="Times New Roman"/>
-                <w:kern w:val="0"/>
-                <w:sz w:val="20"/>
-                <w:szCs w:val="20"/>
-                <w:lang w:val="hr-HR" w:bidi="ar-SA"/>
+          </w:tcPr>
+          <w:p>
+            <w:pPr>
+              <w:pStyle w:val="BodyText"/>
+              <w:ind w:left="0"/>
+              <w:rPr>
+                <w:lang w:val="hr-HR"/>
+              </w:rPr>
+            </w:pPr>
+            <w:r>
+              <w:rPr>
+                <w:lang w:val="hr-HR"/>
               </w:rPr>
               <w:t>Tehnički problemi u ostvarenju simulacije</w:t>
             </w:r>
@@ -2339,25 +2037,18 @@
         <w:tc>
           <w:tcPr>
             <w:tcW w:w="4314" w:type="dxa"/>
-            <w:tcBorders/>
-          </w:tcPr>
-          <w:p>
-            <w:pPr>
-              <w:pStyle w:val="BodyText"/>
-              <w:spacing w:before="0" w:after="120"/>
-              <w:ind w:left="0"/>
-              <w:jc w:val="left"/>
-              <w:rPr>
-                <w:lang w:val="hr-HR"/>
-              </w:rPr>
-            </w:pPr>
-            <w:r>
-              <w:rPr>
-                <w:rFonts w:eastAsia="Times New Roman" w:cs="Times New Roman"/>
-                <w:kern w:val="0"/>
-                <w:sz w:val="20"/>
-                <w:szCs w:val="20"/>
-                <w:lang w:val="hr-HR" w:bidi="ar-SA"/>
+          </w:tcPr>
+          <w:p>
+            <w:pPr>
+              <w:pStyle w:val="BodyText"/>
+              <w:ind w:left="0"/>
+              <w:rPr>
+                <w:lang w:val="hr-HR"/>
+              </w:rPr>
+            </w:pPr>
+            <w:r>
+              <w:rPr>
+                <w:lang w:val="hr-HR"/>
               </w:rPr>
               <w:t>kašnjenje projekta, smanjenje funkcionalnosti igre</w:t>
             </w:r>
@@ -2365,29 +2056,21 @@
         </w:tc>
       </w:tr>
       <w:tr>
-        <w:trPr/>
         <w:tc>
           <w:tcPr>
             <w:tcW w:w="4315" w:type="dxa"/>
-            <w:tcBorders/>
-          </w:tcPr>
-          <w:p>
-            <w:pPr>
-              <w:pStyle w:val="BodyText"/>
-              <w:spacing w:before="0" w:after="120"/>
-              <w:ind w:left="0"/>
-              <w:jc w:val="left"/>
-              <w:rPr>
-                <w:lang w:val="hr-HR"/>
-              </w:rPr>
-            </w:pPr>
-            <w:r>
-              <w:rPr>
-                <w:rFonts w:eastAsia="Times New Roman" w:cs="Times New Roman"/>
-                <w:kern w:val="0"/>
-                <w:sz w:val="20"/>
-                <w:szCs w:val="20"/>
-                <w:lang w:val="hr-HR" w:bidi="ar-SA"/>
+          </w:tcPr>
+          <w:p>
+            <w:pPr>
+              <w:pStyle w:val="BodyText"/>
+              <w:ind w:left="0"/>
+              <w:rPr>
+                <w:lang w:val="hr-HR"/>
+              </w:rPr>
+            </w:pPr>
+            <w:r>
+              <w:rPr>
+                <w:lang w:val="hr-HR"/>
               </w:rPr>
               <w:t>Nedovoljno vremena za rad tijekom međuispita i završnih ispita</w:t>
             </w:r>
@@ -2396,25 +2079,18 @@
         <w:tc>
           <w:tcPr>
             <w:tcW w:w="4314" w:type="dxa"/>
-            <w:tcBorders/>
-          </w:tcPr>
-          <w:p>
-            <w:pPr>
-              <w:pStyle w:val="BodyText"/>
-              <w:spacing w:before="0" w:after="120"/>
-              <w:ind w:left="0"/>
-              <w:jc w:val="left"/>
-              <w:rPr>
-                <w:lang w:val="hr-HR"/>
-              </w:rPr>
-            </w:pPr>
-            <w:r>
-              <w:rPr>
-                <w:rFonts w:eastAsia="Times New Roman" w:cs="Times New Roman"/>
-                <w:kern w:val="0"/>
-                <w:sz w:val="20"/>
-                <w:szCs w:val="20"/>
-                <w:lang w:val="hr-HR" w:bidi="ar-SA"/>
+          </w:tcPr>
+          <w:p>
+            <w:pPr>
+              <w:pStyle w:val="BodyText"/>
+              <w:ind w:left="0"/>
+              <w:rPr>
+                <w:lang w:val="hr-HR"/>
+              </w:rPr>
+            </w:pPr>
+            <w:r>
+              <w:rPr>
+                <w:lang w:val="hr-HR"/>
               </w:rPr>
               <w:t>kašnjenje rezultata, povećana napetost</w:t>
             </w:r>
@@ -2422,29 +2098,21 @@
         </w:tc>
       </w:tr>
       <w:tr>
-        <w:trPr/>
         <w:tc>
           <w:tcPr>
             <w:tcW w:w="4315" w:type="dxa"/>
-            <w:tcBorders/>
-          </w:tcPr>
-          <w:p>
-            <w:pPr>
-              <w:pStyle w:val="BodyText"/>
-              <w:spacing w:before="0" w:after="120"/>
-              <w:ind w:left="0"/>
-              <w:jc w:val="left"/>
-              <w:rPr>
-                <w:lang w:val="hr-HR"/>
-              </w:rPr>
-            </w:pPr>
-            <w:r>
-              <w:rPr>
-                <w:rFonts w:eastAsia="Times New Roman" w:cs="Times New Roman"/>
-                <w:kern w:val="0"/>
-                <w:sz w:val="20"/>
-                <w:szCs w:val="20"/>
-                <w:lang w:val="hr-HR" w:bidi="ar-SA"/>
+          </w:tcPr>
+          <w:p>
+            <w:pPr>
+              <w:pStyle w:val="BodyText"/>
+              <w:ind w:left="0"/>
+              <w:rPr>
+                <w:lang w:val="hr-HR"/>
+              </w:rPr>
+            </w:pPr>
+            <w:r>
+              <w:rPr>
+                <w:lang w:val="hr-HR"/>
               </w:rPr>
               <w:t>Potencijalni nedostatak vremena za testiranje i finalna poboljšanja projekta</w:t>
             </w:r>
@@ -2453,25 +2121,18 @@
         <w:tc>
           <w:tcPr>
             <w:tcW w:w="4314" w:type="dxa"/>
-            <w:tcBorders/>
-          </w:tcPr>
-          <w:p>
-            <w:pPr>
-              <w:pStyle w:val="BodyText"/>
-              <w:spacing w:before="0" w:after="120"/>
-              <w:ind w:left="0"/>
-              <w:jc w:val="left"/>
-              <w:rPr>
-                <w:lang w:val="hr-HR"/>
-              </w:rPr>
-            </w:pPr>
-            <w:r>
-              <w:rPr>
-                <w:rFonts w:eastAsia="Times New Roman" w:cs="Times New Roman"/>
-                <w:kern w:val="0"/>
-                <w:sz w:val="20"/>
-                <w:szCs w:val="20"/>
-                <w:lang w:val="hr-HR" w:bidi="ar-SA"/>
+          </w:tcPr>
+          <w:p>
+            <w:pPr>
+              <w:pStyle w:val="BodyText"/>
+              <w:ind w:left="0"/>
+              <w:rPr>
+                <w:lang w:val="hr-HR"/>
+              </w:rPr>
+            </w:pPr>
+            <w:r>
+              <w:rPr>
+                <w:lang w:val="hr-HR"/>
               </w:rPr>
               <w:t>nesigurnost oko završnog projekta, moguća kašnjenja</w:t>
             </w:r>
@@ -2487,11 +2148,6 @@
           <w:lang w:val="hr-HR"/>
         </w:rPr>
       </w:pPr>
-      <w:r>
-        <w:rPr>
-          <w:lang w:val="hr-HR"/>
-        </w:rPr>
-      </w:r>
     </w:p>
     <w:p>
       <w:pPr>
@@ -2500,14 +2156,14 @@
           <w:lang w:val="hr-HR"/>
         </w:rPr>
       </w:pPr>
-      <w:bookmarkStart w:id="11" w:name="_Toc179182963"/>
+      <w:bookmarkStart w:id="10" w:name="_Toc179182963"/>
       <w:r>
         <w:rPr>
           <w:lang w:val="hr-HR"/>
         </w:rPr>
         <w:t>Smanjivanje rizika</w:t>
       </w:r>
-      <w:bookmarkEnd w:id="11"/>
+      <w:bookmarkEnd w:id="10"/>
     </w:p>
     <w:p>
       <w:pPr>
@@ -2635,11 +2291,6 @@
           <w:lang w:val="hr-HR"/>
         </w:rPr>
       </w:pPr>
-      <w:r>
-        <w:rPr>
-          <w:lang w:val="hr-HR"/>
-        </w:rPr>
-      </w:r>
     </w:p>
     <w:p>
       <w:pPr>
@@ -2649,11 +2300,6 @@
           <w:lang w:val="hr-HR"/>
         </w:rPr>
       </w:pPr>
-      <w:r>
-        <w:rPr>
-          <w:lang w:val="hr-HR"/>
-        </w:rPr>
-      </w:r>
     </w:p>
     <w:p>
       <w:pPr>
@@ -2662,16 +2308,17 @@
           <w:lang w:val="hr-HR"/>
         </w:rPr>
       </w:pPr>
-      <w:bookmarkStart w:id="12" w:name="_Toc179182964"/>
-      <w:bookmarkStart w:id="13" w:name="_Toc100054243"/>
-      <w:r>
-        <w:rPr>
-          <w:lang w:val="hr-HR"/>
-        </w:rPr>
+      <w:bookmarkStart w:id="11" w:name="_Toc179182964"/>
+      <w:bookmarkStart w:id="12" w:name="_Toc100054243"/>
+      <w:r>
+        <w:rPr>
+          <w:lang w:val="hr-HR"/>
+        </w:rPr>
+        <w:lastRenderedPageBreak/>
         <w:t>Glavne faze projekta</w:t>
       </w:r>
+      <w:bookmarkEnd w:id="11"/>
       <w:bookmarkEnd w:id="12"/>
-      <w:bookmarkEnd w:id="13"/>
     </w:p>
     <w:p>
       <w:pPr>
@@ -2982,8 +2629,8 @@
           <w:lang w:val="hr-HR"/>
         </w:rPr>
       </w:pPr>
-      <w:bookmarkStart w:id="14" w:name="_Toc179182965"/>
-      <w:bookmarkStart w:id="15" w:name="_Toc100054244"/>
+      <w:bookmarkStart w:id="13" w:name="_Toc179182965"/>
+      <w:bookmarkStart w:id="14" w:name="_Toc100054244"/>
       <w:r>
         <w:rPr>
           <w:lang w:val="hr-HR"/>
@@ -3003,52 +2650,124 @@
         </w:rPr>
         <w:t xml:space="preserve"> - WBS)</w:t>
       </w:r>
+      <w:bookmarkEnd w:id="13"/>
       <w:bookmarkEnd w:id="14"/>
+    </w:p>
+    <w:p>
+      <w:pPr>
+        <w:pStyle w:val="InfoBlue"/>
+        <w:rPr>
+          <w:lang w:val="hr-HR"/>
+        </w:rPr>
+      </w:pPr>
+      <w:r>
+        <w:rPr>
+          <w:lang w:val="hr-HR"/>
+        </w:rPr>
+        <w:t>[Nacrtati WBS s navedenim aktivnostima projekta.]</w:t>
+      </w:r>
+    </w:p>
+    <w:p>
+      <w:pPr>
+        <w:pStyle w:val="BodyText"/>
+        <w:rPr>
+          <w:lang w:val="hr-HR"/>
+        </w:rPr>
+      </w:pPr>
+      <w:r>
+        <w:rPr>
+          <w:lang w:val="hr-HR"/>
+        </w:rPr>
+        <w:t>Slika (po dogovoru)</w:t>
+      </w:r>
+    </w:p>
+    <w:p>
+      <w:pPr>
+        <w:pStyle w:val="BodyText"/>
+        <w:rPr>
+          <w:lang w:val="hr-HR"/>
+        </w:rPr>
+      </w:pPr>
+    </w:p>
+    <w:p>
+      <w:pPr>
+        <w:pStyle w:val="BodyText"/>
+        <w:rPr>
+          <w:lang w:val="hr-HR"/>
+        </w:rPr>
+      </w:pPr>
+      <w:r>
+        <w:rPr>
+          <w:noProof/>
+          <w:lang w:val="hr-HR"/>
+        </w:rPr>
+        <w:lastRenderedPageBreak/>
+        <w:drawing>
+          <wp:inline distT="0" distB="0" distL="0" distR="0" wp14:anchorId="04C94521" wp14:editId="6D566A02">
+            <wp:extent cx="4858247" cy="3673790"/>
+            <wp:effectExtent l="0" t="0" r="0" b="0"/>
+            <wp:docPr id="1321176650" name="Picture 4" descr="A screen shot of a computer&#10;&#10;AI-generated content may be incorrect."/>
+            <wp:cNvGraphicFramePr>
+              <a:graphicFrameLocks xmlns:a="http://schemas.openxmlformats.org/drawingml/2006/main" noChangeAspect="1"/>
+            </wp:cNvGraphicFramePr>
+            <a:graphic xmlns:a="http://schemas.openxmlformats.org/drawingml/2006/main">
+              <a:graphicData uri="http://schemas.openxmlformats.org/drawingml/2006/picture">
+                <pic:pic xmlns:pic="http://schemas.openxmlformats.org/drawingml/2006/picture">
+                  <pic:nvPicPr>
+                    <pic:cNvPr id="1321176650" name="Picture 4" descr="A screen shot of a computer&#10;&#10;AI-generated content may be incorrect."/>
+                    <pic:cNvPicPr/>
+                  </pic:nvPicPr>
+                  <pic:blipFill>
+                    <a:blip r:embed="rId13">
+                      <a:extLst>
+                        <a:ext uri="{28A0092B-C50C-407E-A947-70E740481C1C}">
+                          <a14:useLocalDpi xmlns:a14="http://schemas.microsoft.com/office/drawing/2010/main" val="0"/>
+                        </a:ext>
+                      </a:extLst>
+                    </a:blip>
+                    <a:stretch>
+                      <a:fillRect/>
+                    </a:stretch>
+                  </pic:blipFill>
+                  <pic:spPr>
+                    <a:xfrm>
+                      <a:off x="0" y="0"/>
+                      <a:ext cx="4911044" cy="3713715"/>
+                    </a:xfrm>
+                    <a:prstGeom prst="rect">
+                      <a:avLst/>
+                    </a:prstGeom>
+                  </pic:spPr>
+                </pic:pic>
+              </a:graphicData>
+            </a:graphic>
+          </wp:inline>
+        </w:drawing>
+      </w:r>
+    </w:p>
+    <w:p>
+      <w:pPr>
+        <w:pStyle w:val="BodyText"/>
+        <w:rPr>
+          <w:lang w:val="hr-HR"/>
+        </w:rPr>
+      </w:pPr>
+    </w:p>
+    <w:p>
+      <w:pPr>
+        <w:pStyle w:val="Heading1"/>
+        <w:rPr>
+          <w:lang w:val="hr-HR"/>
+        </w:rPr>
+      </w:pPr>
+      <w:bookmarkStart w:id="15" w:name="_Toc179182966"/>
+      <w:r>
+        <w:rPr>
+          <w:lang w:val="hr-HR"/>
+        </w:rPr>
+        <w:t>Kontrolne točke projekta</w:t>
+      </w:r>
       <w:bookmarkEnd w:id="15"/>
-    </w:p>
-    <w:p>
-      <w:pPr>
-        <w:pStyle w:val="InfoBlue"/>
-        <w:rPr>
-          <w:lang w:val="hr-HR"/>
-        </w:rPr>
-      </w:pPr>
-      <w:r>
-        <w:rPr>
-          <w:lang w:val="hr-HR"/>
-        </w:rPr>
-        <w:t>[Nacrtati WBS s navedenim aktivnostima projekta.]</w:t>
-      </w:r>
-    </w:p>
-    <w:p>
-      <w:pPr>
-        <w:pStyle w:val="BodyText"/>
-        <w:rPr>
-          <w:lang w:val="hr-HR"/>
-        </w:rPr>
-      </w:pPr>
-      <w:r>
-        <w:rPr>
-          <w:lang w:val="hr-HR"/>
-        </w:rPr>
-        <w:t>Slika (po dogovoru)</w:t>
-      </w:r>
-    </w:p>
-    <w:p>
-      <w:pPr>
-        <w:pStyle w:val="Heading1"/>
-        <w:rPr>
-          <w:lang w:val="hr-HR"/>
-        </w:rPr>
-      </w:pPr>
-      <w:bookmarkStart w:id="16" w:name="_Toc179182966"/>
-      <w:r>
-        <w:rPr>
-          <w:lang w:val="hr-HR"/>
-        </w:rPr>
-        <w:t>Kontrolne točke projekta</w:t>
-      </w:r>
-      <w:bookmarkEnd w:id="16"/>
       <w:r>
         <w:rPr>
           <w:lang w:val="hr-HR"/>
@@ -3102,37 +2821,31 @@
     </w:p>
     <w:tbl>
       <w:tblPr>
-        <w:tblStyle w:val="Reetkatablice"/>
+        <w:tblStyle w:val="TableGrid"/>
         <w:tblW w:w="8349" w:type="dxa"/>
         <w:jc w:val="center"/>
-        <w:tblInd w:w="0" w:type="dxa"/>
         <w:tblLayout w:type="fixed"/>
-        <w:tblCellMar>
-          <w:top w:w="0" w:type="dxa"/>
-          <w:left w:w="108" w:type="dxa"/>
-          <w:bottom w:w="0" w:type="dxa"/>
-          <w:right w:w="108" w:type="dxa"/>
-        </w:tblCellMar>
-        <w:tblLook w:val="01e0" w:noHBand="0" w:noVBand="0" w:firstColumn="1" w:lastRow="1" w:lastColumn="1" w:firstRow="1"/>
+        <w:tblLook w:val="01E0" w:firstRow="1" w:lastRow="1" w:firstColumn="1" w:lastColumn="1" w:noHBand="0" w:noVBand="0"/>
       </w:tblPr>
       <w:tblGrid>
-        <w:gridCol w:w="2366"/>
+        <w:gridCol w:w="2367"/>
         <w:gridCol w:w="1259"/>
         <w:gridCol w:w="2391"/>
         <w:gridCol w:w="2332"/>
       </w:tblGrid>
       <w:tr>
-        <w:trPr/>
+        <w:trPr>
+          <w:jc w:val="center"/>
+        </w:trPr>
         <w:tc>
           <w:tcPr>
             <w:tcW w:w="2366" w:type="dxa"/>
-            <w:tcBorders/>
             <w:vAlign w:val="center"/>
           </w:tcPr>
           <w:p>
             <w:pPr>
               <w:pStyle w:val="BodyText"/>
-              <w:spacing w:before="0" w:after="0"/>
+              <w:spacing w:after="0"/>
               <w:ind w:left="0"/>
               <w:jc w:val="center"/>
               <w:rPr>
@@ -3142,12 +2855,8 @@
             </w:pPr>
             <w:r>
               <w:rPr>
-                <w:rFonts w:eastAsia="Times New Roman" w:cs="Times New Roman"/>
                 <w:b/>
-                <w:kern w:val="0"/>
-                <w:sz w:val="20"/>
-                <w:szCs w:val="20"/>
-                <w:lang w:val="hr-HR" w:bidi="ar-SA"/>
+                <w:lang w:val="hr-HR"/>
               </w:rPr>
               <w:t>Kontrolne točke</w:t>
             </w:r>
@@ -3156,13 +2865,12 @@
         <w:tc>
           <w:tcPr>
             <w:tcW w:w="1259" w:type="dxa"/>
-            <w:tcBorders/>
             <w:vAlign w:val="center"/>
           </w:tcPr>
           <w:p>
             <w:pPr>
               <w:pStyle w:val="BodyText"/>
-              <w:spacing w:before="0" w:after="0"/>
+              <w:spacing w:after="0"/>
               <w:ind w:left="0"/>
               <w:jc w:val="center"/>
               <w:rPr>
@@ -3172,12 +2880,8 @@
             </w:pPr>
             <w:r>
               <w:rPr>
-                <w:rFonts w:eastAsia="Times New Roman" w:cs="Times New Roman"/>
                 <w:b/>
-                <w:kern w:val="0"/>
-                <w:sz w:val="20"/>
-                <w:szCs w:val="20"/>
-                <w:lang w:val="hr-HR" w:bidi="ar-SA"/>
+                <w:lang w:val="hr-HR"/>
               </w:rPr>
               <w:t>Planirani datum</w:t>
             </w:r>
@@ -3186,13 +2890,12 @@
         <w:tc>
           <w:tcPr>
             <w:tcW w:w="2391" w:type="dxa"/>
-            <w:tcBorders/>
             <w:vAlign w:val="center"/>
           </w:tcPr>
           <w:p>
             <w:pPr>
               <w:pStyle w:val="BodyText"/>
-              <w:spacing w:before="0" w:after="0"/>
+              <w:spacing w:after="0"/>
               <w:ind w:left="0"/>
               <w:jc w:val="center"/>
               <w:rPr>
@@ -3202,12 +2905,8 @@
             </w:pPr>
             <w:r>
               <w:rPr>
-                <w:rFonts w:eastAsia="Times New Roman" w:cs="Times New Roman"/>
                 <w:b/>
-                <w:kern w:val="0"/>
-                <w:sz w:val="20"/>
-                <w:szCs w:val="20"/>
-                <w:lang w:val="hr-HR" w:bidi="ar-SA"/>
+                <w:lang w:val="hr-HR"/>
               </w:rPr>
               <w:t xml:space="preserve">Realizirani datum </w:t>
             </w:r>
@@ -3216,13 +2915,12 @@
         <w:tc>
           <w:tcPr>
             <w:tcW w:w="2332" w:type="dxa"/>
-            <w:tcBorders/>
             <w:vAlign w:val="center"/>
           </w:tcPr>
           <w:p>
             <w:pPr>
               <w:pStyle w:val="BodyText"/>
-              <w:spacing w:before="0" w:after="0"/>
+              <w:spacing w:after="0"/>
               <w:ind w:left="0"/>
               <w:jc w:val="center"/>
               <w:rPr>
@@ -3232,12 +2930,8 @@
             </w:pPr>
             <w:r>
               <w:rPr>
-                <w:rFonts w:eastAsia="Times New Roman" w:cs="Times New Roman"/>
                 <w:b/>
-                <w:kern w:val="0"/>
-                <w:sz w:val="20"/>
-                <w:szCs w:val="20"/>
-                <w:lang w:val="hr-HR" w:bidi="ar-SA"/>
+                <w:lang w:val="hr-HR"/>
               </w:rPr>
               <w:t>Status projekta</w:t>
             </w:r>
@@ -3245,17 +2939,17 @@
         </w:tc>
       </w:tr>
       <w:tr>
-        <w:trPr/>
+        <w:trPr>
+          <w:jc w:val="center"/>
+        </w:trPr>
         <w:tc>
           <w:tcPr>
             <w:tcW w:w="2366" w:type="dxa"/>
-            <w:tcBorders/>
             <w:vAlign w:val="center"/>
           </w:tcPr>
           <w:p>
             <w:pPr>
               <w:pStyle w:val="BodyText"/>
-              <w:spacing w:before="0" w:after="120"/>
               <w:ind w:left="0"/>
               <w:jc w:val="center"/>
               <w:rPr>
@@ -3264,11 +2958,7 @@
             </w:pPr>
             <w:r>
               <w:rPr>
-                <w:rFonts w:eastAsia="Times New Roman" w:cs="Times New Roman"/>
-                <w:kern w:val="0"/>
-                <w:sz w:val="20"/>
-                <w:szCs w:val="20"/>
-                <w:lang w:val="hr-HR" w:bidi="ar-SA"/>
+                <w:lang w:val="hr-HR"/>
               </w:rPr>
               <w:t>Kraj planiranja projekta</w:t>
             </w:r>
@@ -3277,13 +2967,11 @@
         <w:tc>
           <w:tcPr>
             <w:tcW w:w="1259" w:type="dxa"/>
-            <w:tcBorders/>
             <w:vAlign w:val="center"/>
           </w:tcPr>
           <w:p>
             <w:pPr>
               <w:pStyle w:val="BodyText"/>
-              <w:spacing w:before="0" w:after="120"/>
               <w:ind w:left="0"/>
               <w:jc w:val="center"/>
               <w:rPr>
@@ -3292,11 +2980,7 @@
             </w:pPr>
             <w:r>
               <w:rPr>
-                <w:rFonts w:eastAsia="Times New Roman" w:cs="Times New Roman"/>
-                <w:kern w:val="0"/>
-                <w:sz w:val="20"/>
-                <w:szCs w:val="20"/>
-                <w:lang w:val="hr-HR" w:bidi="ar-SA"/>
+                <w:lang w:val="hr-HR"/>
               </w:rPr>
               <w:t>20.10.2025.</w:t>
             </w:r>
@@ -3305,13 +2989,11 @@
         <w:tc>
           <w:tcPr>
             <w:tcW w:w="2391" w:type="dxa"/>
-            <w:tcBorders/>
             <w:vAlign w:val="center"/>
           </w:tcPr>
           <w:p>
             <w:pPr>
               <w:pStyle w:val="BodyText"/>
-              <w:spacing w:before="0" w:after="120"/>
               <w:ind w:left="0"/>
               <w:jc w:val="center"/>
               <w:rPr>
@@ -3320,11 +3002,7 @@
             </w:pPr>
             <w:r>
               <w:rPr>
-                <w:rFonts w:eastAsia="Times New Roman" w:cs="Times New Roman"/>
-                <w:kern w:val="0"/>
-                <w:sz w:val="20"/>
-                <w:szCs w:val="20"/>
-                <w:lang w:val="hr-HR" w:bidi="ar-SA"/>
+                <w:lang w:val="hr-HR"/>
               </w:rPr>
               <w:t>20.10.2025.</w:t>
             </w:r>
@@ -3333,13 +3011,11 @@
         <w:tc>
           <w:tcPr>
             <w:tcW w:w="2332" w:type="dxa"/>
-            <w:tcBorders/>
             <w:vAlign w:val="center"/>
           </w:tcPr>
           <w:p>
             <w:pPr>
               <w:pStyle w:val="BodyText"/>
-              <w:spacing w:before="0" w:after="120"/>
               <w:ind w:left="0"/>
               <w:jc w:val="center"/>
               <w:rPr>
@@ -3348,11 +3024,7 @@
             </w:pPr>
             <w:r>
               <w:rPr>
-                <w:rFonts w:eastAsia="Times New Roman" w:cs="Times New Roman"/>
-                <w:kern w:val="0"/>
-                <w:sz w:val="20"/>
-                <w:szCs w:val="20"/>
-                <w:lang w:val="hr-HR" w:bidi="ar-SA"/>
+                <w:lang w:val="hr-HR"/>
               </w:rPr>
               <w:t>projekt je pokrenut</w:t>
             </w:r>
@@ -3360,17 +3032,17 @@
         </w:tc>
       </w:tr>
       <w:tr>
-        <w:trPr/>
+        <w:trPr>
+          <w:jc w:val="center"/>
+        </w:trPr>
         <w:tc>
           <w:tcPr>
             <w:tcW w:w="2366" w:type="dxa"/>
-            <w:tcBorders/>
             <w:vAlign w:val="center"/>
           </w:tcPr>
           <w:p>
             <w:pPr>
               <w:pStyle w:val="BodyText"/>
-              <w:spacing w:before="0" w:after="120"/>
               <w:ind w:left="0"/>
               <w:jc w:val="center"/>
               <w:rPr>
@@ -3379,11 +3051,7 @@
             </w:pPr>
             <w:r>
               <w:rPr>
-                <w:rFonts w:eastAsia="Times New Roman" w:cs="Times New Roman"/>
-                <w:kern w:val="0"/>
-                <w:sz w:val="20"/>
-                <w:szCs w:val="20"/>
-                <w:lang w:val="hr-HR" w:bidi="ar-SA"/>
+                <w:lang w:val="hr-HR"/>
               </w:rPr>
               <w:t xml:space="preserve">Implementirane kontrole </w:t>
             </w:r>
@@ -3392,97 +3060,64 @@
         <w:tc>
           <w:tcPr>
             <w:tcW w:w="1259" w:type="dxa"/>
-            <w:tcBorders/>
             <w:vAlign w:val="center"/>
           </w:tcPr>
           <w:p>
             <w:pPr>
               <w:pStyle w:val="BodyText"/>
-              <w:spacing w:before="0" w:after="120"/>
               <w:ind w:left="0"/>
               <w:jc w:val="center"/>
               <w:rPr>
                 <w:lang w:val="hr-HR"/>
               </w:rPr>
             </w:pPr>
-            <w:r>
-              <w:rPr>
-                <w:rFonts w:eastAsia="Times New Roman" w:cs="Times New Roman"/>
-                <w:kern w:val="0"/>
-                <w:sz w:val="20"/>
-                <w:szCs w:val="20"/>
-                <w:lang w:val="hr-HR" w:bidi="ar-SA"/>
-              </w:rPr>
-            </w:r>
           </w:p>
         </w:tc>
         <w:tc>
           <w:tcPr>
             <w:tcW w:w="2391" w:type="dxa"/>
-            <w:tcBorders/>
             <w:vAlign w:val="center"/>
           </w:tcPr>
           <w:p>
             <w:pPr>
               <w:pStyle w:val="BodyText"/>
-              <w:spacing w:before="0" w:after="120"/>
               <w:ind w:left="0"/>
               <w:jc w:val="center"/>
               <w:rPr>
                 <w:lang w:val="hr-HR"/>
               </w:rPr>
             </w:pPr>
-            <w:r>
-              <w:rPr>
-                <w:rFonts w:eastAsia="Times New Roman" w:cs="Times New Roman"/>
-                <w:kern w:val="0"/>
-                <w:sz w:val="20"/>
-                <w:szCs w:val="20"/>
-                <w:lang w:val="hr-HR" w:bidi="ar-SA"/>
-              </w:rPr>
-            </w:r>
           </w:p>
         </w:tc>
         <w:tc>
           <w:tcPr>
             <w:tcW w:w="2332" w:type="dxa"/>
-            <w:tcBorders/>
             <w:vAlign w:val="center"/>
           </w:tcPr>
           <w:p>
             <w:pPr>
               <w:pStyle w:val="BodyText"/>
-              <w:spacing w:before="0" w:after="120"/>
               <w:ind w:left="0"/>
               <w:jc w:val="center"/>
               <w:rPr>
                 <w:lang w:val="hr-HR"/>
               </w:rPr>
             </w:pPr>
-            <w:r>
-              <w:rPr>
-                <w:rFonts w:eastAsia="Times New Roman" w:cs="Times New Roman"/>
-                <w:kern w:val="0"/>
-                <w:sz w:val="20"/>
-                <w:szCs w:val="20"/>
-                <w:lang w:val="hr-HR" w:bidi="ar-SA"/>
-              </w:rPr>
-            </w:r>
           </w:p>
         </w:tc>
       </w:tr>
       <w:tr>
-        <w:trPr/>
+        <w:trPr>
+          <w:jc w:val="center"/>
+        </w:trPr>
         <w:tc>
           <w:tcPr>
             <w:tcW w:w="2366" w:type="dxa"/>
-            <w:tcBorders/>
             <w:vAlign w:val="center"/>
           </w:tcPr>
           <w:p>
             <w:pPr>
               <w:pStyle w:val="BodyText"/>
-              <w:spacing w:before="0" w:after="120"/>
               <w:ind w:left="0"/>
               <w:jc w:val="center"/>
               <w:rPr>
@@ -3491,11 +3126,7 @@
             </w:pPr>
             <w:r>
               <w:rPr>
-                <w:rFonts w:eastAsia="Times New Roman" w:cs="Times New Roman"/>
-                <w:kern w:val="0"/>
-                <w:sz w:val="20"/>
-                <w:szCs w:val="20"/>
-                <w:lang w:val="hr-HR" w:bidi="ar-SA"/>
+                <w:lang w:val="hr-HR"/>
               </w:rPr>
               <w:t>Završeno modeliranje grada i drona</w:t>
             </w:r>
@@ -3504,97 +3135,64 @@
         <w:tc>
           <w:tcPr>
             <w:tcW w:w="1259" w:type="dxa"/>
-            <w:tcBorders/>
             <w:vAlign w:val="center"/>
           </w:tcPr>
           <w:p>
             <w:pPr>
               <w:pStyle w:val="BodyText"/>
-              <w:spacing w:before="0" w:after="120"/>
               <w:ind w:left="0"/>
               <w:jc w:val="center"/>
               <w:rPr>
                 <w:lang w:val="hr-HR"/>
               </w:rPr>
             </w:pPr>
-            <w:r>
-              <w:rPr>
-                <w:rFonts w:eastAsia="Times New Roman" w:cs="Times New Roman"/>
-                <w:kern w:val="0"/>
-                <w:sz w:val="20"/>
-                <w:szCs w:val="20"/>
-                <w:lang w:val="hr-HR" w:bidi="ar-SA"/>
-              </w:rPr>
-            </w:r>
           </w:p>
         </w:tc>
         <w:tc>
           <w:tcPr>
             <w:tcW w:w="2391" w:type="dxa"/>
-            <w:tcBorders/>
             <w:vAlign w:val="center"/>
           </w:tcPr>
           <w:p>
             <w:pPr>
               <w:pStyle w:val="BodyText"/>
-              <w:spacing w:before="0" w:after="120"/>
               <w:ind w:left="0"/>
               <w:jc w:val="center"/>
               <w:rPr>
                 <w:lang w:val="hr-HR"/>
               </w:rPr>
             </w:pPr>
-            <w:r>
-              <w:rPr>
-                <w:rFonts w:eastAsia="Times New Roman" w:cs="Times New Roman"/>
-                <w:kern w:val="0"/>
-                <w:sz w:val="20"/>
-                <w:szCs w:val="20"/>
-                <w:lang w:val="hr-HR" w:bidi="ar-SA"/>
-              </w:rPr>
-            </w:r>
           </w:p>
         </w:tc>
         <w:tc>
           <w:tcPr>
             <w:tcW w:w="2332" w:type="dxa"/>
-            <w:tcBorders/>
             <w:vAlign w:val="center"/>
           </w:tcPr>
           <w:p>
             <w:pPr>
               <w:pStyle w:val="BodyText"/>
-              <w:spacing w:before="0" w:after="120"/>
               <w:ind w:left="0"/>
               <w:jc w:val="center"/>
               <w:rPr>
                 <w:lang w:val="hr-HR"/>
               </w:rPr>
             </w:pPr>
-            <w:r>
-              <w:rPr>
-                <w:rFonts w:eastAsia="Times New Roman" w:cs="Times New Roman"/>
-                <w:kern w:val="0"/>
-                <w:sz w:val="20"/>
-                <w:szCs w:val="20"/>
-                <w:lang w:val="hr-HR" w:bidi="ar-SA"/>
-              </w:rPr>
-            </w:r>
           </w:p>
         </w:tc>
       </w:tr>
       <w:tr>
-        <w:trPr/>
+        <w:trPr>
+          <w:jc w:val="center"/>
+        </w:trPr>
         <w:tc>
           <w:tcPr>
             <w:tcW w:w="2366" w:type="dxa"/>
-            <w:tcBorders/>
             <w:vAlign w:val="center"/>
           </w:tcPr>
           <w:p>
             <w:pPr>
               <w:pStyle w:val="BodyText"/>
-              <w:spacing w:before="0" w:after="120"/>
               <w:ind w:left="0"/>
               <w:jc w:val="center"/>
               <w:rPr>
@@ -3603,11 +3201,7 @@
             </w:pPr>
             <w:r>
               <w:rPr>
-                <w:rFonts w:eastAsia="Times New Roman" w:cs="Times New Roman"/>
-                <w:kern w:val="0"/>
-                <w:sz w:val="20"/>
-                <w:szCs w:val="20"/>
-                <w:lang w:val="hr-HR" w:bidi="ar-SA"/>
+                <w:lang w:val="hr-HR"/>
               </w:rPr>
               <w:t xml:space="preserve">Implementirana fizika drona </w:t>
             </w:r>
@@ -3616,87 +3210,56 @@
         <w:tc>
           <w:tcPr>
             <w:tcW w:w="1259" w:type="dxa"/>
-            <w:tcBorders/>
             <w:vAlign w:val="center"/>
           </w:tcPr>
           <w:p>
             <w:pPr>
               <w:pStyle w:val="BodyText"/>
-              <w:spacing w:before="0" w:after="120"/>
               <w:ind w:left="0"/>
               <w:jc w:val="center"/>
               <w:rPr>
                 <w:lang w:val="hr-HR"/>
               </w:rPr>
             </w:pPr>
-            <w:r>
-              <w:rPr>
-                <w:rFonts w:eastAsia="Times New Roman" w:cs="Times New Roman"/>
-                <w:kern w:val="0"/>
-                <w:sz w:val="20"/>
-                <w:szCs w:val="20"/>
-                <w:lang w:val="hr-HR" w:bidi="ar-SA"/>
-              </w:rPr>
-            </w:r>
           </w:p>
         </w:tc>
         <w:tc>
           <w:tcPr>
             <w:tcW w:w="2391" w:type="dxa"/>
-            <w:tcBorders/>
             <w:vAlign w:val="center"/>
           </w:tcPr>
           <w:p>
             <w:pPr>
               <w:pStyle w:val="BodyText"/>
-              <w:spacing w:before="0" w:after="120"/>
               <w:ind w:left="0"/>
               <w:jc w:val="center"/>
               <w:rPr>
                 <w:lang w:val="hr-HR"/>
               </w:rPr>
             </w:pPr>
-            <w:r>
-              <w:rPr>
-                <w:rFonts w:eastAsia="Times New Roman" w:cs="Times New Roman"/>
-                <w:kern w:val="0"/>
-                <w:sz w:val="20"/>
-                <w:szCs w:val="20"/>
-                <w:lang w:val="hr-HR" w:bidi="ar-SA"/>
-              </w:rPr>
-            </w:r>
           </w:p>
         </w:tc>
         <w:tc>
           <w:tcPr>
             <w:tcW w:w="2332" w:type="dxa"/>
-            <w:tcBorders/>
             <w:vAlign w:val="center"/>
           </w:tcPr>
           <w:p>
             <w:pPr>
               <w:pStyle w:val="BodyText"/>
-              <w:spacing w:before="0" w:after="120"/>
               <w:ind w:left="0"/>
               <w:jc w:val="center"/>
               <w:rPr>
                 <w:lang w:val="hr-HR"/>
               </w:rPr>
             </w:pPr>
-            <w:r>
-              <w:rPr>
-                <w:rFonts w:eastAsia="Times New Roman" w:cs="Times New Roman"/>
-                <w:kern w:val="0"/>
-                <w:sz w:val="20"/>
-                <w:szCs w:val="20"/>
-                <w:lang w:val="hr-HR" w:bidi="ar-SA"/>
-              </w:rPr>
-            </w:r>
           </w:p>
         </w:tc>
       </w:tr>
       <w:tr>
-        <w:trPr/>
+        <w:trPr>
+          <w:jc w:val="center"/>
+        </w:trPr>
         <w:tc>
           <w:tcPr>
             <w:tcW w:w="2366" w:type="dxa"/>
@@ -3708,7 +3271,6 @@
           <w:p>
             <w:pPr>
               <w:pStyle w:val="BodyText"/>
-              <w:spacing w:before="0" w:after="120"/>
               <w:ind w:left="0"/>
               <w:jc w:val="center"/>
               <w:rPr>
@@ -3717,11 +3279,7 @@
             </w:pPr>
             <w:r>
               <w:rPr>
-                <w:rFonts w:eastAsia="Times New Roman" w:cs="Times New Roman"/>
-                <w:kern w:val="0"/>
-                <w:sz w:val="20"/>
-                <w:szCs w:val="20"/>
-                <w:lang w:val="hr-HR" w:bidi="ar-SA"/>
+                <w:lang w:val="hr-HR"/>
               </w:rPr>
               <w:t>Dizajniran tlocrt grada</w:t>
             </w:r>
@@ -3738,22 +3296,12 @@
           <w:p>
             <w:pPr>
               <w:pStyle w:val="BodyText"/>
-              <w:spacing w:before="0" w:after="120"/>
               <w:ind w:left="0"/>
               <w:jc w:val="center"/>
               <w:rPr>
                 <w:lang w:val="hr-HR"/>
               </w:rPr>
             </w:pPr>
-            <w:r>
-              <w:rPr>
-                <w:rFonts w:eastAsia="Times New Roman" w:cs="Times New Roman"/>
-                <w:kern w:val="0"/>
-                <w:sz w:val="20"/>
-                <w:szCs w:val="20"/>
-                <w:lang w:val="hr-HR" w:bidi="ar-SA"/>
-              </w:rPr>
-            </w:r>
           </w:p>
         </w:tc>
         <w:tc>
@@ -3767,22 +3315,12 @@
           <w:p>
             <w:pPr>
               <w:pStyle w:val="BodyText"/>
-              <w:spacing w:before="0" w:after="120"/>
               <w:ind w:left="0"/>
               <w:jc w:val="center"/>
               <w:rPr>
                 <w:lang w:val="hr-HR"/>
               </w:rPr>
             </w:pPr>
-            <w:r>
-              <w:rPr>
-                <w:rFonts w:eastAsia="Times New Roman" w:cs="Times New Roman"/>
-                <w:kern w:val="0"/>
-                <w:sz w:val="20"/>
-                <w:szCs w:val="20"/>
-                <w:lang w:val="hr-HR" w:bidi="ar-SA"/>
-              </w:rPr>
-            </w:r>
           </w:p>
         </w:tc>
         <w:tc>
@@ -3796,27 +3334,19 @@
           <w:p>
             <w:pPr>
               <w:pStyle w:val="BodyText"/>
-              <w:spacing w:before="0" w:after="120"/>
               <w:ind w:left="0"/>
               <w:jc w:val="center"/>
               <w:rPr>
                 <w:lang w:val="hr-HR"/>
               </w:rPr>
             </w:pPr>
-            <w:r>
-              <w:rPr>
-                <w:rFonts w:eastAsia="Times New Roman" w:cs="Times New Roman"/>
-                <w:kern w:val="0"/>
-                <w:sz w:val="20"/>
-                <w:szCs w:val="20"/>
-                <w:lang w:val="hr-HR" w:bidi="ar-SA"/>
-              </w:rPr>
-            </w:r>
           </w:p>
         </w:tc>
       </w:tr>
       <w:tr>
-        <w:trPr/>
+        <w:trPr>
+          <w:jc w:val="center"/>
+        </w:trPr>
         <w:tc>
           <w:tcPr>
             <w:tcW w:w="2366" w:type="dxa"/>
@@ -3828,22 +3358,12 @@
           <w:p>
             <w:pPr>
               <w:pStyle w:val="BodyText"/>
-              <w:spacing w:before="0" w:after="120"/>
               <w:ind w:left="0"/>
               <w:jc w:val="center"/>
               <w:rPr>
                 <w:lang w:val="hr-HR"/>
               </w:rPr>
             </w:pPr>
-            <w:r>
-              <w:rPr>
-                <w:rFonts w:eastAsia="Times New Roman" w:cs="Times New Roman"/>
-                <w:kern w:val="0"/>
-                <w:sz w:val="20"/>
-                <w:szCs w:val="20"/>
-                <w:lang w:val="hr-HR" w:bidi="ar-SA"/>
-              </w:rPr>
-            </w:r>
           </w:p>
         </w:tc>
         <w:tc>
@@ -3857,22 +3377,12 @@
           <w:p>
             <w:pPr>
               <w:pStyle w:val="BodyText"/>
-              <w:spacing w:before="0" w:after="120"/>
               <w:ind w:left="0"/>
               <w:jc w:val="center"/>
               <w:rPr>
                 <w:lang w:val="hr-HR"/>
               </w:rPr>
             </w:pPr>
-            <w:r>
-              <w:rPr>
-                <w:rFonts w:eastAsia="Times New Roman" w:cs="Times New Roman"/>
-                <w:kern w:val="0"/>
-                <w:sz w:val="20"/>
-                <w:szCs w:val="20"/>
-                <w:lang w:val="hr-HR" w:bidi="ar-SA"/>
-              </w:rPr>
-            </w:r>
           </w:p>
         </w:tc>
         <w:tc>
@@ -3886,22 +3396,12 @@
           <w:p>
             <w:pPr>
               <w:pStyle w:val="BodyText"/>
-              <w:spacing w:before="0" w:after="120"/>
               <w:ind w:left="0"/>
               <w:jc w:val="center"/>
               <w:rPr>
                 <w:lang w:val="hr-HR"/>
               </w:rPr>
             </w:pPr>
-            <w:r>
-              <w:rPr>
-                <w:rFonts w:eastAsia="Times New Roman" w:cs="Times New Roman"/>
-                <w:kern w:val="0"/>
-                <w:sz w:val="20"/>
-                <w:szCs w:val="20"/>
-                <w:lang w:val="hr-HR" w:bidi="ar-SA"/>
-              </w:rPr>
-            </w:r>
           </w:p>
         </w:tc>
         <w:tc>
@@ -3915,37 +3415,27 @@
           <w:p>
             <w:pPr>
               <w:pStyle w:val="BodyText"/>
-              <w:spacing w:before="0" w:after="120"/>
               <w:ind w:left="0"/>
               <w:jc w:val="center"/>
               <w:rPr>
                 <w:lang w:val="hr-HR"/>
               </w:rPr>
             </w:pPr>
-            <w:r>
-              <w:rPr>
-                <w:rFonts w:eastAsia="Times New Roman" w:cs="Times New Roman"/>
-                <w:kern w:val="0"/>
-                <w:sz w:val="20"/>
-                <w:szCs w:val="20"/>
-                <w:lang w:val="hr-HR" w:bidi="ar-SA"/>
-              </w:rPr>
-            </w:r>
           </w:p>
         </w:tc>
       </w:tr>
       <w:tr>
-        <w:trPr/>
+        <w:trPr>
+          <w:jc w:val="center"/>
+        </w:trPr>
         <w:tc>
           <w:tcPr>
             <w:tcW w:w="2366" w:type="dxa"/>
-            <w:tcBorders/>
             <w:vAlign w:val="center"/>
           </w:tcPr>
           <w:p>
             <w:pPr>
               <w:pStyle w:val="BodyText"/>
-              <w:spacing w:before="0" w:after="120"/>
               <w:ind w:left="0"/>
               <w:jc w:val="center"/>
               <w:rPr>
@@ -3954,11 +3444,7 @@
             </w:pPr>
             <w:r>
               <w:rPr>
-                <w:rFonts w:eastAsia="Times New Roman" w:cs="Times New Roman"/>
-                <w:kern w:val="0"/>
-                <w:sz w:val="20"/>
-                <w:szCs w:val="20"/>
-                <w:lang w:val="hr-HR" w:bidi="ar-SA"/>
+                <w:lang w:val="hr-HR"/>
               </w:rPr>
               <w:t>Integracija modela, fizike i logike u Godot</w:t>
             </w:r>
@@ -3967,97 +3453,64 @@
         <w:tc>
           <w:tcPr>
             <w:tcW w:w="1259" w:type="dxa"/>
-            <w:tcBorders/>
             <w:vAlign w:val="center"/>
           </w:tcPr>
           <w:p>
             <w:pPr>
               <w:pStyle w:val="BodyText"/>
-              <w:spacing w:before="0" w:after="120"/>
               <w:ind w:left="0"/>
               <w:jc w:val="center"/>
               <w:rPr>
                 <w:lang w:val="hr-HR"/>
               </w:rPr>
             </w:pPr>
-            <w:r>
-              <w:rPr>
-                <w:rFonts w:eastAsia="Times New Roman" w:cs="Times New Roman"/>
-                <w:kern w:val="0"/>
-                <w:sz w:val="20"/>
-                <w:szCs w:val="20"/>
-                <w:lang w:val="hr-HR" w:bidi="ar-SA"/>
-              </w:rPr>
-            </w:r>
           </w:p>
         </w:tc>
         <w:tc>
           <w:tcPr>
             <w:tcW w:w="2391" w:type="dxa"/>
-            <w:tcBorders/>
             <w:vAlign w:val="center"/>
           </w:tcPr>
           <w:p>
             <w:pPr>
               <w:pStyle w:val="BodyText"/>
-              <w:spacing w:before="0" w:after="120"/>
               <w:ind w:left="0"/>
               <w:jc w:val="center"/>
               <w:rPr>
                 <w:lang w:val="hr-HR"/>
               </w:rPr>
             </w:pPr>
-            <w:r>
-              <w:rPr>
-                <w:rFonts w:eastAsia="Times New Roman" w:cs="Times New Roman"/>
-                <w:kern w:val="0"/>
-                <w:sz w:val="20"/>
-                <w:szCs w:val="20"/>
-                <w:lang w:val="hr-HR" w:bidi="ar-SA"/>
-              </w:rPr>
-            </w:r>
           </w:p>
         </w:tc>
         <w:tc>
           <w:tcPr>
             <w:tcW w:w="2332" w:type="dxa"/>
-            <w:tcBorders/>
             <w:vAlign w:val="center"/>
           </w:tcPr>
           <w:p>
             <w:pPr>
               <w:pStyle w:val="BodyText"/>
-              <w:spacing w:before="0" w:after="120"/>
               <w:ind w:left="0"/>
               <w:jc w:val="center"/>
               <w:rPr>
                 <w:lang w:val="hr-HR"/>
               </w:rPr>
             </w:pPr>
-            <w:r>
-              <w:rPr>
-                <w:rFonts w:eastAsia="Times New Roman" w:cs="Times New Roman"/>
-                <w:kern w:val="0"/>
-                <w:sz w:val="20"/>
-                <w:szCs w:val="20"/>
-                <w:lang w:val="hr-HR" w:bidi="ar-SA"/>
-              </w:rPr>
-            </w:r>
           </w:p>
         </w:tc>
       </w:tr>
       <w:tr>
-        <w:trPr/>
+        <w:trPr>
+          <w:jc w:val="center"/>
+        </w:trPr>
         <w:tc>
           <w:tcPr>
             <w:tcW w:w="2366" w:type="dxa"/>
-            <w:tcBorders/>
             <w:vAlign w:val="center"/>
           </w:tcPr>
           <w:p>
             <w:pPr>
               <w:pStyle w:val="BodyText"/>
-              <w:spacing w:before="0" w:after="120"/>
               <w:ind w:left="0"/>
               <w:jc w:val="center"/>
               <w:rPr>
@@ -4066,11 +3519,7 @@
             </w:pPr>
             <w:r>
               <w:rPr>
-                <w:rFonts w:eastAsia="Times New Roman" w:cs="Times New Roman"/>
-                <w:kern w:val="0"/>
-                <w:sz w:val="20"/>
-                <w:szCs w:val="20"/>
-                <w:lang w:val="hr-HR" w:bidi="ar-SA"/>
+                <w:lang w:val="hr-HR"/>
               </w:rPr>
               <w:t>Odrađena završna testiranja</w:t>
             </w:r>
@@ -4079,13 +3528,11 @@
         <w:tc>
           <w:tcPr>
             <w:tcW w:w="1259" w:type="dxa"/>
-            <w:tcBorders/>
             <w:vAlign w:val="center"/>
           </w:tcPr>
           <w:p>
             <w:pPr>
               <w:pStyle w:val="BodyText"/>
-              <w:spacing w:before="0" w:after="120"/>
               <w:ind w:left="0"/>
               <w:jc w:val="center"/>
               <w:rPr>
@@ -4094,11 +3541,7 @@
             </w:pPr>
             <w:r>
               <w:rPr>
-                <w:rFonts w:eastAsia="Times New Roman" w:cs="Times New Roman"/>
-                <w:kern w:val="0"/>
-                <w:sz w:val="20"/>
-                <w:szCs w:val="20"/>
-                <w:lang w:val="hr-HR" w:bidi="ar-SA"/>
+                <w:lang w:val="hr-HR"/>
               </w:rPr>
               <w:t>23.1.2026.</w:t>
             </w:r>
@@ -4107,71 +3550,43 @@
         <w:tc>
           <w:tcPr>
             <w:tcW w:w="2391" w:type="dxa"/>
-            <w:tcBorders/>
             <w:vAlign w:val="center"/>
           </w:tcPr>
           <w:p>
             <w:pPr>
               <w:pStyle w:val="BodyText"/>
-              <w:spacing w:before="0" w:after="120"/>
               <w:ind w:left="0"/>
               <w:jc w:val="center"/>
               <w:rPr>
                 <w:lang w:val="hr-HR"/>
               </w:rPr>
             </w:pPr>
-            <w:r>
-              <w:rPr>
-                <w:rFonts w:eastAsia="Times New Roman" w:cs="Times New Roman"/>
-                <w:kern w:val="0"/>
-                <w:sz w:val="20"/>
-                <w:szCs w:val="20"/>
-                <w:lang w:val="hr-HR" w:bidi="ar-SA"/>
-              </w:rPr>
-            </w:r>
           </w:p>
         </w:tc>
         <w:tc>
           <w:tcPr>
             <w:tcW w:w="2332" w:type="dxa"/>
-            <w:tcBorders/>
             <w:vAlign w:val="center"/>
           </w:tcPr>
           <w:p>
             <w:pPr>
               <w:pStyle w:val="BodyText"/>
-              <w:spacing w:before="0" w:after="120"/>
               <w:ind w:left="0"/>
               <w:jc w:val="center"/>
               <w:rPr>
                 <w:lang w:val="hr-HR"/>
               </w:rPr>
             </w:pPr>
-            <w:r>
-              <w:rPr>
-                <w:rFonts w:eastAsia="Times New Roman" w:cs="Times New Roman"/>
-                <w:kern w:val="0"/>
-                <w:sz w:val="20"/>
-                <w:szCs w:val="20"/>
-                <w:lang w:val="hr-HR" w:bidi="ar-SA"/>
-              </w:rPr>
-            </w:r>
           </w:p>
         </w:tc>
       </w:tr>
     </w:tbl>
     <w:p>
       <w:pPr>
-        <w:pStyle w:val="Normal"/>
-        <w:rPr>
-          <w:lang w:val="hr-HR"/>
-        </w:rPr>
-      </w:pPr>
-      <w:r>
-        <w:rPr>
-          <w:lang w:val="hr-HR"/>
-        </w:rPr>
-      </w:r>
+        <w:rPr>
+          <w:lang w:val="hr-HR"/>
+        </w:rPr>
+      </w:pPr>
     </w:p>
     <w:p>
       <w:pPr>
@@ -4180,68 +3595,139 @@
           <w:lang w:val="hr-HR"/>
         </w:rPr>
       </w:pPr>
-      <w:bookmarkStart w:id="17" w:name="_Toc179182967"/>
-      <w:r>
-        <w:rPr>
-          <w:lang w:val="hr-HR"/>
-        </w:rPr>
+      <w:bookmarkStart w:id="16" w:name="_Toc179182967"/>
+      <w:r>
+        <w:rPr>
+          <w:lang w:val="hr-HR"/>
+        </w:rPr>
+        <w:lastRenderedPageBreak/>
         <w:t>Gantogram</w:t>
       </w:r>
+      <w:bookmarkEnd w:id="16"/>
+    </w:p>
+    <w:p>
+      <w:pPr>
+        <w:pStyle w:val="InfoBlue"/>
+        <w:rPr>
+          <w:lang w:val="hr-HR"/>
+        </w:rPr>
+      </w:pPr>
+      <w:r>
+        <w:rPr>
+          <w:lang w:val="hr-HR"/>
+        </w:rPr>
+        <w:t xml:space="preserve">[Izraditi Gantogram pomoću programa MS Project, Open Workbench, Microsoft Excel - </w:t>
+      </w:r>
+      <w:r>
+        <w:t>http://office.microsoft.com/hr-hr/excel/HA010346051050.aspx,</w:t>
+      </w:r>
+      <w:r>
+        <w:rPr>
+          <w:lang w:val="hr-HR"/>
+        </w:rPr>
+        <w:t xml:space="preserve"> i sl. Pohraniti prikaz Gantograma (screenshot) i postaviti ga unutar ovog poglavlja kao ubačenu sliku.]</w:t>
+      </w:r>
+    </w:p>
+    <w:p>
+      <w:pPr>
+        <w:pStyle w:val="BodyText"/>
+        <w:rPr>
+          <w:lang w:val="hr-HR"/>
+        </w:rPr>
+      </w:pPr>
+      <w:r>
+        <w:rPr>
+          <w:lang w:val="hr-HR"/>
+        </w:rPr>
+        <w:t>Slika (po dogovoru)</w:t>
+      </w:r>
+    </w:p>
+    <w:p>
+      <w:pPr>
+        <w:pStyle w:val="BodyText"/>
+        <w:rPr>
+          <w:lang w:val="hr-HR"/>
+        </w:rPr>
+      </w:pPr>
+    </w:p>
+    <w:p>
+      <w:pPr>
+        <w:pStyle w:val="BodyText"/>
+        <w:rPr>
+          <w:lang w:val="hr-HR"/>
+        </w:rPr>
+      </w:pPr>
+      <w:r>
+        <w:rPr>
+          <w:noProof/>
+          <w:lang w:val="hr-HR"/>
+        </w:rPr>
+        <w:drawing>
+          <wp:inline distT="0" distB="0" distL="0" distR="0" wp14:anchorId="11991650" wp14:editId="0A30D504">
+            <wp:extent cx="5339390" cy="3096962"/>
+            <wp:effectExtent l="0" t="0" r="0" b="0"/>
+            <wp:docPr id="1425045899" name="Picture 2" descr="A screenshot of a computer program&#10;&#10;AI-generated content may be incorrect."/>
+            <wp:cNvGraphicFramePr>
+              <a:graphicFrameLocks xmlns:a="http://schemas.openxmlformats.org/drawingml/2006/main" noChangeAspect="1"/>
+            </wp:cNvGraphicFramePr>
+            <a:graphic xmlns:a="http://schemas.openxmlformats.org/drawingml/2006/main">
+              <a:graphicData uri="http://schemas.openxmlformats.org/drawingml/2006/picture">
+                <pic:pic xmlns:pic="http://schemas.openxmlformats.org/drawingml/2006/picture">
+                  <pic:nvPicPr>
+                    <pic:cNvPr id="1425045899" name="Picture 2" descr="A screenshot of a computer program&#10;&#10;AI-generated content may be incorrect."/>
+                    <pic:cNvPicPr/>
+                  </pic:nvPicPr>
+                  <pic:blipFill>
+                    <a:blip r:embed="rId14" cstate="print">
+                      <a:extLst>
+                        <a:ext uri="{28A0092B-C50C-407E-A947-70E740481C1C}">
+                          <a14:useLocalDpi xmlns:a14="http://schemas.microsoft.com/office/drawing/2010/main" val="0"/>
+                        </a:ext>
+                      </a:extLst>
+                    </a:blip>
+                    <a:stretch>
+                      <a:fillRect/>
+                    </a:stretch>
+                  </pic:blipFill>
+                  <pic:spPr>
+                    <a:xfrm>
+                      <a:off x="0" y="0"/>
+                      <a:ext cx="5414077" cy="3140282"/>
+                    </a:xfrm>
+                    <a:prstGeom prst="rect">
+                      <a:avLst/>
+                    </a:prstGeom>
+                  </pic:spPr>
+                </pic:pic>
+              </a:graphicData>
+            </a:graphic>
+          </wp:inline>
+        </w:drawing>
+      </w:r>
+    </w:p>
+    <w:p>
+      <w:pPr>
+        <w:pStyle w:val="BodyText"/>
+        <w:rPr>
+          <w:lang w:val="hr-HR"/>
+        </w:rPr>
+      </w:pPr>
+    </w:p>
+    <w:p>
+      <w:pPr>
+        <w:pStyle w:val="Heading1"/>
+        <w:rPr>
+          <w:lang w:val="hr-HR"/>
+        </w:rPr>
+      </w:pPr>
+      <w:bookmarkStart w:id="17" w:name="_Toc179182968"/>
+      <w:r>
+        <w:rPr>
+          <w:lang w:val="hr-HR"/>
+        </w:rPr>
+        <w:t>Zapisnici sastanaka</w:t>
+      </w:r>
       <w:bookmarkEnd w:id="17"/>
-    </w:p>
-    <w:p>
-      <w:pPr>
-        <w:pStyle w:val="InfoBlue"/>
-        <w:rPr>
-          <w:lang w:val="hr-HR"/>
-        </w:rPr>
-      </w:pPr>
-      <w:r>
-        <w:rPr>
-          <w:lang w:val="hr-HR"/>
-        </w:rPr>
-        <w:t xml:space="preserve">[Izraditi Gantogram pomoću programa MS Project, Open Workbench, Microsoft Excel - </w:t>
-      </w:r>
-      <w:r>
-        <w:rPr/>
-        <w:t>http://office.microsoft.com/hr-hr/excel/HA010346051050.aspx,</w:t>
-      </w:r>
-      <w:r>
-        <w:rPr>
-          <w:lang w:val="hr-HR"/>
-        </w:rPr>
-        <w:t xml:space="preserve"> i sl. Pohraniti prikaz Gantograma (screenshot) i postaviti ga unutar ovog poglavlja kao ubačenu sliku.]</w:t>
-      </w:r>
-    </w:p>
-    <w:p>
-      <w:pPr>
-        <w:pStyle w:val="BodyText"/>
-        <w:rPr>
-          <w:lang w:val="hr-HR"/>
-        </w:rPr>
-      </w:pPr>
-      <w:r>
-        <w:rPr>
-          <w:lang w:val="hr-HR"/>
-        </w:rPr>
-        <w:t>Slika (po dogovoru)</w:t>
-      </w:r>
-    </w:p>
-    <w:p>
-      <w:pPr>
-        <w:pStyle w:val="Heading1"/>
-        <w:rPr>
-          <w:lang w:val="hr-HR"/>
-        </w:rPr>
-      </w:pPr>
-      <w:bookmarkStart w:id="18" w:name="_Toc179182968"/>
-      <w:r>
-        <w:rPr>
-          <w:lang w:val="hr-HR"/>
-        </w:rPr>
-        <w:t>Zapisnici sastanaka</w:t>
-      </w:r>
-      <w:bookmarkEnd w:id="18"/>
     </w:p>
     <w:p>
       <w:pPr>
@@ -4259,37 +3745,27 @@
     </w:p>
     <w:tbl>
       <w:tblPr>
-        <w:tblStyle w:val="Reetkatablice"/>
+        <w:tblStyle w:val="TableGrid"/>
         <w:tblW w:w="8630" w:type="dxa"/>
-        <w:jc w:val="left"/>
         <w:tblInd w:w="720" w:type="dxa"/>
         <w:tblLayout w:type="fixed"/>
-        <w:tblCellMar>
-          <w:top w:w="0" w:type="dxa"/>
-          <w:left w:w="108" w:type="dxa"/>
-          <w:bottom w:w="0" w:type="dxa"/>
-          <w:right w:w="108" w:type="dxa"/>
-        </w:tblCellMar>
-        <w:tblLook w:val="04a0" w:noHBand="0" w:noVBand="1" w:firstColumn="1" w:lastRow="0" w:lastColumn="0" w:firstRow="1"/>
+        <w:tblLook w:val="04A0" w:firstRow="1" w:lastRow="0" w:firstColumn="1" w:lastColumn="0" w:noHBand="0" w:noVBand="1"/>
       </w:tblPr>
       <w:tblGrid>
-        <w:gridCol w:w="2116"/>
+        <w:gridCol w:w="2117"/>
         <w:gridCol w:w="2192"/>
         <w:gridCol w:w="2154"/>
         <w:gridCol w:w="2167"/>
       </w:tblGrid>
       <w:tr>
-        <w:trPr/>
         <w:tc>
           <w:tcPr>
             <w:tcW w:w="2116" w:type="dxa"/>
-            <w:tcBorders/>
-          </w:tcPr>
-          <w:p>
-            <w:pPr>
-              <w:pStyle w:val="BodyText"/>
-              <w:keepLines w:val="false"/>
-              <w:spacing w:before="0" w:after="120"/>
+          </w:tcPr>
+          <w:p>
+            <w:pPr>
+              <w:pStyle w:val="BodyText"/>
+              <w:keepLines w:val="0"/>
               <w:ind w:left="0"/>
               <w:jc w:val="center"/>
               <w:rPr>
@@ -4298,11 +3774,7 @@
             </w:pPr>
             <w:r>
               <w:rPr>
-                <w:rFonts w:eastAsia="Times New Roman" w:cs="Times New Roman"/>
-                <w:kern w:val="0"/>
-                <w:sz w:val="20"/>
-                <w:szCs w:val="20"/>
-                <w:lang w:val="hr-HR" w:bidi="ar-SA"/>
+                <w:lang w:val="hr-HR"/>
               </w:rPr>
               <w:t>Datum i vrijeme</w:t>
             </w:r>
@@ -4311,13 +3783,11 @@
         <w:tc>
           <w:tcPr>
             <w:tcW w:w="2192" w:type="dxa"/>
-            <w:tcBorders/>
-          </w:tcPr>
-          <w:p>
-            <w:pPr>
-              <w:pStyle w:val="BodyText"/>
-              <w:keepLines w:val="false"/>
-              <w:spacing w:before="0" w:after="120"/>
+          </w:tcPr>
+          <w:p>
+            <w:pPr>
+              <w:pStyle w:val="BodyText"/>
+              <w:keepLines w:val="0"/>
               <w:ind w:left="0"/>
               <w:jc w:val="center"/>
               <w:rPr>
@@ -4326,11 +3796,7 @@
             </w:pPr>
             <w:r>
               <w:rPr>
-                <w:rFonts w:eastAsia="Times New Roman" w:cs="Times New Roman"/>
-                <w:kern w:val="0"/>
-                <w:sz w:val="20"/>
-                <w:szCs w:val="20"/>
-                <w:lang w:val="hr-HR" w:bidi="ar-SA"/>
+                <w:lang w:val="hr-HR"/>
               </w:rPr>
               <w:t>Mjesto</w:t>
             </w:r>
@@ -4339,13 +3805,11 @@
         <w:tc>
           <w:tcPr>
             <w:tcW w:w="2154" w:type="dxa"/>
-            <w:tcBorders/>
-          </w:tcPr>
-          <w:p>
-            <w:pPr>
-              <w:pStyle w:val="BodyText"/>
-              <w:keepLines w:val="false"/>
-              <w:spacing w:before="0" w:after="120"/>
+          </w:tcPr>
+          <w:p>
+            <w:pPr>
+              <w:pStyle w:val="BodyText"/>
+              <w:keepLines w:val="0"/>
               <w:ind w:left="0"/>
               <w:jc w:val="center"/>
               <w:rPr>
@@ -4354,11 +3818,7 @@
             </w:pPr>
             <w:r>
               <w:rPr>
-                <w:rFonts w:eastAsia="Times New Roman" w:cs="Times New Roman"/>
-                <w:kern w:val="0"/>
-                <w:sz w:val="20"/>
-                <w:szCs w:val="20"/>
-                <w:lang w:val="hr-HR" w:bidi="ar-SA"/>
+                <w:lang w:val="hr-HR"/>
               </w:rPr>
               <w:t>Prisutni</w:t>
             </w:r>
@@ -4367,13 +3827,11 @@
         <w:tc>
           <w:tcPr>
             <w:tcW w:w="2167" w:type="dxa"/>
-            <w:tcBorders/>
-          </w:tcPr>
-          <w:p>
-            <w:pPr>
-              <w:pStyle w:val="BodyText"/>
-              <w:keepLines w:val="false"/>
-              <w:spacing w:before="0" w:after="120"/>
+          </w:tcPr>
+          <w:p>
+            <w:pPr>
+              <w:pStyle w:val="BodyText"/>
+              <w:keepLines w:val="0"/>
               <w:ind w:left="0"/>
               <w:jc w:val="center"/>
               <w:rPr>
@@ -4382,11 +3840,7 @@
             </w:pPr>
             <w:r>
               <w:rPr>
-                <w:rFonts w:eastAsia="Times New Roman" w:cs="Times New Roman"/>
-                <w:kern w:val="0"/>
-                <w:sz w:val="20"/>
-                <w:szCs w:val="20"/>
-                <w:lang w:val="hr-HR" w:bidi="ar-SA"/>
+                <w:lang w:val="hr-HR"/>
               </w:rPr>
               <w:t>Opis, zaključci</w:t>
             </w:r>
@@ -4394,30 +3848,22 @@
         </w:tc>
       </w:tr>
       <w:tr>
-        <w:trPr/>
         <w:tc>
           <w:tcPr>
             <w:tcW w:w="2116" w:type="dxa"/>
-            <w:tcBorders/>
-          </w:tcPr>
-          <w:p>
-            <w:pPr>
-              <w:pStyle w:val="BodyText"/>
-              <w:keepLines w:val="false"/>
-              <w:spacing w:before="0" w:after="120"/>
-              <w:ind w:left="0"/>
-              <w:jc w:val="left"/>
-              <w:rPr>
-                <w:lang w:val="hr-HR"/>
-              </w:rPr>
-            </w:pPr>
-            <w:r>
-              <w:rPr>
-                <w:rFonts w:eastAsia="Times New Roman" w:cs="Times New Roman"/>
-                <w:kern w:val="0"/>
-                <w:sz w:val="20"/>
-                <w:szCs w:val="20"/>
-                <w:lang w:val="hr-HR" w:bidi="ar-SA"/>
+          </w:tcPr>
+          <w:p>
+            <w:pPr>
+              <w:pStyle w:val="BodyText"/>
+              <w:keepLines w:val="0"/>
+              <w:ind w:left="0"/>
+              <w:rPr>
+                <w:lang w:val="hr-HR"/>
+              </w:rPr>
+            </w:pPr>
+            <w:r>
+              <w:rPr>
+                <w:lang w:val="hr-HR"/>
               </w:rPr>
               <w:t>7. listopad 2025. 16.15</w:t>
             </w:r>
@@ -4426,26 +3872,19 @@
         <w:tc>
           <w:tcPr>
             <w:tcW w:w="2192" w:type="dxa"/>
-            <w:tcBorders/>
-          </w:tcPr>
-          <w:p>
-            <w:pPr>
-              <w:pStyle w:val="BodyText"/>
-              <w:keepLines w:val="false"/>
-              <w:spacing w:before="0" w:after="120"/>
-              <w:ind w:left="0"/>
-              <w:jc w:val="left"/>
-              <w:rPr>
-                <w:lang w:val="hr-HR"/>
-              </w:rPr>
-            </w:pPr>
-            <w:r>
-              <w:rPr>
-                <w:rFonts w:eastAsia="Times New Roman" w:cs="Times New Roman"/>
-                <w:kern w:val="0"/>
-                <w:sz w:val="20"/>
-                <w:szCs w:val="20"/>
-                <w:lang w:val="hr-HR" w:bidi="ar-SA"/>
+          </w:tcPr>
+          <w:p>
+            <w:pPr>
+              <w:pStyle w:val="BodyText"/>
+              <w:keepLines w:val="0"/>
+              <w:ind w:left="0"/>
+              <w:rPr>
+                <w:lang w:val="hr-HR"/>
+              </w:rPr>
+            </w:pPr>
+            <w:r>
+              <w:rPr>
+                <w:lang w:val="hr-HR"/>
               </w:rPr>
               <w:t>Fakultet elektrotehnike i računarstva</w:t>
             </w:r>
@@ -4454,26 +3893,19 @@
         <w:tc>
           <w:tcPr>
             <w:tcW w:w="2154" w:type="dxa"/>
-            <w:tcBorders/>
-          </w:tcPr>
-          <w:p>
-            <w:pPr>
-              <w:pStyle w:val="BodyText"/>
-              <w:keepLines w:val="false"/>
-              <w:spacing w:before="0" w:after="120"/>
-              <w:ind w:left="0"/>
-              <w:jc w:val="left"/>
-              <w:rPr>
-                <w:lang w:val="hr-HR"/>
-              </w:rPr>
-            </w:pPr>
-            <w:r>
-              <w:rPr>
-                <w:rFonts w:eastAsia="Times New Roman" w:cs="Times New Roman"/>
-                <w:kern w:val="0"/>
-                <w:sz w:val="20"/>
-                <w:szCs w:val="20"/>
-                <w:lang w:val="hr-HR" w:bidi="ar-SA"/>
+          </w:tcPr>
+          <w:p>
+            <w:pPr>
+              <w:pStyle w:val="BodyText"/>
+              <w:keepLines w:val="0"/>
+              <w:ind w:left="0"/>
+              <w:rPr>
+                <w:lang w:val="hr-HR"/>
+              </w:rPr>
+            </w:pPr>
+            <w:r>
+              <w:rPr>
+                <w:lang w:val="hr-HR"/>
               </w:rPr>
               <w:t>Jakov Ramljak, Martin Golub, Leon Katić, Stjepan Džidžić, Matea Maračić, Željka Mihajlović</w:t>
             </w:r>
@@ -4482,26 +3914,19 @@
         <w:tc>
           <w:tcPr>
             <w:tcW w:w="2167" w:type="dxa"/>
-            <w:tcBorders/>
-          </w:tcPr>
-          <w:p>
-            <w:pPr>
-              <w:pStyle w:val="BodyText"/>
-              <w:keepLines w:val="false"/>
-              <w:spacing w:before="0" w:after="120"/>
-              <w:ind w:left="0"/>
-              <w:jc w:val="left"/>
-              <w:rPr>
-                <w:lang w:val="hr-HR"/>
-              </w:rPr>
-            </w:pPr>
-            <w:r>
-              <w:rPr>
-                <w:rFonts w:eastAsia="Times New Roman" w:cs="Times New Roman"/>
-                <w:kern w:val="0"/>
-                <w:sz w:val="20"/>
-                <w:szCs w:val="20"/>
-                <w:lang w:val="hr-HR" w:bidi="ar-SA"/>
+          </w:tcPr>
+          <w:p>
+            <w:pPr>
+              <w:pStyle w:val="BodyText"/>
+              <w:keepLines w:val="0"/>
+              <w:ind w:left="0"/>
+              <w:rPr>
+                <w:lang w:val="hr-HR"/>
+              </w:rPr>
+            </w:pPr>
+            <w:r>
+              <w:rPr>
+                <w:lang w:val="hr-HR"/>
               </w:rPr>
               <w:t>Prvi sastanak, općenite informacije o projektu, potencijalne teme -&gt; simulacija drona</w:t>
             </w:r>
@@ -4509,7 +3934,6 @@
         </w:tc>
       </w:tr>
       <w:tr>
-        <w:trPr/>
         <w:tc>
           <w:tcPr>
             <w:tcW w:w="2116" w:type="dxa"/>
@@ -4520,21 +3944,15 @@
           <w:p>
             <w:pPr>
               <w:pStyle w:val="BodyText"/>
-              <w:keepLines w:val="false"/>
-              <w:spacing w:before="0" w:after="120"/>
-              <w:ind w:left="0"/>
-              <w:jc w:val="left"/>
-              <w:rPr>
-                <w:lang w:val="hr-HR"/>
-              </w:rPr>
-            </w:pPr>
-            <w:r>
-              <w:rPr>
-                <w:rFonts w:eastAsia="Times New Roman" w:cs="Times New Roman"/>
-                <w:kern w:val="0"/>
-                <w:sz w:val="20"/>
-                <w:szCs w:val="20"/>
-                <w:lang w:val="hr-HR" w:bidi="ar-SA"/>
+              <w:keepLines w:val="0"/>
+              <w:ind w:left="0"/>
+              <w:rPr>
+                <w:lang w:val="hr-HR"/>
+              </w:rPr>
+            </w:pPr>
+            <w:r>
+              <w:rPr>
+                <w:lang w:val="hr-HR"/>
               </w:rPr>
               <w:t>10. listopad 2025.</w:t>
             </w:r>
@@ -4542,20 +3960,14 @@
           <w:p>
             <w:pPr>
               <w:pStyle w:val="BodyText"/>
-              <w:spacing w:before="0" w:after="120"/>
-              <w:ind w:left="0"/>
-              <w:jc w:val="left"/>
-              <w:rPr>
-                <w:lang w:val="hr-HR"/>
-              </w:rPr>
-            </w:pPr>
-            <w:r>
-              <w:rPr>
-                <w:rFonts w:eastAsia="Times New Roman" w:cs="Times New Roman"/>
-                <w:kern w:val="0"/>
-                <w:sz w:val="20"/>
-                <w:szCs w:val="20"/>
-                <w:lang w:val="hr-HR" w:bidi="ar-SA"/>
+              <w:ind w:left="0"/>
+              <w:rPr>
+                <w:lang w:val="hr-HR"/>
+              </w:rPr>
+            </w:pPr>
+            <w:r>
+              <w:rPr>
+                <w:lang w:val="hr-HR"/>
               </w:rPr>
               <w:t>13.00</w:t>
             </w:r>
@@ -4571,21 +3983,15 @@
           <w:p>
             <w:pPr>
               <w:pStyle w:val="BodyText"/>
-              <w:keepLines w:val="false"/>
-              <w:spacing w:before="0" w:after="120"/>
-              <w:ind w:left="0"/>
-              <w:jc w:val="left"/>
-              <w:rPr>
-                <w:lang w:val="hr-HR"/>
-              </w:rPr>
-            </w:pPr>
-            <w:r>
-              <w:rPr>
-                <w:rFonts w:eastAsia="Times New Roman" w:cs="Times New Roman"/>
-                <w:kern w:val="0"/>
-                <w:sz w:val="20"/>
-                <w:szCs w:val="20"/>
-                <w:lang w:val="hr-HR" w:bidi="ar-SA"/>
+              <w:keepLines w:val="0"/>
+              <w:ind w:left="0"/>
+              <w:rPr>
+                <w:lang w:val="hr-HR"/>
+              </w:rPr>
+            </w:pPr>
+            <w:r>
+              <w:rPr>
+                <w:lang w:val="hr-HR"/>
               </w:rPr>
               <w:t>Fakultet elektrotehnike i računarstva</w:t>
             </w:r>
@@ -4601,21 +4007,15 @@
           <w:p>
             <w:pPr>
               <w:pStyle w:val="BodyText"/>
-              <w:keepLines w:val="false"/>
-              <w:spacing w:before="0" w:after="120"/>
-              <w:ind w:left="0"/>
-              <w:jc w:val="left"/>
-              <w:rPr>
-                <w:lang w:val="hr-HR"/>
-              </w:rPr>
-            </w:pPr>
-            <w:r>
-              <w:rPr>
-                <w:rFonts w:eastAsia="Times New Roman" w:cs="Times New Roman"/>
-                <w:kern w:val="0"/>
-                <w:sz w:val="20"/>
-                <w:szCs w:val="20"/>
-                <w:lang w:val="hr-HR" w:bidi="ar-SA"/>
+              <w:keepLines w:val="0"/>
+              <w:ind w:left="0"/>
+              <w:rPr>
+                <w:lang w:val="hr-HR"/>
+              </w:rPr>
+            </w:pPr>
+            <w:r>
+              <w:rPr>
+                <w:lang w:val="hr-HR"/>
               </w:rPr>
               <w:t>Jakov Ramljak, Martin Golub, Leon Katić, Stjepan Džidžić</w:t>
             </w:r>
@@ -4631,21 +4031,15 @@
           <w:p>
             <w:pPr>
               <w:pStyle w:val="BodyText"/>
-              <w:keepLines w:val="false"/>
-              <w:spacing w:before="0" w:after="120"/>
-              <w:ind w:left="0"/>
-              <w:jc w:val="left"/>
-              <w:rPr>
-                <w:lang w:val="hr-HR"/>
-              </w:rPr>
-            </w:pPr>
-            <w:r>
-              <w:rPr>
-                <w:rFonts w:eastAsia="Times New Roman" w:cs="Times New Roman"/>
-                <w:kern w:val="0"/>
-                <w:sz w:val="20"/>
-                <w:szCs w:val="20"/>
-                <w:lang w:val="hr-HR" w:bidi="ar-SA"/>
+              <w:keepLines w:val="0"/>
+              <w:ind w:left="0"/>
+              <w:rPr>
+                <w:lang w:val="hr-HR"/>
+              </w:rPr>
+            </w:pPr>
+            <w:r>
+              <w:rPr>
+                <w:lang w:val="hr-HR"/>
               </w:rPr>
               <w:t>Rasprava o odabiru teme</w:t>
             </w:r>
@@ -4653,7 +4047,6 @@
         </w:tc>
       </w:tr>
       <w:tr>
-        <w:trPr/>
         <w:tc>
           <w:tcPr>
             <w:tcW w:w="2116" w:type="dxa"/>
@@ -4664,21 +4057,15 @@
           <w:p>
             <w:pPr>
               <w:pStyle w:val="BodyText"/>
-              <w:keepLines w:val="false"/>
-              <w:spacing w:before="0" w:after="120"/>
-              <w:ind w:left="0"/>
-              <w:jc w:val="left"/>
-              <w:rPr>
-                <w:lang w:val="hr-HR"/>
-              </w:rPr>
-            </w:pPr>
-            <w:r>
-              <w:rPr>
-                <w:rFonts w:eastAsia="Times New Roman" w:cs="Times New Roman"/>
-                <w:kern w:val="0"/>
-                <w:sz w:val="20"/>
-                <w:szCs w:val="20"/>
-                <w:lang w:val="hr-HR" w:bidi="ar-SA"/>
+              <w:keepLines w:val="0"/>
+              <w:ind w:left="0"/>
+              <w:rPr>
+                <w:lang w:val="hr-HR"/>
+              </w:rPr>
+            </w:pPr>
+            <w:r>
+              <w:rPr>
+                <w:lang w:val="hr-HR"/>
               </w:rPr>
               <w:t>10. listopad 2025.</w:t>
             </w:r>
@@ -4686,20 +4073,14 @@
           <w:p>
             <w:pPr>
               <w:pStyle w:val="BodyText"/>
-              <w:spacing w:before="0" w:after="120"/>
-              <w:ind w:left="0"/>
-              <w:jc w:val="left"/>
-              <w:rPr>
-                <w:lang w:val="hr-HR"/>
-              </w:rPr>
-            </w:pPr>
-            <w:r>
-              <w:rPr>
-                <w:rFonts w:eastAsia="Times New Roman" w:cs="Times New Roman"/>
-                <w:kern w:val="0"/>
-                <w:sz w:val="20"/>
-                <w:szCs w:val="20"/>
-                <w:lang w:val="hr-HR" w:bidi="ar-SA"/>
+              <w:ind w:left="0"/>
+              <w:rPr>
+                <w:lang w:val="hr-HR"/>
+              </w:rPr>
+            </w:pPr>
+            <w:r>
+              <w:rPr>
+                <w:lang w:val="hr-HR"/>
               </w:rPr>
               <w:t>14.00</w:t>
             </w:r>
@@ -4715,21 +4096,15 @@
           <w:p>
             <w:pPr>
               <w:pStyle w:val="BodyText"/>
-              <w:keepLines w:val="false"/>
-              <w:spacing w:before="0" w:after="120"/>
-              <w:ind w:left="0"/>
-              <w:jc w:val="left"/>
-              <w:rPr>
-                <w:lang w:val="hr-HR"/>
-              </w:rPr>
-            </w:pPr>
-            <w:r>
-              <w:rPr>
-                <w:rFonts w:eastAsia="Times New Roman" w:cs="Times New Roman"/>
-                <w:kern w:val="0"/>
-                <w:sz w:val="20"/>
-                <w:szCs w:val="20"/>
-                <w:lang w:val="hr-HR" w:bidi="ar-SA"/>
+              <w:keepLines w:val="0"/>
+              <w:ind w:left="0"/>
+              <w:rPr>
+                <w:lang w:val="hr-HR"/>
+              </w:rPr>
+            </w:pPr>
+            <w:r>
+              <w:rPr>
+                <w:lang w:val="hr-HR"/>
               </w:rPr>
               <w:t>Fakultet elektrotehnike i računarstva</w:t>
             </w:r>
@@ -4745,21 +4120,15 @@
           <w:p>
             <w:pPr>
               <w:pStyle w:val="BodyText"/>
-              <w:keepLines w:val="false"/>
-              <w:spacing w:before="0" w:after="120"/>
-              <w:ind w:left="0"/>
-              <w:jc w:val="left"/>
-              <w:rPr>
-                <w:lang w:val="hr-HR"/>
-              </w:rPr>
-            </w:pPr>
-            <w:r>
-              <w:rPr>
-                <w:rFonts w:eastAsia="Times New Roman" w:cs="Times New Roman"/>
-                <w:kern w:val="0"/>
-                <w:sz w:val="20"/>
-                <w:szCs w:val="20"/>
-                <w:lang w:val="hr-HR" w:bidi="ar-SA"/>
+              <w:keepLines w:val="0"/>
+              <w:ind w:left="0"/>
+              <w:rPr>
+                <w:lang w:val="hr-HR"/>
+              </w:rPr>
+            </w:pPr>
+            <w:r>
+              <w:rPr>
+                <w:lang w:val="hr-HR"/>
               </w:rPr>
               <w:t>Jakov Ramljak, Martin Golub, Leon Katić, Stjepan Džidžić, Matea Maračić,</w:t>
             </w:r>
@@ -4775,21 +4144,15 @@
           <w:p>
             <w:pPr>
               <w:pStyle w:val="BodyText"/>
-              <w:keepLines w:val="false"/>
-              <w:spacing w:before="0" w:after="120"/>
-              <w:ind w:left="0"/>
-              <w:jc w:val="left"/>
-              <w:rPr>
-                <w:lang w:val="hr-HR"/>
-              </w:rPr>
-            </w:pPr>
-            <w:r>
-              <w:rPr>
-                <w:rFonts w:eastAsia="Times New Roman" w:cs="Times New Roman"/>
-                <w:kern w:val="0"/>
-                <w:sz w:val="20"/>
-                <w:szCs w:val="20"/>
-                <w:lang w:val="hr-HR" w:bidi="ar-SA"/>
+              <w:keepLines w:val="0"/>
+              <w:ind w:left="0"/>
+              <w:rPr>
+                <w:lang w:val="hr-HR"/>
+              </w:rPr>
+            </w:pPr>
+            <w:r>
+              <w:rPr>
+                <w:lang w:val="hr-HR"/>
               </w:rPr>
               <w:t>Rasprava o odabiru teme</w:t>
             </w:r>
@@ -4797,11 +4160,9 @@
         </w:tc>
       </w:tr>
       <w:tr>
-        <w:trPr/>
         <w:tc>
           <w:tcPr>
             <w:tcW w:w="2116" w:type="dxa"/>
-            <w:tcBorders/>
           </w:tcPr>
           <w:p>
             <w:pPr>
@@ -4810,12 +4171,9 @@
                 <w:ilvl w:val="0"/>
                 <w:numId w:val="0"/>
               </w:numPr>
-              <w:spacing w:before="120" w:after="60"/>
-              <w:ind w:hanging="0" w:left="0"/>
-              <w:jc w:val="left"/>
               <w:rPr>
                 <w:rFonts w:ascii="Times New Roman" w:hAnsi="Times New Roman"/>
-                <w:b w:val="false"/>
+                <w:b w:val="0"/>
                 <w:bCs/>
                 <w:sz w:val="20"/>
                 <w:lang w:val="hr-HR"/>
@@ -4823,54 +4181,70 @@
             </w:pPr>
             <w:r>
               <w:rPr>
-                <w:rFonts w:eastAsia="Times New Roman" w:cs="Times New Roman" w:ascii="Times New Roman" w:hAnsi="Times New Roman"/>
-                <w:b w:val="false"/>
+                <w:rFonts w:ascii="Times New Roman" w:hAnsi="Times New Roman"/>
+                <w:b w:val="0"/>
                 <w:bCs/>
-                <w:kern w:val="0"/>
                 <w:sz w:val="20"/>
-                <w:szCs w:val="20"/>
-                <w:lang w:val="hr-HR" w:bidi="ar-SA"/>
-              </w:rPr>
-              <w:t>1</w:t>
-            </w:r>
-            <w:r>
-              <w:rPr>
-                <w:rFonts w:eastAsia="Times New Roman" w:cs="Times New Roman" w:ascii="Times New Roman" w:hAnsi="Times New Roman"/>
-                <w:b w:val="false"/>
+                <w:lang w:val="hr-HR"/>
+              </w:rPr>
+              <w:lastRenderedPageBreak/>
+              <w:t>14. listopad 2025. 16.00</w:t>
+            </w:r>
+          </w:p>
+        </w:tc>
+        <w:tc>
+          <w:tcPr>
+            <w:tcW w:w="2192" w:type="dxa"/>
+          </w:tcPr>
+          <w:p>
+            <w:pPr>
+              <w:pStyle w:val="BodyText"/>
+              <w:keepLines w:val="0"/>
+              <w:ind w:left="0"/>
+              <w:rPr>
                 <w:bCs/>
-                <w:kern w:val="0"/>
-                <w:sz w:val="20"/>
-                <w:szCs w:val="20"/>
-                <w:lang w:val="hr-HR" w:bidi="ar-SA"/>
-              </w:rPr>
-              <w:t>4</w:t>
-            </w:r>
-            <w:r>
-              <w:rPr>
-                <w:rFonts w:eastAsia="Times New Roman" w:cs="Times New Roman" w:ascii="Times New Roman" w:hAnsi="Times New Roman"/>
-                <w:b w:val="false"/>
+                <w:lang w:val="hr-HR"/>
+              </w:rPr>
+            </w:pPr>
+            <w:r>
+              <w:rPr>
+                <w:lang w:val="hr-HR"/>
+              </w:rPr>
+              <w:t>Fakultet elektrotehnike i računarstva</w:t>
+            </w:r>
+          </w:p>
+        </w:tc>
+        <w:tc>
+          <w:tcPr>
+            <w:tcW w:w="2154" w:type="dxa"/>
+          </w:tcPr>
+          <w:p>
+            <w:pPr>
+              <w:pStyle w:val="BodyText"/>
+              <w:keepLines w:val="0"/>
+              <w:ind w:left="0"/>
+              <w:rPr>
                 <w:bCs/>
-                <w:kern w:val="0"/>
-                <w:sz w:val="20"/>
-                <w:szCs w:val="20"/>
-                <w:lang w:val="hr-HR" w:bidi="ar-SA"/>
-              </w:rPr>
-              <w:t>. listopad 2025. 16.00</w:t>
-            </w:r>
-          </w:p>
-        </w:tc>
-        <w:tc>
-          <w:tcPr>
-            <w:tcW w:w="2192" w:type="dxa"/>
-            <w:tcBorders/>
-          </w:tcPr>
-          <w:p>
-            <w:pPr>
-              <w:pStyle w:val="BodyText"/>
-              <w:keepLines w:val="false"/>
-              <w:spacing w:before="0" w:after="120"/>
-              <w:ind w:left="0"/>
-              <w:jc w:val="left"/>
+                <w:lang w:val="hr-HR"/>
+              </w:rPr>
+            </w:pPr>
+            <w:r>
+              <w:rPr>
+                <w:lang w:val="hr-HR"/>
+              </w:rPr>
+              <w:t>Jakov Ramljak, Martin Golub, Leon Katić, Stjepan Džidžić, Matea Maračić, Željka Mihajlović</w:t>
+            </w:r>
+          </w:p>
+        </w:tc>
+        <w:tc>
+          <w:tcPr>
+            <w:tcW w:w="2167" w:type="dxa"/>
+          </w:tcPr>
+          <w:p>
+            <w:pPr>
+              <w:pStyle w:val="BodyText"/>
+              <w:keepLines w:val="0"/>
+              <w:ind w:left="0"/>
               <w:rPr>
                 <w:bCs/>
                 <w:lang w:val="hr-HR"/>
@@ -4878,70 +4252,8 @@
             </w:pPr>
             <w:r>
               <w:rPr>
-                <w:rFonts w:eastAsia="Times New Roman" w:cs="Times New Roman"/>
-                <w:kern w:val="0"/>
-                <w:sz w:val="20"/>
-                <w:szCs w:val="20"/>
-                <w:lang w:val="hr-HR" w:bidi="ar-SA"/>
-              </w:rPr>
-              <w:t>Fakultet elektrotehnike i računarstva</w:t>
-            </w:r>
-          </w:p>
-        </w:tc>
-        <w:tc>
-          <w:tcPr>
-            <w:tcW w:w="2154" w:type="dxa"/>
-            <w:tcBorders/>
-          </w:tcPr>
-          <w:p>
-            <w:pPr>
-              <w:pStyle w:val="BodyText"/>
-              <w:keepLines w:val="false"/>
-              <w:spacing w:before="0" w:after="120"/>
-              <w:ind w:left="0"/>
-              <w:jc w:val="left"/>
-              <w:rPr>
                 <w:bCs/>
                 <w:lang w:val="hr-HR"/>
-              </w:rPr>
-            </w:pPr>
-            <w:r>
-              <w:rPr>
-                <w:rFonts w:eastAsia="Times New Roman" w:cs="Times New Roman"/>
-                <w:kern w:val="0"/>
-                <w:sz w:val="20"/>
-                <w:szCs w:val="20"/>
-                <w:lang w:val="hr-HR" w:bidi="ar-SA"/>
-              </w:rPr>
-              <w:t>Jakov Ramljak, Martin Golub, Leon Katić, Stjepan Džidžić, Matea Maračić, Željka Mihajlović</w:t>
-            </w:r>
-          </w:p>
-        </w:tc>
-        <w:tc>
-          <w:tcPr>
-            <w:tcW w:w="2167" w:type="dxa"/>
-            <w:tcBorders/>
-          </w:tcPr>
-          <w:p>
-            <w:pPr>
-              <w:pStyle w:val="BodyText"/>
-              <w:keepLines w:val="false"/>
-              <w:spacing w:before="0" w:after="120"/>
-              <w:ind w:left="0"/>
-              <w:jc w:val="left"/>
-              <w:rPr>
-                <w:bCs/>
-                <w:lang w:val="hr-HR"/>
-              </w:rPr>
-            </w:pPr>
-            <w:r>
-              <w:rPr>
-                <w:rFonts w:eastAsia="Times New Roman" w:cs="Times New Roman"/>
-                <w:bCs/>
-                <w:kern w:val="0"/>
-                <w:sz w:val="20"/>
-                <w:szCs w:val="20"/>
-                <w:lang w:val="hr-HR" w:bidi="ar-SA"/>
               </w:rPr>
               <w:t>Potvrda izabrane teme simulacija dostavljanja paketa dronom, Jakov Ramljak izabran kao voditelj tima, podjela poslova među timom: Jakov kao voditelj i glavni za Godot, Stjepan i Leon za fiziku u Godotu, Martin i Matea za dizajn i modeliranje</w:t>
             </w:r>
@@ -4949,19 +4261,15 @@
         </w:tc>
       </w:tr>
       <w:tr>
-        <w:trPr/>
         <w:tc>
           <w:tcPr>
             <w:tcW w:w="2116" w:type="dxa"/>
-            <w:tcBorders/>
-          </w:tcPr>
-          <w:p>
-            <w:pPr>
-              <w:pStyle w:val="BodyText"/>
-              <w:keepLines w:val="false"/>
-              <w:spacing w:before="0" w:after="120"/>
-              <w:ind w:left="0"/>
-              <w:jc w:val="left"/>
+          </w:tcPr>
+          <w:p>
+            <w:pPr>
+              <w:pStyle w:val="BodyText"/>
+              <w:keepLines w:val="0"/>
+              <w:ind w:left="0"/>
               <w:rPr>
                 <w:bCs/>
                 <w:lang w:val="hr-HR"/>
@@ -4969,12 +4277,8 @@
             </w:pPr>
             <w:r>
               <w:rPr>
-                <w:rFonts w:eastAsia="Times New Roman" w:cs="Times New Roman"/>
                 <w:bCs/>
-                <w:kern w:val="0"/>
-                <w:sz w:val="20"/>
-                <w:szCs w:val="20"/>
-                <w:lang w:val="hr-HR" w:bidi="ar-SA"/>
+                <w:lang w:val="hr-HR"/>
               </w:rPr>
               <w:t>31. listopad 2025.</w:t>
             </w:r>
@@ -4982,9 +4286,7 @@
           <w:p>
             <w:pPr>
               <w:pStyle w:val="BodyText"/>
-              <w:spacing w:before="0" w:after="120"/>
-              <w:ind w:left="0"/>
-              <w:jc w:val="left"/>
+              <w:ind w:left="0"/>
               <w:rPr>
                 <w:bCs/>
                 <w:lang w:val="hr-HR"/>
@@ -4992,12 +4294,8 @@
             </w:pPr>
             <w:r>
               <w:rPr>
-                <w:rFonts w:eastAsia="Times New Roman" w:cs="Times New Roman"/>
                 <w:bCs/>
-                <w:kern w:val="0"/>
-                <w:sz w:val="20"/>
-                <w:szCs w:val="20"/>
-                <w:lang w:val="hr-HR" w:bidi="ar-SA"/>
+                <w:lang w:val="hr-HR"/>
               </w:rPr>
               <w:t>11:30</w:t>
             </w:r>
@@ -5006,15 +4304,12 @@
         <w:tc>
           <w:tcPr>
             <w:tcW w:w="2192" w:type="dxa"/>
-            <w:tcBorders/>
-          </w:tcPr>
-          <w:p>
-            <w:pPr>
-              <w:pStyle w:val="BodyText"/>
-              <w:keepLines w:val="false"/>
-              <w:spacing w:before="0" w:after="120"/>
-              <w:ind w:left="0"/>
-              <w:jc w:val="left"/>
+          </w:tcPr>
+          <w:p>
+            <w:pPr>
+              <w:pStyle w:val="BodyText"/>
+              <w:keepLines w:val="0"/>
+              <w:ind w:left="0"/>
               <w:rPr>
                 <w:bCs/>
                 <w:lang w:val="hr-HR"/>
@@ -5022,11 +4317,7 @@
             </w:pPr>
             <w:r>
               <w:rPr>
-                <w:rFonts w:eastAsia="Times New Roman" w:cs="Times New Roman"/>
-                <w:kern w:val="0"/>
-                <w:sz w:val="20"/>
-                <w:szCs w:val="20"/>
-                <w:lang w:val="hr-HR" w:bidi="ar-SA"/>
+                <w:lang w:val="hr-HR"/>
               </w:rPr>
               <w:t>Fakultet elektrotehnike i računarstva</w:t>
             </w:r>
@@ -5035,15 +4326,12 @@
         <w:tc>
           <w:tcPr>
             <w:tcW w:w="2154" w:type="dxa"/>
-            <w:tcBorders/>
-          </w:tcPr>
-          <w:p>
-            <w:pPr>
-              <w:pStyle w:val="BodyText"/>
-              <w:keepLines w:val="false"/>
-              <w:spacing w:before="0" w:after="120"/>
-              <w:ind w:left="0"/>
-              <w:jc w:val="left"/>
+          </w:tcPr>
+          <w:p>
+            <w:pPr>
+              <w:pStyle w:val="BodyText"/>
+              <w:keepLines w:val="0"/>
+              <w:ind w:left="0"/>
               <w:rPr>
                 <w:bCs/>
                 <w:lang w:val="hr-HR"/>
@@ -5051,11 +4339,7 @@
             </w:pPr>
             <w:r>
               <w:rPr>
-                <w:rFonts w:eastAsia="Times New Roman" w:cs="Times New Roman"/>
-                <w:kern w:val="0"/>
-                <w:sz w:val="20"/>
-                <w:szCs w:val="20"/>
-                <w:lang w:val="hr-HR" w:bidi="ar-SA"/>
+                <w:lang w:val="hr-HR"/>
               </w:rPr>
               <w:t>Jakov Ramljak, Martin Golub, Leon Katić, Stjepan Džidžić, Matea Maračić</w:t>
             </w:r>
@@ -5064,15 +4348,12 @@
         <w:tc>
           <w:tcPr>
             <w:tcW w:w="2167" w:type="dxa"/>
-            <w:tcBorders/>
-          </w:tcPr>
-          <w:p>
-            <w:pPr>
-              <w:pStyle w:val="BodyText"/>
-              <w:keepLines w:val="false"/>
-              <w:spacing w:before="0" w:after="120"/>
-              <w:ind w:left="0"/>
-              <w:jc w:val="left"/>
+          </w:tcPr>
+          <w:p>
+            <w:pPr>
+              <w:pStyle w:val="BodyText"/>
+              <w:keepLines w:val="0"/>
+              <w:ind w:left="0"/>
               <w:rPr>
                 <w:bCs/>
                 <w:lang w:val="hr-HR"/>
@@ -5080,12 +4361,8 @@
             </w:pPr>
             <w:r>
               <w:rPr>
-                <w:rFonts w:eastAsia="Times New Roman" w:cs="Times New Roman"/>
                 <w:bCs/>
-                <w:kern w:val="0"/>
-                <w:sz w:val="20"/>
-                <w:szCs w:val="20"/>
-                <w:lang w:val="hr-HR" w:bidi="ar-SA"/>
+                <w:lang w:val="hr-HR"/>
               </w:rPr>
               <w:t>Dogovaranje plana projekta. Rasprava o implementaciji fizike drona i game designa</w:t>
             </w:r>
@@ -5093,240 +4370,134 @@
         </w:tc>
       </w:tr>
       <w:tr>
-        <w:trPr/>
         <w:tc>
           <w:tcPr>
             <w:tcW w:w="2116" w:type="dxa"/>
-            <w:tcBorders/>
-          </w:tcPr>
-          <w:p>
-            <w:pPr>
-              <w:pStyle w:val="BodyText"/>
-              <w:keepLines w:val="false"/>
-              <w:spacing w:before="0" w:after="120"/>
-              <w:ind w:left="0"/>
-              <w:jc w:val="left"/>
+          </w:tcPr>
+          <w:p>
+            <w:pPr>
+              <w:pStyle w:val="BodyText"/>
+              <w:keepLines w:val="0"/>
+              <w:ind w:left="0"/>
               <w:rPr>
                 <w:bCs/>
                 <w:lang w:val="hr-HR"/>
               </w:rPr>
             </w:pPr>
-            <w:r>
-              <w:rPr>
-                <w:rFonts w:eastAsia="Times New Roman" w:cs="Times New Roman"/>
+          </w:p>
+        </w:tc>
+        <w:tc>
+          <w:tcPr>
+            <w:tcW w:w="2192" w:type="dxa"/>
+          </w:tcPr>
+          <w:p>
+            <w:pPr>
+              <w:pStyle w:val="BodyText"/>
+              <w:keepLines w:val="0"/>
+              <w:ind w:left="0"/>
+              <w:rPr>
                 <w:bCs/>
-                <w:kern w:val="0"/>
-                <w:sz w:val="20"/>
-                <w:szCs w:val="20"/>
-                <w:lang w:val="hr-HR" w:bidi="ar-SA"/>
-              </w:rPr>
-            </w:r>
-          </w:p>
-        </w:tc>
-        <w:tc>
-          <w:tcPr>
-            <w:tcW w:w="2192" w:type="dxa"/>
-            <w:tcBorders/>
-          </w:tcPr>
-          <w:p>
-            <w:pPr>
-              <w:pStyle w:val="BodyText"/>
-              <w:keepLines w:val="false"/>
-              <w:spacing w:before="0" w:after="120"/>
-              <w:ind w:left="0"/>
-              <w:jc w:val="left"/>
+                <w:lang w:val="hr-HR"/>
+              </w:rPr>
+            </w:pPr>
+          </w:p>
+        </w:tc>
+        <w:tc>
+          <w:tcPr>
+            <w:tcW w:w="2154" w:type="dxa"/>
+          </w:tcPr>
+          <w:p>
+            <w:pPr>
+              <w:pStyle w:val="BodyText"/>
+              <w:keepLines w:val="0"/>
+              <w:ind w:left="0"/>
               <w:rPr>
                 <w:bCs/>
                 <w:lang w:val="hr-HR"/>
               </w:rPr>
             </w:pPr>
-            <w:r>
-              <w:rPr>
-                <w:rFonts w:eastAsia="Times New Roman" w:cs="Times New Roman"/>
+          </w:p>
+        </w:tc>
+        <w:tc>
+          <w:tcPr>
+            <w:tcW w:w="2167" w:type="dxa"/>
+          </w:tcPr>
+          <w:p>
+            <w:pPr>
+              <w:pStyle w:val="BodyText"/>
+              <w:keepLines w:val="0"/>
+              <w:ind w:left="0"/>
+              <w:rPr>
                 <w:bCs/>
-                <w:kern w:val="0"/>
-                <w:sz w:val="20"/>
-                <w:szCs w:val="20"/>
-                <w:lang w:val="hr-HR" w:bidi="ar-SA"/>
-              </w:rPr>
-            </w:r>
-          </w:p>
-        </w:tc>
-        <w:tc>
-          <w:tcPr>
-            <w:tcW w:w="2154" w:type="dxa"/>
-            <w:tcBorders/>
-          </w:tcPr>
-          <w:p>
-            <w:pPr>
-              <w:pStyle w:val="BodyText"/>
-              <w:keepLines w:val="false"/>
-              <w:spacing w:before="0" w:after="120"/>
-              <w:ind w:left="0"/>
-              <w:jc w:val="left"/>
-              <w:rPr>
-                <w:bCs/>
-                <w:lang w:val="hr-HR"/>
-              </w:rPr>
-            </w:pPr>
-            <w:r>
-              <w:rPr>
-                <w:rFonts w:eastAsia="Times New Roman" w:cs="Times New Roman"/>
-                <w:bCs/>
-                <w:kern w:val="0"/>
-                <w:sz w:val="20"/>
-                <w:szCs w:val="20"/>
-                <w:lang w:val="hr-HR" w:bidi="ar-SA"/>
-              </w:rPr>
-            </w:r>
-          </w:p>
-        </w:tc>
-        <w:tc>
-          <w:tcPr>
-            <w:tcW w:w="2167" w:type="dxa"/>
-            <w:tcBorders/>
-          </w:tcPr>
-          <w:p>
-            <w:pPr>
-              <w:pStyle w:val="BodyText"/>
-              <w:keepLines w:val="false"/>
-              <w:spacing w:before="0" w:after="120"/>
-              <w:ind w:left="0"/>
-              <w:jc w:val="left"/>
-              <w:rPr>
-                <w:bCs/>
-                <w:lang w:val="hr-HR"/>
-              </w:rPr>
-            </w:pPr>
-            <w:r>
-              <w:rPr>
-                <w:rFonts w:eastAsia="Times New Roman" w:cs="Times New Roman"/>
-                <w:bCs/>
-                <w:kern w:val="0"/>
-                <w:sz w:val="20"/>
-                <w:szCs w:val="20"/>
-                <w:lang w:val="hr-HR" w:bidi="ar-SA"/>
-              </w:rPr>
-            </w:r>
+                <w:lang w:val="hr-HR"/>
+              </w:rPr>
+            </w:pPr>
           </w:p>
         </w:tc>
       </w:tr>
       <w:tr>
-        <w:trPr/>
         <w:tc>
           <w:tcPr>
             <w:tcW w:w="2116" w:type="dxa"/>
-            <w:tcBorders/>
-          </w:tcPr>
-          <w:p>
-            <w:pPr>
-              <w:pStyle w:val="BodyText"/>
-              <w:keepLines w:val="false"/>
-              <w:spacing w:before="0" w:after="120"/>
-              <w:ind w:left="0"/>
-              <w:jc w:val="left"/>
+          </w:tcPr>
+          <w:p>
+            <w:pPr>
+              <w:pStyle w:val="BodyText"/>
+              <w:keepLines w:val="0"/>
+              <w:ind w:left="0"/>
               <w:rPr>
                 <w:bCs/>
                 <w:lang w:val="hr-HR"/>
               </w:rPr>
             </w:pPr>
-            <w:r>
-              <w:rPr>
-                <w:rFonts w:eastAsia="Times New Roman" w:cs="Times New Roman"/>
+          </w:p>
+        </w:tc>
+        <w:tc>
+          <w:tcPr>
+            <w:tcW w:w="2192" w:type="dxa"/>
+          </w:tcPr>
+          <w:p>
+            <w:pPr>
+              <w:pStyle w:val="BodyText"/>
+              <w:keepLines w:val="0"/>
+              <w:ind w:left="0"/>
+              <w:rPr>
                 <w:bCs/>
-                <w:kern w:val="0"/>
-                <w:sz w:val="20"/>
-                <w:szCs w:val="20"/>
-                <w:lang w:val="hr-HR" w:bidi="ar-SA"/>
-              </w:rPr>
-            </w:r>
-          </w:p>
-        </w:tc>
-        <w:tc>
-          <w:tcPr>
-            <w:tcW w:w="2192" w:type="dxa"/>
-            <w:tcBorders/>
-          </w:tcPr>
-          <w:p>
-            <w:pPr>
-              <w:pStyle w:val="BodyText"/>
-              <w:keepLines w:val="false"/>
-              <w:spacing w:before="0" w:after="120"/>
-              <w:ind w:left="0"/>
-              <w:jc w:val="left"/>
+                <w:lang w:val="hr-HR"/>
+              </w:rPr>
+            </w:pPr>
+          </w:p>
+        </w:tc>
+        <w:tc>
+          <w:tcPr>
+            <w:tcW w:w="2154" w:type="dxa"/>
+          </w:tcPr>
+          <w:p>
+            <w:pPr>
+              <w:pStyle w:val="BodyText"/>
+              <w:keepLines w:val="0"/>
+              <w:ind w:left="0"/>
               <w:rPr>
                 <w:bCs/>
                 <w:lang w:val="hr-HR"/>
               </w:rPr>
             </w:pPr>
-            <w:r>
-              <w:rPr>
-                <w:rFonts w:eastAsia="Times New Roman" w:cs="Times New Roman"/>
+          </w:p>
+        </w:tc>
+        <w:tc>
+          <w:tcPr>
+            <w:tcW w:w="2167" w:type="dxa"/>
+          </w:tcPr>
+          <w:p>
+            <w:pPr>
+              <w:pStyle w:val="BodyText"/>
+              <w:keepLines w:val="0"/>
+              <w:ind w:left="0"/>
+              <w:rPr>
                 <w:bCs/>
-                <w:kern w:val="0"/>
-                <w:sz w:val="20"/>
-                <w:szCs w:val="20"/>
-                <w:lang w:val="hr-HR" w:bidi="ar-SA"/>
-              </w:rPr>
-            </w:r>
-          </w:p>
-        </w:tc>
-        <w:tc>
-          <w:tcPr>
-            <w:tcW w:w="2154" w:type="dxa"/>
-            <w:tcBorders/>
-          </w:tcPr>
-          <w:p>
-            <w:pPr>
-              <w:pStyle w:val="BodyText"/>
-              <w:keepLines w:val="false"/>
-              <w:spacing w:before="0" w:after="120"/>
-              <w:ind w:left="0"/>
-              <w:jc w:val="left"/>
-              <w:rPr>
-                <w:bCs/>
-                <w:lang w:val="hr-HR"/>
-              </w:rPr>
-            </w:pPr>
-            <w:r>
-              <w:rPr>
-                <w:rFonts w:eastAsia="Times New Roman" w:cs="Times New Roman"/>
-                <w:bCs/>
-                <w:kern w:val="0"/>
-                <w:sz w:val="20"/>
-                <w:szCs w:val="20"/>
-                <w:lang w:val="hr-HR" w:bidi="ar-SA"/>
-              </w:rPr>
-            </w:r>
-          </w:p>
-        </w:tc>
-        <w:tc>
-          <w:tcPr>
-            <w:tcW w:w="2167" w:type="dxa"/>
-            <w:tcBorders/>
-          </w:tcPr>
-          <w:p>
-            <w:pPr>
-              <w:pStyle w:val="BodyText"/>
-              <w:keepLines w:val="false"/>
-              <w:spacing w:before="0" w:after="120"/>
-              <w:ind w:left="0"/>
-              <w:jc w:val="left"/>
-              <w:rPr>
-                <w:bCs/>
-                <w:lang w:val="hr-HR"/>
-              </w:rPr>
-            </w:pPr>
-            <w:r>
-              <w:rPr>
-                <w:rFonts w:eastAsia="Times New Roman" w:cs="Times New Roman"/>
-                <w:bCs/>
-                <w:kern w:val="0"/>
-                <w:sz w:val="20"/>
-                <w:szCs w:val="20"/>
-                <w:lang w:val="hr-HR" w:bidi="ar-SA"/>
-              </w:rPr>
-            </w:r>
+                <w:lang w:val="hr-HR"/>
+              </w:rPr>
+            </w:pPr>
           </w:p>
         </w:tc>
       </w:tr>
@@ -5334,53 +4505,31 @@
     <w:p>
       <w:pPr>
         <w:pStyle w:val="BodyText"/>
-        <w:keepLines w:val="false"/>
-        <w:rPr>
-          <w:lang w:val="hr-HR"/>
-        </w:rPr>
-      </w:pPr>
-      <w:r>
-        <w:rPr>
-          <w:lang w:val="hr-HR"/>
-        </w:rPr>
-      </w:r>
+        <w:keepLines w:val="0"/>
+        <w:rPr>
+          <w:lang w:val="hr-HR"/>
+        </w:rPr>
+      </w:pPr>
     </w:p>
     <w:p>
       <w:pPr>
         <w:pStyle w:val="BodyText"/>
-        <w:keepLines w:val="false"/>
-        <w:rPr>
-          <w:lang w:val="hr-HR"/>
-        </w:rPr>
-      </w:pPr>
-      <w:r>
-        <w:rPr>
-          <w:lang w:val="hr-HR"/>
-        </w:rPr>
-      </w:r>
+        <w:keepLines w:val="0"/>
+        <w:rPr>
+          <w:lang w:val="hr-HR"/>
+        </w:rPr>
+      </w:pPr>
     </w:p>
     <w:p>
       <w:pPr>
         <w:pStyle w:val="BodyText"/>
-        <w:keepLines w:val="false"/>
-        <w:rPr>
-          <w:lang w:val="hr-HR"/>
-        </w:rPr>
-      </w:pPr>
-      <w:r>
-        <w:rPr>
-          <w:lang w:val="hr-HR"/>
-        </w:rPr>
-      </w:r>
-    </w:p>
-    <w:p>
-      <w:pPr>
-        <w:pStyle w:val="Normal"/>
-        <w:rPr/>
-      </w:pPr>
-      <w:r>
-        <w:rPr/>
-      </w:r>
+        <w:keepLines w:val="0"/>
+        <w:rPr>
+          <w:lang w:val="hr-HR"/>
+        </w:rPr>
+      </w:pPr>
+    </w:p>
+    <w:p>
       <w:r>
         <w:br w:type="page"/>
       </w:r>
@@ -5388,35 +4537,26 @@
     <w:tbl>
       <w:tblPr>
         <w:tblW w:w="9242" w:type="dxa"/>
-        <w:jc w:val="left"/>
-        <w:tblInd w:w="0" w:type="dxa"/>
         <w:tblLayout w:type="fixed"/>
-        <w:tblCellMar>
-          <w:top w:w="0" w:type="dxa"/>
-          <w:left w:w="108" w:type="dxa"/>
-          <w:bottom w:w="0" w:type="dxa"/>
-          <w:right w:w="108" w:type="dxa"/>
-        </w:tblCellMar>
-        <w:tblLook w:val="0000" w:noHBand="0" w:noVBand="0" w:firstColumn="0" w:lastRow="0" w:lastColumn="0" w:firstRow="0"/>
+        <w:tblLook w:val="0000" w:firstRow="0" w:lastRow="0" w:firstColumn="0" w:lastColumn="0" w:noHBand="0" w:noVBand="0"/>
       </w:tblPr>
       <w:tblGrid>
         <w:gridCol w:w="4620"/>
-        <w:gridCol w:w="4621"/>
+        <w:gridCol w:w="4622"/>
       </w:tblGrid>
       <w:tr>
         <w:trPr>
-          <w:trHeight w:val="345" w:hRule="atLeast"/>
+          <w:trHeight w:val="345"/>
         </w:trPr>
         <w:tc>
           <w:tcPr>
             <w:tcW w:w="4620" w:type="dxa"/>
-            <w:tcBorders/>
           </w:tcPr>
           <w:p>
             <w:pPr>
               <w:pStyle w:val="Header"/>
               <w:pageBreakBefore/>
-              <w:spacing w:before="0" w:after="120"/>
+              <w:spacing w:after="120"/>
               <w:rPr>
                 <w:b/>
                 <w:lang w:val="hr-HR"/>
@@ -5427,6 +4567,7 @@
                 <w:b/>
                 <w:lang w:val="hr-HR"/>
               </w:rPr>
+              <w:lastRenderedPageBreak/>
               <w:t>Suglasan s dokumentom (potpisuju članovi tima):</w:t>
             </w:r>
           </w:p>
@@ -5434,7 +4575,6 @@
         <w:tc>
           <w:tcPr>
             <w:tcW w:w="4621" w:type="dxa"/>
-            <w:tcBorders/>
           </w:tcPr>
           <w:p>
             <w:pPr>
@@ -5444,22 +4584,16 @@
                 <w:lang w:val="hr-HR"/>
               </w:rPr>
             </w:pPr>
-            <w:r>
-              <w:rPr>
-                <w:lang w:val="hr-HR"/>
-              </w:rPr>
-            </w:r>
           </w:p>
         </w:tc>
       </w:tr>
       <w:tr>
         <w:trPr>
-          <w:trHeight w:val="345" w:hRule="atLeast"/>
+          <w:trHeight w:val="345"/>
         </w:trPr>
         <w:tc>
           <w:tcPr>
             <w:tcW w:w="4620" w:type="dxa"/>
-            <w:tcBorders/>
           </w:tcPr>
           <w:p>
             <w:pPr>
@@ -5480,7 +4614,6 @@
         <w:tc>
           <w:tcPr>
             <w:tcW w:w="4621" w:type="dxa"/>
-            <w:tcBorders/>
           </w:tcPr>
           <w:p>
             <w:pPr>
@@ -5501,12 +4634,11 @@
       </w:tr>
       <w:tr>
         <w:trPr>
-          <w:trHeight w:val="345" w:hRule="atLeast"/>
+          <w:trHeight w:val="345"/>
         </w:trPr>
         <w:tc>
           <w:tcPr>
             <w:tcW w:w="4620" w:type="dxa"/>
-            <w:tcBorders/>
           </w:tcPr>
           <w:p>
             <w:pPr>
@@ -5527,7 +4659,6 @@
         <w:tc>
           <w:tcPr>
             <w:tcW w:w="4621" w:type="dxa"/>
-            <w:tcBorders/>
           </w:tcPr>
           <w:p>
             <w:pPr>
@@ -5548,12 +4679,11 @@
       </w:tr>
       <w:tr>
         <w:trPr>
-          <w:trHeight w:val="345" w:hRule="atLeast"/>
+          <w:trHeight w:val="345"/>
         </w:trPr>
         <w:tc>
           <w:tcPr>
             <w:tcW w:w="4620" w:type="dxa"/>
-            <w:tcBorders/>
           </w:tcPr>
           <w:p>
             <w:pPr>
@@ -5574,7 +4704,6 @@
         <w:tc>
           <w:tcPr>
             <w:tcW w:w="4621" w:type="dxa"/>
-            <w:tcBorders/>
           </w:tcPr>
           <w:p>
             <w:pPr>
@@ -5595,12 +4724,11 @@
       </w:tr>
       <w:tr>
         <w:trPr>
-          <w:trHeight w:val="345" w:hRule="atLeast"/>
+          <w:trHeight w:val="345"/>
         </w:trPr>
         <w:tc>
           <w:tcPr>
             <w:tcW w:w="4620" w:type="dxa"/>
-            <w:tcBorders/>
           </w:tcPr>
           <w:p>
             <w:pPr>
@@ -5621,7 +4749,6 @@
         <w:tc>
           <w:tcPr>
             <w:tcW w:w="4621" w:type="dxa"/>
-            <w:tcBorders/>
           </w:tcPr>
           <w:p>
             <w:pPr>
@@ -5642,12 +4769,11 @@
       </w:tr>
       <w:tr>
         <w:trPr>
-          <w:trHeight w:val="345" w:hRule="atLeast"/>
+          <w:trHeight w:val="345"/>
         </w:trPr>
         <w:tc>
           <w:tcPr>
             <w:tcW w:w="4620" w:type="dxa"/>
-            <w:tcBorders/>
           </w:tcPr>
           <w:p>
             <w:pPr>
@@ -5668,7 +4794,6 @@
         <w:tc>
           <w:tcPr>
             <w:tcW w:w="4621" w:type="dxa"/>
-            <w:tcBorders/>
           </w:tcPr>
           <w:p>
             <w:pPr>
@@ -5691,49 +4816,37 @@
     <w:p>
       <w:pPr>
         <w:sectPr>
-          <w:headerReference w:type="default" r:id="rId8"/>
-          <w:headerReference w:type="first" r:id="rId9"/>
-          <w:footerReference w:type="default" r:id="rId10"/>
-          <w:footerReference w:type="first" r:id="rId11"/>
-          <w:type w:val="nextPage"/>
+          <w:headerReference w:type="default" r:id="rId15"/>
+          <w:footerReference w:type="default" r:id="rId16"/>
+          <w:headerReference w:type="first" r:id="rId17"/>
+          <w:footerReference w:type="first" r:id="rId18"/>
           <w:pgSz w:w="12240" w:h="15840"/>
-          <w:pgMar w:left="1440" w:right="1440" w:gutter="0" w:header="720" w:top="1440" w:footer="720" w:bottom="1440"/>
-          <w:pgNumType w:fmt="decimal"/>
-          <w:formProt w:val="false"/>
-          <w:textDirection w:val="lrTb"/>
-          <w:docGrid w:type="default" w:linePitch="100" w:charSpace="0"/>
+          <w:pgMar w:top="1440" w:right="1440" w:bottom="1440" w:left="1440" w:header="720" w:footer="720" w:gutter="0"/>
+          <w:cols w:space="720"/>
+          <w:formProt w:val="0"/>
+          <w:docGrid w:linePitch="100"/>
         </w:sectPr>
       </w:pPr>
     </w:p>
     <w:tbl>
       <w:tblPr>
         <w:tblW w:w="9242" w:type="dxa"/>
-        <w:jc w:val="left"/>
-        <w:tblInd w:w="0" w:type="dxa"/>
         <w:tblLayout w:type="fixed"/>
-        <w:tblCellMar>
-          <w:top w:w="0" w:type="dxa"/>
-          <w:left w:w="108" w:type="dxa"/>
-          <w:bottom w:w="0" w:type="dxa"/>
-          <w:right w:w="108" w:type="dxa"/>
-        </w:tblCellMar>
-        <w:tblLook w:val="0000" w:noHBand="0" w:noVBand="0" w:firstColumn="0" w:lastRow="0" w:lastColumn="0" w:firstRow="0"/>
+        <w:tblLook w:val="0000" w:firstRow="0" w:lastRow="0" w:firstColumn="0" w:lastColumn="0" w:noHBand="0" w:noVBand="0"/>
       </w:tblPr>
       <w:tblGrid>
         <w:gridCol w:w="4620"/>
-        <w:gridCol w:w="4621"/>
+        <w:gridCol w:w="4622"/>
       </w:tblGrid>
       <w:tr>
-        <w:trPr/>
         <w:tc>
           <w:tcPr>
             <w:tcW w:w="4620" w:type="dxa"/>
-            <w:tcBorders/>
           </w:tcPr>
           <w:p>
             <w:pPr>
               <w:pStyle w:val="Header"/>
-              <w:keepNext w:val="true"/>
+              <w:keepNext/>
               <w:keepLines/>
               <w:spacing w:before="120" w:after="120"/>
               <w:rPr>
@@ -5769,7 +4882,6 @@
         <w:tc>
           <w:tcPr>
             <w:tcW w:w="4621" w:type="dxa"/>
-            <w:tcBorders/>
           </w:tcPr>
           <w:p>
             <w:pPr>
@@ -5780,12 +4892,6 @@
                 <w:lang w:val="hr-HR"/>
               </w:rPr>
             </w:pPr>
-            <w:r>
-              <w:rPr>
-                <w:b/>
-                <w:lang w:val="hr-HR"/>
-              </w:rPr>
-            </w:r>
           </w:p>
         </w:tc>
       </w:tr>
@@ -5795,39 +4901,30 @@
         <w:sectPr>
           <w:type w:val="continuous"/>
           <w:pgSz w:w="12240" w:h="15840"/>
-          <w:pgMar w:left="1440" w:right="1440" w:gutter="0" w:header="720" w:top="1440" w:footer="720" w:bottom="1440"/>
-          <w:formProt w:val="false"/>
-          <w:textDirection w:val="lrTb"/>
-          <w:docGrid w:type="default" w:linePitch="100" w:charSpace="0"/>
+          <w:pgMar w:top="1440" w:right="1440" w:bottom="1440" w:left="1440" w:header="720" w:footer="720" w:gutter="0"/>
+          <w:cols w:space="720"/>
+          <w:formProt w:val="0"/>
+          <w:docGrid w:linePitch="100"/>
         </w:sectPr>
       </w:pPr>
     </w:p>
     <w:tbl>
       <w:tblPr>
         <w:tblW w:w="9242" w:type="dxa"/>
-        <w:jc w:val="left"/>
-        <w:tblInd w:w="0" w:type="dxa"/>
         <w:tblLayout w:type="fixed"/>
-        <w:tblCellMar>
-          <w:top w:w="0" w:type="dxa"/>
-          <w:left w:w="108" w:type="dxa"/>
-          <w:bottom w:w="0" w:type="dxa"/>
-          <w:right w:w="108" w:type="dxa"/>
-        </w:tblCellMar>
-        <w:tblLook w:val="0000" w:noHBand="0" w:noVBand="0" w:firstColumn="0" w:lastRow="0" w:lastColumn="0" w:firstRow="0"/>
+        <w:tblLook w:val="0000" w:firstRow="0" w:lastRow="0" w:firstColumn="0" w:lastColumn="0" w:noHBand="0" w:noVBand="0"/>
       </w:tblPr>
       <w:tblGrid>
         <w:gridCol w:w="4620"/>
-        <w:gridCol w:w="4621"/>
+        <w:gridCol w:w="4622"/>
       </w:tblGrid>
       <w:tr>
         <w:trPr>
-          <w:trHeight w:val="345" w:hRule="atLeast"/>
+          <w:trHeight w:val="345"/>
         </w:trPr>
         <w:tc>
           <w:tcPr>
             <w:tcW w:w="4620" w:type="dxa"/>
-            <w:tcBorders/>
           </w:tcPr>
           <w:p>
             <w:pPr>
@@ -5848,7 +4945,6 @@
         <w:tc>
           <w:tcPr>
             <w:tcW w:w="4621" w:type="dxa"/>
-            <w:tcBorders/>
           </w:tcPr>
           <w:p>
             <w:pPr>
@@ -5870,71 +4966,72 @@
     </w:tbl>
     <w:p>
       <w:pPr>
-        <w:pStyle w:val="Normal"/>
-        <w:rPr>
-          <w:lang w:val="hr-HR"/>
-        </w:rPr>
-      </w:pPr>
-      <w:r>
-        <w:rPr>
-          <w:lang w:val="hr-HR"/>
-        </w:rPr>
-      </w:r>
-    </w:p>
-    <w:p>
-      <w:pPr>
-        <w:pStyle w:val="Normal"/>
-        <w:rPr>
-          <w:lang w:val="hr-HR"/>
-        </w:rPr>
-      </w:pPr>
-      <w:r>
-        <w:rPr>
-          <w:lang w:val="hr-HR"/>
-        </w:rPr>
-      </w:r>
+        <w:rPr>
+          <w:lang w:val="hr-HR"/>
+        </w:rPr>
+      </w:pPr>
+    </w:p>
+    <w:p>
+      <w:pPr>
+        <w:rPr>
+          <w:lang w:val="hr-HR"/>
+        </w:rPr>
+      </w:pPr>
     </w:p>
     <w:sectPr>
       <w:type w:val="continuous"/>
       <w:pgSz w:w="12240" w:h="15840"/>
-      <w:pgMar w:left="1440" w:right="1440" w:gutter="0" w:header="720" w:top="1440" w:footer="720" w:bottom="1440"/>
-      <w:formProt w:val="false"/>
-      <w:textDirection w:val="lrTb"/>
-      <w:docGrid w:type="default" w:linePitch="100" w:charSpace="0"/>
+      <w:pgMar w:top="1440" w:right="1440" w:bottom="1440" w:left="1440" w:header="720" w:footer="720" w:gutter="0"/>
+      <w:cols w:space="720"/>
+      <w:formProt w:val="0"/>
+      <w:docGrid w:linePitch="100"/>
     </w:sectPr>
   </w:body>
 </w:document>
 </file>
 
+<file path=word/endnotes.xml><?xml version="1.0" encoding="utf-8"?>
+<w:endnotes xmlns:wpc="http://schemas.microsoft.com/office/word/2010/wordprocessingCanvas" xmlns:cx="http://schemas.microsoft.com/office/drawing/2014/chartex" xmlns:cx1="http://schemas.microsoft.com/office/drawing/2015/9/8/chartex" xmlns:cx2="http://schemas.microsoft.com/office/drawing/2015/10/21/chartex" xmlns:cx3="http://schemas.microsoft.com/office/drawing/2016/5/9/chartex" xmlns:cx4="http://schemas.microsoft.com/office/drawing/2016/5/10/chartex" xmlns:cx5="http://schemas.microsoft.com/office/drawing/2016/5/11/chartex" xmlns:cx6="http://schemas.microsoft.com/office/drawing/2016/5/12/chartex" xmlns:cx7="http://schemas.microsoft.com/office/drawing/2016/5/13/chartex" xmlns:cx8="http://schemas.microsoft.com/office/drawing/2016/5/14/chartex" xmlns:mc="http://schemas.openxmlformats.org/markup-compatibility/2006" xmlns:aink="http://schemas.microsoft.com/office/drawing/2016/ink" xmlns:am3d="http://schemas.microsoft.com/office/drawing/2017/model3d" xmlns:o="urn:schemas-microsoft-com:office:office" xmlns:oel="http://schemas.microsoft.com/office/2019/extlst" xmlns:r="http://schemas.openxmlformats.org/officeDocument/2006/relationships" xmlns:m="http://schemas.openxmlformats.org/officeDocument/2006/math" xmlns:v="urn:schemas-microsoft-com:vml" xmlns:wp14="http://schemas.microsoft.com/office/word/2010/wordprocessingDrawing" xmlns:wp="http://schemas.openxmlformats.org/drawingml/2006/wordprocessingDrawing" xmlns:w10="urn:schemas-microsoft-com:office:word" xmlns:w="http://schemas.openxmlformats.org/wordprocessingml/2006/main" xmlns:w14="http://schemas.microsoft.com/office/word/2010/wordml" xmlns:w15="http://schemas.microsoft.com/office/word/2012/wordml" xmlns:w16cex="http://schemas.microsoft.com/office/word/2018/wordml/cex" xmlns:w16cid="http://schemas.microsoft.com/office/word/2016/wordml/cid" xmlns:w16="http://schemas.microsoft.com/office/word/2018/wordml" xmlns:w16du="http://schemas.microsoft.com/office/word/2023/wordml/word16du" xmlns:w16sdtdh="http://schemas.microsoft.com/office/word/2020/wordml/sdtdatahash" xmlns:w16sdtfl="http://schemas.microsoft.com/office/word/2024/wordml/sdtformatlock" xmlns:w16se="http://schemas.microsoft.com/office/word/2015/wordml/symex" xmlns:wpg="http://schemas.microsoft.com/office/word/2010/wordprocessingGroup" xmlns:wpi="http://schemas.microsoft.com/office/word/2010/wordprocessingInk" xmlns:wne="http://schemas.microsoft.com/office/word/2006/wordml" xmlns:wps="http://schemas.microsoft.com/office/word/2010/wordprocessingShape" mc:Ignorable="w14 w15 w16se w16cid w16 w16cex w16sdtdh w16sdtfl w16du wp14">
+  <w:endnote w:type="separator" w:id="-1">
+    <w:p>
+      <w:pPr>
+        <w:spacing w:line="240" w:lineRule="auto"/>
+      </w:pPr>
+      <w:r>
+        <w:separator/>
+      </w:r>
+    </w:p>
+  </w:endnote>
+  <w:endnote w:type="continuationSeparator" w:id="0">
+    <w:p>
+      <w:pPr>
+        <w:spacing w:line="240" w:lineRule="auto"/>
+      </w:pPr>
+      <w:r>
+        <w:continuationSeparator/>
+      </w:r>
+    </w:p>
+  </w:endnote>
+</w:endnotes>
+</file>
+
 <file path=word/footer1.xml><?xml version="1.0" encoding="utf-8"?>
-<w:ftr xmlns:o="urn:schemas-microsoft-com:office:office" xmlns:r="http://schemas.openxmlformats.org/officeDocument/2006/relationships" xmlns:v="urn:schemas-microsoft-com:vml" xmlns:w="http://schemas.openxmlformats.org/wordprocessingml/2006/main" xmlns:w10="urn:schemas-microsoft-com:office:word" xmlns:wp="http://schemas.openxmlformats.org/drawingml/2006/wordprocessingDrawing" xmlns:pic="http://schemas.openxmlformats.org/drawingml/2006/picture" xmlns:wps="http://schemas.microsoft.com/office/word/2010/wordprocessingShape" xmlns:wpg="http://schemas.microsoft.com/office/word/2010/wordprocessingGroup" xmlns:mc="http://schemas.openxmlformats.org/markup-compatibility/2006" xmlns:wp14="http://schemas.microsoft.com/office/word/2010/wordprocessingDrawing" xmlns:w14="http://schemas.microsoft.com/office/word/2010/wordml" xmlns:w15="http://schemas.microsoft.com/office/word/2012/wordml" mc:Ignorable="w14 wp14 w15">
+<w:ftr xmlns:wpc="http://schemas.microsoft.com/office/word/2010/wordprocessingCanvas" xmlns:cx="http://schemas.microsoft.com/office/drawing/2014/chartex" xmlns:cx1="http://schemas.microsoft.com/office/drawing/2015/9/8/chartex" xmlns:cx2="http://schemas.microsoft.com/office/drawing/2015/10/21/chartex" xmlns:cx3="http://schemas.microsoft.com/office/drawing/2016/5/9/chartex" xmlns:cx4="http://schemas.microsoft.com/office/drawing/2016/5/10/chartex" xmlns:cx5="http://schemas.microsoft.com/office/drawing/2016/5/11/chartex" xmlns:cx6="http://schemas.microsoft.com/office/drawing/2016/5/12/chartex" xmlns:cx7="http://schemas.microsoft.com/office/drawing/2016/5/13/chartex" xmlns:cx8="http://schemas.microsoft.com/office/drawing/2016/5/14/chartex" xmlns:mc="http://schemas.openxmlformats.org/markup-compatibility/2006" xmlns:aink="http://schemas.microsoft.com/office/drawing/2016/ink" xmlns:am3d="http://schemas.microsoft.com/office/drawing/2017/model3d" xmlns:o="urn:schemas-microsoft-com:office:office" xmlns:oel="http://schemas.microsoft.com/office/2019/extlst" xmlns:r="http://schemas.openxmlformats.org/officeDocument/2006/relationships" xmlns:m="http://schemas.openxmlformats.org/officeDocument/2006/math" xmlns:v="urn:schemas-microsoft-com:vml" xmlns:wp14="http://schemas.microsoft.com/office/word/2010/wordprocessingDrawing" xmlns:wp="http://schemas.openxmlformats.org/drawingml/2006/wordprocessingDrawing" xmlns:w10="urn:schemas-microsoft-com:office:word" xmlns:w="http://schemas.openxmlformats.org/wordprocessingml/2006/main" xmlns:w14="http://schemas.microsoft.com/office/word/2010/wordml" xmlns:w15="http://schemas.microsoft.com/office/word/2012/wordml" xmlns:w16cex="http://schemas.microsoft.com/office/word/2018/wordml/cex" xmlns:w16cid="http://schemas.microsoft.com/office/word/2016/wordml/cid" xmlns:w16="http://schemas.microsoft.com/office/word/2018/wordml" xmlns:w16du="http://schemas.microsoft.com/office/word/2023/wordml/word16du" xmlns:w16sdtdh="http://schemas.microsoft.com/office/word/2020/wordml/sdtdatahash" xmlns:w16sdtfl="http://schemas.microsoft.com/office/word/2024/wordml/sdtformatlock" xmlns:w16se="http://schemas.microsoft.com/office/word/2015/wordml/symex" xmlns:wpg="http://schemas.microsoft.com/office/word/2010/wordprocessingGroup" xmlns:wpi="http://schemas.microsoft.com/office/word/2010/wordprocessingInk" xmlns:wne="http://schemas.microsoft.com/office/word/2006/wordml" xmlns:wps="http://schemas.microsoft.com/office/word/2010/wordprocessingShape" mc:Ignorable="w14 w15 w16se w16cid w16 w16cex w16sdtdh w16sdtfl w16du wp14">
   <w:p>
     <w:pPr>
       <w:pStyle w:val="Footer"/>
-      <w:rPr/>
     </w:pPr>
-    <w:r>
-      <w:rPr/>
-    </w:r>
   </w:p>
 </w:ftr>
 </file>
 
 <file path=word/footer2.xml><?xml version="1.0" encoding="utf-8"?>
-<w:ftr xmlns:o="urn:schemas-microsoft-com:office:office" xmlns:r="http://schemas.openxmlformats.org/officeDocument/2006/relationships" xmlns:v="urn:schemas-microsoft-com:vml" xmlns:w="http://schemas.openxmlformats.org/wordprocessingml/2006/main" xmlns:w10="urn:schemas-microsoft-com:office:word" xmlns:wp="http://schemas.openxmlformats.org/drawingml/2006/wordprocessingDrawing" xmlns:pic="http://schemas.openxmlformats.org/drawingml/2006/picture" xmlns:wps="http://schemas.microsoft.com/office/word/2010/wordprocessingShape" xmlns:wpg="http://schemas.microsoft.com/office/word/2010/wordprocessingGroup" xmlns:mc="http://schemas.openxmlformats.org/markup-compatibility/2006" xmlns:wp14="http://schemas.microsoft.com/office/word/2010/wordprocessingDrawing" xmlns:w14="http://schemas.microsoft.com/office/word/2010/wordml" xmlns:w15="http://schemas.microsoft.com/office/word/2012/wordml" mc:Ignorable="w14 wp14 w15">
+<w:ftr xmlns:wpc="http://schemas.microsoft.com/office/word/2010/wordprocessingCanvas" xmlns:cx="http://schemas.microsoft.com/office/drawing/2014/chartex" xmlns:cx1="http://schemas.microsoft.com/office/drawing/2015/9/8/chartex" xmlns:cx2="http://schemas.microsoft.com/office/drawing/2015/10/21/chartex" xmlns:cx3="http://schemas.microsoft.com/office/drawing/2016/5/9/chartex" xmlns:cx4="http://schemas.microsoft.com/office/drawing/2016/5/10/chartex" xmlns:cx5="http://schemas.microsoft.com/office/drawing/2016/5/11/chartex" xmlns:cx6="http://schemas.microsoft.com/office/drawing/2016/5/12/chartex" xmlns:cx7="http://schemas.microsoft.com/office/drawing/2016/5/13/chartex" xmlns:cx8="http://schemas.microsoft.com/office/drawing/2016/5/14/chartex" xmlns:mc="http://schemas.openxmlformats.org/markup-compatibility/2006" xmlns:aink="http://schemas.microsoft.com/office/drawing/2016/ink" xmlns:am3d="http://schemas.microsoft.com/office/drawing/2017/model3d" xmlns:o="urn:schemas-microsoft-com:office:office" xmlns:oel="http://schemas.microsoft.com/office/2019/extlst" xmlns:r="http://schemas.openxmlformats.org/officeDocument/2006/relationships" xmlns:m="http://schemas.openxmlformats.org/officeDocument/2006/math" xmlns:v="urn:schemas-microsoft-com:vml" xmlns:wp14="http://schemas.microsoft.com/office/word/2010/wordprocessingDrawing" xmlns:wp="http://schemas.openxmlformats.org/drawingml/2006/wordprocessingDrawing" xmlns:w10="urn:schemas-microsoft-com:office:word" xmlns:w="http://schemas.openxmlformats.org/wordprocessingml/2006/main" xmlns:w14="http://schemas.microsoft.com/office/word/2010/wordml" xmlns:w15="http://schemas.microsoft.com/office/word/2012/wordml" xmlns:w16cex="http://schemas.microsoft.com/office/word/2018/wordml/cex" xmlns:w16cid="http://schemas.microsoft.com/office/word/2016/wordml/cid" xmlns:w16="http://schemas.microsoft.com/office/word/2018/wordml" xmlns:w16du="http://schemas.microsoft.com/office/word/2023/wordml/word16du" xmlns:w16sdtdh="http://schemas.microsoft.com/office/word/2020/wordml/sdtdatahash" xmlns:w16sdtfl="http://schemas.microsoft.com/office/word/2024/wordml/sdtformatlock" xmlns:w16se="http://schemas.microsoft.com/office/word/2015/wordml/symex" xmlns:wpg="http://schemas.microsoft.com/office/word/2010/wordprocessingGroup" xmlns:wpi="http://schemas.microsoft.com/office/word/2010/wordprocessingInk" xmlns:wne="http://schemas.microsoft.com/office/word/2006/wordml" xmlns:wps="http://schemas.microsoft.com/office/word/2010/wordprocessingShape" mc:Ignorable="w14 w15 w16se w16cid w16 w16cex w16sdtdh w16sdtfl w16du wp14">
   <w:tbl>
     <w:tblPr>
       <w:tblW w:w="9486" w:type="dxa"/>
-      <w:jc w:val="left"/>
-      <w:tblInd w:w="0" w:type="dxa"/>
       <w:tblLayout w:type="fixed"/>
-      <w:tblCellMar>
-        <w:top w:w="0" w:type="dxa"/>
-        <w:left w:w="108" w:type="dxa"/>
-        <w:bottom w:w="0" w:type="dxa"/>
-        <w:right w:w="108" w:type="dxa"/>
-      </w:tblCellMar>
-      <w:tblLook w:val="0000" w:noHBand="0" w:noVBand="0" w:firstColumn="0" w:lastRow="0" w:lastColumn="0" w:firstRow="0"/>
+      <w:tblLook w:val="0000" w:firstRow="0" w:lastRow="0" w:firstColumn="0" w:lastColumn="0" w:noHBand="0" w:noVBand="0"/>
     </w:tblPr>
     <w:tblGrid>
       <w:gridCol w:w="3162"/>
@@ -5942,15 +5039,12 @@
       <w:gridCol w:w="3162"/>
     </w:tblGrid>
     <w:tr>
-      <w:trPr/>
       <w:tc>
         <w:tcPr>
           <w:tcW w:w="3162" w:type="dxa"/>
-          <w:tcBorders/>
         </w:tcPr>
         <w:p>
           <w:pPr>
-            <w:pStyle w:val="Normal"/>
             <w:ind w:right="360"/>
             <w:rPr>
               <w:lang w:val="hr-HR"/>
@@ -5960,18 +5054,22 @@
             <w:rPr>
               <w:lang w:val="hr-HR"/>
             </w:rPr>
-            <w:t>FER - Projekt</w:t>
+            <w:t xml:space="preserve">FER </w:t>
+          </w:r>
+          <w:r>
+            <w:rPr>
+              <w:lang w:val="hr-HR"/>
+            </w:rPr>
+            <w:t>- Projekt</w:t>
           </w:r>
         </w:p>
       </w:tc>
       <w:tc>
         <w:tcPr>
           <w:tcW w:w="3162" w:type="dxa"/>
-          <w:tcBorders/>
         </w:tcPr>
         <w:p>
           <w:pPr>
-            <w:pStyle w:val="Normal"/>
             <w:jc w:val="center"/>
             <w:rPr>
               <w:lang w:val="hr-HR"/>
@@ -5979,10 +5077,10 @@
           </w:pPr>
           <w:r>
             <w:rPr>
-              <w:rFonts w:eastAsia="Symbol" w:cs="Symbol" w:ascii="Symbol" w:hAnsi="Symbol"/>
-              <w:lang w:val="hr-HR"/>
-            </w:rPr>
-            <w:sym w:font="Symbol" w:char="f0d3"/>
+              <w:rFonts w:ascii="Symbol" w:eastAsia="Symbol" w:hAnsi="Symbol" w:cs="Symbol"/>
+              <w:lang w:val="hr-HR"/>
+            </w:rPr>
+            <w:sym w:font="Symbol" w:char="F0D3"/>
           </w:r>
           <w:r>
             <w:rPr>
@@ -6010,6 +5108,7 @@
           </w:r>
           <w:r>
             <w:rPr>
+              <w:noProof/>
               <w:lang w:val="hr-HR"/>
             </w:rPr>
             <w:t>2025</w:t>
@@ -6025,11 +5124,9 @@
       <w:tc>
         <w:tcPr>
           <w:tcW w:w="3162" w:type="dxa"/>
-          <w:tcBorders/>
         </w:tcPr>
         <w:p>
           <w:pPr>
-            <w:pStyle w:val="Normal"/>
             <w:jc w:val="right"/>
             <w:rPr>
               <w:lang w:val="hr-HR"/>
@@ -6125,30 +5222,18 @@
   <w:p>
     <w:pPr>
       <w:pStyle w:val="Footer"/>
-      <w:rPr/>
     </w:pPr>
-    <w:r>
-      <w:rPr/>
-    </w:r>
   </w:p>
 </w:ftr>
 </file>
 
 <file path=word/footer3.xml><?xml version="1.0" encoding="utf-8"?>
-<w:ftr xmlns:o="urn:schemas-microsoft-com:office:office" xmlns:r="http://schemas.openxmlformats.org/officeDocument/2006/relationships" xmlns:v="urn:schemas-microsoft-com:vml" xmlns:w="http://schemas.openxmlformats.org/wordprocessingml/2006/main" xmlns:w10="urn:schemas-microsoft-com:office:word" xmlns:wp="http://schemas.openxmlformats.org/drawingml/2006/wordprocessingDrawing" xmlns:pic="http://schemas.openxmlformats.org/drawingml/2006/picture" xmlns:wps="http://schemas.microsoft.com/office/word/2010/wordprocessingShape" xmlns:wpg="http://schemas.microsoft.com/office/word/2010/wordprocessingGroup" xmlns:mc="http://schemas.openxmlformats.org/markup-compatibility/2006" xmlns:wp14="http://schemas.microsoft.com/office/word/2010/wordprocessingDrawing" xmlns:w14="http://schemas.microsoft.com/office/word/2010/wordml" xmlns:w15="http://schemas.microsoft.com/office/word/2012/wordml" mc:Ignorable="w14 wp14 w15">
+<w:ftr xmlns:wpc="http://schemas.microsoft.com/office/word/2010/wordprocessingCanvas" xmlns:cx="http://schemas.microsoft.com/office/drawing/2014/chartex" xmlns:cx1="http://schemas.microsoft.com/office/drawing/2015/9/8/chartex" xmlns:cx2="http://schemas.microsoft.com/office/drawing/2015/10/21/chartex" xmlns:cx3="http://schemas.microsoft.com/office/drawing/2016/5/9/chartex" xmlns:cx4="http://schemas.microsoft.com/office/drawing/2016/5/10/chartex" xmlns:cx5="http://schemas.microsoft.com/office/drawing/2016/5/11/chartex" xmlns:cx6="http://schemas.microsoft.com/office/drawing/2016/5/12/chartex" xmlns:cx7="http://schemas.microsoft.com/office/drawing/2016/5/13/chartex" xmlns:cx8="http://schemas.microsoft.com/office/drawing/2016/5/14/chartex" xmlns:mc="http://schemas.openxmlformats.org/markup-compatibility/2006" xmlns:aink="http://schemas.microsoft.com/office/drawing/2016/ink" xmlns:am3d="http://schemas.microsoft.com/office/drawing/2017/model3d" xmlns:o="urn:schemas-microsoft-com:office:office" xmlns:oel="http://schemas.microsoft.com/office/2019/extlst" xmlns:r="http://schemas.openxmlformats.org/officeDocument/2006/relationships" xmlns:m="http://schemas.openxmlformats.org/officeDocument/2006/math" xmlns:v="urn:schemas-microsoft-com:vml" xmlns:wp14="http://schemas.microsoft.com/office/word/2010/wordprocessingDrawing" xmlns:wp="http://schemas.openxmlformats.org/drawingml/2006/wordprocessingDrawing" xmlns:w10="urn:schemas-microsoft-com:office:word" xmlns:w="http://schemas.openxmlformats.org/wordprocessingml/2006/main" xmlns:w14="http://schemas.microsoft.com/office/word/2010/wordml" xmlns:w15="http://schemas.microsoft.com/office/word/2012/wordml" xmlns:w16cex="http://schemas.microsoft.com/office/word/2018/wordml/cex" xmlns:w16cid="http://schemas.microsoft.com/office/word/2016/wordml/cid" xmlns:w16="http://schemas.microsoft.com/office/word/2018/wordml" xmlns:w16du="http://schemas.microsoft.com/office/word/2023/wordml/word16du" xmlns:w16sdtdh="http://schemas.microsoft.com/office/word/2020/wordml/sdtdatahash" xmlns:w16sdtfl="http://schemas.microsoft.com/office/word/2024/wordml/sdtformatlock" xmlns:w16se="http://schemas.microsoft.com/office/word/2015/wordml/symex" xmlns:wpg="http://schemas.microsoft.com/office/word/2010/wordprocessingGroup" xmlns:wpi="http://schemas.microsoft.com/office/word/2010/wordprocessingInk" xmlns:wne="http://schemas.microsoft.com/office/word/2006/wordml" xmlns:wps="http://schemas.microsoft.com/office/word/2010/wordprocessingShape" mc:Ignorable="w14 w15 w16se w16cid w16 w16cex w16sdtdh w16sdtfl w16du wp14">
   <w:tbl>
     <w:tblPr>
       <w:tblW w:w="9486" w:type="dxa"/>
-      <w:jc w:val="left"/>
-      <w:tblInd w:w="0" w:type="dxa"/>
       <w:tblLayout w:type="fixed"/>
-      <w:tblCellMar>
-        <w:top w:w="0" w:type="dxa"/>
-        <w:left w:w="108" w:type="dxa"/>
-        <w:bottom w:w="0" w:type="dxa"/>
-        <w:right w:w="108" w:type="dxa"/>
-      </w:tblCellMar>
-      <w:tblLook w:val="0000" w:noHBand="0" w:noVBand="0" w:firstColumn="0" w:lastRow="0" w:lastColumn="0" w:firstRow="0"/>
+      <w:tblLook w:val="0000" w:firstRow="0" w:lastRow="0" w:firstColumn="0" w:lastColumn="0" w:noHBand="0" w:noVBand="0"/>
     </w:tblPr>
     <w:tblGrid>
       <w:gridCol w:w="3162"/>
@@ -6156,15 +5241,12 @@
       <w:gridCol w:w="3162"/>
     </w:tblGrid>
     <w:tr>
-      <w:trPr/>
       <w:tc>
         <w:tcPr>
           <w:tcW w:w="3162" w:type="dxa"/>
-          <w:tcBorders/>
         </w:tcPr>
         <w:p>
           <w:pPr>
-            <w:pStyle w:val="Normal"/>
             <w:ind w:right="360"/>
             <w:rPr>
               <w:lang w:val="hr-HR"/>
@@ -6174,18 +5256,22 @@
             <w:rPr>
               <w:lang w:val="hr-HR"/>
             </w:rPr>
-            <w:t>FER - Projekt</w:t>
+            <w:t xml:space="preserve">FER </w:t>
+          </w:r>
+          <w:r>
+            <w:rPr>
+              <w:lang w:val="hr-HR"/>
+            </w:rPr>
+            <w:t>- Projekt</w:t>
           </w:r>
         </w:p>
       </w:tc>
       <w:tc>
         <w:tcPr>
           <w:tcW w:w="3162" w:type="dxa"/>
-          <w:tcBorders/>
         </w:tcPr>
         <w:p>
           <w:pPr>
-            <w:pStyle w:val="Normal"/>
             <w:jc w:val="center"/>
             <w:rPr>
               <w:lang w:val="hr-HR"/>
@@ -6193,10 +5279,10 @@
           </w:pPr>
           <w:r>
             <w:rPr>
-              <w:rFonts w:eastAsia="Symbol" w:cs="Symbol" w:ascii="Symbol" w:hAnsi="Symbol"/>
-              <w:lang w:val="hr-HR"/>
-            </w:rPr>
-            <w:sym w:font="Symbol" w:char="f0d3"/>
+              <w:rFonts w:ascii="Symbol" w:eastAsia="Symbol" w:hAnsi="Symbol" w:cs="Symbol"/>
+              <w:lang w:val="hr-HR"/>
+            </w:rPr>
+            <w:sym w:font="Symbol" w:char="F0D3"/>
           </w:r>
           <w:r>
             <w:rPr>
@@ -6224,6 +5310,7 @@
           </w:r>
           <w:r>
             <w:rPr>
+              <w:noProof/>
               <w:lang w:val="hr-HR"/>
             </w:rPr>
             <w:t>2025</w:t>
@@ -6239,11 +5326,9 @@
       <w:tc>
         <w:tcPr>
           <w:tcW w:w="3162" w:type="dxa"/>
-          <w:tcBorders/>
         </w:tcPr>
         <w:p>
           <w:pPr>
-            <w:pStyle w:val="Normal"/>
             <w:jc w:val="right"/>
             <w:rPr>
               <w:lang w:val="hr-HR"/>
@@ -6339,30 +5424,18 @@
   <w:p>
     <w:pPr>
       <w:pStyle w:val="Footer"/>
-      <w:rPr/>
     </w:pPr>
-    <w:r>
-      <w:rPr/>
-    </w:r>
   </w:p>
 </w:ftr>
 </file>
 
 <file path=word/footer4.xml><?xml version="1.0" encoding="utf-8"?>
-<w:ftr xmlns:o="urn:schemas-microsoft-com:office:office" xmlns:r="http://schemas.openxmlformats.org/officeDocument/2006/relationships" xmlns:v="urn:schemas-microsoft-com:vml" xmlns:w="http://schemas.openxmlformats.org/wordprocessingml/2006/main" xmlns:w10="urn:schemas-microsoft-com:office:word" xmlns:wp="http://schemas.openxmlformats.org/drawingml/2006/wordprocessingDrawing" xmlns:pic="http://schemas.openxmlformats.org/drawingml/2006/picture" xmlns:wps="http://schemas.microsoft.com/office/word/2010/wordprocessingShape" xmlns:wpg="http://schemas.microsoft.com/office/word/2010/wordprocessingGroup" xmlns:mc="http://schemas.openxmlformats.org/markup-compatibility/2006" xmlns:wp14="http://schemas.microsoft.com/office/word/2010/wordprocessingDrawing" xmlns:w14="http://schemas.microsoft.com/office/word/2010/wordml" xmlns:w15="http://schemas.microsoft.com/office/word/2012/wordml" mc:Ignorable="w14 wp14 w15">
+<w:ftr xmlns:wpc="http://schemas.microsoft.com/office/word/2010/wordprocessingCanvas" xmlns:cx="http://schemas.microsoft.com/office/drawing/2014/chartex" xmlns:cx1="http://schemas.microsoft.com/office/drawing/2015/9/8/chartex" xmlns:cx2="http://schemas.microsoft.com/office/drawing/2015/10/21/chartex" xmlns:cx3="http://schemas.microsoft.com/office/drawing/2016/5/9/chartex" xmlns:cx4="http://schemas.microsoft.com/office/drawing/2016/5/10/chartex" xmlns:cx5="http://schemas.microsoft.com/office/drawing/2016/5/11/chartex" xmlns:cx6="http://schemas.microsoft.com/office/drawing/2016/5/12/chartex" xmlns:cx7="http://schemas.microsoft.com/office/drawing/2016/5/13/chartex" xmlns:cx8="http://schemas.microsoft.com/office/drawing/2016/5/14/chartex" xmlns:mc="http://schemas.openxmlformats.org/markup-compatibility/2006" xmlns:aink="http://schemas.microsoft.com/office/drawing/2016/ink" xmlns:am3d="http://schemas.microsoft.com/office/drawing/2017/model3d" xmlns:o="urn:schemas-microsoft-com:office:office" xmlns:oel="http://schemas.microsoft.com/office/2019/extlst" xmlns:r="http://schemas.openxmlformats.org/officeDocument/2006/relationships" xmlns:m="http://schemas.openxmlformats.org/officeDocument/2006/math" xmlns:v="urn:schemas-microsoft-com:vml" xmlns:wp14="http://schemas.microsoft.com/office/word/2010/wordprocessingDrawing" xmlns:wp="http://schemas.openxmlformats.org/drawingml/2006/wordprocessingDrawing" xmlns:w10="urn:schemas-microsoft-com:office:word" xmlns:w="http://schemas.openxmlformats.org/wordprocessingml/2006/main" xmlns:w14="http://schemas.microsoft.com/office/word/2010/wordml" xmlns:w15="http://schemas.microsoft.com/office/word/2012/wordml" xmlns:w16cex="http://schemas.microsoft.com/office/word/2018/wordml/cex" xmlns:w16cid="http://schemas.microsoft.com/office/word/2016/wordml/cid" xmlns:w16="http://schemas.microsoft.com/office/word/2018/wordml" xmlns:w16du="http://schemas.microsoft.com/office/word/2023/wordml/word16du" xmlns:w16sdtdh="http://schemas.microsoft.com/office/word/2020/wordml/sdtdatahash" xmlns:w16sdtfl="http://schemas.microsoft.com/office/word/2024/wordml/sdtformatlock" xmlns:w16se="http://schemas.microsoft.com/office/word/2015/wordml/symex" xmlns:wpg="http://schemas.microsoft.com/office/word/2010/wordprocessingGroup" xmlns:wpi="http://schemas.microsoft.com/office/word/2010/wordprocessingInk" xmlns:wne="http://schemas.microsoft.com/office/word/2006/wordml" xmlns:wps="http://schemas.microsoft.com/office/word/2010/wordprocessingShape" mc:Ignorable="w14 w15 w16se w16cid w16 w16cex w16sdtdh w16sdtfl w16du wp14">
   <w:tbl>
     <w:tblPr>
       <w:tblW w:w="9486" w:type="dxa"/>
-      <w:jc w:val="left"/>
-      <w:tblInd w:w="0" w:type="dxa"/>
       <w:tblLayout w:type="fixed"/>
-      <w:tblCellMar>
-        <w:top w:w="0" w:type="dxa"/>
-        <w:left w:w="108" w:type="dxa"/>
-        <w:bottom w:w="0" w:type="dxa"/>
-        <w:right w:w="108" w:type="dxa"/>
-      </w:tblCellMar>
-      <w:tblLook w:val="0000" w:noHBand="0" w:noVBand="0" w:firstColumn="0" w:lastRow="0" w:lastColumn="0" w:firstRow="0"/>
+      <w:tblLook w:val="0000" w:firstRow="0" w:lastRow="0" w:firstColumn="0" w:lastColumn="0" w:noHBand="0" w:noVBand="0"/>
     </w:tblPr>
     <w:tblGrid>
       <w:gridCol w:w="3162"/>
@@ -6370,15 +5443,12 @@
       <w:gridCol w:w="3162"/>
     </w:tblGrid>
     <w:tr>
-      <w:trPr/>
       <w:tc>
         <w:tcPr>
           <w:tcW w:w="3162" w:type="dxa"/>
-          <w:tcBorders/>
         </w:tcPr>
         <w:p>
           <w:pPr>
-            <w:pStyle w:val="Normal"/>
             <w:ind w:right="360"/>
             <w:rPr>
               <w:lang w:val="hr-HR"/>
@@ -6388,18 +5458,22 @@
             <w:rPr>
               <w:lang w:val="hr-HR"/>
             </w:rPr>
-            <w:t>FER - Projekt</w:t>
+            <w:t xml:space="preserve">FER </w:t>
+          </w:r>
+          <w:r>
+            <w:rPr>
+              <w:lang w:val="hr-HR"/>
+            </w:rPr>
+            <w:t>- Projekt</w:t>
           </w:r>
         </w:p>
       </w:tc>
       <w:tc>
         <w:tcPr>
           <w:tcW w:w="3162" w:type="dxa"/>
-          <w:tcBorders/>
         </w:tcPr>
         <w:p>
           <w:pPr>
-            <w:pStyle w:val="Normal"/>
             <w:jc w:val="center"/>
             <w:rPr>
               <w:lang w:val="hr-HR"/>
@@ -6407,10 +5481,10 @@
           </w:pPr>
           <w:r>
             <w:rPr>
-              <w:rFonts w:eastAsia="Symbol" w:cs="Symbol" w:ascii="Symbol" w:hAnsi="Symbol"/>
-              <w:lang w:val="hr-HR"/>
-            </w:rPr>
-            <w:sym w:font="Symbol" w:char="f0d3"/>
+              <w:rFonts w:ascii="Symbol" w:eastAsia="Symbol" w:hAnsi="Symbol" w:cs="Symbol"/>
+              <w:lang w:val="hr-HR"/>
+            </w:rPr>
+            <w:sym w:font="Symbol" w:char="F0D3"/>
           </w:r>
           <w:r>
             <w:rPr>
@@ -6438,6 +5512,7 @@
           </w:r>
           <w:r>
             <w:rPr>
+              <w:noProof/>
               <w:lang w:val="hr-HR"/>
             </w:rPr>
             <w:t>2025</w:t>
@@ -6453,11 +5528,9 @@
       <w:tc>
         <w:tcPr>
           <w:tcW w:w="3162" w:type="dxa"/>
-          <w:tcBorders/>
         </w:tcPr>
         <w:p>
           <w:pPr>
-            <w:pStyle w:val="Normal"/>
             <w:jc w:val="right"/>
             <w:rPr>
               <w:lang w:val="hr-HR"/>
@@ -6553,57 +5626,65 @@
   <w:p>
     <w:pPr>
       <w:pStyle w:val="Footer"/>
-      <w:rPr/>
     </w:pPr>
-    <w:r>
-      <w:rPr/>
-    </w:r>
   </w:p>
 </w:ftr>
 </file>
 
 <file path=word/footer5.xml><?xml version="1.0" encoding="utf-8"?>
-<w:ftr xmlns:o="urn:schemas-microsoft-com:office:office" xmlns:r="http://schemas.openxmlformats.org/officeDocument/2006/relationships" xmlns:v="urn:schemas-microsoft-com:vml" xmlns:w="http://schemas.openxmlformats.org/wordprocessingml/2006/main" xmlns:w10="urn:schemas-microsoft-com:office:word" xmlns:wp="http://schemas.openxmlformats.org/drawingml/2006/wordprocessingDrawing" xmlns:pic="http://schemas.openxmlformats.org/drawingml/2006/picture" xmlns:wps="http://schemas.microsoft.com/office/word/2010/wordprocessingShape" xmlns:wpg="http://schemas.microsoft.com/office/word/2010/wordprocessingGroup" xmlns:mc="http://schemas.openxmlformats.org/markup-compatibility/2006" xmlns:wp14="http://schemas.microsoft.com/office/word/2010/wordprocessingDrawing" xmlns:w14="http://schemas.microsoft.com/office/word/2010/wordml" xmlns:w15="http://schemas.microsoft.com/office/word/2012/wordml" mc:Ignorable="w14 wp14 w15">
+<w:ftr xmlns:wpc="http://schemas.microsoft.com/office/word/2010/wordprocessingCanvas" xmlns:cx="http://schemas.microsoft.com/office/drawing/2014/chartex" xmlns:cx1="http://schemas.microsoft.com/office/drawing/2015/9/8/chartex" xmlns:cx2="http://schemas.microsoft.com/office/drawing/2015/10/21/chartex" xmlns:cx3="http://schemas.microsoft.com/office/drawing/2016/5/9/chartex" xmlns:cx4="http://schemas.microsoft.com/office/drawing/2016/5/10/chartex" xmlns:cx5="http://schemas.microsoft.com/office/drawing/2016/5/11/chartex" xmlns:cx6="http://schemas.microsoft.com/office/drawing/2016/5/12/chartex" xmlns:cx7="http://schemas.microsoft.com/office/drawing/2016/5/13/chartex" xmlns:cx8="http://schemas.microsoft.com/office/drawing/2016/5/14/chartex" xmlns:mc="http://schemas.openxmlformats.org/markup-compatibility/2006" xmlns:aink="http://schemas.microsoft.com/office/drawing/2016/ink" xmlns:am3d="http://schemas.microsoft.com/office/drawing/2017/model3d" xmlns:o="urn:schemas-microsoft-com:office:office" xmlns:oel="http://schemas.microsoft.com/office/2019/extlst" xmlns:r="http://schemas.openxmlformats.org/officeDocument/2006/relationships" xmlns:m="http://schemas.openxmlformats.org/officeDocument/2006/math" xmlns:v="urn:schemas-microsoft-com:vml" xmlns:wp14="http://schemas.microsoft.com/office/word/2010/wordprocessingDrawing" xmlns:wp="http://schemas.openxmlformats.org/drawingml/2006/wordprocessingDrawing" xmlns:w10="urn:schemas-microsoft-com:office:word" xmlns:w="http://schemas.openxmlformats.org/wordprocessingml/2006/main" xmlns:w14="http://schemas.microsoft.com/office/word/2010/wordml" xmlns:w15="http://schemas.microsoft.com/office/word/2012/wordml" xmlns:w16cex="http://schemas.microsoft.com/office/word/2018/wordml/cex" xmlns:w16cid="http://schemas.microsoft.com/office/word/2016/wordml/cid" xmlns:w16="http://schemas.microsoft.com/office/word/2018/wordml" xmlns:w16du="http://schemas.microsoft.com/office/word/2023/wordml/word16du" xmlns:w16sdtdh="http://schemas.microsoft.com/office/word/2020/wordml/sdtdatahash" xmlns:w16sdtfl="http://schemas.microsoft.com/office/word/2024/wordml/sdtformatlock" xmlns:w16se="http://schemas.microsoft.com/office/word/2015/wordml/symex" xmlns:wpg="http://schemas.microsoft.com/office/word/2010/wordprocessingGroup" xmlns:wpi="http://schemas.microsoft.com/office/word/2010/wordprocessingInk" xmlns:wne="http://schemas.microsoft.com/office/word/2006/wordml" xmlns:wps="http://schemas.microsoft.com/office/word/2010/wordprocessingShape" mc:Ignorable="w14 w15 w16se w16cid w16 w16cex w16sdtdh w16sdtfl w16du wp14">
   <w:p/>
 </w:ftr>
 </file>
 
+<file path=word/footnotes.xml><?xml version="1.0" encoding="utf-8"?>
+<w:footnotes xmlns:wpc="http://schemas.microsoft.com/office/word/2010/wordprocessingCanvas" xmlns:cx="http://schemas.microsoft.com/office/drawing/2014/chartex" xmlns:cx1="http://schemas.microsoft.com/office/drawing/2015/9/8/chartex" xmlns:cx2="http://schemas.microsoft.com/office/drawing/2015/10/21/chartex" xmlns:cx3="http://schemas.microsoft.com/office/drawing/2016/5/9/chartex" xmlns:cx4="http://schemas.microsoft.com/office/drawing/2016/5/10/chartex" xmlns:cx5="http://schemas.microsoft.com/office/drawing/2016/5/11/chartex" xmlns:cx6="http://schemas.microsoft.com/office/drawing/2016/5/12/chartex" xmlns:cx7="http://schemas.microsoft.com/office/drawing/2016/5/13/chartex" xmlns:cx8="http://schemas.microsoft.com/office/drawing/2016/5/14/chartex" xmlns:mc="http://schemas.openxmlformats.org/markup-compatibility/2006" xmlns:aink="http://schemas.microsoft.com/office/drawing/2016/ink" xmlns:am3d="http://schemas.microsoft.com/office/drawing/2017/model3d" xmlns:o="urn:schemas-microsoft-com:office:office" xmlns:oel="http://schemas.microsoft.com/office/2019/extlst" xmlns:r="http://schemas.openxmlformats.org/officeDocument/2006/relationships" xmlns:m="http://schemas.openxmlformats.org/officeDocument/2006/math" xmlns:v="urn:schemas-microsoft-com:vml" xmlns:wp14="http://schemas.microsoft.com/office/word/2010/wordprocessingDrawing" xmlns:wp="http://schemas.openxmlformats.org/drawingml/2006/wordprocessingDrawing" xmlns:w10="urn:schemas-microsoft-com:office:word" xmlns:w="http://schemas.openxmlformats.org/wordprocessingml/2006/main" xmlns:w14="http://schemas.microsoft.com/office/word/2010/wordml" xmlns:w15="http://schemas.microsoft.com/office/word/2012/wordml" xmlns:w16cex="http://schemas.microsoft.com/office/word/2018/wordml/cex" xmlns:w16cid="http://schemas.microsoft.com/office/word/2016/wordml/cid" xmlns:w16="http://schemas.microsoft.com/office/word/2018/wordml" xmlns:w16du="http://schemas.microsoft.com/office/word/2023/wordml/word16du" xmlns:w16sdtdh="http://schemas.microsoft.com/office/word/2020/wordml/sdtdatahash" xmlns:w16sdtfl="http://schemas.microsoft.com/office/word/2024/wordml/sdtformatlock" xmlns:w16se="http://schemas.microsoft.com/office/word/2015/wordml/symex" xmlns:wpg="http://schemas.microsoft.com/office/word/2010/wordprocessingGroup" xmlns:wpi="http://schemas.microsoft.com/office/word/2010/wordprocessingInk" xmlns:wne="http://schemas.microsoft.com/office/word/2006/wordml" xmlns:wps="http://schemas.microsoft.com/office/word/2010/wordprocessingShape" mc:Ignorable="w14 w15 w16se w16cid w16 w16cex w16sdtdh w16sdtfl w16du wp14">
+  <w:footnote w:type="separator" w:id="-1">
+    <w:p>
+      <w:pPr>
+        <w:spacing w:line="240" w:lineRule="auto"/>
+      </w:pPr>
+      <w:r>
+        <w:separator/>
+      </w:r>
+    </w:p>
+  </w:footnote>
+  <w:footnote w:type="continuationSeparator" w:id="0">
+    <w:p>
+      <w:pPr>
+        <w:spacing w:line="240" w:lineRule="auto"/>
+      </w:pPr>
+      <w:r>
+        <w:continuationSeparator/>
+      </w:r>
+    </w:p>
+  </w:footnote>
+</w:footnotes>
+</file>
+
 <file path=word/header1.xml><?xml version="1.0" encoding="utf-8"?>
-<w:hdr xmlns:o="urn:schemas-microsoft-com:office:office" xmlns:r="http://schemas.openxmlformats.org/officeDocument/2006/relationships" xmlns:v="urn:schemas-microsoft-com:vml" xmlns:w="http://schemas.openxmlformats.org/wordprocessingml/2006/main" xmlns:w10="urn:schemas-microsoft-com:office:word" xmlns:wp="http://schemas.openxmlformats.org/drawingml/2006/wordprocessingDrawing" xmlns:pic="http://schemas.openxmlformats.org/drawingml/2006/picture" xmlns:wps="http://schemas.microsoft.com/office/word/2010/wordprocessingShape" xmlns:wpg="http://schemas.microsoft.com/office/word/2010/wordprocessingGroup" xmlns:mc="http://schemas.openxmlformats.org/markup-compatibility/2006" xmlns:wp14="http://schemas.microsoft.com/office/word/2010/wordprocessingDrawing" xmlns:w14="http://schemas.microsoft.com/office/word/2010/wordml" xmlns:w15="http://schemas.microsoft.com/office/word/2012/wordml" mc:Ignorable="w14 wp14 w15">
+<w:hdr xmlns:wpc="http://schemas.microsoft.com/office/word/2010/wordprocessingCanvas" xmlns:cx="http://schemas.microsoft.com/office/drawing/2014/chartex" xmlns:cx1="http://schemas.microsoft.com/office/drawing/2015/9/8/chartex" xmlns:cx2="http://schemas.microsoft.com/office/drawing/2015/10/21/chartex" xmlns:cx3="http://schemas.microsoft.com/office/drawing/2016/5/9/chartex" xmlns:cx4="http://schemas.microsoft.com/office/drawing/2016/5/10/chartex" xmlns:cx5="http://schemas.microsoft.com/office/drawing/2016/5/11/chartex" xmlns:cx6="http://schemas.microsoft.com/office/drawing/2016/5/12/chartex" xmlns:cx7="http://schemas.microsoft.com/office/drawing/2016/5/13/chartex" xmlns:cx8="http://schemas.microsoft.com/office/drawing/2016/5/14/chartex" xmlns:mc="http://schemas.openxmlformats.org/markup-compatibility/2006" xmlns:aink="http://schemas.microsoft.com/office/drawing/2016/ink" xmlns:am3d="http://schemas.microsoft.com/office/drawing/2017/model3d" xmlns:o="urn:schemas-microsoft-com:office:office" xmlns:oel="http://schemas.microsoft.com/office/2019/extlst" xmlns:r="http://schemas.openxmlformats.org/officeDocument/2006/relationships" xmlns:m="http://schemas.openxmlformats.org/officeDocument/2006/math" xmlns:v="urn:schemas-microsoft-com:vml" xmlns:wp14="http://schemas.microsoft.com/office/word/2010/wordprocessingDrawing" xmlns:wp="http://schemas.openxmlformats.org/drawingml/2006/wordprocessingDrawing" xmlns:w10="urn:schemas-microsoft-com:office:word" xmlns:w="http://schemas.openxmlformats.org/wordprocessingml/2006/main" xmlns:w14="http://schemas.microsoft.com/office/word/2010/wordml" xmlns:w15="http://schemas.microsoft.com/office/word/2012/wordml" xmlns:w16cex="http://schemas.microsoft.com/office/word/2018/wordml/cex" xmlns:w16cid="http://schemas.microsoft.com/office/word/2016/wordml/cid" xmlns:w16="http://schemas.microsoft.com/office/word/2018/wordml" xmlns:w16du="http://schemas.microsoft.com/office/word/2023/wordml/word16du" xmlns:w16sdtdh="http://schemas.microsoft.com/office/word/2020/wordml/sdtdatahash" xmlns:w16sdtfl="http://schemas.microsoft.com/office/word/2024/wordml/sdtformatlock" xmlns:w16se="http://schemas.microsoft.com/office/word/2015/wordml/symex" xmlns:wpg="http://schemas.microsoft.com/office/word/2010/wordprocessingGroup" xmlns:wpi="http://schemas.microsoft.com/office/word/2010/wordprocessingInk" xmlns:wne="http://schemas.microsoft.com/office/word/2006/wordml" xmlns:wps="http://schemas.microsoft.com/office/word/2010/wordprocessingShape" mc:Ignorable="w14 w15 w16se w16cid w16 w16cex w16sdtdh w16sdtfl w16du wp14">
   <w:p>
     <w:pPr>
       <w:pStyle w:val="Header"/>
-      <w:rPr/>
     </w:pPr>
-    <w:r>
-      <w:rPr/>
-    </w:r>
   </w:p>
 </w:hdr>
 </file>
 
 <file path=word/header2.xml><?xml version="1.0" encoding="utf-8"?>
-<w:hdr xmlns:o="urn:schemas-microsoft-com:office:office" xmlns:r="http://schemas.openxmlformats.org/officeDocument/2006/relationships" xmlns:v="urn:schemas-microsoft-com:vml" xmlns:w="http://schemas.openxmlformats.org/wordprocessingml/2006/main" xmlns:w10="urn:schemas-microsoft-com:office:word" xmlns:wp="http://schemas.openxmlformats.org/drawingml/2006/wordprocessingDrawing" xmlns:pic="http://schemas.openxmlformats.org/drawingml/2006/picture" xmlns:wps="http://schemas.microsoft.com/office/word/2010/wordprocessingShape" xmlns:wpg="http://schemas.microsoft.com/office/word/2010/wordprocessingGroup" xmlns:mc="http://schemas.openxmlformats.org/markup-compatibility/2006" xmlns:wp14="http://schemas.microsoft.com/office/word/2010/wordprocessingDrawing" xmlns:w14="http://schemas.microsoft.com/office/word/2010/wordml" xmlns:w15="http://schemas.microsoft.com/office/word/2012/wordml" mc:Ignorable="w14 wp14 w15">
+<w:hdr xmlns:wpc="http://schemas.microsoft.com/office/word/2010/wordprocessingCanvas" xmlns:cx="http://schemas.microsoft.com/office/drawing/2014/chartex" xmlns:cx1="http://schemas.microsoft.com/office/drawing/2015/9/8/chartex" xmlns:cx2="http://schemas.microsoft.com/office/drawing/2015/10/21/chartex" xmlns:cx3="http://schemas.microsoft.com/office/drawing/2016/5/9/chartex" xmlns:cx4="http://schemas.microsoft.com/office/drawing/2016/5/10/chartex" xmlns:cx5="http://schemas.microsoft.com/office/drawing/2016/5/11/chartex" xmlns:cx6="http://schemas.microsoft.com/office/drawing/2016/5/12/chartex" xmlns:cx7="http://schemas.microsoft.com/office/drawing/2016/5/13/chartex" xmlns:cx8="http://schemas.microsoft.com/office/drawing/2016/5/14/chartex" xmlns:mc="http://schemas.openxmlformats.org/markup-compatibility/2006" xmlns:aink="http://schemas.microsoft.com/office/drawing/2016/ink" xmlns:am3d="http://schemas.microsoft.com/office/drawing/2017/model3d" xmlns:o="urn:schemas-microsoft-com:office:office" xmlns:oel="http://schemas.microsoft.com/office/2019/extlst" xmlns:r="http://schemas.openxmlformats.org/officeDocument/2006/relationships" xmlns:m="http://schemas.openxmlformats.org/officeDocument/2006/math" xmlns:v="urn:schemas-microsoft-com:vml" xmlns:wp14="http://schemas.microsoft.com/office/word/2010/wordprocessingDrawing" xmlns:wp="http://schemas.openxmlformats.org/drawingml/2006/wordprocessingDrawing" xmlns:w10="urn:schemas-microsoft-com:office:word" xmlns:w="http://schemas.openxmlformats.org/wordprocessingml/2006/main" xmlns:w14="http://schemas.microsoft.com/office/word/2010/wordml" xmlns:w15="http://schemas.microsoft.com/office/word/2012/wordml" xmlns:w16cex="http://schemas.microsoft.com/office/word/2018/wordml/cex" xmlns:w16cid="http://schemas.microsoft.com/office/word/2016/wordml/cid" xmlns:w16="http://schemas.microsoft.com/office/word/2018/wordml" xmlns:w16du="http://schemas.microsoft.com/office/word/2023/wordml/word16du" xmlns:w16sdtdh="http://schemas.microsoft.com/office/word/2020/wordml/sdtdatahash" xmlns:w16sdtfl="http://schemas.microsoft.com/office/word/2024/wordml/sdtformatlock" xmlns:w16se="http://schemas.microsoft.com/office/word/2015/wordml/symex" xmlns:wpg="http://schemas.microsoft.com/office/word/2010/wordprocessingGroup" xmlns:wpi="http://schemas.microsoft.com/office/word/2010/wordprocessingInk" xmlns:wne="http://schemas.microsoft.com/office/word/2006/wordml" xmlns:wps="http://schemas.microsoft.com/office/word/2010/wordprocessingShape" mc:Ignorable="w14 w15 w16se w16cid w16 w16cex w16sdtdh w16sdtfl w16du wp14">
   <w:tbl>
     <w:tblPr>
       <w:tblW w:w="9558" w:type="dxa"/>
-      <w:jc w:val="left"/>
-      <w:tblInd w:w="0" w:type="dxa"/>
       <w:tblLayout w:type="fixed"/>
-      <w:tblCellMar>
-        <w:top w:w="0" w:type="dxa"/>
-        <w:left w:w="108" w:type="dxa"/>
-        <w:bottom w:w="0" w:type="dxa"/>
-        <w:right w:w="108" w:type="dxa"/>
-      </w:tblCellMar>
-      <w:tblLook w:val="0000" w:noHBand="0" w:noVBand="0" w:firstColumn="0" w:lastRow="0" w:lastColumn="0" w:firstRow="0"/>
+      <w:tblLook w:val="0000" w:firstRow="0" w:lastRow="0" w:firstColumn="0" w:lastColumn="0" w:noHBand="0" w:noVBand="0"/>
     </w:tblPr>
     <w:tblGrid>
-      <w:gridCol w:w="6379"/>
+      <w:gridCol w:w="6380"/>
       <w:gridCol w:w="3178"/>
     </w:tblGrid>
     <w:tr>
-      <w:trPr/>
       <w:tc>
         <w:tcPr>
           <w:tcW w:w="6379" w:type="dxa"/>
@@ -6616,7 +5697,6 @@
         </w:tcPr>
         <w:p>
           <w:pPr>
-            <w:pStyle w:val="Normal"/>
             <w:rPr>
               <w:lang w:val="hr-HR"/>
             </w:rPr>
@@ -6641,12 +5721,10 @@
         </w:tcPr>
         <w:p>
           <w:pPr>
-            <w:pStyle w:val="Normal"/>
             <w:tabs>
-              <w:tab w:val="clear" w:pos="720"/>
-              <w:tab w:val="left" w:pos="1135" w:leader="none"/>
+              <w:tab w:val="left" w:pos="1135"/>
             </w:tabs>
-            <w:spacing w:before="40" w:after="0"/>
+            <w:spacing w:before="40"/>
             <w:ind w:right="68"/>
             <w:rPr>
               <w:lang w:val="hr-HR"/>
@@ -6656,19 +5734,12 @@
             <w:rPr>
               <w:lang w:val="hr-HR"/>
             </w:rPr>
-            <w:t xml:space="preserve">  </w:t>
-          </w:r>
-          <w:r>
-            <w:rPr>
-              <w:lang w:val="hr-HR"/>
-            </w:rPr>
-            <w:t>Verzija:           &lt;1.0&gt;</w:t>
+            <w:t xml:space="preserve">  Verzija:           &lt;1.0&gt;</w:t>
           </w:r>
         </w:p>
       </w:tc>
     </w:tr>
     <w:tr>
-      <w:trPr/>
       <w:tc>
         <w:tcPr>
           <w:tcW w:w="6379" w:type="dxa"/>
@@ -6681,7 +5752,6 @@
         </w:tcPr>
         <w:p>
           <w:pPr>
-            <w:pStyle w:val="Normal"/>
             <w:rPr>
               <w:lang w:val="hr-HR"/>
             </w:rPr>
@@ -6706,7 +5776,6 @@
         </w:tcPr>
         <w:p>
           <w:pPr>
-            <w:pStyle w:val="Normal"/>
             <w:rPr>
               <w:lang w:val="hr-HR"/>
             </w:rPr>
@@ -6715,13 +5784,7 @@
             <w:rPr>
               <w:lang w:val="hr-HR"/>
             </w:rPr>
-            <w:t xml:space="preserve">  </w:t>
-          </w:r>
-          <w:r>
-            <w:rPr>
-              <w:lang w:val="hr-HR"/>
-            </w:rPr>
-            <w:t>Datum:  &lt;14/10/2025&gt;</w:t>
+            <w:t xml:space="preserve">  Datum:  &lt;14/10/2025&gt;</w:t>
           </w:r>
         </w:p>
       </w:tc>
@@ -6730,37 +5793,24 @@
   <w:p>
     <w:pPr>
       <w:pStyle w:val="Header"/>
-      <w:rPr/>
     </w:pPr>
-    <w:r>
-      <w:rPr/>
-    </w:r>
   </w:p>
 </w:hdr>
 </file>
 
 <file path=word/header3.xml><?xml version="1.0" encoding="utf-8"?>
-<w:hdr xmlns:o="urn:schemas-microsoft-com:office:office" xmlns:r="http://schemas.openxmlformats.org/officeDocument/2006/relationships" xmlns:v="urn:schemas-microsoft-com:vml" xmlns:w="http://schemas.openxmlformats.org/wordprocessingml/2006/main" xmlns:w10="urn:schemas-microsoft-com:office:word" xmlns:wp="http://schemas.openxmlformats.org/drawingml/2006/wordprocessingDrawing" xmlns:pic="http://schemas.openxmlformats.org/drawingml/2006/picture" xmlns:wps="http://schemas.microsoft.com/office/word/2010/wordprocessingShape" xmlns:wpg="http://schemas.microsoft.com/office/word/2010/wordprocessingGroup" xmlns:mc="http://schemas.openxmlformats.org/markup-compatibility/2006" xmlns:wp14="http://schemas.microsoft.com/office/word/2010/wordprocessingDrawing" xmlns:w14="http://schemas.microsoft.com/office/word/2010/wordml" xmlns:w15="http://schemas.microsoft.com/office/word/2012/wordml" mc:Ignorable="w14 wp14 w15">
+<w:hdr xmlns:wpc="http://schemas.microsoft.com/office/word/2010/wordprocessingCanvas" xmlns:cx="http://schemas.microsoft.com/office/drawing/2014/chartex" xmlns:cx1="http://schemas.microsoft.com/office/drawing/2015/9/8/chartex" xmlns:cx2="http://schemas.microsoft.com/office/drawing/2015/10/21/chartex" xmlns:cx3="http://schemas.microsoft.com/office/drawing/2016/5/9/chartex" xmlns:cx4="http://schemas.microsoft.com/office/drawing/2016/5/10/chartex" xmlns:cx5="http://schemas.microsoft.com/office/drawing/2016/5/11/chartex" xmlns:cx6="http://schemas.microsoft.com/office/drawing/2016/5/12/chartex" xmlns:cx7="http://schemas.microsoft.com/office/drawing/2016/5/13/chartex" xmlns:cx8="http://schemas.microsoft.com/office/drawing/2016/5/14/chartex" xmlns:mc="http://schemas.openxmlformats.org/markup-compatibility/2006" xmlns:aink="http://schemas.microsoft.com/office/drawing/2016/ink" xmlns:am3d="http://schemas.microsoft.com/office/drawing/2017/model3d" xmlns:o="urn:schemas-microsoft-com:office:office" xmlns:oel="http://schemas.microsoft.com/office/2019/extlst" xmlns:r="http://schemas.openxmlformats.org/officeDocument/2006/relationships" xmlns:m="http://schemas.openxmlformats.org/officeDocument/2006/math" xmlns:v="urn:schemas-microsoft-com:vml" xmlns:wp14="http://schemas.microsoft.com/office/word/2010/wordprocessingDrawing" xmlns:wp="http://schemas.openxmlformats.org/drawingml/2006/wordprocessingDrawing" xmlns:w10="urn:schemas-microsoft-com:office:word" xmlns:w="http://schemas.openxmlformats.org/wordprocessingml/2006/main" xmlns:w14="http://schemas.microsoft.com/office/word/2010/wordml" xmlns:w15="http://schemas.microsoft.com/office/word/2012/wordml" xmlns:w16cex="http://schemas.microsoft.com/office/word/2018/wordml/cex" xmlns:w16cid="http://schemas.microsoft.com/office/word/2016/wordml/cid" xmlns:w16="http://schemas.microsoft.com/office/word/2018/wordml" xmlns:w16du="http://schemas.microsoft.com/office/word/2023/wordml/word16du" xmlns:w16sdtdh="http://schemas.microsoft.com/office/word/2020/wordml/sdtdatahash" xmlns:w16sdtfl="http://schemas.microsoft.com/office/word/2024/wordml/sdtformatlock" xmlns:w16se="http://schemas.microsoft.com/office/word/2015/wordml/symex" xmlns:wpg="http://schemas.microsoft.com/office/word/2010/wordprocessingGroup" xmlns:wpi="http://schemas.microsoft.com/office/word/2010/wordprocessingInk" xmlns:wne="http://schemas.microsoft.com/office/word/2006/wordml" xmlns:wps="http://schemas.microsoft.com/office/word/2010/wordprocessingShape" mc:Ignorable="w14 w15 w16se w16cid w16 w16cex w16sdtdh w16sdtfl w16du wp14">
   <w:tbl>
     <w:tblPr>
       <w:tblW w:w="9558" w:type="dxa"/>
-      <w:jc w:val="left"/>
-      <w:tblInd w:w="0" w:type="dxa"/>
       <w:tblLayout w:type="fixed"/>
-      <w:tblCellMar>
-        <w:top w:w="0" w:type="dxa"/>
-        <w:left w:w="108" w:type="dxa"/>
-        <w:bottom w:w="0" w:type="dxa"/>
-        <w:right w:w="108" w:type="dxa"/>
-      </w:tblCellMar>
-      <w:tblLook w:val="0000" w:noHBand="0" w:noVBand="0" w:firstColumn="0" w:lastRow="0" w:lastColumn="0" w:firstRow="0"/>
+      <w:tblLook w:val="0000" w:firstRow="0" w:lastRow="0" w:firstColumn="0" w:lastColumn="0" w:noHBand="0" w:noVBand="0"/>
     </w:tblPr>
     <w:tblGrid>
-      <w:gridCol w:w="6379"/>
+      <w:gridCol w:w="6380"/>
       <w:gridCol w:w="3178"/>
     </w:tblGrid>
     <w:tr>
-      <w:trPr/>
       <w:tc>
         <w:tcPr>
           <w:tcW w:w="6379" w:type="dxa"/>
@@ -6773,7 +5823,6 @@
         </w:tcPr>
         <w:p>
           <w:pPr>
-            <w:pStyle w:val="Normal"/>
             <w:rPr>
               <w:lang w:val="hr-HR"/>
             </w:rPr>
@@ -6798,12 +5847,10 @@
         </w:tcPr>
         <w:p>
           <w:pPr>
-            <w:pStyle w:val="Normal"/>
             <w:tabs>
-              <w:tab w:val="clear" w:pos="720"/>
-              <w:tab w:val="left" w:pos="1135" w:leader="none"/>
+              <w:tab w:val="left" w:pos="1135"/>
             </w:tabs>
-            <w:spacing w:before="40" w:after="0"/>
+            <w:spacing w:before="40"/>
             <w:ind w:right="68"/>
             <w:rPr>
               <w:lang w:val="hr-HR"/>
@@ -6813,19 +5860,12 @@
             <w:rPr>
               <w:lang w:val="hr-HR"/>
             </w:rPr>
-            <w:t xml:space="preserve">  </w:t>
-          </w:r>
-          <w:r>
-            <w:rPr>
-              <w:lang w:val="hr-HR"/>
-            </w:rPr>
-            <w:t>Verzija:           &lt;1.0&gt;</w:t>
+            <w:t xml:space="preserve">  Verzija:           &lt;1.0&gt;</w:t>
           </w:r>
         </w:p>
       </w:tc>
     </w:tr>
     <w:tr>
-      <w:trPr/>
       <w:tc>
         <w:tcPr>
           <w:tcW w:w="6379" w:type="dxa"/>
@@ -6838,7 +5878,6 @@
         </w:tcPr>
         <w:p>
           <w:pPr>
-            <w:pStyle w:val="Normal"/>
             <w:rPr>
               <w:lang w:val="hr-HR"/>
             </w:rPr>
@@ -6863,7 +5902,6 @@
         </w:tcPr>
         <w:p>
           <w:pPr>
-            <w:pStyle w:val="Normal"/>
             <w:rPr>
               <w:lang w:val="hr-HR"/>
             </w:rPr>
@@ -6872,13 +5910,7 @@
             <w:rPr>
               <w:lang w:val="hr-HR"/>
             </w:rPr>
-            <w:t xml:space="preserve">  </w:t>
-          </w:r>
-          <w:r>
-            <w:rPr>
-              <w:lang w:val="hr-HR"/>
-            </w:rPr>
-            <w:t>Datum:  &lt;14/10/2025&gt;</w:t>
+            <w:t xml:space="preserve">  Datum:  &lt;14/10/2025&gt;</w:t>
           </w:r>
         </w:p>
       </w:tc>
@@ -6887,37 +5919,24 @@
   <w:p>
     <w:pPr>
       <w:pStyle w:val="Header"/>
-      <w:rPr/>
     </w:pPr>
-    <w:r>
-      <w:rPr/>
-    </w:r>
   </w:p>
 </w:hdr>
 </file>
 
 <file path=word/header4.xml><?xml version="1.0" encoding="utf-8"?>
-<w:hdr xmlns:o="urn:schemas-microsoft-com:office:office" xmlns:r="http://schemas.openxmlformats.org/officeDocument/2006/relationships" xmlns:v="urn:schemas-microsoft-com:vml" xmlns:w="http://schemas.openxmlformats.org/wordprocessingml/2006/main" xmlns:w10="urn:schemas-microsoft-com:office:word" xmlns:wp="http://schemas.openxmlformats.org/drawingml/2006/wordprocessingDrawing" xmlns:pic="http://schemas.openxmlformats.org/drawingml/2006/picture" xmlns:wps="http://schemas.microsoft.com/office/word/2010/wordprocessingShape" xmlns:wpg="http://schemas.microsoft.com/office/word/2010/wordprocessingGroup" xmlns:mc="http://schemas.openxmlformats.org/markup-compatibility/2006" xmlns:wp14="http://schemas.microsoft.com/office/word/2010/wordprocessingDrawing" xmlns:w14="http://schemas.microsoft.com/office/word/2010/wordml" xmlns:w15="http://schemas.microsoft.com/office/word/2012/wordml" mc:Ignorable="w14 wp14 w15">
+<w:hdr xmlns:wpc="http://schemas.microsoft.com/office/word/2010/wordprocessingCanvas" xmlns:cx="http://schemas.microsoft.com/office/drawing/2014/chartex" xmlns:cx1="http://schemas.microsoft.com/office/drawing/2015/9/8/chartex" xmlns:cx2="http://schemas.microsoft.com/office/drawing/2015/10/21/chartex" xmlns:cx3="http://schemas.microsoft.com/office/drawing/2016/5/9/chartex" xmlns:cx4="http://schemas.microsoft.com/office/drawing/2016/5/10/chartex" xmlns:cx5="http://schemas.microsoft.com/office/drawing/2016/5/11/chartex" xmlns:cx6="http://schemas.microsoft.com/office/drawing/2016/5/12/chartex" xmlns:cx7="http://schemas.microsoft.com/office/drawing/2016/5/13/chartex" xmlns:cx8="http://schemas.microsoft.com/office/drawing/2016/5/14/chartex" xmlns:mc="http://schemas.openxmlformats.org/markup-compatibility/2006" xmlns:aink="http://schemas.microsoft.com/office/drawing/2016/ink" xmlns:am3d="http://schemas.microsoft.com/office/drawing/2017/model3d" xmlns:o="urn:schemas-microsoft-com:office:office" xmlns:oel="http://schemas.microsoft.com/office/2019/extlst" xmlns:r="http://schemas.openxmlformats.org/officeDocument/2006/relationships" xmlns:m="http://schemas.openxmlformats.org/officeDocument/2006/math" xmlns:v="urn:schemas-microsoft-com:vml" xmlns:wp14="http://schemas.microsoft.com/office/word/2010/wordprocessingDrawing" xmlns:wp="http://schemas.openxmlformats.org/drawingml/2006/wordprocessingDrawing" xmlns:w10="urn:schemas-microsoft-com:office:word" xmlns:w="http://schemas.openxmlformats.org/wordprocessingml/2006/main" xmlns:w14="http://schemas.microsoft.com/office/word/2010/wordml" xmlns:w15="http://schemas.microsoft.com/office/word/2012/wordml" xmlns:w16cex="http://schemas.microsoft.com/office/word/2018/wordml/cex" xmlns:w16cid="http://schemas.microsoft.com/office/word/2016/wordml/cid" xmlns:w16="http://schemas.microsoft.com/office/word/2018/wordml" xmlns:w16du="http://schemas.microsoft.com/office/word/2023/wordml/word16du" xmlns:w16sdtdh="http://schemas.microsoft.com/office/word/2020/wordml/sdtdatahash" xmlns:w16sdtfl="http://schemas.microsoft.com/office/word/2024/wordml/sdtformatlock" xmlns:w16se="http://schemas.microsoft.com/office/word/2015/wordml/symex" xmlns:wpg="http://schemas.microsoft.com/office/word/2010/wordprocessingGroup" xmlns:wpi="http://schemas.microsoft.com/office/word/2010/wordprocessingInk" xmlns:wne="http://schemas.microsoft.com/office/word/2006/wordml" xmlns:wps="http://schemas.microsoft.com/office/word/2010/wordprocessingShape" mc:Ignorable="w14 w15 w16se w16cid w16 w16cex w16sdtdh w16sdtfl w16du wp14">
   <w:tbl>
     <w:tblPr>
       <w:tblW w:w="9558" w:type="dxa"/>
-      <w:jc w:val="left"/>
-      <w:tblInd w:w="0" w:type="dxa"/>
       <w:tblLayout w:type="fixed"/>
-      <w:tblCellMar>
-        <w:top w:w="0" w:type="dxa"/>
-        <w:left w:w="108" w:type="dxa"/>
-        <w:bottom w:w="0" w:type="dxa"/>
-        <w:right w:w="108" w:type="dxa"/>
-      </w:tblCellMar>
-      <w:tblLook w:val="0000" w:noHBand="0" w:noVBand="0" w:firstColumn="0" w:lastRow="0" w:lastColumn="0" w:firstRow="0"/>
+      <w:tblLook w:val="0000" w:firstRow="0" w:lastRow="0" w:firstColumn="0" w:lastColumn="0" w:noHBand="0" w:noVBand="0"/>
     </w:tblPr>
     <w:tblGrid>
-      <w:gridCol w:w="6379"/>
+      <w:gridCol w:w="6380"/>
       <w:gridCol w:w="3178"/>
     </w:tblGrid>
     <w:tr>
-      <w:trPr/>
       <w:tc>
         <w:tcPr>
           <w:tcW w:w="6379" w:type="dxa"/>
@@ -6930,7 +5949,6 @@
         </w:tcPr>
         <w:p>
           <w:pPr>
-            <w:pStyle w:val="Normal"/>
             <w:rPr>
               <w:lang w:val="hr-HR"/>
             </w:rPr>
@@ -6955,12 +5973,10 @@
         </w:tcPr>
         <w:p>
           <w:pPr>
-            <w:pStyle w:val="Normal"/>
             <w:tabs>
-              <w:tab w:val="clear" w:pos="720"/>
-              <w:tab w:val="left" w:pos="1135" w:leader="none"/>
+              <w:tab w:val="left" w:pos="1135"/>
             </w:tabs>
-            <w:spacing w:before="40" w:after="0"/>
+            <w:spacing w:before="40"/>
             <w:ind w:right="68"/>
             <w:rPr>
               <w:lang w:val="hr-HR"/>
@@ -6970,19 +5986,12 @@
             <w:rPr>
               <w:lang w:val="hr-HR"/>
             </w:rPr>
-            <w:t xml:space="preserve">  </w:t>
-          </w:r>
-          <w:r>
-            <w:rPr>
-              <w:lang w:val="hr-HR"/>
-            </w:rPr>
-            <w:t>Verzija:           &lt;1.0&gt;</w:t>
+            <w:t xml:space="preserve">  Verzija:           &lt;1.0&gt;</w:t>
           </w:r>
         </w:p>
       </w:tc>
     </w:tr>
     <w:tr>
-      <w:trPr/>
       <w:tc>
         <w:tcPr>
           <w:tcW w:w="6379" w:type="dxa"/>
@@ -6995,7 +6004,6 @@
         </w:tcPr>
         <w:p>
           <w:pPr>
-            <w:pStyle w:val="Normal"/>
             <w:rPr>
               <w:lang w:val="hr-HR"/>
             </w:rPr>
@@ -7020,7 +6028,6 @@
         </w:tcPr>
         <w:p>
           <w:pPr>
-            <w:pStyle w:val="Normal"/>
             <w:rPr>
               <w:lang w:val="hr-HR"/>
             </w:rPr>
@@ -7029,13 +6036,7 @@
             <w:rPr>
               <w:lang w:val="hr-HR"/>
             </w:rPr>
-            <w:t xml:space="preserve">  </w:t>
-          </w:r>
-          <w:r>
-            <w:rPr>
-              <w:lang w:val="hr-HR"/>
-            </w:rPr>
-            <w:t>Datum:  &lt;14/10/2025&gt;</w:t>
+            <w:t xml:space="preserve">  Datum:  &lt;14/10/2025&gt;</w:t>
           </w:r>
         </w:p>
       </w:tc>
@@ -7044,152 +6045,23 @@
   <w:p>
     <w:pPr>
       <w:pStyle w:val="Header"/>
-      <w:rPr/>
     </w:pPr>
-    <w:r>
-      <w:rPr/>
-    </w:r>
   </w:p>
 </w:hdr>
 </file>
 
 <file path=word/header5.xml><?xml version="1.0" encoding="utf-8"?>
-<w:hdr xmlns:o="urn:schemas-microsoft-com:office:office" xmlns:r="http://schemas.openxmlformats.org/officeDocument/2006/relationships" xmlns:v="urn:schemas-microsoft-com:vml" xmlns:w="http://schemas.openxmlformats.org/wordprocessingml/2006/main" xmlns:w10="urn:schemas-microsoft-com:office:word" xmlns:wp="http://schemas.openxmlformats.org/drawingml/2006/wordprocessingDrawing" xmlns:pic="http://schemas.openxmlformats.org/drawingml/2006/picture" xmlns:wps="http://schemas.microsoft.com/office/word/2010/wordprocessingShape" xmlns:wpg="http://schemas.microsoft.com/office/word/2010/wordprocessingGroup" xmlns:mc="http://schemas.openxmlformats.org/markup-compatibility/2006" xmlns:wp14="http://schemas.microsoft.com/office/word/2010/wordprocessingDrawing" xmlns:w14="http://schemas.microsoft.com/office/word/2010/wordml" xmlns:w15="http://schemas.microsoft.com/office/word/2012/wordml" mc:Ignorable="w14 wp14 w15">
+<w:hdr xmlns:wpc="http://schemas.microsoft.com/office/word/2010/wordprocessingCanvas" xmlns:cx="http://schemas.microsoft.com/office/drawing/2014/chartex" xmlns:cx1="http://schemas.microsoft.com/office/drawing/2015/9/8/chartex" xmlns:cx2="http://schemas.microsoft.com/office/drawing/2015/10/21/chartex" xmlns:cx3="http://schemas.microsoft.com/office/drawing/2016/5/9/chartex" xmlns:cx4="http://schemas.microsoft.com/office/drawing/2016/5/10/chartex" xmlns:cx5="http://schemas.microsoft.com/office/drawing/2016/5/11/chartex" xmlns:cx6="http://schemas.microsoft.com/office/drawing/2016/5/12/chartex" xmlns:cx7="http://schemas.microsoft.com/office/drawing/2016/5/13/chartex" xmlns:cx8="http://schemas.microsoft.com/office/drawing/2016/5/14/chartex" xmlns:mc="http://schemas.openxmlformats.org/markup-compatibility/2006" xmlns:aink="http://schemas.microsoft.com/office/drawing/2016/ink" xmlns:am3d="http://schemas.microsoft.com/office/drawing/2017/model3d" xmlns:o="urn:schemas-microsoft-com:office:office" xmlns:oel="http://schemas.microsoft.com/office/2019/extlst" xmlns:r="http://schemas.openxmlformats.org/officeDocument/2006/relationships" xmlns:m="http://schemas.openxmlformats.org/officeDocument/2006/math" xmlns:v="urn:schemas-microsoft-com:vml" xmlns:wp14="http://schemas.microsoft.com/office/word/2010/wordprocessingDrawing" xmlns:wp="http://schemas.openxmlformats.org/drawingml/2006/wordprocessingDrawing" xmlns:w10="urn:schemas-microsoft-com:office:word" xmlns:w="http://schemas.openxmlformats.org/wordprocessingml/2006/main" xmlns:w14="http://schemas.microsoft.com/office/word/2010/wordml" xmlns:w15="http://schemas.microsoft.com/office/word/2012/wordml" xmlns:w16cex="http://schemas.microsoft.com/office/word/2018/wordml/cex" xmlns:w16cid="http://schemas.microsoft.com/office/word/2016/wordml/cid" xmlns:w16="http://schemas.microsoft.com/office/word/2018/wordml" xmlns:w16du="http://schemas.microsoft.com/office/word/2023/wordml/word16du" xmlns:w16sdtdh="http://schemas.microsoft.com/office/word/2020/wordml/sdtdatahash" xmlns:w16sdtfl="http://schemas.microsoft.com/office/word/2024/wordml/sdtformatlock" xmlns:w16se="http://schemas.microsoft.com/office/word/2015/wordml/symex" xmlns:wpg="http://schemas.microsoft.com/office/word/2010/wordprocessingGroup" xmlns:wpi="http://schemas.microsoft.com/office/word/2010/wordprocessingInk" xmlns:wne="http://schemas.microsoft.com/office/word/2006/wordml" xmlns:wps="http://schemas.microsoft.com/office/word/2010/wordprocessingShape" mc:Ignorable="w14 w15 w16se w16cid w16 w16cex w16sdtdh w16sdtfl w16du wp14">
   <w:p/>
 </w:hdr>
 </file>
 
 <file path=word/numbering.xml><?xml version="1.0" encoding="utf-8"?>
-<w:numbering xmlns:w="http://schemas.openxmlformats.org/wordprocessingml/2006/main" xmlns:o="urn:schemas-microsoft-com:office:office" xmlns:r="http://schemas.openxmlformats.org/officeDocument/2006/relationships" xmlns:v="urn:schemas-microsoft-com:vml" xmlns:mc="http://schemas.openxmlformats.org/markup-compatibility/2006" xmlns:w14="http://schemas.microsoft.com/office/word/2010/wordml" mc:Ignorable="w14">
-  <w:abstractNum w:abstractNumId="1">
-    <w:lvl w:ilvl="0">
-      <w:start w:val="1"/>
-      <w:pStyle w:val="Heading1"/>
-      <w:numFmt w:val="decimal"/>
-      <w:lvlText w:val="%1."/>
-      <w:lvlJc w:val="left"/>
-      <w:pPr>
-        <w:tabs>
-          <w:tab w:val="num" w:pos="0"/>
-        </w:tabs>
-        <w:ind w:left="0" w:hanging="0"/>
-      </w:pPr>
-      <w:rPr/>
-    </w:lvl>
-    <w:lvl w:ilvl="1">
-      <w:start w:val="1"/>
-      <w:pStyle w:val="Heading2"/>
-      <w:numFmt w:val="decimal"/>
-      <w:lvlText w:val="%1.%2"/>
-      <w:lvlJc w:val="left"/>
-      <w:pPr>
-        <w:tabs>
-          <w:tab w:val="num" w:pos="0"/>
-        </w:tabs>
-        <w:ind w:left="0" w:hanging="0"/>
-      </w:pPr>
-      <w:rPr/>
-    </w:lvl>
-    <w:lvl w:ilvl="2">
-      <w:start w:val="1"/>
-      <w:pStyle w:val="Heading3"/>
-      <w:numFmt w:val="decimal"/>
-      <w:lvlText w:val="%1.%2.%3"/>
-      <w:lvlJc w:val="left"/>
-      <w:pPr>
-        <w:tabs>
-          <w:tab w:val="num" w:pos="0"/>
-        </w:tabs>
-        <w:ind w:left="0" w:hanging="0"/>
-      </w:pPr>
-      <w:rPr/>
-    </w:lvl>
-    <w:lvl w:ilvl="3">
-      <w:start w:val="1"/>
-      <w:pStyle w:val="Heading4"/>
-      <w:numFmt w:val="decimal"/>
-      <w:lvlText w:val="%1.%2.%3.%4"/>
-      <w:lvlJc w:val="left"/>
-      <w:pPr>
-        <w:tabs>
-          <w:tab w:val="num" w:pos="0"/>
-        </w:tabs>
-        <w:ind w:left="0" w:hanging="0"/>
-      </w:pPr>
-      <w:rPr/>
-    </w:lvl>
-    <w:lvl w:ilvl="4">
-      <w:start w:val="1"/>
-      <w:pStyle w:val="Heading5"/>
-      <w:numFmt w:val="decimal"/>
-      <w:lvlText w:val="%1.%2.%3.%4.%5"/>
-      <w:lvlJc w:val="left"/>
-      <w:pPr>
-        <w:tabs>
-          <w:tab w:val="num" w:pos="0"/>
-        </w:tabs>
-        <w:ind w:left="0" w:hanging="0"/>
-      </w:pPr>
-      <w:rPr/>
-    </w:lvl>
-    <w:lvl w:ilvl="5">
-      <w:start w:val="1"/>
-      <w:pStyle w:val="Heading6"/>
-      <w:numFmt w:val="decimal"/>
-      <w:lvlText w:val="%1.%2.%3.%4.%5.%6"/>
-      <w:lvlJc w:val="left"/>
-      <w:pPr>
-        <w:tabs>
-          <w:tab w:val="num" w:pos="0"/>
-        </w:tabs>
-        <w:ind w:left="0" w:hanging="0"/>
-      </w:pPr>
-      <w:rPr/>
-    </w:lvl>
-    <w:lvl w:ilvl="6">
-      <w:start w:val="1"/>
-      <w:pStyle w:val="Heading7"/>
-      <w:numFmt w:val="decimal"/>
-      <w:lvlText w:val="%1.%2.%3.%4.%5.%6.%7"/>
-      <w:lvlJc w:val="left"/>
-      <w:pPr>
-        <w:tabs>
-          <w:tab w:val="num" w:pos="0"/>
-        </w:tabs>
-        <w:ind w:left="0" w:hanging="0"/>
-      </w:pPr>
-      <w:rPr/>
-    </w:lvl>
-    <w:lvl w:ilvl="7">
-      <w:start w:val="1"/>
-      <w:pStyle w:val="Heading8"/>
-      <w:numFmt w:val="decimal"/>
-      <w:lvlText w:val="%1.%2.%3.%4.%5.%6.%7.%8"/>
-      <w:lvlJc w:val="left"/>
-      <w:pPr>
-        <w:tabs>
-          <w:tab w:val="num" w:pos="0"/>
-        </w:tabs>
-        <w:ind w:left="0" w:hanging="0"/>
-      </w:pPr>
-      <w:rPr/>
-    </w:lvl>
-    <w:lvl w:ilvl="8">
-      <w:start w:val="1"/>
-      <w:pStyle w:val="Heading9"/>
-      <w:numFmt w:val="decimal"/>
-      <w:lvlText w:val="%1.%2.%3.%4.%5.%6.%7.%8.%9"/>
-      <w:lvlJc w:val="left"/>
-      <w:pPr>
-        <w:tabs>
-          <w:tab w:val="num" w:pos="0"/>
-        </w:tabs>
-        <w:ind w:left="0" w:hanging="0"/>
-      </w:pPr>
-      <w:rPr/>
-    </w:lvl>
-  </w:abstractNum>
-  <w:abstractNum w:abstractNumId="2">
+<w:numbering xmlns:wpc="http://schemas.microsoft.com/office/word/2010/wordprocessingCanvas" xmlns:cx="http://schemas.microsoft.com/office/drawing/2014/chartex" xmlns:cx1="http://schemas.microsoft.com/office/drawing/2015/9/8/chartex" xmlns:cx2="http://schemas.microsoft.com/office/drawing/2015/10/21/chartex" xmlns:cx3="http://schemas.microsoft.com/office/drawing/2016/5/9/chartex" xmlns:cx4="http://schemas.microsoft.com/office/drawing/2016/5/10/chartex" xmlns:cx5="http://schemas.microsoft.com/office/drawing/2016/5/11/chartex" xmlns:cx6="http://schemas.microsoft.com/office/drawing/2016/5/12/chartex" xmlns:cx7="http://schemas.microsoft.com/office/drawing/2016/5/13/chartex" xmlns:cx8="http://schemas.microsoft.com/office/drawing/2016/5/14/chartex" xmlns:mc="http://schemas.openxmlformats.org/markup-compatibility/2006" xmlns:aink="http://schemas.microsoft.com/office/drawing/2016/ink" xmlns:am3d="http://schemas.microsoft.com/office/drawing/2017/model3d" xmlns:o="urn:schemas-microsoft-com:office:office" xmlns:oel="http://schemas.microsoft.com/office/2019/extlst" xmlns:r="http://schemas.openxmlformats.org/officeDocument/2006/relationships" xmlns:m="http://schemas.openxmlformats.org/officeDocument/2006/math" xmlns:v="urn:schemas-microsoft-com:vml" xmlns:wp14="http://schemas.microsoft.com/office/word/2010/wordprocessingDrawing" xmlns:wp="http://schemas.openxmlformats.org/drawingml/2006/wordprocessingDrawing" xmlns:w10="urn:schemas-microsoft-com:office:word" xmlns:w="http://schemas.openxmlformats.org/wordprocessingml/2006/main" xmlns:w14="http://schemas.microsoft.com/office/word/2010/wordml" xmlns:w15="http://schemas.microsoft.com/office/word/2012/wordml" xmlns:w16cex="http://schemas.microsoft.com/office/word/2018/wordml/cex" xmlns:w16cid="http://schemas.microsoft.com/office/word/2016/wordml/cid" xmlns:w16="http://schemas.microsoft.com/office/word/2018/wordml" xmlns:w16du="http://schemas.microsoft.com/office/word/2023/wordml/word16du" xmlns:w16sdtdh="http://schemas.microsoft.com/office/word/2020/wordml/sdtdatahash" xmlns:w16sdtfl="http://schemas.microsoft.com/office/word/2024/wordml/sdtformatlock" xmlns:w16se="http://schemas.microsoft.com/office/word/2015/wordml/symex" xmlns:wpg="http://schemas.microsoft.com/office/word/2010/wordprocessingGroup" xmlns:wpi="http://schemas.microsoft.com/office/word/2010/wordprocessingInk" xmlns:wne="http://schemas.microsoft.com/office/word/2006/wordml" xmlns:wps="http://schemas.microsoft.com/office/word/2010/wordprocessingShape" mc:Ignorable="w14 w15 w16se w16cid w16 w16cex w16sdtdh w16sdtfl w16du wp14">
+  <w:abstractNum w:abstractNumId="0" w15:restartNumberingAfterBreak="0">
+    <w:nsid w:val="427005EA"/>
+    <w:multiLevelType w:val="multilevel"/>
+    <w:tmpl w:val="3FEE148A"/>
     <w:lvl w:ilvl="0">
       <w:start w:val="1"/>
       <w:numFmt w:val="bullet"/>
@@ -7199,7 +6071,7 @@
         <w:tabs>
           <w:tab w:val="num" w:pos="0"/>
         </w:tabs>
-        <w:ind w:left="1080" w:hanging="360"/>
+        <w:ind w:left="2160" w:hanging="360"/>
       </w:pPr>
       <w:rPr>
         <w:rFonts w:ascii="Symbol" w:hAnsi="Symbol" w:cs="Symbol" w:hint="default"/>
@@ -7214,7 +6086,7 @@
         <w:tabs>
           <w:tab w:val="num" w:pos="0"/>
         </w:tabs>
-        <w:ind w:left="1800" w:hanging="360"/>
+        <w:ind w:left="2880" w:hanging="360"/>
       </w:pPr>
       <w:rPr>
         <w:rFonts w:ascii="Courier New" w:hAnsi="Courier New" w:cs="Courier New" w:hint="default"/>
@@ -7229,7 +6101,7 @@
         <w:tabs>
           <w:tab w:val="num" w:pos="0"/>
         </w:tabs>
-        <w:ind w:left="2520" w:hanging="360"/>
+        <w:ind w:left="3600" w:hanging="360"/>
       </w:pPr>
       <w:rPr>
         <w:rFonts w:ascii="Wingdings" w:hAnsi="Wingdings" w:cs="Wingdings" w:hint="default"/>
@@ -7244,7 +6116,7 @@
         <w:tabs>
           <w:tab w:val="num" w:pos="0"/>
         </w:tabs>
-        <w:ind w:left="3240" w:hanging="360"/>
+        <w:ind w:left="4320" w:hanging="360"/>
       </w:pPr>
       <w:rPr>
         <w:rFonts w:ascii="Symbol" w:hAnsi="Symbol" w:cs="Symbol" w:hint="default"/>
@@ -7259,7 +6131,7 @@
         <w:tabs>
           <w:tab w:val="num" w:pos="0"/>
         </w:tabs>
-        <w:ind w:left="3960" w:hanging="360"/>
+        <w:ind w:left="5040" w:hanging="360"/>
       </w:pPr>
       <w:rPr>
         <w:rFonts w:ascii="Courier New" w:hAnsi="Courier New" w:cs="Courier New" w:hint="default"/>
@@ -7274,7 +6146,7 @@
         <w:tabs>
           <w:tab w:val="num" w:pos="0"/>
         </w:tabs>
-        <w:ind w:left="4680" w:hanging="360"/>
+        <w:ind w:left="5760" w:hanging="360"/>
       </w:pPr>
       <w:rPr>
         <w:rFonts w:ascii="Wingdings" w:hAnsi="Wingdings" w:cs="Wingdings" w:hint="default"/>
@@ -7289,7 +6161,7 @@
         <w:tabs>
           <w:tab w:val="num" w:pos="0"/>
         </w:tabs>
-        <w:ind w:left="5400" w:hanging="360"/>
+        <w:ind w:left="6480" w:hanging="360"/>
       </w:pPr>
       <w:rPr>
         <w:rFonts w:ascii="Symbol" w:hAnsi="Symbol" w:cs="Symbol" w:hint="default"/>
@@ -7304,7 +6176,7 @@
         <w:tabs>
           <w:tab w:val="num" w:pos="0"/>
         </w:tabs>
-        <w:ind w:left="6120" w:hanging="360"/>
+        <w:ind w:left="7200" w:hanging="360"/>
       </w:pPr>
       <w:rPr>
         <w:rFonts w:ascii="Courier New" w:hAnsi="Courier New" w:cs="Courier New" w:hint="default"/>
@@ -7319,14 +6191,279 @@
         <w:tabs>
           <w:tab w:val="num" w:pos="0"/>
         </w:tabs>
-        <w:ind w:left="6840" w:hanging="360"/>
+        <w:ind w:left="7920" w:hanging="360"/>
       </w:pPr>
       <w:rPr>
         <w:rFonts w:ascii="Wingdings" w:hAnsi="Wingdings" w:cs="Wingdings" w:hint="default"/>
       </w:rPr>
     </w:lvl>
   </w:abstractNum>
-  <w:abstractNum w:abstractNumId="3">
+  <w:abstractNum w:abstractNumId="1" w15:restartNumberingAfterBreak="0">
+    <w:nsid w:val="5C974C70"/>
+    <w:multiLevelType w:val="multilevel"/>
+    <w:tmpl w:val="6F045368"/>
+    <w:lvl w:ilvl="0">
+      <w:start w:val="1"/>
+      <w:numFmt w:val="decimal"/>
+      <w:pStyle w:val="Heading1"/>
+      <w:lvlText w:val="%1."/>
+      <w:lvlJc w:val="left"/>
+      <w:pPr>
+        <w:tabs>
+          <w:tab w:val="num" w:pos="0"/>
+        </w:tabs>
+        <w:ind w:left="0" w:firstLine="0"/>
+      </w:pPr>
+    </w:lvl>
+    <w:lvl w:ilvl="1">
+      <w:start w:val="1"/>
+      <w:numFmt w:val="decimal"/>
+      <w:pStyle w:val="Heading2"/>
+      <w:lvlText w:val="%1.%2"/>
+      <w:lvlJc w:val="left"/>
+      <w:pPr>
+        <w:tabs>
+          <w:tab w:val="num" w:pos="0"/>
+        </w:tabs>
+        <w:ind w:left="0" w:firstLine="0"/>
+      </w:pPr>
+    </w:lvl>
+    <w:lvl w:ilvl="2">
+      <w:start w:val="1"/>
+      <w:numFmt w:val="decimal"/>
+      <w:pStyle w:val="Heading3"/>
+      <w:lvlText w:val="%1.%2.%3"/>
+      <w:lvlJc w:val="left"/>
+      <w:pPr>
+        <w:tabs>
+          <w:tab w:val="num" w:pos="0"/>
+        </w:tabs>
+        <w:ind w:left="0" w:firstLine="0"/>
+      </w:pPr>
+    </w:lvl>
+    <w:lvl w:ilvl="3">
+      <w:start w:val="1"/>
+      <w:numFmt w:val="decimal"/>
+      <w:pStyle w:val="Heading4"/>
+      <w:lvlText w:val="%1.%2.%3.%4"/>
+      <w:lvlJc w:val="left"/>
+      <w:pPr>
+        <w:tabs>
+          <w:tab w:val="num" w:pos="0"/>
+        </w:tabs>
+        <w:ind w:left="0" w:firstLine="0"/>
+      </w:pPr>
+    </w:lvl>
+    <w:lvl w:ilvl="4">
+      <w:start w:val="1"/>
+      <w:numFmt w:val="decimal"/>
+      <w:pStyle w:val="Heading5"/>
+      <w:lvlText w:val="%1.%2.%3.%4.%5"/>
+      <w:lvlJc w:val="left"/>
+      <w:pPr>
+        <w:tabs>
+          <w:tab w:val="num" w:pos="0"/>
+        </w:tabs>
+        <w:ind w:left="0" w:firstLine="0"/>
+      </w:pPr>
+    </w:lvl>
+    <w:lvl w:ilvl="5">
+      <w:start w:val="1"/>
+      <w:numFmt w:val="decimal"/>
+      <w:pStyle w:val="Heading6"/>
+      <w:lvlText w:val="%1.%2.%3.%4.%5.%6"/>
+      <w:lvlJc w:val="left"/>
+      <w:pPr>
+        <w:tabs>
+          <w:tab w:val="num" w:pos="0"/>
+        </w:tabs>
+        <w:ind w:left="0" w:firstLine="0"/>
+      </w:pPr>
+    </w:lvl>
+    <w:lvl w:ilvl="6">
+      <w:start w:val="1"/>
+      <w:numFmt w:val="decimal"/>
+      <w:pStyle w:val="Heading7"/>
+      <w:lvlText w:val="%1.%2.%3.%4.%5.%6.%7"/>
+      <w:lvlJc w:val="left"/>
+      <w:pPr>
+        <w:tabs>
+          <w:tab w:val="num" w:pos="0"/>
+        </w:tabs>
+        <w:ind w:left="0" w:firstLine="0"/>
+      </w:pPr>
+    </w:lvl>
+    <w:lvl w:ilvl="7">
+      <w:start w:val="1"/>
+      <w:numFmt w:val="decimal"/>
+      <w:pStyle w:val="Heading8"/>
+      <w:lvlText w:val="%1.%2.%3.%4.%5.%6.%7.%8"/>
+      <w:lvlJc w:val="left"/>
+      <w:pPr>
+        <w:tabs>
+          <w:tab w:val="num" w:pos="0"/>
+        </w:tabs>
+        <w:ind w:left="0" w:firstLine="0"/>
+      </w:pPr>
+    </w:lvl>
+    <w:lvl w:ilvl="8">
+      <w:start w:val="1"/>
+      <w:numFmt w:val="decimal"/>
+      <w:pStyle w:val="Heading9"/>
+      <w:lvlText w:val="%1.%2.%3.%4.%5.%6.%7.%8.%9"/>
+      <w:lvlJc w:val="left"/>
+      <w:pPr>
+        <w:tabs>
+          <w:tab w:val="num" w:pos="0"/>
+        </w:tabs>
+        <w:ind w:left="0" w:firstLine="0"/>
+      </w:pPr>
+    </w:lvl>
+  </w:abstractNum>
+  <w:abstractNum w:abstractNumId="2" w15:restartNumberingAfterBreak="0">
+    <w:nsid w:val="60B541AC"/>
+    <w:multiLevelType w:val="multilevel"/>
+    <w:tmpl w:val="5C940E14"/>
+    <w:lvl w:ilvl="0">
+      <w:start w:val="1"/>
+      <w:numFmt w:val="bullet"/>
+      <w:lvlText w:val=""/>
+      <w:lvlJc w:val="left"/>
+      <w:pPr>
+        <w:tabs>
+          <w:tab w:val="num" w:pos="0"/>
+        </w:tabs>
+        <w:ind w:left="1080" w:hanging="360"/>
+      </w:pPr>
+      <w:rPr>
+        <w:rFonts w:ascii="Symbol" w:hAnsi="Symbol" w:cs="Symbol" w:hint="default"/>
+      </w:rPr>
+    </w:lvl>
+    <w:lvl w:ilvl="1">
+      <w:start w:val="1"/>
+      <w:numFmt w:val="bullet"/>
+      <w:lvlText w:val="o"/>
+      <w:lvlJc w:val="left"/>
+      <w:pPr>
+        <w:tabs>
+          <w:tab w:val="num" w:pos="0"/>
+        </w:tabs>
+        <w:ind w:left="1800" w:hanging="360"/>
+      </w:pPr>
+      <w:rPr>
+        <w:rFonts w:ascii="Courier New" w:hAnsi="Courier New" w:cs="Courier New" w:hint="default"/>
+      </w:rPr>
+    </w:lvl>
+    <w:lvl w:ilvl="2">
+      <w:start w:val="1"/>
+      <w:numFmt w:val="bullet"/>
+      <w:lvlText w:val=""/>
+      <w:lvlJc w:val="left"/>
+      <w:pPr>
+        <w:tabs>
+          <w:tab w:val="num" w:pos="0"/>
+        </w:tabs>
+        <w:ind w:left="2520" w:hanging="360"/>
+      </w:pPr>
+      <w:rPr>
+        <w:rFonts w:ascii="Wingdings" w:hAnsi="Wingdings" w:cs="Wingdings" w:hint="default"/>
+      </w:rPr>
+    </w:lvl>
+    <w:lvl w:ilvl="3">
+      <w:start w:val="1"/>
+      <w:numFmt w:val="bullet"/>
+      <w:lvlText w:val=""/>
+      <w:lvlJc w:val="left"/>
+      <w:pPr>
+        <w:tabs>
+          <w:tab w:val="num" w:pos="0"/>
+        </w:tabs>
+        <w:ind w:left="3240" w:hanging="360"/>
+      </w:pPr>
+      <w:rPr>
+        <w:rFonts w:ascii="Symbol" w:hAnsi="Symbol" w:cs="Symbol" w:hint="default"/>
+      </w:rPr>
+    </w:lvl>
+    <w:lvl w:ilvl="4">
+      <w:start w:val="1"/>
+      <w:numFmt w:val="bullet"/>
+      <w:lvlText w:val="o"/>
+      <w:lvlJc w:val="left"/>
+      <w:pPr>
+        <w:tabs>
+          <w:tab w:val="num" w:pos="0"/>
+        </w:tabs>
+        <w:ind w:left="3960" w:hanging="360"/>
+      </w:pPr>
+      <w:rPr>
+        <w:rFonts w:ascii="Courier New" w:hAnsi="Courier New" w:cs="Courier New" w:hint="default"/>
+      </w:rPr>
+    </w:lvl>
+    <w:lvl w:ilvl="5">
+      <w:start w:val="1"/>
+      <w:numFmt w:val="bullet"/>
+      <w:lvlText w:val=""/>
+      <w:lvlJc w:val="left"/>
+      <w:pPr>
+        <w:tabs>
+          <w:tab w:val="num" w:pos="0"/>
+        </w:tabs>
+        <w:ind w:left="4680" w:hanging="360"/>
+      </w:pPr>
+      <w:rPr>
+        <w:rFonts w:ascii="Wingdings" w:hAnsi="Wingdings" w:cs="Wingdings" w:hint="default"/>
+      </w:rPr>
+    </w:lvl>
+    <w:lvl w:ilvl="6">
+      <w:start w:val="1"/>
+      <w:numFmt w:val="bullet"/>
+      <w:lvlText w:val=""/>
+      <w:lvlJc w:val="left"/>
+      <w:pPr>
+        <w:tabs>
+          <w:tab w:val="num" w:pos="0"/>
+        </w:tabs>
+        <w:ind w:left="5400" w:hanging="360"/>
+      </w:pPr>
+      <w:rPr>
+        <w:rFonts w:ascii="Symbol" w:hAnsi="Symbol" w:cs="Symbol" w:hint="default"/>
+      </w:rPr>
+    </w:lvl>
+    <w:lvl w:ilvl="7">
+      <w:start w:val="1"/>
+      <w:numFmt w:val="bullet"/>
+      <w:lvlText w:val="o"/>
+      <w:lvlJc w:val="left"/>
+      <w:pPr>
+        <w:tabs>
+          <w:tab w:val="num" w:pos="0"/>
+        </w:tabs>
+        <w:ind w:left="6120" w:hanging="360"/>
+      </w:pPr>
+      <w:rPr>
+        <w:rFonts w:ascii="Courier New" w:hAnsi="Courier New" w:cs="Courier New" w:hint="default"/>
+      </w:rPr>
+    </w:lvl>
+    <w:lvl w:ilvl="8">
+      <w:start w:val="1"/>
+      <w:numFmt w:val="bullet"/>
+      <w:lvlText w:val=""/>
+      <w:lvlJc w:val="left"/>
+      <w:pPr>
+        <w:tabs>
+          <w:tab w:val="num" w:pos="0"/>
+        </w:tabs>
+        <w:ind w:left="6840" w:hanging="360"/>
+      </w:pPr>
+      <w:rPr>
+        <w:rFonts w:ascii="Wingdings" w:hAnsi="Wingdings" w:cs="Wingdings" w:hint="default"/>
+      </w:rPr>
+    </w:lvl>
+  </w:abstractNum>
+  <w:abstractNum w:abstractNumId="3" w15:restartNumberingAfterBreak="0">
+    <w:nsid w:val="797429F0"/>
+    <w:multiLevelType w:val="multilevel"/>
+    <w:tmpl w:val="2ADCAF5C"/>
     <w:lvl w:ilvl="0">
       <w:start w:val="1"/>
       <w:numFmt w:val="decimal"/>
@@ -7338,7 +6475,6 @@
         </w:tabs>
         <w:ind w:left="1080" w:hanging="360"/>
       </w:pPr>
-      <w:rPr/>
     </w:lvl>
     <w:lvl w:ilvl="1">
       <w:start w:val="1"/>
@@ -7366,7 +6502,6 @@
         </w:tabs>
         <w:ind w:left="2520" w:hanging="180"/>
       </w:pPr>
-      <w:rPr/>
     </w:lvl>
     <w:lvl w:ilvl="3">
       <w:start w:val="1"/>
@@ -7379,7 +6514,6 @@
         </w:tabs>
         <w:ind w:left="3240" w:hanging="360"/>
       </w:pPr>
-      <w:rPr/>
     </w:lvl>
     <w:lvl w:ilvl="4">
       <w:start w:val="1"/>
@@ -7392,7 +6526,6 @@
         </w:tabs>
         <w:ind w:left="3960" w:hanging="360"/>
       </w:pPr>
-      <w:rPr/>
     </w:lvl>
     <w:lvl w:ilvl="5">
       <w:start w:val="1"/>
@@ -7405,7 +6538,6 @@
         </w:tabs>
         <w:ind w:left="4680" w:hanging="180"/>
       </w:pPr>
-      <w:rPr/>
     </w:lvl>
     <w:lvl w:ilvl="6">
       <w:start w:val="1"/>
@@ -7418,7 +6550,6 @@
         </w:tabs>
         <w:ind w:left="5400" w:hanging="360"/>
       </w:pPr>
-      <w:rPr/>
     </w:lvl>
     <w:lvl w:ilvl="7">
       <w:start w:val="1"/>
@@ -7431,7 +6562,6 @@
         </w:tabs>
         <w:ind w:left="6120" w:hanging="360"/>
       </w:pPr>
-      <w:rPr/>
     </w:lvl>
     <w:lvl w:ilvl="8">
       <w:start w:val="1"/>
@@ -7444,173 +6574,35 @@
         </w:tabs>
         <w:ind w:left="6840" w:hanging="180"/>
       </w:pPr>
-      <w:rPr/>
     </w:lvl>
   </w:abstractNum>
-  <w:abstractNum w:abstractNumId="4">
-    <w:lvl w:ilvl="0">
-      <w:start w:val="1"/>
-      <w:numFmt w:val="bullet"/>
-      <w:lvlText w:val=""/>
-      <w:lvlJc w:val="left"/>
-      <w:pPr>
-        <w:tabs>
-          <w:tab w:val="num" w:pos="0"/>
-        </w:tabs>
-        <w:ind w:left="2160" w:hanging="360"/>
-      </w:pPr>
-      <w:rPr>
-        <w:rFonts w:ascii="Symbol" w:hAnsi="Symbol" w:cs="Symbol" w:hint="default"/>
-      </w:rPr>
-    </w:lvl>
-    <w:lvl w:ilvl="1">
-      <w:start w:val="1"/>
-      <w:numFmt w:val="bullet"/>
-      <w:lvlText w:val="o"/>
-      <w:lvlJc w:val="left"/>
-      <w:pPr>
-        <w:tabs>
-          <w:tab w:val="num" w:pos="0"/>
-        </w:tabs>
-        <w:ind w:left="2880" w:hanging="360"/>
-      </w:pPr>
-      <w:rPr>
-        <w:rFonts w:ascii="Courier New" w:hAnsi="Courier New" w:cs="Courier New" w:hint="default"/>
-      </w:rPr>
-    </w:lvl>
-    <w:lvl w:ilvl="2">
-      <w:start w:val="1"/>
-      <w:numFmt w:val="bullet"/>
-      <w:lvlText w:val=""/>
-      <w:lvlJc w:val="left"/>
-      <w:pPr>
-        <w:tabs>
-          <w:tab w:val="num" w:pos="0"/>
-        </w:tabs>
-        <w:ind w:left="3600" w:hanging="360"/>
-      </w:pPr>
-      <w:rPr>
-        <w:rFonts w:ascii="Wingdings" w:hAnsi="Wingdings" w:cs="Wingdings" w:hint="default"/>
-      </w:rPr>
-    </w:lvl>
-    <w:lvl w:ilvl="3">
-      <w:start w:val="1"/>
-      <w:numFmt w:val="bullet"/>
-      <w:lvlText w:val=""/>
-      <w:lvlJc w:val="left"/>
-      <w:pPr>
-        <w:tabs>
-          <w:tab w:val="num" w:pos="0"/>
-        </w:tabs>
-        <w:ind w:left="4320" w:hanging="360"/>
-      </w:pPr>
-      <w:rPr>
-        <w:rFonts w:ascii="Symbol" w:hAnsi="Symbol" w:cs="Symbol" w:hint="default"/>
-      </w:rPr>
-    </w:lvl>
-    <w:lvl w:ilvl="4">
-      <w:start w:val="1"/>
-      <w:numFmt w:val="bullet"/>
-      <w:lvlText w:val="o"/>
-      <w:lvlJc w:val="left"/>
-      <w:pPr>
-        <w:tabs>
-          <w:tab w:val="num" w:pos="0"/>
-        </w:tabs>
-        <w:ind w:left="5040" w:hanging="360"/>
-      </w:pPr>
-      <w:rPr>
-        <w:rFonts w:ascii="Courier New" w:hAnsi="Courier New" w:cs="Courier New" w:hint="default"/>
-      </w:rPr>
-    </w:lvl>
-    <w:lvl w:ilvl="5">
-      <w:start w:val="1"/>
-      <w:numFmt w:val="bullet"/>
-      <w:lvlText w:val=""/>
-      <w:lvlJc w:val="left"/>
-      <w:pPr>
-        <w:tabs>
-          <w:tab w:val="num" w:pos="0"/>
-        </w:tabs>
-        <w:ind w:left="5760" w:hanging="360"/>
-      </w:pPr>
-      <w:rPr>
-        <w:rFonts w:ascii="Wingdings" w:hAnsi="Wingdings" w:cs="Wingdings" w:hint="default"/>
-      </w:rPr>
-    </w:lvl>
-    <w:lvl w:ilvl="6">
-      <w:start w:val="1"/>
-      <w:numFmt w:val="bullet"/>
-      <w:lvlText w:val=""/>
-      <w:lvlJc w:val="left"/>
-      <w:pPr>
-        <w:tabs>
-          <w:tab w:val="num" w:pos="0"/>
-        </w:tabs>
-        <w:ind w:left="6480" w:hanging="360"/>
-      </w:pPr>
-      <w:rPr>
-        <w:rFonts w:ascii="Symbol" w:hAnsi="Symbol" w:cs="Symbol" w:hint="default"/>
-      </w:rPr>
-    </w:lvl>
-    <w:lvl w:ilvl="7">
-      <w:start w:val="1"/>
-      <w:numFmt w:val="bullet"/>
-      <w:lvlText w:val="o"/>
-      <w:lvlJc w:val="left"/>
-      <w:pPr>
-        <w:tabs>
-          <w:tab w:val="num" w:pos="0"/>
-        </w:tabs>
-        <w:ind w:left="7200" w:hanging="360"/>
-      </w:pPr>
-      <w:rPr>
-        <w:rFonts w:ascii="Courier New" w:hAnsi="Courier New" w:cs="Courier New" w:hint="default"/>
-      </w:rPr>
-    </w:lvl>
-    <w:lvl w:ilvl="8">
-      <w:start w:val="1"/>
-      <w:numFmt w:val="bullet"/>
-      <w:lvlText w:val=""/>
-      <w:lvlJc w:val="left"/>
-      <w:pPr>
-        <w:tabs>
-          <w:tab w:val="num" w:pos="0"/>
-        </w:tabs>
-        <w:ind w:left="7920" w:hanging="360"/>
-      </w:pPr>
-      <w:rPr>
-        <w:rFonts w:ascii="Wingdings" w:hAnsi="Wingdings" w:cs="Wingdings" w:hint="default"/>
-      </w:rPr>
-    </w:lvl>
-  </w:abstractNum>
-  <w:num w:numId="1">
+  <w:num w:numId="1" w16cid:durableId="675352648">
     <w:abstractNumId w:val="1"/>
   </w:num>
-  <w:num w:numId="2">
+  <w:num w:numId="2" w16cid:durableId="1968585083">
     <w:abstractNumId w:val="2"/>
   </w:num>
-  <w:num w:numId="3">
+  <w:num w:numId="3" w16cid:durableId="922304514">
     <w:abstractNumId w:val="3"/>
   </w:num>
-  <w:num w:numId="4">
-    <w:abstractNumId w:val="4"/>
+  <w:num w:numId="4" w16cid:durableId="138035273">
+    <w:abstractNumId w:val="0"/>
   </w:num>
 </w:numbering>
 </file>
 
 <file path=word/styles.xml><?xml version="1.0" encoding="utf-8"?>
-<w:styles xmlns:w="http://schemas.openxmlformats.org/wordprocessingml/2006/main" xmlns:w14="http://schemas.microsoft.com/office/word/2010/wordml" xmlns:mc="http://schemas.openxmlformats.org/markup-compatibility/2006" mc:Ignorable="w14">
+<w:styles xmlns:mc="http://schemas.openxmlformats.org/markup-compatibility/2006" xmlns:r="http://schemas.openxmlformats.org/officeDocument/2006/relationships" xmlns:w="http://schemas.openxmlformats.org/wordprocessingml/2006/main" xmlns:w14="http://schemas.microsoft.com/office/word/2010/wordml" xmlns:w15="http://schemas.microsoft.com/office/word/2012/wordml" xmlns:w16cex="http://schemas.microsoft.com/office/word/2018/wordml/cex" xmlns:w16cid="http://schemas.microsoft.com/office/word/2016/wordml/cid" xmlns:w16="http://schemas.microsoft.com/office/word/2018/wordml" xmlns:w16du="http://schemas.microsoft.com/office/word/2023/wordml/word16du" xmlns:w16sdtdh="http://schemas.microsoft.com/office/word/2020/wordml/sdtdatahash" xmlns:w16sdtfl="http://schemas.microsoft.com/office/word/2024/wordml/sdtformatlock" xmlns:w16se="http://schemas.microsoft.com/office/word/2015/wordml/symex" mc:Ignorable="w14 w15 w16se w16cid w16 w16cex w16sdtdh w16sdtfl w16du">
   <w:docDefaults>
     <w:rPrDefault>
       <w:rPr>
-        <w:rFonts w:ascii="Times New Roman" w:hAnsi="Times New Roman" w:eastAsia="Times New Roman" w:cs="Times New Roman"/>
+        <w:rFonts w:ascii="Times New Roman" w:eastAsia="Times New Roman" w:hAnsi="Times New Roman" w:cs="Times New Roman"/>
         <w:lang w:val="en-US" w:eastAsia="en-GB" w:bidi="ar-SA"/>
       </w:rPr>
     </w:rPrDefault>
     <w:pPrDefault>
       <w:pPr>
-        <w:suppressAutoHyphens w:val="true"/>
+        <w:suppressAutoHyphens/>
       </w:pPr>
     </w:pPrDefault>
   </w:docDefaults>
@@ -7674,7 +6666,7 @@
     <w:lsdException w:name="Table Web 2" w:semiHidden="1" w:unhideWhenUsed="1"/>
     <w:lsdException w:name="Table Web 3" w:semiHidden="1" w:unhideWhenUsed="1"/>
     <w:lsdException w:name="Table Theme" w:semiHidden="1" w:unhideWhenUsed="1"/>
-    <w:lsdException w:name="Placeholder Text" w:uiPriority="99" w:semiHidden="1"/>
+    <w:lsdException w:name="Placeholder Text" w:semiHidden="1" w:uiPriority="99"/>
     <w:lsdException w:name="No Spacing" w:uiPriority="1" w:qFormat="1"/>
     <w:lsdException w:name="Light Shading" w:uiPriority="60"/>
     <w:lsdException w:name="Light List" w:uiPriority="61"/>
@@ -7696,7 +6688,7 @@
     <w:lsdException w:name="Medium Shading 1 Accent 1" w:uiPriority="63"/>
     <w:lsdException w:name="Medium Shading 2 Accent 1" w:uiPriority="64"/>
     <w:lsdException w:name="Medium List 1 Accent 1" w:uiPriority="65"/>
-    <w:lsdException w:name="Revision" w:uiPriority="99" w:semiHidden="1"/>
+    <w:lsdException w:name="Revision" w:semiHidden="1" w:uiPriority="99"/>
     <w:lsdException w:name="List Paragraph" w:uiPriority="34" w:qFormat="1"/>
     <w:lsdException w:name="Quote" w:uiPriority="29" w:qFormat="1"/>
     <w:lsdException w:name="Intense Quote" w:uiPriority="30" w:qFormat="1"/>
@@ -7783,8 +6775,8 @@
     <w:lsdException w:name="Subtle Reference" w:uiPriority="31" w:qFormat="1"/>
     <w:lsdException w:name="Intense Reference" w:uiPriority="32" w:qFormat="1"/>
     <w:lsdException w:name="Book Title" w:uiPriority="33" w:qFormat="1"/>
-    <w:lsdException w:name="Bibliography" w:uiPriority="37" w:semiHidden="1" w:unhideWhenUsed="1"/>
-    <w:lsdException w:name="TOC Heading" w:uiPriority="39" w:semiHidden="1" w:unhideWhenUsed="1" w:qFormat="1"/>
+    <w:lsdException w:name="Bibliography" w:semiHidden="1" w:uiPriority="37" w:unhideWhenUsed="1"/>
+    <w:lsdException w:name="TOC Heading" w:semiHidden="1" w:uiPriority="39" w:unhideWhenUsed="1" w:qFormat="1"/>
     <w:lsdException w:name="Plain Table 1" w:uiPriority="41"/>
     <w:lsdException w:name="Plain Table 2" w:uiPriority="42"/>
     <w:lsdException w:name="Plain Table 3" w:uiPriority="43"/>
@@ -7889,28 +6881,21 @@
     <w:lsdException w:name="List Table 5 Dark Accent 6" w:uiPriority="50"/>
     <w:lsdException w:name="List Table 6 Colorful Accent 6" w:uiPriority="51"/>
     <w:lsdException w:name="List Table 7 Colorful Accent 6" w:uiPriority="52"/>
-    <w:lsdException w:name="Mention" w:uiPriority="99" w:semiHidden="1" w:unhideWhenUsed="1"/>
-    <w:lsdException w:name="Smart Hyperlink" w:uiPriority="99" w:semiHidden="1" w:unhideWhenUsed="1"/>
-    <w:lsdException w:name="Hashtag" w:uiPriority="99" w:semiHidden="1" w:unhideWhenUsed="1"/>
-    <w:lsdException w:name="Unresolved Mention" w:uiPriority="99" w:semiHidden="1" w:unhideWhenUsed="1"/>
-    <w:lsdException w:name="Smart Link" w:uiPriority="99" w:semiHidden="1" w:unhideWhenUsed="1"/>
+    <w:lsdException w:name="Mention" w:semiHidden="1" w:uiPriority="99" w:unhideWhenUsed="1"/>
+    <w:lsdException w:name="Smart Hyperlink" w:semiHidden="1" w:uiPriority="99" w:unhideWhenUsed="1"/>
+    <w:lsdException w:name="Hashtag" w:semiHidden="1" w:uiPriority="99" w:unhideWhenUsed="1"/>
+    <w:lsdException w:name="Unresolved Mention" w:semiHidden="1" w:uiPriority="99" w:unhideWhenUsed="1"/>
+    <w:lsdException w:name="Smart Link" w:semiHidden="1" w:uiPriority="99" w:unhideWhenUsed="1"/>
   </w:latentStyles>
-  <w:style w:type="paragraph" w:styleId="Normal" w:default="1">
+  <w:style w:type="paragraph" w:default="1" w:styleId="Normal">
     <w:name w:val="Normal"/>
     <w:qFormat/>
     <w:pPr>
-      <w:widowControl w:val="false"/>
-      <w:bidi w:val="0"/>
-      <w:spacing w:lineRule="atLeast" w:line="240" w:before="0" w:after="0"/>
-      <w:jc w:val="left"/>
+      <w:widowControl w:val="0"/>
+      <w:spacing w:line="240" w:lineRule="atLeast"/>
     </w:pPr>
     <w:rPr>
-      <w:rFonts w:ascii="Times New Roman" w:hAnsi="Times New Roman" w:eastAsia="Times New Roman" w:cs="Times New Roman"/>
-      <w:color w:val="auto"/>
-      <w:kern w:val="0"/>
-      <w:sz w:val="20"/>
-      <w:szCs w:val="20"/>
-      <w:lang w:eastAsia="en-US" w:val="en-US" w:bidi="ar-SA"/>
+      <w:lang w:eastAsia="en-US"/>
     </w:rPr>
   </w:style>
   <w:style w:type="paragraph" w:styleId="Heading1">
@@ -7919,9 +6904,8 @@
     <w:next w:val="Normal"/>
     <w:qFormat/>
     <w:pPr>
-      <w:keepNext w:val="true"/>
+      <w:keepNext/>
       <w:numPr>
-        <w:ilvl w:val="0"/>
         <w:numId w:val="1"/>
       </w:numPr>
       <w:spacing w:before="120" w:after="60"/>
@@ -7941,7 +6925,6 @@
     <w:pPr>
       <w:numPr>
         <w:ilvl w:val="1"/>
-        <w:numId w:val="1"/>
       </w:numPr>
       <w:outlineLvl w:val="1"/>
     </w:pPr>
@@ -7957,12 +6940,11 @@
     <w:pPr>
       <w:numPr>
         <w:ilvl w:val="2"/>
-        <w:numId w:val="1"/>
       </w:numPr>
       <w:outlineLvl w:val="2"/>
     </w:pPr>
     <w:rPr>
-      <w:b w:val="false"/>
+      <w:b w:val="0"/>
       <w:i/>
       <w:sz w:val="20"/>
     </w:rPr>
@@ -7975,12 +6957,11 @@
     <w:pPr>
       <w:numPr>
         <w:ilvl w:val="3"/>
-        <w:numId w:val="1"/>
       </w:numPr>
       <w:outlineLvl w:val="3"/>
     </w:pPr>
     <w:rPr>
-      <w:b w:val="false"/>
+      <w:b w:val="0"/>
       <w:sz w:val="20"/>
     </w:rPr>
   </w:style>
@@ -8035,7 +7016,6 @@
       <w:ind w:left="2880"/>
       <w:outlineLvl w:val="6"/>
     </w:pPr>
-    <w:rPr/>
   </w:style>
   <w:style w:type="paragraph" w:styleId="Heading8">
     <w:name w:val="heading 8"/>
@@ -8075,20 +7055,38 @@
       <w:sz w:val="18"/>
     </w:rPr>
   </w:style>
-  <w:style w:type="character" w:styleId="DefaultParagraphFont" w:default="1">
+  <w:style w:type="character" w:default="1" w:styleId="DefaultParagraphFont">
     <w:name w:val="Default Paragraph Font"/>
     <w:uiPriority w:val="1"/>
     <w:semiHidden/>
     <w:unhideWhenUsed/>
-    <w:qFormat/>
-    <w:rPr/>
+  </w:style>
+  <w:style w:type="table" w:default="1" w:styleId="TableNormal">
+    <w:name w:val="Normal Table"/>
+    <w:uiPriority w:val="99"/>
+    <w:semiHidden/>
+    <w:unhideWhenUsed/>
+    <w:tblPr>
+      <w:tblInd w:w="0" w:type="dxa"/>
+      <w:tblCellMar>
+        <w:top w:w="0" w:type="dxa"/>
+        <w:left w:w="108" w:type="dxa"/>
+        <w:bottom w:w="0" w:type="dxa"/>
+        <w:right w:w="108" w:type="dxa"/>
+      </w:tblCellMar>
+    </w:tblPr>
+  </w:style>
+  <w:style w:type="numbering" w:default="1" w:styleId="NoList">
+    <w:name w:val="No List"/>
+    <w:uiPriority w:val="99"/>
+    <w:semiHidden/>
+    <w:unhideWhenUsed/>
   </w:style>
   <w:style w:type="character" w:styleId="PageNumber">
     <w:name w:val="page number"/>
     <w:basedOn w:val="DefaultParagraphFont"/>
-    <w:rPr/>
   </w:style>
-  <w:style w:type="character" w:styleId="FootnoteCharacters">
+  <w:style w:type="character" w:customStyle="1" w:styleId="FootnoteCharacters">
     <w:name w:val="Footnote Characters"/>
     <w:basedOn w:val="DefaultParagraphFont"/>
     <w:semiHidden/>
@@ -8129,23 +7127,23 @@
     <w:basedOn w:val="DefaultParagraphFont"/>
     <w:semiHidden/>
     <w:qFormat/>
-    <w:rsid w:val="00342fa5"/>
+    <w:rsid w:val="00342FA5"/>
     <w:rPr>
       <w:sz w:val="16"/>
       <w:szCs w:val="16"/>
     </w:rPr>
   </w:style>
-  <w:style w:type="paragraph" w:styleId="Heading">
+  <w:style w:type="paragraph" w:customStyle="1" w:styleId="Heading">
     <w:name w:val="Heading"/>
     <w:basedOn w:val="Normal"/>
     <w:next w:val="BodyText"/>
     <w:qFormat/>
     <w:pPr>
-      <w:keepNext w:val="true"/>
+      <w:keepNext/>
       <w:spacing w:before="240" w:after="120"/>
     </w:pPr>
     <w:rPr>
-      <w:rFonts w:ascii="Liberation Sans" w:hAnsi="Liberation Sans" w:eastAsia="Noto Sans CJK SC" w:cs="Noto Sans Devanagari"/>
+      <w:rFonts w:ascii="Liberation Sans" w:eastAsia="Noto Sans CJK SC" w:hAnsi="Liberation Sans" w:cs="Noto Sans Devanagari"/>
       <w:sz w:val="28"/>
       <w:szCs w:val="28"/>
     </w:rPr>
@@ -8155,15 +7153,13 @@
     <w:basedOn w:val="Normal"/>
     <w:pPr>
       <w:keepLines/>
-      <w:spacing w:before="0" w:after="120"/>
+      <w:spacing w:after="120"/>
       <w:ind w:left="720"/>
     </w:pPr>
-    <w:rPr/>
   </w:style>
   <w:style w:type="paragraph" w:styleId="List">
     <w:name w:val="List"/>
     <w:basedOn w:val="BodyText"/>
-    <w:pPr/>
     <w:rPr>
       <w:rFonts w:cs="Noto Sans Devanagari"/>
     </w:rPr>
@@ -8184,7 +7180,7 @@
       <w:szCs w:val="24"/>
     </w:rPr>
   </w:style>
-  <w:style w:type="paragraph" w:styleId="Index">
+  <w:style w:type="paragraph" w:customStyle="1" w:styleId="Index">
     <w:name w:val="Index"/>
     <w:basedOn w:val="Normal"/>
     <w:qFormat/>
@@ -8195,12 +7191,12 @@
       <w:rFonts w:cs="Noto Sans Devanagari"/>
     </w:rPr>
   </w:style>
-  <w:style w:type="paragraph" w:styleId="Paragraph2" w:customStyle="1">
+  <w:style w:type="paragraph" w:customStyle="1" w:styleId="Paragraph2">
     <w:name w:val="Paragraph2"/>
     <w:basedOn w:val="Normal"/>
     <w:qFormat/>
     <w:pPr>
-      <w:spacing w:before="80" w:after="0"/>
+      <w:spacing w:before="80"/>
       <w:ind w:left="720"/>
       <w:jc w:val="both"/>
     </w:pPr>
@@ -8215,7 +7211,7 @@
     <w:next w:val="Normal"/>
     <w:qFormat/>
     <w:pPr>
-      <w:spacing w:lineRule="auto" w:line="240"/>
+      <w:spacing w:line="240" w:lineRule="auto"/>
       <w:jc w:val="center"/>
     </w:pPr>
     <w:rPr>
@@ -8229,7 +7225,7 @@
     <w:basedOn w:val="Normal"/>
     <w:qFormat/>
     <w:pPr>
-      <w:spacing w:before="0" w:after="60"/>
+      <w:spacing w:after="60"/>
       <w:jc w:val="center"/>
     </w:pPr>
     <w:rPr>
@@ -8244,9 +7240,8 @@
     <w:basedOn w:val="Normal"/>
     <w:qFormat/>
     <w:pPr>
-      <w:ind w:hanging="900" w:left="900"/>
+      <w:ind w:left="900" w:hanging="900"/>
     </w:pPr>
-    <w:rPr/>
   </w:style>
   <w:style w:type="paragraph" w:styleId="TOC1">
     <w:name w:val="toc 1"/>
@@ -8255,13 +7250,11 @@
     <w:semiHidden/>
     <w:pPr>
       <w:tabs>
-        <w:tab w:val="clear" w:pos="720"/>
-        <w:tab w:val="right" w:pos="9360" w:leader="none"/>
+        <w:tab w:val="right" w:pos="9360"/>
       </w:tabs>
       <w:spacing w:before="240" w:after="60"/>
       <w:ind w:right="720"/>
     </w:pPr>
-    <w:rPr/>
   </w:style>
   <w:style w:type="paragraph" w:styleId="TOC2">
     <w:name w:val="toc 2"/>
@@ -8270,12 +7263,10 @@
     <w:semiHidden/>
     <w:pPr>
       <w:tabs>
-        <w:tab w:val="clear" w:pos="720"/>
-        <w:tab w:val="right" w:pos="9360" w:leader="none"/>
+        <w:tab w:val="right" w:pos="9360"/>
       </w:tabs>
       <w:ind w:left="432" w:right="720"/>
     </w:pPr>
-    <w:rPr/>
   </w:style>
   <w:style w:type="paragraph" w:styleId="TOC3">
     <w:name w:val="toc 3"/>
@@ -8284,75 +7275,65 @@
     <w:semiHidden/>
     <w:pPr>
       <w:tabs>
-        <w:tab w:val="clear" w:pos="720"/>
-        <w:tab w:val="left" w:pos="1440" w:leader="none"/>
-        <w:tab w:val="left" w:pos="1600" w:leader="none"/>
-        <w:tab w:val="right" w:pos="9360" w:leader="none"/>
+        <w:tab w:val="left" w:pos="1440"/>
+        <w:tab w:val="left" w:pos="1600"/>
+        <w:tab w:val="right" w:pos="9360"/>
       </w:tabs>
       <w:ind w:left="990"/>
     </w:pPr>
-    <w:rPr/>
   </w:style>
-  <w:style w:type="paragraph" w:styleId="HeaderandFooter">
+  <w:style w:type="paragraph" w:customStyle="1" w:styleId="HeaderandFooter">
     <w:name w:val="Header and Footer"/>
     <w:basedOn w:val="Normal"/>
     <w:qFormat/>
-    <w:pPr/>
-    <w:rPr/>
   </w:style>
   <w:style w:type="paragraph" w:styleId="Header">
     <w:name w:val="header"/>
     <w:basedOn w:val="Normal"/>
     <w:pPr>
       <w:tabs>
-        <w:tab w:val="clear" w:pos="720"/>
-        <w:tab w:val="center" w:pos="4320" w:leader="none"/>
-        <w:tab w:val="right" w:pos="8640" w:leader="none"/>
+        <w:tab w:val="center" w:pos="4320"/>
+        <w:tab w:val="right" w:pos="8640"/>
       </w:tabs>
     </w:pPr>
-    <w:rPr/>
   </w:style>
   <w:style w:type="paragraph" w:styleId="Footer">
     <w:name w:val="footer"/>
     <w:basedOn w:val="Normal"/>
     <w:pPr>
       <w:tabs>
-        <w:tab w:val="clear" w:pos="720"/>
-        <w:tab w:val="center" w:pos="4320" w:leader="none"/>
-        <w:tab w:val="right" w:pos="8640" w:leader="none"/>
+        <w:tab w:val="center" w:pos="4320"/>
+        <w:tab w:val="right" w:pos="8640"/>
       </w:tabs>
     </w:pPr>
-    <w:rPr/>
   </w:style>
-  <w:style w:type="paragraph" w:styleId="Bullet1" w:customStyle="1">
+  <w:style w:type="paragraph" w:customStyle="1" w:styleId="Bullet1">
     <w:name w:val="Bullet1"/>
     <w:basedOn w:val="Normal"/>
     <w:qFormat/>
     <w:pPr>
-      <w:ind w:hanging="432" w:left="720"/>
+      <w:ind w:left="720" w:hanging="432"/>
     </w:pPr>
-    <w:rPr/>
   </w:style>
-  <w:style w:type="paragraph" w:styleId="Bullet2" w:customStyle="1">
+  <w:style w:type="paragraph" w:customStyle="1" w:styleId="Bullet2">
     <w:name w:val="Bullet2"/>
     <w:basedOn w:val="Normal"/>
     <w:qFormat/>
     <w:pPr>
-      <w:ind w:hanging="360" w:left="1440"/>
+      <w:ind w:left="1440" w:hanging="360"/>
     </w:pPr>
     <w:rPr>
       <w:color w:val="000080"/>
     </w:rPr>
   </w:style>
-  <w:style w:type="paragraph" w:styleId="Tabletext" w:customStyle="1">
+  <w:style w:type="paragraph" w:customStyle="1" w:styleId="Tabletext">
     <w:name w:val="Tabletext"/>
     <w:basedOn w:val="Normal"/>
     <w:qFormat/>
     <w:pPr>
       <w:keepLines/>
-      <w:spacing w:before="0" w:after="120"/>
+      <w:spacing w:after="120"/>
     </w:pPr>
-    <w:rPr/>
   </w:style>
   <w:style w:type="paragraph" w:styleId="DocumentMap">
     <w:name w:val="Document Map"/>
@@ -8371,25 +7352,25 @@
     <w:basedOn w:val="Normal"/>
     <w:semiHidden/>
     <w:pPr>
-      <w:keepNext w:val="true"/>
+      <w:keepNext/>
       <w:keepLines/>
       <w:pBdr>
         <w:bottom w:val="single" w:sz="6" w:space="0" w:color="000000"/>
       </w:pBdr>
       <w:spacing w:before="40" w:after="40"/>
-      <w:ind w:hanging="360" w:left="360"/>
+      <w:ind w:left="360" w:hanging="360"/>
     </w:pPr>
     <w:rPr>
       <w:rFonts w:ascii="Helvetica" w:hAnsi="Helvetica"/>
       <w:sz w:val="16"/>
     </w:rPr>
   </w:style>
-  <w:style w:type="paragraph" w:styleId="MainTitle" w:customStyle="1">
+  <w:style w:type="paragraph" w:customStyle="1" w:styleId="MainTitle">
     <w:name w:val="Main Title"/>
     <w:basedOn w:val="Normal"/>
     <w:qFormat/>
     <w:pPr>
-      <w:spacing w:lineRule="auto" w:line="240" w:before="480" w:after="60"/>
+      <w:spacing w:before="480" w:after="60" w:line="240" w:lineRule="auto"/>
       <w:jc w:val="center"/>
     </w:pPr>
     <w:rPr>
@@ -8399,37 +7380,34 @@
       <w:sz w:val="32"/>
     </w:rPr>
   </w:style>
-  <w:style w:type="paragraph" w:styleId="Paragraph1" w:customStyle="1">
+  <w:style w:type="paragraph" w:customStyle="1" w:styleId="Paragraph1">
     <w:name w:val="Paragraph1"/>
     <w:basedOn w:val="Normal"/>
     <w:qFormat/>
     <w:pPr>
-      <w:spacing w:lineRule="auto" w:line="240" w:before="80" w:after="0"/>
+      <w:spacing w:before="80" w:line="240" w:lineRule="auto"/>
       <w:jc w:val="both"/>
     </w:pPr>
-    <w:rPr/>
   </w:style>
-  <w:style w:type="paragraph" w:styleId="Paragraph3" w:customStyle="1">
+  <w:style w:type="paragraph" w:customStyle="1" w:styleId="Paragraph3">
     <w:name w:val="Paragraph3"/>
     <w:basedOn w:val="Normal"/>
     <w:qFormat/>
     <w:pPr>
-      <w:spacing w:lineRule="auto" w:line="240" w:before="80" w:after="0"/>
+      <w:spacing w:before="80" w:line="240" w:lineRule="auto"/>
       <w:ind w:left="1530"/>
       <w:jc w:val="both"/>
     </w:pPr>
-    <w:rPr/>
   </w:style>
-  <w:style w:type="paragraph" w:styleId="Paragraph4" w:customStyle="1">
+  <w:style w:type="paragraph" w:customStyle="1" w:styleId="Paragraph4">
     <w:name w:val="Paragraph4"/>
     <w:basedOn w:val="Normal"/>
     <w:qFormat/>
     <w:pPr>
-      <w:spacing w:lineRule="auto" w:line="240" w:before="80" w:after="0"/>
+      <w:spacing w:before="80" w:line="240" w:lineRule="auto"/>
       <w:ind w:left="2250"/>
       <w:jc w:val="both"/>
     </w:pPr>
-    <w:rPr/>
   </w:style>
   <w:style w:type="paragraph" w:styleId="TOC4">
     <w:name w:val="toc 4"/>
@@ -8440,7 +7418,6 @@
     <w:pPr>
       <w:ind w:left="600"/>
     </w:pPr>
-    <w:rPr/>
   </w:style>
   <w:style w:type="paragraph" w:styleId="TOC5">
     <w:name w:val="toc 5"/>
@@ -8451,7 +7428,6 @@
     <w:pPr>
       <w:ind w:left="800"/>
     </w:pPr>
-    <w:rPr/>
   </w:style>
   <w:style w:type="paragraph" w:styleId="TOC6">
     <w:name w:val="toc 6"/>
@@ -8462,7 +7438,6 @@
     <w:pPr>
       <w:ind w:left="1000"/>
     </w:pPr>
-    <w:rPr/>
   </w:style>
   <w:style w:type="paragraph" w:styleId="TOC7">
     <w:name w:val="toc 7"/>
@@ -8473,7 +7448,6 @@
     <w:pPr>
       <w:ind w:left="1200"/>
     </w:pPr>
-    <w:rPr/>
   </w:style>
   <w:style w:type="paragraph" w:styleId="TOC8">
     <w:name w:val="toc 8"/>
@@ -8484,7 +7458,6 @@
     <w:pPr>
       <w:ind w:left="1400"/>
     </w:pPr>
-    <w:rPr/>
   </w:style>
   <w:style w:type="paragraph" w:styleId="TOC9">
     <w:name w:val="toc 9"/>
@@ -8495,13 +7468,11 @@
     <w:pPr>
       <w:ind w:left="1600"/>
     </w:pPr>
-    <w:rPr/>
   </w:style>
   <w:style w:type="paragraph" w:styleId="BodyText2">
     <w:name w:val="Body Text 2"/>
     <w:basedOn w:val="Normal"/>
     <w:qFormat/>
-    <w:pPr/>
     <w:rPr>
       <w:i/>
       <w:color w:val="0000FF"/>
@@ -8519,29 +7490,29 @@
       <w:u w:val="single"/>
     </w:rPr>
   </w:style>
-  <w:style w:type="paragraph" w:styleId="Body" w:customStyle="1">
+  <w:style w:type="paragraph" w:customStyle="1" w:styleId="Body">
     <w:name w:val="Body"/>
     <w:basedOn w:val="Normal"/>
     <w:qFormat/>
     <w:pPr>
       <w:widowControl/>
-      <w:spacing w:lineRule="auto" w:line="240" w:before="120" w:after="0"/>
+      <w:spacing w:before="120" w:line="240" w:lineRule="auto"/>
       <w:jc w:val="both"/>
     </w:pPr>
     <w:rPr>
       <w:rFonts w:ascii="Book Antiqua" w:hAnsi="Book Antiqua"/>
     </w:rPr>
   </w:style>
-  <w:style w:type="paragraph" w:styleId="Bullet" w:customStyle="1">
+  <w:style w:type="paragraph" w:customStyle="1" w:styleId="Bullet">
     <w:name w:val="Bullet"/>
     <w:basedOn w:val="Normal"/>
     <w:qFormat/>
     <w:pPr>
       <w:widowControl/>
       <w:tabs>
-        <w:tab w:val="left" w:pos="720" w:leader="none"/>
+        <w:tab w:val="left" w:pos="720"/>
       </w:tabs>
-      <w:spacing w:lineRule="auto" w:line="240" w:before="120" w:after="0"/>
+      <w:spacing w:before="120" w:line="240" w:lineRule="auto"/>
       <w:ind w:left="720" w:right="360"/>
       <w:jc w:val="both"/>
     </w:pPr>
@@ -8549,14 +7520,13 @@
       <w:rFonts w:ascii="Book Antiqua" w:hAnsi="Book Antiqua"/>
     </w:rPr>
   </w:style>
-  <w:style w:type="paragraph" w:styleId="InfoBlue" w:customStyle="1">
+  <w:style w:type="paragraph" w:customStyle="1" w:styleId="InfoBlue">
     <w:name w:val="InfoBlue"/>
     <w:basedOn w:val="Normal"/>
     <w:next w:val="BodyText"/>
     <w:autoRedefine/>
     <w:qFormat/>
-    <w:rsid w:val="006d00c5"/>
-    <w:pPr/>
+    <w:rsid w:val="006D00C5"/>
     <w:rPr>
       <w:i/>
       <w:color w:val="0000FF"/>
@@ -8568,7 +7538,7 @@
     <w:qFormat/>
     <w:pPr>
       <w:widowControl/>
-      <w:spacing w:lineRule="auto" w:line="240" w:beforeAutospacing="1" w:afterAutospacing="1"/>
+      <w:spacing w:beforeAutospacing="1" w:afterAutospacing="1" w:line="240" w:lineRule="auto"/>
     </w:pPr>
     <w:rPr>
       <w:sz w:val="24"/>
@@ -8582,28 +7552,27 @@
     <w:pPr>
       <w:widowControl/>
       <w:tabs>
-        <w:tab w:val="clear" w:pos="720"/>
-        <w:tab w:val="left" w:pos="916" w:leader="none"/>
-        <w:tab w:val="left" w:pos="1832" w:leader="none"/>
-        <w:tab w:val="left" w:pos="2748" w:leader="none"/>
-        <w:tab w:val="left" w:pos="3664" w:leader="none"/>
-        <w:tab w:val="left" w:pos="4580" w:leader="none"/>
-        <w:tab w:val="left" w:pos="5496" w:leader="none"/>
-        <w:tab w:val="left" w:pos="6412" w:leader="none"/>
-        <w:tab w:val="left" w:pos="7328" w:leader="none"/>
-        <w:tab w:val="left" w:pos="8244" w:leader="none"/>
-        <w:tab w:val="left" w:pos="9160" w:leader="none"/>
-        <w:tab w:val="left" w:pos="10076" w:leader="none"/>
-        <w:tab w:val="left" w:pos="10992" w:leader="none"/>
-        <w:tab w:val="left" w:pos="11908" w:leader="none"/>
-        <w:tab w:val="left" w:pos="12824" w:leader="none"/>
-        <w:tab w:val="left" w:pos="13740" w:leader="none"/>
-        <w:tab w:val="left" w:pos="14656" w:leader="none"/>
+        <w:tab w:val="left" w:pos="916"/>
+        <w:tab w:val="left" w:pos="1832"/>
+        <w:tab w:val="left" w:pos="2748"/>
+        <w:tab w:val="left" w:pos="3664"/>
+        <w:tab w:val="left" w:pos="4580"/>
+        <w:tab w:val="left" w:pos="5496"/>
+        <w:tab w:val="left" w:pos="6412"/>
+        <w:tab w:val="left" w:pos="7328"/>
+        <w:tab w:val="left" w:pos="8244"/>
+        <w:tab w:val="left" w:pos="9160"/>
+        <w:tab w:val="left" w:pos="10076"/>
+        <w:tab w:val="left" w:pos="10992"/>
+        <w:tab w:val="left" w:pos="11908"/>
+        <w:tab w:val="left" w:pos="12824"/>
+        <w:tab w:val="left" w:pos="13740"/>
+        <w:tab w:val="left" w:pos="14656"/>
       </w:tabs>
-      <w:spacing w:lineRule="auto" w:line="240"/>
+      <w:spacing w:line="240" w:lineRule="auto"/>
     </w:pPr>
     <w:rPr>
-      <w:rFonts w:ascii="Courier New" w:hAnsi="Courier New" w:eastAsia="Courier New"/>
+      <w:rFonts w:ascii="Courier New" w:eastAsia="Courier New" w:hAnsi="Courier New"/>
     </w:rPr>
   </w:style>
   <w:style w:type="paragraph" w:styleId="BalloonText">
@@ -8611,8 +7580,7 @@
     <w:basedOn w:val="Normal"/>
     <w:semiHidden/>
     <w:qFormat/>
-    <w:rsid w:val="006c6089"/>
-    <w:pPr/>
+    <w:rsid w:val="006C6089"/>
     <w:rPr>
       <w:rFonts w:ascii="Tahoma" w:hAnsi="Tahoma" w:cs="Tahoma"/>
       <w:sz w:val="16"/>
@@ -8623,39 +7591,33 @@
     <w:name w:val="annotation text"/>
     <w:basedOn w:val="Normal"/>
     <w:semiHidden/>
-    <w:rsid w:val="00342fa5"/>
-    <w:pPr/>
-    <w:rPr/>
+    <w:rsid w:val="00342FA5"/>
   </w:style>
-  <w:style w:type="paragraph" w:styleId="annotationsubject">
+  <w:style w:type="paragraph" w:styleId="CommentSubject">
     <w:name w:val="annotation subject"/>
     <w:basedOn w:val="CommentText"/>
     <w:next w:val="CommentText"/>
     <w:semiHidden/>
     <w:qFormat/>
-    <w:rsid w:val="00342fa5"/>
-    <w:pPr/>
+    <w:rsid w:val="00342FA5"/>
     <w:rPr>
       <w:b/>
       <w:bCs/>
     </w:rPr>
   </w:style>
-  <w:style w:type="paragraph" w:styleId="TableContents">
+  <w:style w:type="paragraph" w:customStyle="1" w:styleId="TableContents">
     <w:name w:val="Table Contents"/>
     <w:basedOn w:val="Normal"/>
     <w:qFormat/>
     <w:pPr>
-      <w:widowControl w:val="false"/>
       <w:suppressLineNumbers/>
     </w:pPr>
-    <w:rPr/>
   </w:style>
-  <w:style w:type="paragraph" w:styleId="TableHeading">
+  <w:style w:type="paragraph" w:customStyle="1" w:styleId="TableHeading">
     <w:name w:val="Table Heading"/>
     <w:basedOn w:val="TableContents"/>
     <w:qFormat/>
     <w:pPr>
-      <w:suppressLineNumbers/>
       <w:jc w:val="center"/>
     </w:pPr>
     <w:rPr>
@@ -8663,42 +7625,21 @@
       <w:bCs/>
     </w:rPr>
   </w:style>
-  <w:style w:type="numbering" w:styleId="NoList" w:default="1">
-    <w:name w:val="No List"/>
-    <w:uiPriority w:val="99"/>
-    <w:semiHidden/>
-    <w:unhideWhenUsed/>
-    <w:qFormat/>
-  </w:style>
-  <w:style w:type="table" w:default="1" w:styleId="Obinatablica">
-    <w:name w:val="Normal Table"/>
-    <w:uiPriority w:val="99"/>
-    <w:semiHidden/>
-    <w:unhideWhenUsed/>
-    <w:tblPr>
-      <w:tblCellMar>
-        <w:top w:w="0" w:type="dxa"/>
-        <w:left w:w="108" w:type="dxa"/>
-        <w:bottom w:w="0" w:type="dxa"/>
-        <w:right w:w="108" w:type="dxa"/>
-      </w:tblCellMar>
-    </w:tblPr>
-  </w:style>
-  <w:style w:type="table" w:styleId="Reetkatablice">
+  <w:style w:type="table" w:styleId="TableGrid">
     <w:name w:val="Table Grid"/>
-    <w:basedOn w:val="Obinatablica"/>
-    <w:rsid w:val="00c74132"/>
+    <w:basedOn w:val="TableNormal"/>
+    <w:rsid w:val="00C74132"/>
     <w:pPr>
       <w:spacing w:line="240" w:lineRule="atLeast"/>
     </w:pPr>
     <w:tblPr>
       <w:tblBorders>
-        <w:top w:val="single" w:color="auto" w:sz="4" w:space="0"/>
-        <w:left w:val="single" w:color="auto" w:sz="4" w:space="0"/>
-        <w:bottom w:val="single" w:color="auto" w:sz="4" w:space="0"/>
-        <w:right w:val="single" w:color="auto" w:sz="4" w:space="0"/>
-        <w:insideH w:val="single" w:color="auto" w:sz="4" w:space="0"/>
-        <w:insideV w:val="single" w:color="auto" w:sz="4" w:space="0"/>
+        <w:top w:val="single" w:sz="4" w:space="0" w:color="auto"/>
+        <w:left w:val="single" w:sz="4" w:space="0" w:color="auto"/>
+        <w:bottom w:val="single" w:sz="4" w:space="0" w:color="auto"/>
+        <w:right w:val="single" w:sz="4" w:space="0" w:color="auto"/>
+        <w:insideH w:val="single" w:sz="4" w:space="0" w:color="auto"/>
+        <w:insideV w:val="single" w:sz="4" w:space="0" w:color="auto"/>
       </w:tblBorders>
     </w:tblPr>
   </w:style>
@@ -8706,54 +7647,54 @@
 </file>
 
 <file path=word/theme/theme1.xml><?xml version="1.0" encoding="utf-8"?>
-<a:theme xmlns:a="http://schemas.openxmlformats.org/drawingml/2006/main" xmlns:r="http://schemas.openxmlformats.org/officeDocument/2006/relationships" name="Office Theme">
+<a:theme xmlns:a="http://schemas.openxmlformats.org/drawingml/2006/main" name="Office Theme">
   <a:themeElements>
     <a:clrScheme name="Office">
       <a:dk1>
         <a:srgbClr val="000000"/>
       </a:dk1>
       <a:lt1>
-        <a:srgbClr val="ffffff"/>
+        <a:srgbClr val="FFFFFF"/>
       </a:lt1>
       <a:dk2>
-        <a:srgbClr val="0e2841"/>
+        <a:srgbClr val="0E2841"/>
       </a:dk2>
       <a:lt2>
-        <a:srgbClr val="e8e8e8"/>
+        <a:srgbClr val="E8E8E8"/>
       </a:lt2>
       <a:accent1>
         <a:srgbClr val="156082"/>
       </a:accent1>
       <a:accent2>
-        <a:srgbClr val="e97132"/>
+        <a:srgbClr val="E97132"/>
       </a:accent2>
       <a:accent3>
-        <a:srgbClr val="196b24"/>
+        <a:srgbClr val="196B24"/>
       </a:accent3>
       <a:accent4>
-        <a:srgbClr val="0f9ed5"/>
+        <a:srgbClr val="0F9ED5"/>
       </a:accent4>
       <a:accent5>
-        <a:srgbClr val="a02b93"/>
+        <a:srgbClr val="A02B93"/>
       </a:accent5>
       <a:accent6>
-        <a:srgbClr val="4ea72e"/>
+        <a:srgbClr val="4EA72E"/>
       </a:accent6>
       <a:hlink>
         <a:srgbClr val="467886"/>
       </a:hlink>
       <a:folHlink>
-        <a:srgbClr val="96607d"/>
+        <a:srgbClr val="96607D"/>
       </a:folHlink>
     </a:clrScheme>
     <a:fontScheme name="Office">
       <a:majorFont>
-        <a:latin typeface="Aptos Display" panose="02110004020202020204" pitchFamily="0" charset="1"/>
+        <a:latin typeface="Aptos Display" panose="02110004020202020204"/>
         <a:ea typeface=""/>
         <a:cs typeface=""/>
       </a:majorFont>
       <a:minorFont>
-        <a:latin typeface="Aptos" panose="02110004020202020204" pitchFamily="0" charset="1"/>
+        <a:latin typeface="Aptos" panose="02110004020202020204"/>
         <a:ea typeface=""/>
         <a:cs typeface=""/>
       </a:minorFont>
@@ -8785,7 +7726,7 @@
             </a:gs>
           </a:gsLst>
           <a:lin ang="5400000" scaled="0"/>
-          <a:tileRect l="0" t="0" r="0" b="0"/>
+          <a:tileRect/>
         </a:gradFill>
         <a:gradFill>
           <a:gsLst>
@@ -8809,7 +7750,7 @@
             </a:gs>
           </a:gsLst>
           <a:lin ang="5400000" scaled="0"/>
-          <a:tileRect l="0" t="0" r="0" b="0"/>
+          <a:tileRect/>
         </a:gradFill>
       </a:fillStyleLst>
       <a:lnStyleLst>
@@ -8869,10 +7810,12 @@
             </a:gs>
           </a:gsLst>
           <a:lin ang="5400000" scaled="0"/>
-          <a:tileRect l="0" t="0" r="0" b="0"/>
+          <a:tileRect/>
         </a:gradFill>
       </a:bgFillStyleLst>
     </a:fmtScheme>
   </a:themeElements>
+  <a:objectDefaults/>
+  <a:extraClrSchemeLst/>
 </a:theme>
 </file>
--- a/docs/Plan projekta.docx
+++ b/docs/Plan projekta.docx
@@ -685,94 +685,55 @@
     <w:p>
       <w:pPr>
         <w:pStyle w:val="InfoBlue"/>
-        <w:rPr>
-          <w:lang w:val="hr-HR"/>
-        </w:rPr>
       </w:pPr>
     </w:p>
     <w:p>
       <w:pPr>
         <w:pStyle w:val="InfoBlue"/>
-        <w:rPr>
-          <w:lang w:val="hr-HR"/>
-        </w:rPr>
-      </w:pPr>
-      <w:r>
-        <w:rPr>
-          <w:lang w:val="hr-HR"/>
-        </w:rPr>
+      </w:pPr>
+      <w:r>
         <w:t>Na koji način koristiti predložak?</w:t>
       </w:r>
     </w:p>
     <w:p>
       <w:pPr>
         <w:pStyle w:val="InfoBlue"/>
-        <w:rPr>
-          <w:lang w:val="hr-HR"/>
-        </w:rPr>
       </w:pPr>
     </w:p>
     <w:p>
       <w:pPr>
         <w:pStyle w:val="InfoBlue"/>
-        <w:rPr>
-          <w:lang w:val="hr-HR"/>
-        </w:rPr>
-      </w:pPr>
-      <w:r>
-        <w:rPr>
-          <w:lang w:val="hr-HR"/>
-        </w:rPr>
+      </w:pPr>
+      <w:r>
         <w:t>Tekst pisan u italic formi opisuje koje informacije je potrebno uključiti u pojedino poglavlje Prijedloga.</w:t>
       </w:r>
     </w:p>
     <w:p>
       <w:pPr>
         <w:pStyle w:val="InfoBlue"/>
-        <w:rPr>
-          <w:lang w:val="hr-HR"/>
-        </w:rPr>
-      </w:pPr>
-      <w:r>
-        <w:rPr>
-          <w:lang w:val="hr-HR"/>
-        </w:rPr>
+      </w:pPr>
+      <w:r>
         <w:t xml:space="preserve">Za upis vlastitog teksta, potrebno je pritisnuti &lt;ENTER&gt; nakon italic teksta. </w:t>
       </w:r>
     </w:p>
     <w:p>
       <w:pPr>
         <w:pStyle w:val="InfoBlue"/>
-        <w:rPr>
-          <w:lang w:val="hr-HR"/>
-        </w:rPr>
-      </w:pPr>
-      <w:r>
-        <w:rPr>
-          <w:lang w:val="hr-HR"/>
-        </w:rPr>
+      </w:pPr>
+      <w:r>
         <w:t>Tekst upisan u &lt;trokutastim zagradama&gt; treba zamijeniti s onim što se navodi.</w:t>
       </w:r>
     </w:p>
     <w:p>
       <w:pPr>
         <w:pStyle w:val="InfoBlue"/>
-        <w:rPr>
-          <w:lang w:val="hr-HR"/>
-        </w:rPr>
       </w:pPr>
     </w:p>
     <w:p>
       <w:pPr>
         <w:pStyle w:val="InfoBlue"/>
-        <w:rPr>
-          <w:lang w:val="hr-HR"/>
-        </w:rPr>
-      </w:pPr>
-      <w:r>
-        <w:rPr>
-          <w:lang w:val="hr-HR"/>
-        </w:rPr>
+      </w:pPr>
+      <w:r>
         <w:t>Svi članovi tima trebaju pročitati plan i suglasiti se s njime, a to potvrđuju svojim potpisom na kraju dokumenta.</w:t>
       </w:r>
     </w:p>
@@ -815,26 +776,85 @@
     <w:p>
       <w:pPr>
         <w:pStyle w:val="BodyText"/>
-        <w:rPr>
-          <w:lang w:val="hr-HR"/>
-        </w:rPr>
-      </w:pPr>
-      <w:r>
-        <w:rPr>
-          <w:lang w:val="hr-HR"/>
-        </w:rPr>
-        <w:t xml:space="preserve">Okolina igrice, model osmišljenog grada, a i sam model drona ostvarit će se pomoću programa Blender te biti uključeni u igricu napravljenu u Godot Engineu. </w:t>
+      </w:pPr>
+      <w:r>
+        <w:rPr>
+          <w:lang w:val="hr-HR"/>
+        </w:rPr>
+        <w:t xml:space="preserve">Okolina </w:t>
+      </w:r>
+      <w:r>
+        <w:rPr>
+          <w:lang w:val="hr-HR"/>
+        </w:rPr>
+        <w:t>igre</w:t>
+      </w:r>
+      <w:r>
+        <w:rPr>
+          <w:lang w:val="hr-HR"/>
+        </w:rPr>
+        <w:t xml:space="preserve">, model osmišljenog grada, a i sam model drona ostvarit će se pomoću programa Blender te biti uključeni u </w:t>
+      </w:r>
+      <w:r>
+        <w:rPr>
+          <w:lang w:val="hr-HR"/>
+        </w:rPr>
+        <w:t>igru</w:t>
+      </w:r>
+      <w:r>
+        <w:rPr>
+          <w:lang w:val="hr-HR"/>
+        </w:rPr>
+        <w:t xml:space="preserve"> napravljenu u Godot Engineu. </w:t>
       </w:r>
       <w:r>
         <w:br w:type="page"/>
       </w:r>
+    </w:p>
+    <w:p>
+      <w:pPr>
+        <w:jc w:val="center"/>
+        <w:rPr>
+          <w:rFonts w:ascii="Arial" w:hAnsi="Arial" w:cs="Arial"/>
+          <w:b/>
+          <w:bCs/>
+          <w:sz w:val="32"/>
+          <w:szCs w:val="32"/>
+          <w:lang w:val="hr-HR"/>
+        </w:rPr>
+      </w:pPr>
+      <w:r>
+        <w:rPr>
+          <w:rFonts w:ascii="Arial" w:hAnsi="Arial" w:cs="Arial"/>
+          <w:b/>
+          <w:bCs/>
+          <w:sz w:val="32"/>
+          <w:szCs w:val="32"/>
+          <w:lang w:val="hr-HR"/>
+        </w:rPr>
+        <w:lastRenderedPageBreak/>
+        <w:t>Prijedlog i plan projekta</w:t>
+      </w:r>
+    </w:p>
+    <w:p>
+      <w:pPr>
+        <w:jc w:val="center"/>
+        <w:rPr>
+          <w:rFonts w:ascii="Arial" w:hAnsi="Arial" w:cs="Arial"/>
+          <w:b/>
+          <w:bCs/>
+          <w:sz w:val="28"/>
+          <w:szCs w:val="28"/>
+          <w:lang w:val="hr-HR"/>
+        </w:rPr>
+      </w:pPr>
     </w:p>
     <w:p>
       <w:pPr>
         <w:pStyle w:val="Heading1"/>
         <w:numPr>
           <w:ilvl w:val="0"/>
-          <w:numId w:val="0"/>
+          <w:numId w:val="5"/>
         </w:numPr>
         <w:spacing w:before="0"/>
         <w:rPr>
@@ -846,7 +866,6 @@
         <w:rPr>
           <w:lang w:val="hr-HR"/>
         </w:rPr>
-        <w:lastRenderedPageBreak/>
         <w:t>Puni naziv projekta</w:t>
       </w:r>
       <w:bookmarkEnd w:id="0"/>
@@ -854,14 +873,8 @@
     <w:p>
       <w:pPr>
         <w:pStyle w:val="InfoBlue"/>
-        <w:rPr>
-          <w:lang w:val="hr-HR"/>
-        </w:rPr>
-      </w:pPr>
-      <w:r>
-        <w:rPr>
-          <w:lang w:val="hr-HR"/>
-        </w:rPr>
+      </w:pPr>
+      <w:r>
         <w:t>[Navesti puni naziv projekta iz kojeg će biti vidljiva problematika/tematika kojom se projekt bavi.]</w:t>
       </w:r>
     </w:p>
@@ -881,40 +894,72 @@
     </w:p>
     <w:p>
       <w:pPr>
+        <w:pStyle w:val="Heading1"/>
+        <w:numPr>
+          <w:ilvl w:val="0"/>
+          <w:numId w:val="5"/>
+        </w:numPr>
+        <w:rPr>
+          <w:lang w:val="hr-HR"/>
+        </w:rPr>
+      </w:pPr>
+      <w:bookmarkStart w:id="1" w:name="_Toc179182955"/>
+      <w:r>
+        <w:rPr>
+          <w:lang w:val="hr-HR"/>
+        </w:rPr>
+        <w:t>Skraćeni naziv projekta</w:t>
+      </w:r>
+      <w:bookmarkEnd w:id="1"/>
+    </w:p>
+    <w:p>
+      <w:pPr>
+        <w:pStyle w:val="InfoBlue"/>
+      </w:pPr>
+      <w:r>
+        <w:t>[Navesti skraćeni naziv projekta, ako je definiran.]</w:t>
+      </w:r>
+    </w:p>
+    <w:p>
+      <w:pPr>
         <w:pStyle w:val="BodyText"/>
         <w:rPr>
           <w:lang w:val="hr-HR"/>
         </w:rPr>
       </w:pPr>
+      <w:r>
+        <w:rPr>
+          <w:lang w:val="hr-HR"/>
+        </w:rPr>
+        <w:t>Dron.co</w:t>
+      </w:r>
     </w:p>
     <w:p>
       <w:pPr>
         <w:pStyle w:val="Heading1"/>
-        <w:rPr>
-          <w:lang w:val="hr-HR"/>
-        </w:rPr>
-      </w:pPr>
-      <w:bookmarkStart w:id="1" w:name="_Toc179182955"/>
-      <w:r>
-        <w:rPr>
-          <w:lang w:val="hr-HR"/>
-        </w:rPr>
-        <w:t>Skraćeni naziv projekta</w:t>
-      </w:r>
-      <w:bookmarkEnd w:id="1"/>
+        <w:numPr>
+          <w:ilvl w:val="0"/>
+          <w:numId w:val="5"/>
+        </w:numPr>
+        <w:rPr>
+          <w:lang w:val="hr-HR"/>
+        </w:rPr>
+      </w:pPr>
+      <w:bookmarkStart w:id="2" w:name="_Toc179182956"/>
+      <w:r>
+        <w:rPr>
+          <w:lang w:val="hr-HR"/>
+        </w:rPr>
+        <w:t>Opis problema/teme projekta</w:t>
+      </w:r>
+      <w:bookmarkEnd w:id="2"/>
     </w:p>
     <w:p>
       <w:pPr>
         <w:pStyle w:val="InfoBlue"/>
-        <w:rPr>
-          <w:lang w:val="hr-HR"/>
-        </w:rPr>
-      </w:pPr>
-      <w:r>
-        <w:rPr>
-          <w:lang w:val="hr-HR"/>
-        </w:rPr>
-        <w:t>[Navesti skraćeni naziv projekta, ako je definiran.]</w:t>
+      </w:pPr>
+      <w:r>
+        <w:t>[Objasniti problem, odnosno temu projekta, objasniti ukratko tip, uvjete i kontekst projekta.]</w:t>
       </w:r>
     </w:p>
     <w:p>
@@ -928,37 +973,49 @@
         <w:rPr>
           <w:lang w:val="hr-HR"/>
         </w:rPr>
-        <w:t>Dron.co</w:t>
+        <w:t>Cilj projekta je izraditi simulaciju dostave paketa dronom u obliku zabavne interaktivne igre. Igrač će pomoću fizičkog upravljača, odnosno kontrolera, upravljati dronom kroz 3D model gradske okoline. Cilj igre jest dostaviti paket na određenu lokaciju u što kraćem vremenu.</w:t>
+      </w:r>
+    </w:p>
+    <w:p>
+      <w:pPr>
+        <w:pStyle w:val="BodyText"/>
+        <w:rPr>
+          <w:lang w:val="hr-HR"/>
+        </w:rPr>
+      </w:pPr>
+      <w:r>
+        <w:rPr>
+          <w:lang w:val="hr-HR"/>
+        </w:rPr>
+        <w:t>Projekt će spojiti timski rad, zabavu, dizajn, tehničko modeliranje i osnovne principe fizike letenja drona, a ostvarit će se pomoću 3D modeliranja u Blenderu i razvoja u Godot Engineu.</w:t>
       </w:r>
     </w:p>
     <w:p>
       <w:pPr>
         <w:pStyle w:val="Heading1"/>
-        <w:rPr>
-          <w:lang w:val="hr-HR"/>
-        </w:rPr>
-      </w:pPr>
-      <w:bookmarkStart w:id="2" w:name="_Toc179182956"/>
-      <w:r>
-        <w:rPr>
-          <w:lang w:val="hr-HR"/>
-        </w:rPr>
-        <w:t>Opis problema/teme projekta</w:t>
-      </w:r>
-      <w:bookmarkEnd w:id="2"/>
+        <w:numPr>
+          <w:ilvl w:val="0"/>
+          <w:numId w:val="5"/>
+        </w:numPr>
+        <w:rPr>
+          <w:lang w:val="hr-HR"/>
+        </w:rPr>
+      </w:pPr>
+      <w:bookmarkStart w:id="3" w:name="_Toc179182957"/>
+      <w:r>
+        <w:rPr>
+          <w:lang w:val="hr-HR"/>
+        </w:rPr>
+        <w:t>Cilj projekta</w:t>
+      </w:r>
+      <w:bookmarkEnd w:id="3"/>
     </w:p>
     <w:p>
       <w:pPr>
         <w:pStyle w:val="InfoBlue"/>
-        <w:rPr>
-          <w:lang w:val="hr-HR"/>
-        </w:rPr>
-      </w:pPr>
-      <w:r>
-        <w:rPr>
-          <w:lang w:val="hr-HR"/>
-        </w:rPr>
-        <w:t>[Objasniti problem, odnosno temu projekta, objasniti ukratko tip, uvjete i kontekst projekta.]</w:t>
+      </w:pPr>
+      <w:r>
+        <w:t>[Navesti predviđeni cilj ili ciljeve projekta. Definiranje ciljeva omogućuje određivanje pravca u kojem će se kretati izvođenje projekta. Navesti predviđeno trajanje projekta.]</w:t>
       </w:r>
     </w:p>
     <w:p>
@@ -972,7 +1029,7 @@
         <w:rPr>
           <w:lang w:val="hr-HR"/>
         </w:rPr>
-        <w:t>Cilj projekta je izraditi simulaciju dostave paketa dronom u obliku zabavne interaktivne igre. Igrač će pomoću fizičkog upravljača, odnosno kontrolera, upravljati dronom kroz 3D model gradske okoline. Cilj igre jest dostaviti paket na određenu lokaciju u što kraćem vremenu.</w:t>
+        <w:t>Glavni cilj projekta razvoj je funkcionalne i vizualno privlačne igre koja simulira dostavu paketa dronom.</w:t>
       </w:r>
     </w:p>
     <w:p>
@@ -986,37 +1043,63 @@
         <w:rPr>
           <w:lang w:val="hr-HR"/>
         </w:rPr>
-        <w:t>Projekt će spojiti timski rad, zabavu, dizajn, tehničko modeliranje i osnovne principe fizike letenja drona, a ostvarit će se pomoću 3D modeliranja u Blenderu i razvoja u Godot Engineu.</w:t>
+        <w:t xml:space="preserve">Potrebno je implementirati kontrole kako bi igrač mogao kontrolirati dron kontrolerom, fizike letenja u Godotu. Razviti logiku dostave paketa, osmisliti predviđene rute dostava, potencijalne prepreke i ostale hazarde tijekom leta (pražnjenje baterije, postaje za punjenje…). Potrebno je osmisliti sustav bodovanja i uvjete pobjede. Potrebno je izraditi 3D modele grada i drona u Blenderu. </w:t>
+      </w:r>
+    </w:p>
+    <w:p>
+      <w:pPr>
+        <w:pStyle w:val="BodyText"/>
+        <w:rPr>
+          <w:lang w:val="hr-HR"/>
+        </w:rPr>
+      </w:pPr>
+      <w:r>
+        <w:rPr>
+          <w:lang w:val="hr-HR"/>
+        </w:rPr>
+        <w:t>Krajnje, potrebno je testirati igru među članovima tima, a nakon toga i testiranje na nepovezanom igraču, nevezanom za tim. Po potrebi provesti optimizacije performansa, popraviti neispravnosti.</w:t>
+      </w:r>
+    </w:p>
+    <w:p>
+      <w:pPr>
+        <w:pStyle w:val="BodyText"/>
+        <w:rPr>
+          <w:lang w:val="hr-HR"/>
+        </w:rPr>
+      </w:pPr>
+      <w:r>
+        <w:rPr>
+          <w:lang w:val="hr-HR"/>
+        </w:rPr>
+        <w:t>Uključujući testiranja, očekivano trajanje projekta je 15 tjedana.</w:t>
       </w:r>
     </w:p>
     <w:p>
       <w:pPr>
         <w:pStyle w:val="Heading1"/>
-        <w:rPr>
-          <w:lang w:val="hr-HR"/>
-        </w:rPr>
-      </w:pPr>
-      <w:bookmarkStart w:id="3" w:name="_Toc179182957"/>
-      <w:r>
-        <w:rPr>
-          <w:lang w:val="hr-HR"/>
-        </w:rPr>
-        <w:t>Cilj projekta</w:t>
-      </w:r>
-      <w:bookmarkEnd w:id="3"/>
+        <w:numPr>
+          <w:ilvl w:val="0"/>
+          <w:numId w:val="5"/>
+        </w:numPr>
+        <w:rPr>
+          <w:lang w:val="hr-HR"/>
+        </w:rPr>
+      </w:pPr>
+      <w:bookmarkStart w:id="4" w:name="_Toc179182958"/>
+      <w:r>
+        <w:rPr>
+          <w:lang w:val="hr-HR"/>
+        </w:rPr>
+        <w:t>Voditelj studentskog tima</w:t>
+      </w:r>
+      <w:bookmarkEnd w:id="4"/>
     </w:p>
     <w:p>
       <w:pPr>
         <w:pStyle w:val="InfoBlue"/>
-        <w:rPr>
-          <w:lang w:val="hr-HR"/>
-        </w:rPr>
-      </w:pPr>
-      <w:r>
-        <w:rPr>
-          <w:lang w:val="hr-HR"/>
-        </w:rPr>
-        <w:t>[Navesti predviđeni cilj ili ciljeve projekta. Definiranje ciljeva omogućuje određivanje pravca u kojem će se kretati izvođenje projekta. Navesti predviđeno trajanje projekta.]</w:t>
+      </w:pPr>
+      <w:r>
+        <w:t>&lt;Ime i prezime studenta&gt;</w:t>
       </w:r>
     </w:p>
     <w:p>
@@ -1030,7 +1113,35 @@
         <w:rPr>
           <w:lang w:val="hr-HR"/>
         </w:rPr>
-        <w:t>Glavni cilj projekta razvoj je funkcionalne i vizualno privlačne igre koja simulira dostavu paketa dronom.</w:t>
+        <w:t>Jakov Ramljak</w:t>
+      </w:r>
+    </w:p>
+    <w:p>
+      <w:pPr>
+        <w:pStyle w:val="Heading1"/>
+        <w:numPr>
+          <w:ilvl w:val="0"/>
+          <w:numId w:val="5"/>
+        </w:numPr>
+        <w:rPr>
+          <w:lang w:val="hr-HR"/>
+        </w:rPr>
+      </w:pPr>
+      <w:bookmarkStart w:id="5" w:name="_Toc179182959"/>
+      <w:r>
+        <w:rPr>
+          <w:lang w:val="hr-HR"/>
+        </w:rPr>
+        <w:t>Rezultat(i)</w:t>
+      </w:r>
+      <w:bookmarkEnd w:id="5"/>
+    </w:p>
+    <w:p>
+      <w:pPr>
+        <w:pStyle w:val="InfoBlue"/>
+      </w:pPr>
+      <w:r>
+        <w:t>[Navesti što će se isporučiti na kraju projekta, voditi računa da osim rezultata u vidu nekog proizvoda ovdje treba navesti i svu dokumentaciju.]</w:t>
       </w:r>
     </w:p>
     <w:p>
@@ -1044,7 +1155,7 @@
         <w:rPr>
           <w:lang w:val="hr-HR"/>
         </w:rPr>
-        <w:t xml:space="preserve">Potrebno je implementirati kontrole kako bi igrač mogao kontrolirati dron kontrolerom, fizike letenja u Godotu. Razviti logiku dostave paketa, osmisliti predviđene rute dostava, potencijalne prepreke i ostale hazarde tijekom leta (pražnjenje baterije, postaje za punjenje…). Potrebno je osmisliti sustav bodovanja i uvjete pobjede. Potrebno je izraditi 3D modele grada i drona u Blenderu. </w:t>
+        <w:t>Funkcionalna igra Dron.co</w:t>
       </w:r>
     </w:p>
     <w:p>
@@ -1058,7 +1169,7 @@
         <w:rPr>
           <w:lang w:val="hr-HR"/>
         </w:rPr>
-        <w:t>Krajnje, potrebno je testirati igru među članovima tima, a nakon toga i testiranje na nepovezanom igraču, nevezanom za tim. Po potrebi provesti optimizacije performansa, popraviti neispravnosti.</w:t>
+        <w:t>3D modeli elemenata grada, drona, paketa</w:t>
       </w:r>
     </w:p>
     <w:p>
@@ -1072,7 +1183,35 @@
         <w:rPr>
           <w:lang w:val="hr-HR"/>
         </w:rPr>
-        <w:t>Uključujući testiranja, očekivano trajanje projekta je 15 tjedana.</w:t>
+        <w:t>Odrađeni plan projekta, tehnička dokumentacija te vizualna i interaktivna prezentacija projekta</w:t>
+      </w:r>
+    </w:p>
+    <w:p>
+      <w:pPr>
+        <w:pStyle w:val="Heading1"/>
+        <w:numPr>
+          <w:ilvl w:val="0"/>
+          <w:numId w:val="5"/>
+        </w:numPr>
+        <w:rPr>
+          <w:lang w:val="hr-HR"/>
+        </w:rPr>
+      </w:pPr>
+      <w:bookmarkStart w:id="6" w:name="_Toc179182960"/>
+      <w:r>
+        <w:rPr>
+          <w:lang w:val="hr-HR"/>
+        </w:rPr>
+        <w:t>Slični projekti</w:t>
+      </w:r>
+      <w:bookmarkEnd w:id="6"/>
+    </w:p>
+    <w:p>
+      <w:pPr>
+        <w:pStyle w:val="InfoBlue"/>
+      </w:pPr>
+      <w:r>
+        <w:t xml:space="preserve">[Navesti projekte koji su povezani s dotičnim projektom.] </w:t>
       </w:r>
     </w:p>
     <w:p>
@@ -1082,192 +1221,43 @@
           <w:lang w:val="hr-HR"/>
         </w:rPr>
       </w:pPr>
+      <w:r>
+        <w:rPr>
+          <w:lang w:val="hr-HR"/>
+        </w:rPr>
+        <w:t>(po dogovoru)</w:t>
+      </w:r>
+    </w:p>
+    <w:p>
+      <w:pPr>
+        <w:pStyle w:val="BodyText"/>
+        <w:rPr>
+          <w:lang w:val="hr-HR"/>
+        </w:rPr>
+      </w:pPr>
+    </w:p>
+    <w:p>
+      <w:pPr>
+        <w:widowControl/>
+        <w:spacing w:line="240" w:lineRule="auto"/>
+        <w:rPr>
+          <w:lang w:val="hr-HR"/>
+        </w:rPr>
+      </w:pPr>
+      <w:r>
+        <w:rPr>
+          <w:lang w:val="hr-HR"/>
+        </w:rPr>
+        <w:br w:type="page"/>
+      </w:r>
     </w:p>
     <w:p>
       <w:pPr>
         <w:pStyle w:val="Heading1"/>
-        <w:rPr>
-          <w:lang w:val="hr-HR"/>
-        </w:rPr>
-      </w:pPr>
-      <w:bookmarkStart w:id="4" w:name="_Toc179182958"/>
-      <w:r>
-        <w:rPr>
-          <w:lang w:val="hr-HR"/>
-        </w:rPr>
-        <w:t>Voditelj studentskog tima</w:t>
-      </w:r>
-      <w:bookmarkEnd w:id="4"/>
-    </w:p>
-    <w:p>
-      <w:pPr>
-        <w:pStyle w:val="InfoBlue"/>
-        <w:rPr>
-          <w:lang w:val="hr-HR"/>
-        </w:rPr>
-      </w:pPr>
-      <w:r>
-        <w:rPr>
-          <w:lang w:val="hr-HR"/>
-        </w:rPr>
-        <w:t>&lt;Ime i prezime studenta&gt;</w:t>
-      </w:r>
-    </w:p>
-    <w:p>
-      <w:pPr>
-        <w:pStyle w:val="BodyText"/>
-        <w:rPr>
-          <w:lang w:val="hr-HR"/>
-        </w:rPr>
-      </w:pPr>
-      <w:r>
-        <w:rPr>
-          <w:lang w:val="hr-HR"/>
-        </w:rPr>
-        <w:t>Jakov Ramljak</w:t>
-      </w:r>
-    </w:p>
-    <w:p>
-      <w:pPr>
-        <w:pStyle w:val="Heading1"/>
-        <w:rPr>
-          <w:lang w:val="hr-HR"/>
-        </w:rPr>
-      </w:pPr>
-      <w:r>
-        <w:rPr>
-          <w:lang w:val="hr-HR"/>
-        </w:rPr>
-        <w:tab/>
-      </w:r>
-      <w:bookmarkStart w:id="5" w:name="_Toc179182959"/>
-      <w:r>
-        <w:rPr>
-          <w:lang w:val="hr-HR"/>
-        </w:rPr>
-        <w:t>Rezultat(i)</w:t>
-      </w:r>
-      <w:bookmarkEnd w:id="5"/>
-    </w:p>
-    <w:p>
-      <w:pPr>
-        <w:pStyle w:val="InfoBlue"/>
-        <w:rPr>
-          <w:lang w:val="hr-HR"/>
-        </w:rPr>
-      </w:pPr>
-      <w:r>
-        <w:rPr>
-          <w:lang w:val="hr-HR"/>
-        </w:rPr>
-        <w:t>[Navesti što će se isporučiti na kraju projekta, voditi računa da osim rezultata u vidu nekog proizvoda ovdje treba navesti i svu dokumentaciju.]</w:t>
-      </w:r>
-    </w:p>
-    <w:p>
-      <w:pPr>
-        <w:pStyle w:val="BodyText"/>
-        <w:rPr>
-          <w:lang w:val="hr-HR"/>
-        </w:rPr>
-      </w:pPr>
-      <w:r>
-        <w:rPr>
-          <w:lang w:val="hr-HR"/>
-        </w:rPr>
-        <w:t>Funkcionalna igra Dron.co</w:t>
-      </w:r>
-    </w:p>
-    <w:p>
-      <w:pPr>
-        <w:pStyle w:val="BodyText"/>
-        <w:rPr>
-          <w:lang w:val="hr-HR"/>
-        </w:rPr>
-      </w:pPr>
-      <w:r>
-        <w:rPr>
-          <w:lang w:val="hr-HR"/>
-        </w:rPr>
-        <w:t>3D modeli elemenata grada, drona, paketa</w:t>
-      </w:r>
-    </w:p>
-    <w:p>
-      <w:pPr>
-        <w:pStyle w:val="BodyText"/>
-        <w:rPr>
-          <w:lang w:val="hr-HR"/>
-        </w:rPr>
-      </w:pPr>
-      <w:r>
-        <w:rPr>
-          <w:lang w:val="hr-HR"/>
-        </w:rPr>
-        <w:t>Odrađeni plan projekta, tehnička dokumentacija te vizualna i interaktivna prezentacija projekta</w:t>
-      </w:r>
-    </w:p>
-    <w:p>
-      <w:pPr>
-        <w:pStyle w:val="BodyText"/>
-        <w:rPr>
-          <w:lang w:val="hr-HR"/>
-        </w:rPr>
-      </w:pPr>
-    </w:p>
-    <w:p>
-      <w:pPr>
-        <w:pStyle w:val="Heading1"/>
-        <w:rPr>
-          <w:lang w:val="hr-HR"/>
-        </w:rPr>
-      </w:pPr>
-      <w:bookmarkStart w:id="6" w:name="_Toc179182960"/>
-      <w:r>
-        <w:rPr>
-          <w:lang w:val="hr-HR"/>
-        </w:rPr>
-        <w:t>Slični projekti</w:t>
-      </w:r>
-      <w:bookmarkEnd w:id="6"/>
-    </w:p>
-    <w:p>
-      <w:pPr>
-        <w:pStyle w:val="InfoBlue"/>
-        <w:rPr>
-          <w:lang w:val="hr-HR"/>
-        </w:rPr>
-      </w:pPr>
-      <w:r>
-        <w:rPr>
-          <w:lang w:val="hr-HR"/>
-        </w:rPr>
-        <w:t xml:space="preserve">[Navesti projekte koji su povezani s dotičnim projektom.] </w:t>
-      </w:r>
-    </w:p>
-    <w:p>
-      <w:pPr>
-        <w:pStyle w:val="BodyText"/>
-        <w:rPr>
-          <w:lang w:val="hr-HR"/>
-        </w:rPr>
-      </w:pPr>
-      <w:r>
-        <w:rPr>
-          <w:lang w:val="hr-HR"/>
-        </w:rPr>
-        <w:t>(po dogovoru)</w:t>
-      </w:r>
-    </w:p>
-    <w:p>
-      <w:pPr>
-        <w:pStyle w:val="BodyText"/>
-        <w:rPr>
-          <w:lang w:val="hr-HR"/>
-        </w:rPr>
-      </w:pPr>
-    </w:p>
-    <w:p>
-      <w:pPr>
-        <w:pStyle w:val="Heading1"/>
+        <w:numPr>
+          <w:ilvl w:val="0"/>
+          <w:numId w:val="5"/>
+        </w:numPr>
         <w:rPr>
           <w:lang w:val="hr-HR"/>
         </w:rPr>
@@ -1287,14 +1277,8 @@
     <w:p>
       <w:pPr>
         <w:pStyle w:val="InfoBlue"/>
-        <w:rPr>
-          <w:lang w:val="hr-HR"/>
-        </w:rPr>
-      </w:pPr>
-      <w:r>
-        <w:rPr>
-          <w:lang w:val="hr-HR"/>
-        </w:rPr>
+      </w:pPr>
+      <w:r>
         <w:t>[Navesti ljudske i ostale resurse potrebne za uspješno dovršenje projekta. Popuniti tablicu raspoloživih članova tima s podacima važnim za projekt. Mogu se navesti znanja i vještine člana koje mogu biti od koristi za projekt, na primjer znanja Java-e, XML-a, iskustvo u radu s MS Projectom, sudjelovanje u sličnim projektima ili bilo kakva korisna informacija. Ako projekt koristi i druge resurse napraviti posebnu tablicu za njih. U kolonu Napomene treba upisati sve termine kad dotični član tima neće biti raspoloživ za rad na projektu (putovanja, odmori, odsustva).]</w:t>
       </w:r>
     </w:p>
@@ -1512,11 +1496,16 @@
             <w:pPr>
               <w:pStyle w:val="BodyText"/>
               <w:ind w:left="0"/>
-              <w:jc w:val="center"/>
-              <w:rPr>
-                <w:lang w:val="hr-HR"/>
-              </w:rPr>
-            </w:pPr>
+              <w:rPr>
+                <w:lang w:val="hr-HR"/>
+              </w:rPr>
+            </w:pPr>
+            <w:r>
+              <w:rPr>
+                <w:lang w:val="hr-HR"/>
+              </w:rPr>
+              <w:t>Voditelj, programiranje igara</w:t>
+            </w:r>
           </w:p>
         </w:tc>
       </w:tr>
@@ -1599,11 +1588,22 @@
             <w:pPr>
               <w:pStyle w:val="BodyText"/>
               <w:ind w:left="0"/>
-              <w:jc w:val="center"/>
-              <w:rPr>
-                <w:lang w:val="hr-HR"/>
-              </w:rPr>
-            </w:pPr>
+              <w:rPr>
+                <w:lang w:val="en-GB"/>
+              </w:rPr>
+            </w:pPr>
+            <w:r>
+              <w:rPr>
+                <w:lang w:val="hr-HR"/>
+              </w:rPr>
+              <w:t>Fizičke simulacije</w:t>
+            </w:r>
+            <w:r>
+              <w:rPr>
+                <w:lang w:val="hr-HR"/>
+              </w:rPr>
+              <w:t>, programiranje igara</w:t>
+            </w:r>
           </w:p>
         </w:tc>
       </w:tr>
@@ -1702,11 +1702,16 @@
             <w:pPr>
               <w:pStyle w:val="BodyText"/>
               <w:ind w:left="0"/>
-              <w:jc w:val="center"/>
-              <w:rPr>
-                <w:lang w:val="hr-HR"/>
-              </w:rPr>
-            </w:pPr>
+              <w:rPr>
+                <w:lang w:val="hr-HR"/>
+              </w:rPr>
+            </w:pPr>
+            <w:r>
+              <w:rPr>
+                <w:lang w:val="hr-HR"/>
+              </w:rPr>
+              <w:t>Fizičke simulacije</w:t>
+            </w:r>
           </w:p>
         </w:tc>
       </w:tr>
@@ -1789,11 +1794,30 @@
             <w:pPr>
               <w:pStyle w:val="BodyText"/>
               <w:ind w:left="0"/>
-              <w:jc w:val="center"/>
-              <w:rPr>
-                <w:lang w:val="hr-HR"/>
-              </w:rPr>
-            </w:pPr>
+              <w:rPr>
+                <w:lang w:val="hr-HR"/>
+              </w:rPr>
+            </w:pPr>
+            <w:r>
+              <w:rPr>
+                <w:lang w:val="hr-HR"/>
+              </w:rPr>
+              <w:t xml:space="preserve">Modeliranje u </w:t>
+            </w:r>
+            <w:r>
+              <w:rPr>
+                <w:i/>
+                <w:iCs/>
+                <w:lang w:val="hr-HR"/>
+              </w:rPr>
+              <w:t>Blenderu</w:t>
+            </w:r>
+            <w:r>
+              <w:rPr>
+                <w:lang w:val="hr-HR"/>
+              </w:rPr>
+              <w:t>, računalna grafika</w:t>
+            </w:r>
           </w:p>
         </w:tc>
       </w:tr>
@@ -1876,11 +1900,24 @@
             <w:pPr>
               <w:pStyle w:val="BodyText"/>
               <w:ind w:left="0"/>
-              <w:jc w:val="center"/>
-              <w:rPr>
-                <w:lang w:val="hr-HR"/>
-              </w:rPr>
-            </w:pPr>
+              <w:rPr>
+                <w:lang w:val="hr-HR"/>
+              </w:rPr>
+            </w:pPr>
+            <w:r>
+              <w:rPr>
+                <w:lang w:val="hr-HR"/>
+              </w:rPr>
+              <w:t xml:space="preserve">Modeliranje u </w:t>
+            </w:r>
+            <w:r>
+              <w:rPr>
+                <w:i/>
+                <w:iCs/>
+                <w:lang w:val="hr-HR"/>
+              </w:rPr>
+              <w:t>Blenderu</w:t>
+            </w:r>
           </w:p>
         </w:tc>
       </w:tr>
@@ -1888,6 +1925,10 @@
     <w:p>
       <w:pPr>
         <w:pStyle w:val="Heading1"/>
+        <w:numPr>
+          <w:ilvl w:val="0"/>
+          <w:numId w:val="5"/>
+        </w:numPr>
         <w:rPr>
           <w:lang w:val="hr-HR"/>
         </w:rPr>
@@ -1904,14 +1945,8 @@
     <w:p>
       <w:pPr>
         <w:pStyle w:val="InfoBlue"/>
-        <w:rPr>
-          <w:lang w:val="hr-HR"/>
-        </w:rPr>
-      </w:pPr>
-      <w:r>
-        <w:rPr>
-          <w:lang w:val="hr-HR"/>
-        </w:rPr>
+      </w:pPr>
+      <w:r>
         <w:t>[Navesti glavne zapreke za ostvarenje uspjeha projekta, te posljedice ukoliko projekt ne uspije.]</w:t>
       </w:r>
     </w:p>
@@ -2152,6 +2187,10 @@
     <w:p>
       <w:pPr>
         <w:pStyle w:val="Heading1"/>
+        <w:numPr>
+          <w:ilvl w:val="0"/>
+          <w:numId w:val="5"/>
+        </w:numPr>
         <w:rPr>
           <w:lang w:val="hr-HR"/>
         </w:rPr>
@@ -2168,14 +2207,8 @@
     <w:p>
       <w:pPr>
         <w:pStyle w:val="InfoBlue"/>
-        <w:rPr>
-          <w:lang w:val="hr-HR"/>
-        </w:rPr>
-      </w:pPr>
-      <w:r>
-        <w:rPr>
-          <w:lang w:val="hr-HR"/>
-        </w:rPr>
+      </w:pPr>
+      <w:r>
         <w:t>[Navesti korake koji će se poduzeti kako bi se što je moguće više umanjio svaki od prethodno navedenih rizika.]</w:t>
       </w:r>
     </w:p>
@@ -2285,25 +2318,26 @@
     </w:p>
     <w:p>
       <w:pPr>
-        <w:pStyle w:val="BodyText"/>
-        <w:ind w:left="0"/>
-        <w:rPr>
-          <w:lang w:val="hr-HR"/>
-        </w:rPr>
-      </w:pPr>
-    </w:p>
-    <w:p>
-      <w:pPr>
-        <w:pStyle w:val="BodyText"/>
-        <w:ind w:left="0"/>
-        <w:rPr>
-          <w:lang w:val="hr-HR"/>
-        </w:rPr>
-      </w:pPr>
+        <w:widowControl/>
+        <w:spacing w:line="240" w:lineRule="auto"/>
+        <w:rPr>
+          <w:lang w:val="hr-HR"/>
+        </w:rPr>
+      </w:pPr>
+      <w:r>
+        <w:rPr>
+          <w:lang w:val="hr-HR"/>
+        </w:rPr>
+        <w:br w:type="page"/>
+      </w:r>
     </w:p>
     <w:p>
       <w:pPr>
         <w:pStyle w:val="Heading1"/>
+        <w:numPr>
+          <w:ilvl w:val="0"/>
+          <w:numId w:val="5"/>
+        </w:numPr>
         <w:rPr>
           <w:lang w:val="hr-HR"/>
         </w:rPr>
@@ -2323,14 +2357,8 @@
     <w:p>
       <w:pPr>
         <w:pStyle w:val="InfoBlue"/>
-        <w:rPr>
-          <w:lang w:val="hr-HR"/>
-        </w:rPr>
-      </w:pPr>
-      <w:r>
-        <w:rPr>
-          <w:lang w:val="hr-HR"/>
-        </w:rPr>
+      </w:pPr>
+      <w:r>
         <w:t>[Navesti glavne faze projekta, te ukratko objašnjenje po kojem načelu je projekt podijeljen na te faze- vremenska organizacija, smanjenje rizika, raspoloživost resursa i/ili nešto drugo.]</w:t>
       </w:r>
     </w:p>
@@ -2349,7 +2377,67 @@
         <w:rPr>
           <w:lang w:val="hr-HR"/>
         </w:rPr>
-        <w:t xml:space="preserve">Faza: planiranje projekta i analiza potrebnih resursa, funkcionalnih zahtjeva </w:t>
+        <w:t>Faza: planiranje projekta</w:t>
+      </w:r>
+    </w:p>
+    <w:p>
+      <w:pPr>
+        <w:pStyle w:val="BodyText"/>
+        <w:numPr>
+          <w:ilvl w:val="1"/>
+          <w:numId w:val="3"/>
+        </w:numPr>
+        <w:rPr>
+          <w:lang w:val="hr-HR"/>
+        </w:rPr>
+      </w:pPr>
+      <w:r>
+        <w:rPr>
+          <w:lang w:val="hr-HR"/>
+        </w:rPr>
+        <w:t>analiza potrebnih resursa</w:t>
+      </w:r>
+    </w:p>
+    <w:p>
+      <w:pPr>
+        <w:pStyle w:val="BodyText"/>
+        <w:numPr>
+          <w:ilvl w:val="1"/>
+          <w:numId w:val="3"/>
+        </w:numPr>
+        <w:rPr>
+          <w:lang w:val="hr-HR"/>
+        </w:rPr>
+      </w:pPr>
+      <w:r>
+        <w:rPr>
+          <w:lang w:val="hr-HR"/>
+        </w:rPr>
+        <w:t xml:space="preserve">određivanje </w:t>
+      </w:r>
+      <w:r>
+        <w:rPr>
+          <w:lang w:val="hr-HR"/>
+        </w:rPr>
+        <w:t>funkcionalni</w:t>
+      </w:r>
+      <w:r>
+        <w:rPr>
+          <w:lang w:val="hr-HR"/>
+        </w:rPr>
+        <w:t>h</w:t>
+      </w:r>
+      <w:r>
+        <w:rPr>
+          <w:lang w:val="hr-HR"/>
+        </w:rPr>
+        <w:t xml:space="preserve"> zahtjev</w:t>
+      </w:r>
+      <w:r>
+        <w:rPr>
+          <w:lang w:val="hr-HR"/>
+        </w:rPr>
+        <w:t>a</w:t>
       </w:r>
     </w:p>
     <w:p>
@@ -2385,7 +2473,13 @@
         <w:rPr>
           <w:lang w:val="hr-HR"/>
         </w:rPr>
-        <w:t>Faza: razvoj fizike igre te nje same u Godotu i spajanje kontrolera, paralelno 3D modeliranje drona i grada</w:t>
+        <w:t xml:space="preserve">Faza: razvoj </w:t>
+      </w:r>
+      <w:r>
+        <w:rPr>
+          <w:lang w:val="hr-HR"/>
+        </w:rPr>
+        <w:t>pojedinih aspekta projekta zasebno u paraleli</w:t>
       </w:r>
     </w:p>
     <w:p>
@@ -2403,7 +2497,27 @@
         <w:rPr>
           <w:lang w:val="hr-HR"/>
         </w:rPr>
-        <w:t>dron je u početku samo kocka prije modeliranja kako bi se ubrzao rad na funkcionalnostima</w:t>
+        <w:t xml:space="preserve">simulacija kontrole drona </w:t>
+      </w:r>
+      <w:r>
+        <w:rPr>
+          <w:lang w:val="hr-HR"/>
+        </w:rPr>
+        <w:t xml:space="preserve">u </w:t>
+      </w:r>
+      <w:r>
+        <w:rPr>
+          <w:i/>
+          <w:iCs/>
+          <w:lang w:val="hr-HR"/>
+        </w:rPr>
+        <w:t>Godotu</w:t>
+      </w:r>
+      <w:r>
+        <w:rPr>
+          <w:lang w:val="hr-HR"/>
+        </w:rPr>
+        <w:t xml:space="preserve"> i spajanje kontrolera</w:t>
       </w:r>
     </w:p>
     <w:p>
@@ -2421,7 +2535,33 @@
         <w:rPr>
           <w:lang w:val="hr-HR"/>
         </w:rPr>
-        <w:t>paralelno drugi tim radi na modeliranju 3D modela potrebnih za simulaciju</w:t>
+        <w:t>modeliranj</w:t>
+      </w:r>
+      <w:r>
+        <w:rPr>
+          <w:lang w:val="hr-HR"/>
+        </w:rPr>
+        <w:t>e</w:t>
+      </w:r>
+      <w:r>
+        <w:rPr>
+          <w:lang w:val="hr-HR"/>
+        </w:rPr>
+        <w:t xml:space="preserve"> 3D modela </w:t>
+      </w:r>
+      <w:r>
+        <w:rPr>
+          <w:lang w:val="hr-HR"/>
+        </w:rPr>
+        <w:t xml:space="preserve">drona i grada u </w:t>
+      </w:r>
+      <w:r>
+        <w:rPr>
+          <w:i/>
+          <w:iCs/>
+          <w:lang w:val="hr-HR"/>
+        </w:rPr>
+        <w:t>Blenderu</w:t>
       </w:r>
     </w:p>
     <w:p>
@@ -2439,7 +2579,15 @@
         <w:rPr>
           <w:lang w:val="hr-HR"/>
         </w:rPr>
-        <w:t>optimizacija vremena</w:t>
+        <w:t xml:space="preserve">razvoj funkcionalnosti elementa igranja u </w:t>
+      </w:r>
+      <w:r>
+        <w:rPr>
+          <w:i/>
+          <w:iCs/>
+          <w:lang w:val="hr-HR"/>
+        </w:rPr>
+        <w:t>Godotu</w:t>
       </w:r>
     </w:p>
     <w:p>
@@ -2457,7 +2605,13 @@
         <w:rPr>
           <w:lang w:val="hr-HR"/>
         </w:rPr>
-        <w:t>Faza: spajanje aspekata igre, importiranje 3D modela u Godot</w:t>
+        <w:t xml:space="preserve">Faza: spajanje aspekata </w:t>
+      </w:r>
+      <w:r>
+        <w:rPr>
+          <w:lang w:val="hr-HR"/>
+        </w:rPr>
+        <w:t>projekta</w:t>
       </w:r>
     </w:p>
     <w:p>
@@ -2475,7 +2629,19 @@
         <w:rPr>
           <w:lang w:val="hr-HR"/>
         </w:rPr>
-        <w:t>implementacija sve fizike, kontrola i logike igre</w:t>
+        <w:t>implementacija fizike, kontrol</w:t>
+      </w:r>
+      <w:r>
+        <w:rPr>
+          <w:lang w:val="hr-HR"/>
+        </w:rPr>
+        <w:t>e</w:t>
+      </w:r>
+      <w:r>
+        <w:rPr>
+          <w:lang w:val="hr-HR"/>
+        </w:rPr>
+        <w:t xml:space="preserve"> i logike igre</w:t>
       </w:r>
     </w:p>
     <w:p>
@@ -2493,7 +2659,19 @@
         <w:rPr>
           <w:lang w:val="hr-HR"/>
         </w:rPr>
-        <w:t>spajanje 3D modela i same igre</w:t>
+        <w:t>uvoz</w:t>
+      </w:r>
+      <w:r>
+        <w:rPr>
+          <w:lang w:val="hr-HR"/>
+        </w:rPr>
+        <w:t xml:space="preserve"> 3D modela u Godot</w:t>
+      </w:r>
+      <w:r>
+        <w:rPr>
+          <w:lang w:val="hr-HR"/>
+        </w:rPr>
+        <w:t xml:space="preserve"> </w:t>
       </w:r>
     </w:p>
     <w:p>
@@ -2529,7 +2707,7 @@
         <w:rPr>
           <w:lang w:val="hr-HR"/>
         </w:rPr>
-        <w:t>Faza: testiranje i optimizacija igre</w:t>
+        <w:t>Faza: testiranje i optimizacija</w:t>
       </w:r>
     </w:p>
     <w:p>
@@ -2624,7 +2802,35 @@
     </w:p>
     <w:p>
       <w:pPr>
+        <w:widowControl/>
+        <w:spacing w:line="240" w:lineRule="auto"/>
+        <w:rPr>
+          <w:lang w:val="hr-HR"/>
+        </w:rPr>
+      </w:pPr>
+      <w:r>
+        <w:rPr>
+          <w:lang w:val="hr-HR"/>
+        </w:rPr>
+        <w:br w:type="page"/>
+      </w:r>
+    </w:p>
+    <w:p>
+      <w:pPr>
+        <w:pStyle w:val="BodyText"/>
+        <w:ind w:left="1800"/>
+        <w:rPr>
+          <w:lang w:val="hr-HR"/>
+        </w:rPr>
+      </w:pPr>
+    </w:p>
+    <w:p>
+      <w:pPr>
         <w:pStyle w:val="Heading1"/>
+        <w:numPr>
+          <w:ilvl w:val="0"/>
+          <w:numId w:val="5"/>
+        </w:numPr>
         <w:rPr>
           <w:lang w:val="hr-HR"/>
         </w:rPr>
@@ -2656,14 +2862,8 @@
     <w:p>
       <w:pPr>
         <w:pStyle w:val="InfoBlue"/>
-        <w:rPr>
-          <w:lang w:val="hr-HR"/>
-        </w:rPr>
-      </w:pPr>
-      <w:r>
-        <w:rPr>
-          <w:lang w:val="hr-HR"/>
-        </w:rPr>
+      </w:pPr>
+      <w:r>
         <w:t>[Nacrtati WBS s navedenim aktivnostima projekta.]</w:t>
       </w:r>
     </w:p>
@@ -2674,24 +2874,11 @@
           <w:lang w:val="hr-HR"/>
         </w:rPr>
       </w:pPr>
-      <w:r>
-        <w:rPr>
-          <w:lang w:val="hr-HR"/>
-        </w:rPr>
-        <w:t>Slika (po dogovoru)</w:t>
-      </w:r>
     </w:p>
     <w:p>
       <w:pPr>
         <w:pStyle w:val="BodyText"/>
-        <w:rPr>
-          <w:lang w:val="hr-HR"/>
-        </w:rPr>
-      </w:pPr>
-    </w:p>
-    <w:p>
-      <w:pPr>
-        <w:pStyle w:val="BodyText"/>
+        <w:jc w:val="center"/>
         <w:rPr>
           <w:lang w:val="hr-HR"/>
         </w:rPr>
@@ -2701,10 +2888,9 @@
           <w:noProof/>
           <w:lang w:val="hr-HR"/>
         </w:rPr>
-        <w:lastRenderedPageBreak/>
         <w:drawing>
-          <wp:inline distT="0" distB="0" distL="0" distR="0" wp14:anchorId="04C94521" wp14:editId="6D566A02">
-            <wp:extent cx="4858247" cy="3673790"/>
+          <wp:inline distT="0" distB="0" distL="0" distR="0" wp14:anchorId="04C94521" wp14:editId="4D5C8605">
+            <wp:extent cx="4943249" cy="3738067"/>
             <wp:effectExtent l="0" t="0" r="0" b="0"/>
             <wp:docPr id="1321176650" name="Picture 4" descr="A screen shot of a computer&#10;&#10;AI-generated content may be incorrect."/>
             <wp:cNvGraphicFramePr>
@@ -2732,7 +2918,7 @@
                   <pic:spPr>
                     <a:xfrm>
                       <a:off x="0" y="0"/>
-                      <a:ext cx="4911044" cy="3713715"/>
+                      <a:ext cx="5064611" cy="3829840"/>
                     </a:xfrm>
                     <a:prstGeom prst="rect">
                       <a:avLst/>
@@ -2747,15 +2933,11 @@
     </w:p>
     <w:p>
       <w:pPr>
-        <w:pStyle w:val="BodyText"/>
-        <w:rPr>
-          <w:lang w:val="hr-HR"/>
-        </w:rPr>
-      </w:pPr>
-    </w:p>
-    <w:p>
-      <w:pPr>
         <w:pStyle w:val="Heading1"/>
+        <w:numPr>
+          <w:ilvl w:val="0"/>
+          <w:numId w:val="5"/>
+        </w:numPr>
         <w:rPr>
           <w:lang w:val="hr-HR"/>
         </w:rPr>
@@ -2792,14 +2974,8 @@
     <w:p>
       <w:pPr>
         <w:pStyle w:val="InfoBlue"/>
-        <w:rPr>
-          <w:lang w:val="hr-HR"/>
-        </w:rPr>
-      </w:pPr>
-      <w:r>
-        <w:rPr>
-          <w:lang w:val="hr-HR"/>
-        </w:rPr>
+      </w:pPr>
+      <w:r>
         <w:t>[Općenito, kontrolna točka projekta je događaj ili rezultat neke aktivnosti koji ukazuje na to je li projekt u skladu sa zadanim rokovima ili kasni. Ta informacija se upisuje u kolonu o statusu projekta. Ako projekt kasni moraju se poduzeti akcije da se rokovi dostignu. Za svaku kontrolnu točku treba odrediti točan datum. Po potrebi se mogu dodavati ili oduzimati redovi tablice.]</w:t>
       </w:r>
     </w:p>
@@ -2828,10 +3004,10 @@
         <w:tblLook w:val="01E0" w:firstRow="1" w:lastRow="1" w:firstColumn="1" w:lastColumn="1" w:noHBand="0" w:noVBand="0"/>
       </w:tblPr>
       <w:tblGrid>
-        <w:gridCol w:w="2367"/>
-        <w:gridCol w:w="1259"/>
-        <w:gridCol w:w="2391"/>
-        <w:gridCol w:w="2332"/>
+        <w:gridCol w:w="3181"/>
+        <w:gridCol w:w="1276"/>
+        <w:gridCol w:w="1275"/>
+        <w:gridCol w:w="2617"/>
       </w:tblGrid>
       <w:tr>
         <w:trPr>
@@ -2839,13 +3015,13 @@
         </w:trPr>
         <w:tc>
           <w:tcPr>
-            <w:tcW w:w="2366" w:type="dxa"/>
+            <w:tcW w:w="3181" w:type="dxa"/>
             <w:vAlign w:val="center"/>
           </w:tcPr>
           <w:p>
             <w:pPr>
               <w:pStyle w:val="BodyText"/>
-              <w:spacing w:after="0"/>
+              <w:spacing w:after="0" w:line="240" w:lineRule="auto"/>
               <w:ind w:left="0"/>
               <w:jc w:val="center"/>
               <w:rPr>
@@ -2864,13 +3040,13 @@
         </w:tc>
         <w:tc>
           <w:tcPr>
-            <w:tcW w:w="1259" w:type="dxa"/>
+            <w:tcW w:w="1276" w:type="dxa"/>
             <w:vAlign w:val="center"/>
           </w:tcPr>
           <w:p>
             <w:pPr>
               <w:pStyle w:val="BodyText"/>
-              <w:spacing w:after="0"/>
+              <w:spacing w:after="0" w:line="240" w:lineRule="auto"/>
               <w:ind w:left="0"/>
               <w:jc w:val="center"/>
               <w:rPr>
@@ -2889,13 +3065,13 @@
         </w:tc>
         <w:tc>
           <w:tcPr>
-            <w:tcW w:w="2391" w:type="dxa"/>
+            <w:tcW w:w="1275" w:type="dxa"/>
             <w:vAlign w:val="center"/>
           </w:tcPr>
           <w:p>
             <w:pPr>
               <w:pStyle w:val="BodyText"/>
-              <w:spacing w:after="0"/>
+              <w:spacing w:after="0" w:line="240" w:lineRule="auto"/>
               <w:ind w:left="0"/>
               <w:jc w:val="center"/>
               <w:rPr>
@@ -2914,13 +3090,13 @@
         </w:tc>
         <w:tc>
           <w:tcPr>
-            <w:tcW w:w="2332" w:type="dxa"/>
+            <w:tcW w:w="2617" w:type="dxa"/>
             <w:vAlign w:val="center"/>
           </w:tcPr>
           <w:p>
             <w:pPr>
               <w:pStyle w:val="BodyText"/>
-              <w:spacing w:after="0"/>
+              <w:spacing w:after="0" w:line="240" w:lineRule="auto"/>
               <w:ind w:left="0"/>
               <w:jc w:val="center"/>
               <w:rPr>
@@ -2935,6 +3111,213 @@
               </w:rPr>
               <w:t>Status projekta</w:t>
             </w:r>
+          </w:p>
+        </w:tc>
+      </w:tr>
+      <w:tr>
+        <w:trPr>
+          <w:trHeight w:val="333"/>
+          <w:jc w:val="center"/>
+        </w:trPr>
+        <w:tc>
+          <w:tcPr>
+            <w:tcW w:w="3181" w:type="dxa"/>
+            <w:vAlign w:val="center"/>
+          </w:tcPr>
+          <w:p>
+            <w:pPr>
+              <w:pStyle w:val="BodyText"/>
+              <w:spacing w:after="0" w:line="240" w:lineRule="auto"/>
+              <w:ind w:left="0"/>
+              <w:rPr>
+                <w:bCs/>
+                <w:lang w:val="hr-HR"/>
+              </w:rPr>
+            </w:pPr>
+            <w:r>
+              <w:rPr>
+                <w:bCs/>
+                <w:lang w:val="hr-HR"/>
+              </w:rPr>
+              <w:t>Određena tema projekta</w:t>
+            </w:r>
+          </w:p>
+        </w:tc>
+        <w:tc>
+          <w:tcPr>
+            <w:tcW w:w="1276" w:type="dxa"/>
+            <w:vAlign w:val="center"/>
+          </w:tcPr>
+          <w:p>
+            <w:pPr>
+              <w:pStyle w:val="BodyText"/>
+              <w:spacing w:after="0" w:line="240" w:lineRule="auto"/>
+              <w:ind w:left="0"/>
+              <w:jc w:val="center"/>
+              <w:rPr>
+                <w:bCs/>
+                <w:lang w:val="hr-HR"/>
+              </w:rPr>
+            </w:pPr>
+            <w:r>
+              <w:rPr>
+                <w:bCs/>
+                <w:lang w:val="hr-HR"/>
+              </w:rPr>
+              <w:t>14.10.2025.</w:t>
+            </w:r>
+          </w:p>
+        </w:tc>
+        <w:tc>
+          <w:tcPr>
+            <w:tcW w:w="1275" w:type="dxa"/>
+            <w:vAlign w:val="center"/>
+          </w:tcPr>
+          <w:p>
+            <w:pPr>
+              <w:pStyle w:val="BodyText"/>
+              <w:spacing w:after="0" w:line="240" w:lineRule="auto"/>
+              <w:ind w:left="0"/>
+              <w:jc w:val="center"/>
+              <w:rPr>
+                <w:bCs/>
+                <w:lang w:val="hr-HR"/>
+              </w:rPr>
+            </w:pPr>
+            <w:r>
+              <w:rPr>
+                <w:bCs/>
+                <w:lang w:val="hr-HR"/>
+              </w:rPr>
+              <w:t>14.10.2025.</w:t>
+            </w:r>
+          </w:p>
+        </w:tc>
+        <w:tc>
+          <w:tcPr>
+            <w:tcW w:w="2617" w:type="dxa"/>
+            <w:vAlign w:val="center"/>
+          </w:tcPr>
+          <w:p>
+            <w:pPr>
+              <w:pStyle w:val="BodyText"/>
+              <w:spacing w:after="0" w:line="240" w:lineRule="auto"/>
+              <w:ind w:left="0"/>
+              <w:jc w:val="center"/>
+              <w:rPr>
+                <w:bCs/>
+                <w:lang w:val="hr-HR"/>
+              </w:rPr>
+            </w:pPr>
+            <w:r>
+              <w:rPr>
+                <w:lang w:val="hr-HR"/>
+              </w:rPr>
+              <w:t>projekt je pokrenut</w:t>
+            </w:r>
+          </w:p>
+        </w:tc>
+      </w:tr>
+      <w:tr>
+        <w:trPr>
+          <w:trHeight w:val="269"/>
+          <w:jc w:val="center"/>
+        </w:trPr>
+        <w:tc>
+          <w:tcPr>
+            <w:tcW w:w="3181" w:type="dxa"/>
+            <w:vAlign w:val="center"/>
+          </w:tcPr>
+          <w:p>
+            <w:pPr>
+              <w:pStyle w:val="BodyText"/>
+              <w:spacing w:line="240" w:lineRule="auto"/>
+              <w:ind w:left="0"/>
+              <w:rPr>
+                <w:lang w:val="hr-HR"/>
+              </w:rPr>
+            </w:pPr>
+            <w:r>
+              <w:rPr>
+                <w:lang w:val="hr-HR"/>
+              </w:rPr>
+              <w:t>Određen plan projekta</w:t>
+            </w:r>
+          </w:p>
+        </w:tc>
+        <w:tc>
+          <w:tcPr>
+            <w:tcW w:w="1276" w:type="dxa"/>
+            <w:vAlign w:val="center"/>
+          </w:tcPr>
+          <w:p>
+            <w:pPr>
+              <w:pStyle w:val="BodyText"/>
+              <w:spacing w:line="240" w:lineRule="auto"/>
+              <w:ind w:left="0"/>
+              <w:jc w:val="center"/>
+              <w:rPr>
+                <w:lang w:val="hr-HR"/>
+              </w:rPr>
+            </w:pPr>
+            <w:r>
+              <w:rPr>
+                <w:lang w:val="hr-HR"/>
+              </w:rPr>
+              <w:t>14</w:t>
+            </w:r>
+            <w:r>
+              <w:rPr>
+                <w:lang w:val="hr-HR"/>
+              </w:rPr>
+              <w:t>.</w:t>
+            </w:r>
+            <w:r>
+              <w:rPr>
+                <w:lang w:val="hr-HR"/>
+              </w:rPr>
+              <w:t>11</w:t>
+            </w:r>
+            <w:r>
+              <w:rPr>
+                <w:lang w:val="hr-HR"/>
+              </w:rPr>
+              <w:t>.2025.</w:t>
+            </w:r>
+          </w:p>
+        </w:tc>
+        <w:tc>
+          <w:tcPr>
+            <w:tcW w:w="1275" w:type="dxa"/>
+            <w:vAlign w:val="center"/>
+          </w:tcPr>
+          <w:p>
+            <w:pPr>
+              <w:pStyle w:val="BodyText"/>
+              <w:spacing w:line="240" w:lineRule="auto"/>
+              <w:ind w:left="0"/>
+              <w:jc w:val="center"/>
+              <w:rPr>
+                <w:lang w:val="hr-HR"/>
+              </w:rPr>
+            </w:pPr>
+          </w:p>
+        </w:tc>
+        <w:tc>
+          <w:tcPr>
+            <w:tcW w:w="2617" w:type="dxa"/>
+            <w:vAlign w:val="center"/>
+          </w:tcPr>
+          <w:p>
+            <w:pPr>
+              <w:pStyle w:val="BodyText"/>
+              <w:spacing w:line="240" w:lineRule="auto"/>
+              <w:ind w:left="0"/>
+              <w:jc w:val="center"/>
+              <w:rPr>
+                <w:lang w:val="hr-HR"/>
+              </w:rPr>
+            </w:pPr>
           </w:p>
         </w:tc>
       </w:tr>
@@ -2944,12 +3327,35 @@
         </w:trPr>
         <w:tc>
           <w:tcPr>
-            <w:tcW w:w="2366" w:type="dxa"/>
+            <w:tcW w:w="3181" w:type="dxa"/>
             <w:vAlign w:val="center"/>
           </w:tcPr>
           <w:p>
             <w:pPr>
               <w:pStyle w:val="BodyText"/>
+              <w:spacing w:line="240" w:lineRule="auto"/>
+              <w:ind w:left="0"/>
+              <w:rPr>
+                <w:lang w:val="hr-HR"/>
+              </w:rPr>
+            </w:pPr>
+            <w:r>
+              <w:rPr>
+                <w:lang w:val="hr-HR"/>
+              </w:rPr>
+              <w:t xml:space="preserve">Implementirane kontrole </w:t>
+            </w:r>
+          </w:p>
+        </w:tc>
+        <w:tc>
+          <w:tcPr>
+            <w:tcW w:w="1276" w:type="dxa"/>
+            <w:vAlign w:val="center"/>
+          </w:tcPr>
+          <w:p>
+            <w:pPr>
+              <w:pStyle w:val="BodyText"/>
+              <w:spacing w:line="240" w:lineRule="auto"/>
               <w:ind w:left="0"/>
               <w:jc w:val="center"/>
               <w:rPr>
@@ -2960,74 +3366,42 @@
               <w:rPr>
                 <w:lang w:val="hr-HR"/>
               </w:rPr>
-              <w:t>Kraj planiranja projekta</w:t>
-            </w:r>
-          </w:p>
-        </w:tc>
-        <w:tc>
-          <w:tcPr>
-            <w:tcW w:w="1259" w:type="dxa"/>
+              <w:t>11.11.2025.</w:t>
+            </w:r>
+          </w:p>
+        </w:tc>
+        <w:tc>
+          <w:tcPr>
+            <w:tcW w:w="1275" w:type="dxa"/>
             <w:vAlign w:val="center"/>
           </w:tcPr>
           <w:p>
             <w:pPr>
               <w:pStyle w:val="BodyText"/>
+              <w:spacing w:line="240" w:lineRule="auto"/>
               <w:ind w:left="0"/>
               <w:jc w:val="center"/>
               <w:rPr>
                 <w:lang w:val="hr-HR"/>
               </w:rPr>
             </w:pPr>
-            <w:r>
-              <w:rPr>
-                <w:lang w:val="hr-HR"/>
-              </w:rPr>
-              <w:t>20.10.2025.</w:t>
-            </w:r>
-          </w:p>
-        </w:tc>
-        <w:tc>
-          <w:tcPr>
-            <w:tcW w:w="2391" w:type="dxa"/>
+          </w:p>
+        </w:tc>
+        <w:tc>
+          <w:tcPr>
+            <w:tcW w:w="2617" w:type="dxa"/>
             <w:vAlign w:val="center"/>
           </w:tcPr>
           <w:p>
             <w:pPr>
               <w:pStyle w:val="BodyText"/>
+              <w:spacing w:line="240" w:lineRule="auto"/>
               <w:ind w:left="0"/>
               <w:jc w:val="center"/>
               <w:rPr>
                 <w:lang w:val="hr-HR"/>
               </w:rPr>
             </w:pPr>
-            <w:r>
-              <w:rPr>
-                <w:lang w:val="hr-HR"/>
-              </w:rPr>
-              <w:t>20.10.2025.</w:t>
-            </w:r>
-          </w:p>
-        </w:tc>
-        <w:tc>
-          <w:tcPr>
-            <w:tcW w:w="2332" w:type="dxa"/>
-            <w:vAlign w:val="center"/>
-          </w:tcPr>
-          <w:p>
-            <w:pPr>
-              <w:pStyle w:val="BodyText"/>
-              <w:ind w:left="0"/>
-              <w:jc w:val="center"/>
-              <w:rPr>
-                <w:lang w:val="hr-HR"/>
-              </w:rPr>
-            </w:pPr>
-            <w:r>
-              <w:rPr>
-                <w:lang w:val="hr-HR"/>
-              </w:rPr>
-              <w:t>projekt je pokrenut</w:t>
-            </w:r>
           </w:p>
         </w:tc>
       </w:tr>
@@ -3037,12 +3411,35 @@
         </w:trPr>
         <w:tc>
           <w:tcPr>
-            <w:tcW w:w="2366" w:type="dxa"/>
+            <w:tcW w:w="3181" w:type="dxa"/>
             <w:vAlign w:val="center"/>
           </w:tcPr>
           <w:p>
             <w:pPr>
               <w:pStyle w:val="BodyText"/>
+              <w:spacing w:line="240" w:lineRule="auto"/>
+              <w:ind w:left="0"/>
+              <w:rPr>
+                <w:lang w:val="hr-HR"/>
+              </w:rPr>
+            </w:pPr>
+            <w:r>
+              <w:rPr>
+                <w:lang w:val="hr-HR"/>
+              </w:rPr>
+              <w:t>Završeno modeliranje</w:t>
+            </w:r>
+          </w:p>
+        </w:tc>
+        <w:tc>
+          <w:tcPr>
+            <w:tcW w:w="1276" w:type="dxa"/>
+            <w:vAlign w:val="center"/>
+          </w:tcPr>
+          <w:p>
+            <w:pPr>
+              <w:pStyle w:val="BodyText"/>
+              <w:spacing w:line="240" w:lineRule="auto"/>
               <w:ind w:left="0"/>
               <w:jc w:val="center"/>
               <w:rPr>
@@ -3053,18 +3450,19 @@
               <w:rPr>
                 <w:lang w:val="hr-HR"/>
               </w:rPr>
-              <w:t xml:space="preserve">Implementirane kontrole </w:t>
-            </w:r>
-          </w:p>
-        </w:tc>
-        <w:tc>
-          <w:tcPr>
-            <w:tcW w:w="1259" w:type="dxa"/>
+              <w:t>14.12.2025.</w:t>
+            </w:r>
+          </w:p>
+        </w:tc>
+        <w:tc>
+          <w:tcPr>
+            <w:tcW w:w="1275" w:type="dxa"/>
             <w:vAlign w:val="center"/>
           </w:tcPr>
           <w:p>
             <w:pPr>
               <w:pStyle w:val="BodyText"/>
+              <w:spacing w:line="240" w:lineRule="auto"/>
               <w:ind w:left="0"/>
               <w:jc w:val="center"/>
               <w:rPr>
@@ -3075,28 +3473,13 @@
         </w:tc>
         <w:tc>
           <w:tcPr>
-            <w:tcW w:w="2391" w:type="dxa"/>
+            <w:tcW w:w="2617" w:type="dxa"/>
             <w:vAlign w:val="center"/>
           </w:tcPr>
           <w:p>
             <w:pPr>
               <w:pStyle w:val="BodyText"/>
-              <w:ind w:left="0"/>
-              <w:jc w:val="center"/>
-              <w:rPr>
-                <w:lang w:val="hr-HR"/>
-              </w:rPr>
-            </w:pPr>
-          </w:p>
-        </w:tc>
-        <w:tc>
-          <w:tcPr>
-            <w:tcW w:w="2332" w:type="dxa"/>
-            <w:vAlign w:val="center"/>
-          </w:tcPr>
-          <w:p>
-            <w:pPr>
-              <w:pStyle w:val="BodyText"/>
+              <w:spacing w:line="240" w:lineRule="auto"/>
               <w:ind w:left="0"/>
               <w:jc w:val="center"/>
               <w:rPr>
@@ -3112,12 +3495,41 @@
         </w:trPr>
         <w:tc>
           <w:tcPr>
-            <w:tcW w:w="2366" w:type="dxa"/>
+            <w:tcW w:w="3181" w:type="dxa"/>
+            <w:tcBorders>
+              <w:top w:val="nil"/>
+            </w:tcBorders>
             <w:vAlign w:val="center"/>
           </w:tcPr>
           <w:p>
             <w:pPr>
               <w:pStyle w:val="BodyText"/>
+              <w:spacing w:line="240" w:lineRule="auto"/>
+              <w:ind w:left="0"/>
+              <w:rPr>
+                <w:lang w:val="hr-HR"/>
+              </w:rPr>
+            </w:pPr>
+            <w:r>
+              <w:rPr>
+                <w:lang w:val="hr-HR"/>
+              </w:rPr>
+              <w:t>Završetak simulacija i efekta</w:t>
+            </w:r>
+          </w:p>
+        </w:tc>
+        <w:tc>
+          <w:tcPr>
+            <w:tcW w:w="1276" w:type="dxa"/>
+            <w:tcBorders>
+              <w:top w:val="nil"/>
+            </w:tcBorders>
+            <w:vAlign w:val="center"/>
+          </w:tcPr>
+          <w:p>
+            <w:pPr>
+              <w:pStyle w:val="BodyText"/>
+              <w:spacing w:line="240" w:lineRule="auto"/>
               <w:ind w:left="0"/>
               <w:jc w:val="center"/>
               <w:rPr>
@@ -3128,18 +3540,22 @@
               <w:rPr>
                 <w:lang w:val="hr-HR"/>
               </w:rPr>
-              <w:t>Završeno modeliranje grada i drona</w:t>
-            </w:r>
-          </w:p>
-        </w:tc>
-        <w:tc>
-          <w:tcPr>
-            <w:tcW w:w="1259" w:type="dxa"/>
+              <w:t>16.12.2025.</w:t>
+            </w:r>
+          </w:p>
+        </w:tc>
+        <w:tc>
+          <w:tcPr>
+            <w:tcW w:w="1275" w:type="dxa"/>
+            <w:tcBorders>
+              <w:top w:val="nil"/>
+            </w:tcBorders>
             <w:vAlign w:val="center"/>
           </w:tcPr>
           <w:p>
             <w:pPr>
               <w:pStyle w:val="BodyText"/>
+              <w:spacing w:line="240" w:lineRule="auto"/>
               <w:ind w:left="0"/>
               <w:jc w:val="center"/>
               <w:rPr>
@@ -3150,28 +3566,16 @@
         </w:tc>
         <w:tc>
           <w:tcPr>
-            <w:tcW w:w="2391" w:type="dxa"/>
+            <w:tcW w:w="2617" w:type="dxa"/>
+            <w:tcBorders>
+              <w:top w:val="nil"/>
+            </w:tcBorders>
             <w:vAlign w:val="center"/>
           </w:tcPr>
           <w:p>
             <w:pPr>
               <w:pStyle w:val="BodyText"/>
-              <w:ind w:left="0"/>
-              <w:jc w:val="center"/>
-              <w:rPr>
-                <w:lang w:val="hr-HR"/>
-              </w:rPr>
-            </w:pPr>
-          </w:p>
-        </w:tc>
-        <w:tc>
-          <w:tcPr>
-            <w:tcW w:w="2332" w:type="dxa"/>
-            <w:vAlign w:val="center"/>
-          </w:tcPr>
-          <w:p>
-            <w:pPr>
-              <w:pStyle w:val="BodyText"/>
+              <w:spacing w:line="240" w:lineRule="auto"/>
               <w:ind w:left="0"/>
               <w:jc w:val="center"/>
               <w:rPr>
@@ -3187,12 +3591,41 @@
         </w:trPr>
         <w:tc>
           <w:tcPr>
-            <w:tcW w:w="2366" w:type="dxa"/>
+            <w:tcW w:w="3181" w:type="dxa"/>
+            <w:tcBorders>
+              <w:top w:val="nil"/>
+            </w:tcBorders>
             <w:vAlign w:val="center"/>
           </w:tcPr>
           <w:p>
             <w:pPr>
               <w:pStyle w:val="BodyText"/>
+              <w:spacing w:line="240" w:lineRule="auto"/>
+              <w:ind w:left="0"/>
+              <w:rPr>
+                <w:lang w:val="hr-HR"/>
+              </w:rPr>
+            </w:pPr>
+            <w:r>
+              <w:rPr>
+                <w:lang w:val="hr-HR"/>
+              </w:rPr>
+              <w:t>Dizajniran tlocrt grada</w:t>
+            </w:r>
+          </w:p>
+        </w:tc>
+        <w:tc>
+          <w:tcPr>
+            <w:tcW w:w="1276" w:type="dxa"/>
+            <w:tcBorders>
+              <w:top w:val="nil"/>
+            </w:tcBorders>
+            <w:vAlign w:val="center"/>
+          </w:tcPr>
+          <w:p>
+            <w:pPr>
+              <w:pStyle w:val="BodyText"/>
+              <w:spacing w:line="240" w:lineRule="auto"/>
               <w:ind w:left="0"/>
               <w:jc w:val="center"/>
               <w:rPr>
@@ -3203,18 +3636,22 @@
               <w:rPr>
                 <w:lang w:val="hr-HR"/>
               </w:rPr>
-              <w:t xml:space="preserve">Implementirana fizika drona </w:t>
-            </w:r>
-          </w:p>
-        </w:tc>
-        <w:tc>
-          <w:tcPr>
-            <w:tcW w:w="1259" w:type="dxa"/>
+              <w:t>23.12.2025.</w:t>
+            </w:r>
+          </w:p>
+        </w:tc>
+        <w:tc>
+          <w:tcPr>
+            <w:tcW w:w="1275" w:type="dxa"/>
+            <w:tcBorders>
+              <w:top w:val="nil"/>
+            </w:tcBorders>
             <w:vAlign w:val="center"/>
           </w:tcPr>
           <w:p>
             <w:pPr>
               <w:pStyle w:val="BodyText"/>
+              <w:spacing w:line="240" w:lineRule="auto"/>
               <w:ind w:left="0"/>
               <w:jc w:val="center"/>
               <w:rPr>
@@ -3225,28 +3662,16 @@
         </w:tc>
         <w:tc>
           <w:tcPr>
-            <w:tcW w:w="2391" w:type="dxa"/>
+            <w:tcW w:w="2617" w:type="dxa"/>
+            <w:tcBorders>
+              <w:top w:val="nil"/>
+            </w:tcBorders>
             <w:vAlign w:val="center"/>
           </w:tcPr>
           <w:p>
             <w:pPr>
               <w:pStyle w:val="BodyText"/>
-              <w:ind w:left="0"/>
-              <w:jc w:val="center"/>
-              <w:rPr>
-                <w:lang w:val="hr-HR"/>
-              </w:rPr>
-            </w:pPr>
-          </w:p>
-        </w:tc>
-        <w:tc>
-          <w:tcPr>
-            <w:tcW w:w="2332" w:type="dxa"/>
-            <w:vAlign w:val="center"/>
-          </w:tcPr>
-          <w:p>
-            <w:pPr>
-              <w:pStyle w:val="BodyText"/>
+              <w:spacing w:line="240" w:lineRule="auto"/>
               <w:ind w:left="0"/>
               <w:jc w:val="center"/>
               <w:rPr>
@@ -3262,15 +3687,35 @@
         </w:trPr>
         <w:tc>
           <w:tcPr>
-            <w:tcW w:w="2366" w:type="dxa"/>
-            <w:tcBorders>
-              <w:top w:val="nil"/>
-            </w:tcBorders>
+            <w:tcW w:w="3181" w:type="dxa"/>
             <w:vAlign w:val="center"/>
           </w:tcPr>
           <w:p>
             <w:pPr>
               <w:pStyle w:val="BodyText"/>
+              <w:spacing w:line="240" w:lineRule="auto"/>
+              <w:ind w:left="0"/>
+              <w:rPr>
+                <w:lang w:val="hr-HR"/>
+              </w:rPr>
+            </w:pPr>
+            <w:r>
+              <w:rPr>
+                <w:lang w:val="hr-HR"/>
+              </w:rPr>
+              <w:t>Implementirana funkcionalnost igre</w:t>
+            </w:r>
+          </w:p>
+        </w:tc>
+        <w:tc>
+          <w:tcPr>
+            <w:tcW w:w="1276" w:type="dxa"/>
+            <w:vAlign w:val="center"/>
+          </w:tcPr>
+          <w:p>
+            <w:pPr>
+              <w:pStyle w:val="BodyText"/>
+              <w:spacing w:line="240" w:lineRule="auto"/>
               <w:ind w:left="0"/>
               <w:jc w:val="center"/>
               <w:rPr>
@@ -3281,21 +3726,19 @@
               <w:rPr>
                 <w:lang w:val="hr-HR"/>
               </w:rPr>
-              <w:t>Dizajniran tlocrt grada</w:t>
-            </w:r>
-          </w:p>
-        </w:tc>
-        <w:tc>
-          <w:tcPr>
-            <w:tcW w:w="1259" w:type="dxa"/>
-            <w:tcBorders>
-              <w:top w:val="nil"/>
-            </w:tcBorders>
+              <w:t>6.1.2026.</w:t>
+            </w:r>
+          </w:p>
+        </w:tc>
+        <w:tc>
+          <w:tcPr>
+            <w:tcW w:w="1275" w:type="dxa"/>
             <w:vAlign w:val="center"/>
           </w:tcPr>
           <w:p>
             <w:pPr>
               <w:pStyle w:val="BodyText"/>
+              <w:spacing w:line="240" w:lineRule="auto"/>
               <w:ind w:left="0"/>
               <w:jc w:val="center"/>
               <w:rPr>
@@ -3306,34 +3749,13 @@
         </w:tc>
         <w:tc>
           <w:tcPr>
-            <w:tcW w:w="2391" w:type="dxa"/>
-            <w:tcBorders>
-              <w:top w:val="nil"/>
-            </w:tcBorders>
+            <w:tcW w:w="2617" w:type="dxa"/>
             <w:vAlign w:val="center"/>
           </w:tcPr>
           <w:p>
             <w:pPr>
               <w:pStyle w:val="BodyText"/>
-              <w:ind w:left="0"/>
-              <w:jc w:val="center"/>
-              <w:rPr>
-                <w:lang w:val="hr-HR"/>
-              </w:rPr>
-            </w:pPr>
-          </w:p>
-        </w:tc>
-        <w:tc>
-          <w:tcPr>
-            <w:tcW w:w="2332" w:type="dxa"/>
-            <w:tcBorders>
-              <w:top w:val="nil"/>
-            </w:tcBorders>
-            <w:vAlign w:val="center"/>
-          </w:tcPr>
-          <w:p>
-            <w:pPr>
-              <w:pStyle w:val="BodyText"/>
+              <w:spacing w:line="240" w:lineRule="auto"/>
               <w:ind w:left="0"/>
               <w:jc w:val="center"/>
               <w:rPr>
@@ -3349,34 +3771,58 @@
         </w:trPr>
         <w:tc>
           <w:tcPr>
-            <w:tcW w:w="2366" w:type="dxa"/>
-            <w:tcBorders>
-              <w:top w:val="nil"/>
-            </w:tcBorders>
+            <w:tcW w:w="3181" w:type="dxa"/>
             <w:vAlign w:val="center"/>
           </w:tcPr>
           <w:p>
             <w:pPr>
               <w:pStyle w:val="BodyText"/>
+              <w:spacing w:line="240" w:lineRule="auto"/>
+              <w:ind w:left="0"/>
+              <w:rPr>
+                <w:lang w:val="hr-HR"/>
+              </w:rPr>
+            </w:pPr>
+            <w:r>
+              <w:rPr>
+                <w:lang w:val="hr-HR"/>
+              </w:rPr>
+              <w:t>Završetak dokumentacije projekta</w:t>
+            </w:r>
+          </w:p>
+        </w:tc>
+        <w:tc>
+          <w:tcPr>
+            <w:tcW w:w="1276" w:type="dxa"/>
+            <w:vAlign w:val="center"/>
+          </w:tcPr>
+          <w:p>
+            <w:pPr>
+              <w:pStyle w:val="BodyText"/>
+              <w:spacing w:line="240" w:lineRule="auto"/>
               <w:ind w:left="0"/>
               <w:jc w:val="center"/>
               <w:rPr>
                 <w:lang w:val="hr-HR"/>
               </w:rPr>
             </w:pPr>
-          </w:p>
-        </w:tc>
-        <w:tc>
-          <w:tcPr>
-            <w:tcW w:w="1259" w:type="dxa"/>
-            <w:tcBorders>
-              <w:top w:val="nil"/>
-            </w:tcBorders>
+            <w:r>
+              <w:rPr>
+                <w:lang w:val="hr-HR"/>
+              </w:rPr>
+              <w:t>23.1.2026.</w:t>
+            </w:r>
+          </w:p>
+        </w:tc>
+        <w:tc>
+          <w:tcPr>
+            <w:tcW w:w="1275" w:type="dxa"/>
             <w:vAlign w:val="center"/>
           </w:tcPr>
           <w:p>
             <w:pPr>
               <w:pStyle w:val="BodyText"/>
+              <w:spacing w:line="240" w:lineRule="auto"/>
               <w:ind w:left="0"/>
               <w:jc w:val="center"/>
               <w:rPr>
@@ -3387,190 +3833,13 @@
         </w:tc>
         <w:tc>
           <w:tcPr>
-            <w:tcW w:w="2391" w:type="dxa"/>
-            <w:tcBorders>
-              <w:top w:val="nil"/>
-            </w:tcBorders>
+            <w:tcW w:w="2617" w:type="dxa"/>
             <w:vAlign w:val="center"/>
           </w:tcPr>
           <w:p>
             <w:pPr>
               <w:pStyle w:val="BodyText"/>
-              <w:ind w:left="0"/>
-              <w:jc w:val="center"/>
-              <w:rPr>
-                <w:lang w:val="hr-HR"/>
-              </w:rPr>
-            </w:pPr>
-          </w:p>
-        </w:tc>
-        <w:tc>
-          <w:tcPr>
-            <w:tcW w:w="2332" w:type="dxa"/>
-            <w:tcBorders>
-              <w:top w:val="nil"/>
-            </w:tcBorders>
-            <w:vAlign w:val="center"/>
-          </w:tcPr>
-          <w:p>
-            <w:pPr>
-              <w:pStyle w:val="BodyText"/>
-              <w:ind w:left="0"/>
-              <w:jc w:val="center"/>
-              <w:rPr>
-                <w:lang w:val="hr-HR"/>
-              </w:rPr>
-            </w:pPr>
-          </w:p>
-        </w:tc>
-      </w:tr>
-      <w:tr>
-        <w:trPr>
-          <w:jc w:val="center"/>
-        </w:trPr>
-        <w:tc>
-          <w:tcPr>
-            <w:tcW w:w="2366" w:type="dxa"/>
-            <w:vAlign w:val="center"/>
-          </w:tcPr>
-          <w:p>
-            <w:pPr>
-              <w:pStyle w:val="BodyText"/>
-              <w:ind w:left="0"/>
-              <w:jc w:val="center"/>
-              <w:rPr>
-                <w:lang w:val="hr-HR"/>
-              </w:rPr>
-            </w:pPr>
-            <w:r>
-              <w:rPr>
-                <w:lang w:val="hr-HR"/>
-              </w:rPr>
-              <w:t>Integracija modela, fizike i logike u Godot</w:t>
-            </w:r>
-          </w:p>
-        </w:tc>
-        <w:tc>
-          <w:tcPr>
-            <w:tcW w:w="1259" w:type="dxa"/>
-            <w:vAlign w:val="center"/>
-          </w:tcPr>
-          <w:p>
-            <w:pPr>
-              <w:pStyle w:val="BodyText"/>
-              <w:ind w:left="0"/>
-              <w:jc w:val="center"/>
-              <w:rPr>
-                <w:lang w:val="hr-HR"/>
-              </w:rPr>
-            </w:pPr>
-          </w:p>
-        </w:tc>
-        <w:tc>
-          <w:tcPr>
-            <w:tcW w:w="2391" w:type="dxa"/>
-            <w:vAlign w:val="center"/>
-          </w:tcPr>
-          <w:p>
-            <w:pPr>
-              <w:pStyle w:val="BodyText"/>
-              <w:ind w:left="0"/>
-              <w:jc w:val="center"/>
-              <w:rPr>
-                <w:lang w:val="hr-HR"/>
-              </w:rPr>
-            </w:pPr>
-          </w:p>
-        </w:tc>
-        <w:tc>
-          <w:tcPr>
-            <w:tcW w:w="2332" w:type="dxa"/>
-            <w:vAlign w:val="center"/>
-          </w:tcPr>
-          <w:p>
-            <w:pPr>
-              <w:pStyle w:val="BodyText"/>
-              <w:ind w:left="0"/>
-              <w:jc w:val="center"/>
-              <w:rPr>
-                <w:lang w:val="hr-HR"/>
-              </w:rPr>
-            </w:pPr>
-          </w:p>
-        </w:tc>
-      </w:tr>
-      <w:tr>
-        <w:trPr>
-          <w:jc w:val="center"/>
-        </w:trPr>
-        <w:tc>
-          <w:tcPr>
-            <w:tcW w:w="2366" w:type="dxa"/>
-            <w:vAlign w:val="center"/>
-          </w:tcPr>
-          <w:p>
-            <w:pPr>
-              <w:pStyle w:val="BodyText"/>
-              <w:ind w:left="0"/>
-              <w:jc w:val="center"/>
-              <w:rPr>
-                <w:lang w:val="hr-HR"/>
-              </w:rPr>
-            </w:pPr>
-            <w:r>
-              <w:rPr>
-                <w:lang w:val="hr-HR"/>
-              </w:rPr>
-              <w:t>Odrađena završna testiranja</w:t>
-            </w:r>
-          </w:p>
-        </w:tc>
-        <w:tc>
-          <w:tcPr>
-            <w:tcW w:w="1259" w:type="dxa"/>
-            <w:vAlign w:val="center"/>
-          </w:tcPr>
-          <w:p>
-            <w:pPr>
-              <w:pStyle w:val="BodyText"/>
-              <w:ind w:left="0"/>
-              <w:jc w:val="center"/>
-              <w:rPr>
-                <w:lang w:val="hr-HR"/>
-              </w:rPr>
-            </w:pPr>
-            <w:r>
-              <w:rPr>
-                <w:lang w:val="hr-HR"/>
-              </w:rPr>
-              <w:t>23.1.2026.</w:t>
-            </w:r>
-          </w:p>
-        </w:tc>
-        <w:tc>
-          <w:tcPr>
-            <w:tcW w:w="2391" w:type="dxa"/>
-            <w:vAlign w:val="center"/>
-          </w:tcPr>
-          <w:p>
-            <w:pPr>
-              <w:pStyle w:val="BodyText"/>
-              <w:ind w:left="0"/>
-              <w:jc w:val="center"/>
-              <w:rPr>
-                <w:lang w:val="hr-HR"/>
-              </w:rPr>
-            </w:pPr>
-          </w:p>
-        </w:tc>
-        <w:tc>
-          <w:tcPr>
-            <w:tcW w:w="2332" w:type="dxa"/>
-            <w:vAlign w:val="center"/>
-          </w:tcPr>
-          <w:p>
-            <w:pPr>
-              <w:pStyle w:val="BodyText"/>
+              <w:spacing w:line="240" w:lineRule="auto"/>
               <w:ind w:left="0"/>
               <w:jc w:val="center"/>
               <w:rPr>
@@ -3590,7 +3859,33 @@
     </w:p>
     <w:p>
       <w:pPr>
+        <w:widowControl/>
+        <w:spacing w:line="240" w:lineRule="auto"/>
+        <w:rPr>
+          <w:lang w:val="hr-HR"/>
+        </w:rPr>
+      </w:pPr>
+      <w:r>
+        <w:rPr>
+          <w:lang w:val="hr-HR"/>
+        </w:rPr>
+        <w:br w:type="page"/>
+      </w:r>
+    </w:p>
+    <w:p>
+      <w:pPr>
+        <w:rPr>
+          <w:lang w:val="hr-HR"/>
+        </w:rPr>
+      </w:pPr>
+    </w:p>
+    <w:p>
+      <w:pPr>
         <w:pStyle w:val="Heading1"/>
+        <w:numPr>
+          <w:ilvl w:val="0"/>
+          <w:numId w:val="5"/>
+        </w:numPr>
         <w:rPr>
           <w:lang w:val="hr-HR"/>
         </w:rPr>
@@ -3600,7 +3895,6 @@
         <w:rPr>
           <w:lang w:val="hr-HR"/>
         </w:rPr>
-        <w:lastRenderedPageBreak/>
         <w:t>Gantogram</w:t>
       </w:r>
       <w:bookmarkEnd w:id="16"/>
@@ -3608,24 +3902,9 @@
     <w:p>
       <w:pPr>
         <w:pStyle w:val="InfoBlue"/>
-        <w:rPr>
-          <w:lang w:val="hr-HR"/>
-        </w:rPr>
-      </w:pPr>
-      <w:r>
-        <w:rPr>
-          <w:lang w:val="hr-HR"/>
-        </w:rPr>
-        <w:t xml:space="preserve">[Izraditi Gantogram pomoću programa MS Project, Open Workbench, Microsoft Excel - </w:t>
-      </w:r>
-      <w:r>
-        <w:t>http://office.microsoft.com/hr-hr/excel/HA010346051050.aspx,</w:t>
-      </w:r>
-      <w:r>
-        <w:rPr>
-          <w:lang w:val="hr-HR"/>
-        </w:rPr>
-        <w:t xml:space="preserve"> i sl. Pohraniti prikaz Gantograma (screenshot) i postaviti ga unutar ovog poglavlja kao ubačenu sliku.]</w:t>
+      </w:pPr>
+      <w:r>
+        <w:t>[Izraditi Gantogram pomoću programa MS Project, Open Workbench, Microsoft Excel - http://office.microsoft.com/hr-hr/excel/HA010346051050.aspx, i sl. Pohraniti prikaz Gantograma (screenshot) i postaviti ga unutar ovog poglavlja kao ubačenu sliku.]</w:t>
       </w:r>
     </w:p>
     <w:p>
@@ -3635,38 +3914,20 @@
           <w:lang w:val="hr-HR"/>
         </w:rPr>
       </w:pPr>
-      <w:r>
-        <w:rPr>
-          <w:lang w:val="hr-HR"/>
-        </w:rPr>
-        <w:t>Slika (po dogovoru)</w:t>
-      </w:r>
-    </w:p>
-    <w:p>
-      <w:pPr>
-        <w:pStyle w:val="BodyText"/>
-        <w:rPr>
-          <w:lang w:val="hr-HR"/>
-        </w:rPr>
-      </w:pPr>
-    </w:p>
-    <w:p>
-      <w:pPr>
-        <w:pStyle w:val="BodyText"/>
-        <w:rPr>
-          <w:lang w:val="hr-HR"/>
-        </w:rPr>
+    </w:p>
+    <w:p>
+      <w:pPr>
+        <w:pStyle w:val="InfoBlue"/>
       </w:pPr>
       <w:r>
         <w:rPr>
           <w:noProof/>
-          <w:lang w:val="hr-HR"/>
         </w:rPr>
         <w:drawing>
-          <wp:inline distT="0" distB="0" distL="0" distR="0" wp14:anchorId="11991650" wp14:editId="0A30D504">
-            <wp:extent cx="5339390" cy="3096962"/>
+          <wp:inline distT="0" distB="0" distL="0" distR="0" wp14:anchorId="11991650" wp14:editId="49FEAE0D">
+            <wp:extent cx="6196406" cy="3862426"/>
             <wp:effectExtent l="0" t="0" r="0" b="0"/>
-            <wp:docPr id="1425045899" name="Picture 2" descr="A screenshot of a computer program&#10;&#10;AI-generated content may be incorrect."/>
+            <wp:docPr id="1425045899" name="Picture 2"/>
             <wp:cNvGraphicFramePr>
               <a:graphicFrameLocks xmlns:a="http://schemas.openxmlformats.org/drawingml/2006/main" noChangeAspect="1"/>
             </wp:cNvGraphicFramePr>
@@ -3674,7 +3935,7 @@
               <a:graphicData uri="http://schemas.openxmlformats.org/drawingml/2006/picture">
                 <pic:pic xmlns:pic="http://schemas.openxmlformats.org/drawingml/2006/picture">
                   <pic:nvPicPr>
-                    <pic:cNvPr id="1425045899" name="Picture 2" descr="A screenshot of a computer program&#10;&#10;AI-generated content may be incorrect."/>
+                    <pic:cNvPr id="1425045899" name="Picture 2"/>
                     <pic:cNvPicPr/>
                   </pic:nvPicPr>
                   <pic:blipFill>
@@ -3692,7 +3953,7 @@
                   <pic:spPr>
                     <a:xfrm>
                       <a:off x="0" y="0"/>
-                      <a:ext cx="5414077" cy="3140282"/>
+                      <a:ext cx="6251587" cy="3896822"/>
                     </a:xfrm>
                     <a:prstGeom prst="rect">
                       <a:avLst/>
@@ -3707,15 +3968,26 @@
     </w:p>
     <w:p>
       <w:pPr>
-        <w:pStyle w:val="BodyText"/>
-        <w:rPr>
-          <w:lang w:val="hr-HR"/>
-        </w:rPr>
-      </w:pPr>
+        <w:widowControl/>
+        <w:spacing w:line="240" w:lineRule="auto"/>
+        <w:rPr>
+          <w:lang w:val="hr-HR"/>
+        </w:rPr>
+      </w:pPr>
+      <w:r>
+        <w:rPr>
+          <w:lang w:val="hr-HR"/>
+        </w:rPr>
+        <w:br w:type="page"/>
+      </w:r>
     </w:p>
     <w:p>
       <w:pPr>
         <w:pStyle w:val="Heading1"/>
+        <w:numPr>
+          <w:ilvl w:val="0"/>
+          <w:numId w:val="5"/>
+        </w:numPr>
         <w:rPr>
           <w:lang w:val="hr-HR"/>
         </w:rPr>
@@ -3725,6 +3997,7 @@
         <w:rPr>
           <w:lang w:val="hr-HR"/>
         </w:rPr>
+        <w:lastRenderedPageBreak/>
         <w:t>Zapisnici sastanaka</w:t>
       </w:r>
       <w:bookmarkEnd w:id="17"/>
@@ -3732,35 +4005,29 @@
     <w:p>
       <w:pPr>
         <w:pStyle w:val="InfoBlue"/>
-        <w:rPr>
-          <w:lang w:val="hr-HR"/>
-        </w:rPr>
-      </w:pPr>
-      <w:r>
-        <w:rPr>
-          <w:lang w:val="hr-HR"/>
-        </w:rPr>
+      </w:pPr>
+      <w:r>
         <w:t>[Ovdje za svaki održani sastanak navesti: datum, vrijeme i mjesto održavanja sastanaka, popis nazočnih, glavne zaključke sastanka.]</w:t>
       </w:r>
     </w:p>
     <w:tbl>
       <w:tblPr>
         <w:tblStyle w:val="TableGrid"/>
-        <w:tblW w:w="8630" w:type="dxa"/>
-        <w:tblInd w:w="720" w:type="dxa"/>
+        <w:tblW w:w="9242" w:type="dxa"/>
+        <w:tblInd w:w="108" w:type="dxa"/>
         <w:tblLayout w:type="fixed"/>
         <w:tblLook w:val="04A0" w:firstRow="1" w:lastRow="0" w:firstColumn="1" w:lastColumn="0" w:noHBand="0" w:noVBand="1"/>
       </w:tblPr>
       <w:tblGrid>
-        <w:gridCol w:w="2117"/>
-        <w:gridCol w:w="2192"/>
-        <w:gridCol w:w="2154"/>
-        <w:gridCol w:w="2167"/>
+        <w:gridCol w:w="1560"/>
+        <w:gridCol w:w="1559"/>
+        <w:gridCol w:w="3402"/>
+        <w:gridCol w:w="2721"/>
       </w:tblGrid>
       <w:tr>
         <w:tc>
           <w:tcPr>
-            <w:tcW w:w="2116" w:type="dxa"/>
+            <w:tcW w:w="1560" w:type="dxa"/>
           </w:tcPr>
           <w:p>
             <w:pPr>
@@ -3782,7 +4049,7 @@
         </w:tc>
         <w:tc>
           <w:tcPr>
-            <w:tcW w:w="2192" w:type="dxa"/>
+            <w:tcW w:w="1559" w:type="dxa"/>
           </w:tcPr>
           <w:p>
             <w:pPr>
@@ -3804,7 +4071,7 @@
         </w:tc>
         <w:tc>
           <w:tcPr>
-            <w:tcW w:w="2154" w:type="dxa"/>
+            <w:tcW w:w="3402" w:type="dxa"/>
           </w:tcPr>
           <w:p>
             <w:pPr>
@@ -3826,7 +4093,7 @@
         </w:tc>
         <w:tc>
           <w:tcPr>
-            <w:tcW w:w="2167" w:type="dxa"/>
+            <w:tcW w:w="2721" w:type="dxa"/>
           </w:tcPr>
           <w:p>
             <w:pPr>
@@ -3850,7 +4117,7 @@
       <w:tr>
         <w:tc>
           <w:tcPr>
-            <w:tcW w:w="2116" w:type="dxa"/>
+            <w:tcW w:w="1560" w:type="dxa"/>
           </w:tcPr>
           <w:p>
             <w:pPr>
@@ -3865,13 +4132,25 @@
               <w:rPr>
                 <w:lang w:val="hr-HR"/>
               </w:rPr>
-              <w:t>7. listopad 2025. 16.15</w:t>
-            </w:r>
-          </w:p>
-        </w:tc>
-        <w:tc>
-          <w:tcPr>
-            <w:tcW w:w="2192" w:type="dxa"/>
+              <w:t xml:space="preserve">7. listopad 2025. </w:t>
+            </w:r>
+            <w:r>
+              <w:rPr>
+                <w:lang w:val="hr-HR"/>
+              </w:rPr>
+              <w:br/>
+            </w:r>
+            <w:r>
+              <w:rPr>
+                <w:lang w:val="hr-HR"/>
+              </w:rPr>
+              <w:t>16.15</w:t>
+            </w:r>
+          </w:p>
+        </w:tc>
+        <w:tc>
+          <w:tcPr>
+            <w:tcW w:w="1559" w:type="dxa"/>
           </w:tcPr>
           <w:p>
             <w:pPr>
@@ -3892,7 +4171,7 @@
         </w:tc>
         <w:tc>
           <w:tcPr>
-            <w:tcW w:w="2154" w:type="dxa"/>
+            <w:tcW w:w="3402" w:type="dxa"/>
           </w:tcPr>
           <w:p>
             <w:pPr>
@@ -3907,13 +4186,98 @@
               <w:rPr>
                 <w:lang w:val="hr-HR"/>
               </w:rPr>
-              <w:t>Jakov Ramljak, Martin Golub, Leon Katić, Stjepan Džidžić, Matea Maračić, Željka Mihajlović</w:t>
-            </w:r>
-          </w:p>
-        </w:tc>
-        <w:tc>
-          <w:tcPr>
-            <w:tcW w:w="2167" w:type="dxa"/>
+              <w:t>Željka Mihajlović</w:t>
+            </w:r>
+            <w:r>
+              <w:rPr>
+                <w:bCs/>
+                <w:lang w:val="hr-HR"/>
+              </w:rPr>
+              <w:t xml:space="preserve"> (mentorica)</w:t>
+            </w:r>
+            <w:r>
+              <w:rPr>
+                <w:lang w:val="hr-HR"/>
+              </w:rPr>
+              <w:t>,</w:t>
+            </w:r>
+            <w:r>
+              <w:rPr>
+                <w:lang w:val="hr-HR"/>
+              </w:rPr>
+              <w:br/>
+            </w:r>
+            <w:r>
+              <w:rPr>
+                <w:lang w:val="hr-HR"/>
+              </w:rPr>
+              <w:t>Jakov Ramljak</w:t>
+            </w:r>
+            <w:r>
+              <w:rPr>
+                <w:lang w:val="hr-HR"/>
+              </w:rPr>
+              <w:t xml:space="preserve"> (voditelj)</w:t>
+            </w:r>
+            <w:r>
+              <w:rPr>
+                <w:lang w:val="hr-HR"/>
+              </w:rPr>
+              <w:t xml:space="preserve">, </w:t>
+            </w:r>
+            <w:r>
+              <w:rPr>
+                <w:lang w:val="hr-HR"/>
+              </w:rPr>
+              <w:br/>
+            </w:r>
+            <w:r>
+              <w:rPr>
+                <w:lang w:val="hr-HR"/>
+              </w:rPr>
+              <w:t xml:space="preserve">Martin Golub, </w:t>
+            </w:r>
+            <w:r>
+              <w:rPr>
+                <w:lang w:val="hr-HR"/>
+              </w:rPr>
+              <w:br/>
+            </w:r>
+            <w:r>
+              <w:rPr>
+                <w:lang w:val="hr-HR"/>
+              </w:rPr>
+              <w:t xml:space="preserve">Leon Katić, </w:t>
+            </w:r>
+            <w:r>
+              <w:rPr>
+                <w:lang w:val="hr-HR"/>
+              </w:rPr>
+              <w:br/>
+            </w:r>
+            <w:r>
+              <w:rPr>
+                <w:lang w:val="hr-HR"/>
+              </w:rPr>
+              <w:t xml:space="preserve">Stjepan Džidžić, </w:t>
+            </w:r>
+            <w:r>
+              <w:rPr>
+                <w:lang w:val="hr-HR"/>
+              </w:rPr>
+              <w:br/>
+            </w:r>
+            <w:r>
+              <w:rPr>
+                <w:lang w:val="hr-HR"/>
+              </w:rPr>
+              <w:t>Matea Maračić</w:t>
+            </w:r>
+          </w:p>
+        </w:tc>
+        <w:tc>
+          <w:tcPr>
+            <w:tcW w:w="2721" w:type="dxa"/>
           </w:tcPr>
           <w:p>
             <w:pPr>
@@ -3928,7 +4292,13 @@
               <w:rPr>
                 <w:lang w:val="hr-HR"/>
               </w:rPr>
-              <w:t>Prvi sastanak, općenite informacije o projektu, potencijalne teme -&gt; simulacija drona</w:t>
+              <w:t>Prvi sastanak, općenite informacije o projektu, potencijalne teme</w:t>
+            </w:r>
+            <w:r>
+              <w:rPr>
+                <w:lang w:val="hr-HR"/>
+              </w:rPr>
+              <w:t>.</w:t>
             </w:r>
           </w:p>
         </w:tc>
@@ -3936,7 +4306,7 @@
       <w:tr>
         <w:tc>
           <w:tcPr>
-            <w:tcW w:w="2116" w:type="dxa"/>
+            <w:tcW w:w="1560" w:type="dxa"/>
             <w:tcBorders>
               <w:top w:val="nil"/>
             </w:tcBorders>
@@ -3956,15 +4326,12 @@
               </w:rPr>
               <w:t>10. listopad 2025.</w:t>
             </w:r>
-          </w:p>
-          <w:p>
-            <w:pPr>
-              <w:pStyle w:val="BodyText"/>
-              <w:ind w:left="0"/>
-              <w:rPr>
-                <w:lang w:val="hr-HR"/>
-              </w:rPr>
-            </w:pPr>
+            <w:r>
+              <w:rPr>
+                <w:lang w:val="hr-HR"/>
+              </w:rPr>
+              <w:br/>
+            </w:r>
             <w:r>
               <w:rPr>
                 <w:lang w:val="hr-HR"/>
@@ -3975,7 +4342,7 @@
         </w:tc>
         <w:tc>
           <w:tcPr>
-            <w:tcW w:w="2192" w:type="dxa"/>
+            <w:tcW w:w="1559" w:type="dxa"/>
             <w:tcBorders>
               <w:top w:val="nil"/>
             </w:tcBorders>
@@ -3999,7 +4366,7 @@
         </w:tc>
         <w:tc>
           <w:tcPr>
-            <w:tcW w:w="2154" w:type="dxa"/>
+            <w:tcW w:w="3402" w:type="dxa"/>
             <w:tcBorders>
               <w:top w:val="nil"/>
             </w:tcBorders>
@@ -4017,13 +4384,61 @@
               <w:rPr>
                 <w:lang w:val="hr-HR"/>
               </w:rPr>
-              <w:t>Jakov Ramljak, Martin Golub, Leon Katić, Stjepan Džidžić</w:t>
-            </w:r>
-          </w:p>
-        </w:tc>
-        <w:tc>
-          <w:tcPr>
-            <w:tcW w:w="2167" w:type="dxa"/>
+              <w:t>Jakov Ramljak</w:t>
+            </w:r>
+            <w:r>
+              <w:rPr>
+                <w:lang w:val="hr-HR"/>
+              </w:rPr>
+              <w:t xml:space="preserve"> (voditelj)</w:t>
+            </w:r>
+            <w:r>
+              <w:rPr>
+                <w:lang w:val="hr-HR"/>
+              </w:rPr>
+              <w:t xml:space="preserve">, </w:t>
+            </w:r>
+            <w:r>
+              <w:rPr>
+                <w:lang w:val="hr-HR"/>
+              </w:rPr>
+              <w:br/>
+            </w:r>
+            <w:r>
+              <w:rPr>
+                <w:lang w:val="hr-HR"/>
+              </w:rPr>
+              <w:t xml:space="preserve">Martin Golub, </w:t>
+            </w:r>
+            <w:r>
+              <w:rPr>
+                <w:lang w:val="hr-HR"/>
+              </w:rPr>
+              <w:br/>
+            </w:r>
+            <w:r>
+              <w:rPr>
+                <w:lang w:val="hr-HR"/>
+              </w:rPr>
+              <w:t xml:space="preserve">Leon Katić, </w:t>
+            </w:r>
+            <w:r>
+              <w:rPr>
+                <w:lang w:val="hr-HR"/>
+              </w:rPr>
+              <w:br/>
+            </w:r>
+            <w:r>
+              <w:rPr>
+                <w:lang w:val="hr-HR"/>
+              </w:rPr>
+              <w:t>Stjepan Džidžić</w:t>
+            </w:r>
+          </w:p>
+        </w:tc>
+        <w:tc>
+          <w:tcPr>
+            <w:tcW w:w="2721" w:type="dxa"/>
             <w:tcBorders>
               <w:top w:val="nil"/>
             </w:tcBorders>
@@ -4043,13 +4458,19 @@
               </w:rPr>
               <w:t>Rasprava o odabiru teme</w:t>
             </w:r>
+            <w:r>
+              <w:rPr>
+                <w:lang w:val="hr-HR"/>
+              </w:rPr>
+              <w:t>.</w:t>
+            </w:r>
           </w:p>
         </w:tc>
       </w:tr>
       <w:tr>
         <w:tc>
           <w:tcPr>
-            <w:tcW w:w="2116" w:type="dxa"/>
+            <w:tcW w:w="1560" w:type="dxa"/>
             <w:tcBorders>
               <w:top w:val="nil"/>
             </w:tcBorders>
@@ -4067,17 +4488,26 @@
               <w:rPr>
                 <w:lang w:val="hr-HR"/>
               </w:rPr>
-              <w:t>10. listopad 2025.</w:t>
-            </w:r>
-          </w:p>
-          <w:p>
-            <w:pPr>
-              <w:pStyle w:val="BodyText"/>
-              <w:ind w:left="0"/>
-              <w:rPr>
-                <w:lang w:val="hr-HR"/>
-              </w:rPr>
-            </w:pPr>
+              <w:t>1</w:t>
+            </w:r>
+            <w:r>
+              <w:rPr>
+                <w:lang w:val="hr-HR"/>
+              </w:rPr>
+              <w:t>4</w:t>
+            </w:r>
+            <w:r>
+              <w:rPr>
+                <w:lang w:val="hr-HR"/>
+              </w:rPr>
+              <w:t>. listopad 2025.</w:t>
+            </w:r>
+            <w:r>
+              <w:rPr>
+                <w:lang w:val="hr-HR"/>
+              </w:rPr>
+              <w:br/>
+            </w:r>
             <w:r>
               <w:rPr>
                 <w:lang w:val="hr-HR"/>
@@ -4088,7 +4518,7 @@
         </w:tc>
         <w:tc>
           <w:tcPr>
-            <w:tcW w:w="2192" w:type="dxa"/>
+            <w:tcW w:w="1559" w:type="dxa"/>
             <w:tcBorders>
               <w:top w:val="nil"/>
             </w:tcBorders>
@@ -4112,7 +4542,7 @@
         </w:tc>
         <w:tc>
           <w:tcPr>
-            <w:tcW w:w="2154" w:type="dxa"/>
+            <w:tcW w:w="3402" w:type="dxa"/>
             <w:tcBorders>
               <w:top w:val="nil"/>
             </w:tcBorders>
@@ -4130,13 +4560,73 @@
               <w:rPr>
                 <w:lang w:val="hr-HR"/>
               </w:rPr>
-              <w:t>Jakov Ramljak, Martin Golub, Leon Katić, Stjepan Džidžić, Matea Maračić,</w:t>
-            </w:r>
-          </w:p>
-        </w:tc>
-        <w:tc>
-          <w:tcPr>
-            <w:tcW w:w="2167" w:type="dxa"/>
+              <w:t>Jakov Ramljak</w:t>
+            </w:r>
+            <w:r>
+              <w:rPr>
+                <w:lang w:val="hr-HR"/>
+              </w:rPr>
+              <w:t xml:space="preserve"> (voditelj)</w:t>
+            </w:r>
+            <w:r>
+              <w:rPr>
+                <w:lang w:val="hr-HR"/>
+              </w:rPr>
+              <w:t xml:space="preserve">, </w:t>
+            </w:r>
+            <w:r>
+              <w:rPr>
+                <w:lang w:val="hr-HR"/>
+              </w:rPr>
+              <w:br/>
+            </w:r>
+            <w:r>
+              <w:rPr>
+                <w:lang w:val="hr-HR"/>
+              </w:rPr>
+              <w:t xml:space="preserve">Martin Golub, </w:t>
+            </w:r>
+            <w:r>
+              <w:rPr>
+                <w:lang w:val="hr-HR"/>
+              </w:rPr>
+              <w:br/>
+            </w:r>
+            <w:r>
+              <w:rPr>
+                <w:lang w:val="hr-HR"/>
+              </w:rPr>
+              <w:t xml:space="preserve">Leon Katić, </w:t>
+            </w:r>
+            <w:r>
+              <w:rPr>
+                <w:lang w:val="hr-HR"/>
+              </w:rPr>
+              <w:br/>
+            </w:r>
+            <w:r>
+              <w:rPr>
+                <w:lang w:val="hr-HR"/>
+              </w:rPr>
+              <w:t xml:space="preserve">Stjepan Džidžić, </w:t>
+            </w:r>
+            <w:r>
+              <w:rPr>
+                <w:lang w:val="hr-HR"/>
+              </w:rPr>
+              <w:br/>
+            </w:r>
+            <w:r>
+              <w:rPr>
+                <w:lang w:val="hr-HR"/>
+              </w:rPr>
+              <w:t>Matea Maračić</w:t>
+            </w:r>
+          </w:p>
+        </w:tc>
+        <w:tc>
+          <w:tcPr>
+            <w:tcW w:w="2721" w:type="dxa"/>
             <w:tcBorders>
               <w:top w:val="nil"/>
             </w:tcBorders>
@@ -4156,13 +4646,19 @@
               </w:rPr>
               <w:t>Rasprava o odabiru teme</w:t>
             </w:r>
+            <w:r>
+              <w:rPr>
+                <w:lang w:val="hr-HR"/>
+              </w:rPr>
+              <w:t>.</w:t>
+            </w:r>
           </w:p>
         </w:tc>
       </w:tr>
       <w:tr>
         <w:tc>
           <w:tcPr>
-            <w:tcW w:w="2116" w:type="dxa"/>
+            <w:tcW w:w="1560" w:type="dxa"/>
           </w:tcPr>
           <w:p>
             <w:pPr>
@@ -4187,14 +4683,13 @@
                 <w:sz w:val="20"/>
                 <w:lang w:val="hr-HR"/>
               </w:rPr>
-              <w:lastRenderedPageBreak/>
               <w:t>14. listopad 2025. 16.00</w:t>
             </w:r>
           </w:p>
         </w:tc>
         <w:tc>
           <w:tcPr>
-            <w:tcW w:w="2192" w:type="dxa"/>
+            <w:tcW w:w="1559" w:type="dxa"/>
           </w:tcPr>
           <w:p>
             <w:pPr>
@@ -4216,7 +4711,7 @@
         </w:tc>
         <w:tc>
           <w:tcPr>
-            <w:tcW w:w="2154" w:type="dxa"/>
+            <w:tcW w:w="3402" w:type="dxa"/>
           </w:tcPr>
           <w:p>
             <w:pPr>
@@ -4224,21 +4719,117 @@
               <w:keepLines w:val="0"/>
               <w:ind w:left="0"/>
               <w:rPr>
+                <w:lang w:val="hr-HR"/>
+              </w:rPr>
+            </w:pPr>
+            <w:r>
+              <w:rPr>
+                <w:lang w:val="hr-HR"/>
+              </w:rPr>
+              <w:t>Željka Mihajlović</w:t>
+            </w:r>
+            <w:r>
+              <w:rPr>
                 <w:bCs/>
                 <w:lang w:val="hr-HR"/>
               </w:rPr>
-            </w:pPr>
-            <w:r>
-              <w:rPr>
-                <w:lang w:val="hr-HR"/>
-              </w:rPr>
-              <w:t>Jakov Ramljak, Martin Golub, Leon Katić, Stjepan Džidžić, Matea Maračić, Željka Mihajlović</w:t>
-            </w:r>
-          </w:p>
-        </w:tc>
-        <w:tc>
-          <w:tcPr>
-            <w:tcW w:w="2167" w:type="dxa"/>
+              <w:t xml:space="preserve"> (mentorica)</w:t>
+            </w:r>
+            <w:r>
+              <w:rPr>
+                <w:lang w:val="hr-HR"/>
+              </w:rPr>
+              <w:t>,</w:t>
+            </w:r>
+            <w:r>
+              <w:rPr>
+                <w:lang w:val="hr-HR"/>
+              </w:rPr>
+              <w:br/>
+            </w:r>
+            <w:r>
+              <w:rPr>
+                <w:lang w:val="hr-HR"/>
+              </w:rPr>
+              <w:t>Jakov Ramljak</w:t>
+            </w:r>
+            <w:r>
+              <w:rPr>
+                <w:lang w:val="hr-HR"/>
+              </w:rPr>
+              <w:t xml:space="preserve"> (voditelj)</w:t>
+            </w:r>
+            <w:r>
+              <w:rPr>
+                <w:lang w:val="hr-HR"/>
+              </w:rPr>
+              <w:t xml:space="preserve">, </w:t>
+            </w:r>
+            <w:r>
+              <w:rPr>
+                <w:lang w:val="hr-HR"/>
+              </w:rPr>
+              <w:br/>
+            </w:r>
+            <w:r>
+              <w:rPr>
+                <w:lang w:val="hr-HR"/>
+              </w:rPr>
+              <w:t>Martin Golub,</w:t>
+            </w:r>
+            <w:r>
+              <w:rPr>
+                <w:lang w:val="hr-HR"/>
+              </w:rPr>
+              <w:t xml:space="preserve"> </w:t>
+            </w:r>
+            <w:r>
+              <w:rPr>
+                <w:lang w:val="hr-HR"/>
+              </w:rPr>
+              <w:br/>
+            </w:r>
+            <w:r>
+              <w:rPr>
+                <w:lang w:val="hr-HR"/>
+              </w:rPr>
+              <w:t xml:space="preserve">Leon Katić, </w:t>
+            </w:r>
+            <w:r>
+              <w:rPr>
+                <w:lang w:val="hr-HR"/>
+              </w:rPr>
+              <w:br/>
+            </w:r>
+            <w:r>
+              <w:rPr>
+                <w:lang w:val="hr-HR"/>
+              </w:rPr>
+              <w:t>Stjepan Džidžić,</w:t>
+            </w:r>
+            <w:r>
+              <w:rPr>
+                <w:lang w:val="hr-HR"/>
+              </w:rPr>
+              <w:t xml:space="preserve"> </w:t>
+            </w:r>
+            <w:r>
+              <w:rPr>
+                <w:lang w:val="hr-HR"/>
+              </w:rPr>
+              <w:br/>
+            </w:r>
+            <w:r>
+              <w:rPr>
+                <w:lang w:val="hr-HR"/>
+              </w:rPr>
+              <w:t xml:space="preserve">Matea Maračić, </w:t>
+            </w:r>
+          </w:p>
+        </w:tc>
+        <w:tc>
+          <w:tcPr>
+            <w:tcW w:w="2721" w:type="dxa"/>
           </w:tcPr>
           <w:p>
             <w:pPr>
@@ -4255,7 +4846,42 @@
                 <w:bCs/>
                 <w:lang w:val="hr-HR"/>
               </w:rPr>
-              <w:t>Potvrda izabrane teme simulacija dostavljanja paketa dronom, Jakov Ramljak izabran kao voditelj tima, podjela poslova među timom: Jakov kao voditelj i glavni za Godot, Stjepan i Leon za fiziku u Godotu, Martin i Matea za dizajn i modeliranje</w:t>
+              <w:t>Potvrda izabrane teme</w:t>
+            </w:r>
+            <w:r>
+              <w:rPr>
+                <w:bCs/>
+                <w:lang w:val="hr-HR"/>
+              </w:rPr>
+              <w:t xml:space="preserve">, izabran </w:t>
+            </w:r>
+            <w:r>
+              <w:rPr>
+                <w:bCs/>
+                <w:lang w:val="hr-HR"/>
+              </w:rPr>
+              <w:t>voditelj tima</w:t>
+            </w:r>
+            <w:r>
+              <w:rPr>
+                <w:bCs/>
+                <w:lang w:val="hr-HR"/>
+              </w:rPr>
+              <w:t>, p</w:t>
+            </w:r>
+            <w:r>
+              <w:rPr>
+                <w:bCs/>
+                <w:lang w:val="hr-HR"/>
+              </w:rPr>
+              <w:t>odjela poslova među timom</w:t>
+            </w:r>
+            <w:r>
+              <w:rPr>
+                <w:bCs/>
+                <w:lang w:val="hr-HR"/>
+              </w:rPr>
+              <w:t>.</w:t>
             </w:r>
           </w:p>
         </w:tc>
@@ -4263,7 +4889,7 @@
       <w:tr>
         <w:tc>
           <w:tcPr>
-            <w:tcW w:w="2116" w:type="dxa"/>
+            <w:tcW w:w="1560" w:type="dxa"/>
           </w:tcPr>
           <w:p>
             <w:pPr>
@@ -4282,16 +4908,13 @@
               </w:rPr>
               <w:t>31. listopad 2025.</w:t>
             </w:r>
-          </w:p>
-          <w:p>
-            <w:pPr>
-              <w:pStyle w:val="BodyText"/>
-              <w:ind w:left="0"/>
+            <w:r>
               <w:rPr>
                 <w:bCs/>
                 <w:lang w:val="hr-HR"/>
               </w:rPr>
-            </w:pPr>
+              <w:br/>
+            </w:r>
             <w:r>
               <w:rPr>
                 <w:bCs/>
@@ -4303,7 +4926,7 @@
         </w:tc>
         <w:tc>
           <w:tcPr>
-            <w:tcW w:w="2192" w:type="dxa"/>
+            <w:tcW w:w="1559" w:type="dxa"/>
           </w:tcPr>
           <w:p>
             <w:pPr>
@@ -4325,7 +4948,7 @@
         </w:tc>
         <w:tc>
           <w:tcPr>
-            <w:tcW w:w="2154" w:type="dxa"/>
+            <w:tcW w:w="3402" w:type="dxa"/>
           </w:tcPr>
           <w:p>
             <w:pPr>
@@ -4341,13 +4964,73 @@
               <w:rPr>
                 <w:lang w:val="hr-HR"/>
               </w:rPr>
-              <w:t>Jakov Ramljak, Martin Golub, Leon Katić, Stjepan Džidžić, Matea Maračić</w:t>
-            </w:r>
-          </w:p>
-        </w:tc>
-        <w:tc>
-          <w:tcPr>
-            <w:tcW w:w="2167" w:type="dxa"/>
+              <w:t>Jakov Ramljak</w:t>
+            </w:r>
+            <w:r>
+              <w:rPr>
+                <w:lang w:val="hr-HR"/>
+              </w:rPr>
+              <w:t xml:space="preserve"> (voditelj)</w:t>
+            </w:r>
+            <w:r>
+              <w:rPr>
+                <w:lang w:val="hr-HR"/>
+              </w:rPr>
+              <w:t xml:space="preserve">, </w:t>
+            </w:r>
+            <w:r>
+              <w:rPr>
+                <w:lang w:val="hr-HR"/>
+              </w:rPr>
+              <w:br/>
+            </w:r>
+            <w:r>
+              <w:rPr>
+                <w:lang w:val="hr-HR"/>
+              </w:rPr>
+              <w:t xml:space="preserve">Martin Golub, </w:t>
+            </w:r>
+            <w:r>
+              <w:rPr>
+                <w:lang w:val="hr-HR"/>
+              </w:rPr>
+              <w:br/>
+            </w:r>
+            <w:r>
+              <w:rPr>
+                <w:lang w:val="hr-HR"/>
+              </w:rPr>
+              <w:t xml:space="preserve">Leon Katić, </w:t>
+            </w:r>
+            <w:r>
+              <w:rPr>
+                <w:lang w:val="hr-HR"/>
+              </w:rPr>
+              <w:br/>
+            </w:r>
+            <w:r>
+              <w:rPr>
+                <w:lang w:val="hr-HR"/>
+              </w:rPr>
+              <w:t xml:space="preserve">Stjepan Džidžić, </w:t>
+            </w:r>
+            <w:r>
+              <w:rPr>
+                <w:lang w:val="hr-HR"/>
+              </w:rPr>
+              <w:br/>
+            </w:r>
+            <w:r>
+              <w:rPr>
+                <w:lang w:val="hr-HR"/>
+              </w:rPr>
+              <w:t>Matea Maračić</w:t>
+            </w:r>
+          </w:p>
+        </w:tc>
+        <w:tc>
+          <w:tcPr>
+            <w:tcW w:w="2721" w:type="dxa"/>
           </w:tcPr>
           <w:p>
             <w:pPr>
@@ -4372,7 +5055,7 @@
       <w:tr>
         <w:tc>
           <w:tcPr>
-            <w:tcW w:w="2116" w:type="dxa"/>
+            <w:tcW w:w="1560" w:type="dxa"/>
           </w:tcPr>
           <w:p>
             <w:pPr>
@@ -4384,11 +5067,47 @@
                 <w:lang w:val="hr-HR"/>
               </w:rPr>
             </w:pPr>
-          </w:p>
-        </w:tc>
-        <w:tc>
-          <w:tcPr>
-            <w:tcW w:w="2192" w:type="dxa"/>
+            <w:r>
+              <w:rPr>
+                <w:bCs/>
+                <w:lang w:val="hr-HR"/>
+              </w:rPr>
+              <w:t>7.</w:t>
+            </w:r>
+            <w:r>
+              <w:rPr>
+                <w:bCs/>
+                <w:lang w:val="hr-HR"/>
+              </w:rPr>
+              <w:t xml:space="preserve"> </w:t>
+            </w:r>
+            <w:r>
+              <w:rPr>
+                <w:bCs/>
+                <w:lang w:val="hr-HR"/>
+              </w:rPr>
+              <w:t>studeni</w:t>
+            </w:r>
+            <w:r>
+              <w:rPr>
+                <w:bCs/>
+                <w:lang w:val="hr-HR"/>
+              </w:rPr>
+              <w:t xml:space="preserve"> 2025.</w:t>
+            </w:r>
+            <w:r>
+              <w:rPr>
+                <w:bCs/>
+                <w:lang w:val="hr-HR"/>
+              </w:rPr>
+              <w:br/>
+              <w:t>11:30</w:t>
+            </w:r>
+          </w:p>
+        </w:tc>
+        <w:tc>
+          <w:tcPr>
+            <w:tcW w:w="1559" w:type="dxa"/>
           </w:tcPr>
           <w:p>
             <w:pPr>
@@ -4400,11 +5119,18 @@
                 <w:lang w:val="hr-HR"/>
               </w:rPr>
             </w:pPr>
-          </w:p>
-        </w:tc>
-        <w:tc>
-          <w:tcPr>
-            <w:tcW w:w="2154" w:type="dxa"/>
+            <w:r>
+              <w:rPr>
+                <w:bCs/>
+                <w:lang w:val="hr-HR"/>
+              </w:rPr>
+              <w:t>Fakultet elektrotehnike i računarstva</w:t>
+            </w:r>
+          </w:p>
+        </w:tc>
+        <w:tc>
+          <w:tcPr>
+            <w:tcW w:w="3402" w:type="dxa"/>
           </w:tcPr>
           <w:p>
             <w:pPr>
@@ -4416,11 +5142,100 @@
                 <w:lang w:val="hr-HR"/>
               </w:rPr>
             </w:pPr>
-          </w:p>
-        </w:tc>
-        <w:tc>
-          <w:tcPr>
-            <w:tcW w:w="2167" w:type="dxa"/>
+            <w:r>
+              <w:rPr>
+                <w:bCs/>
+                <w:lang w:val="hr-HR"/>
+              </w:rPr>
+              <w:t>Željka Mihajlović</w:t>
+            </w:r>
+            <w:r>
+              <w:rPr>
+                <w:bCs/>
+                <w:lang w:val="hr-HR"/>
+              </w:rPr>
+              <w:t xml:space="preserve"> (mentorica),</w:t>
+            </w:r>
+            <w:r>
+              <w:rPr>
+                <w:bCs/>
+                <w:lang w:val="hr-HR"/>
+              </w:rPr>
+              <w:br/>
+            </w:r>
+            <w:r>
+              <w:rPr>
+                <w:bCs/>
+                <w:lang w:val="hr-HR"/>
+              </w:rPr>
+              <w:t>Jakov Ramljak</w:t>
+            </w:r>
+            <w:r>
+              <w:rPr>
+                <w:lang w:val="hr-HR"/>
+              </w:rPr>
+              <w:t xml:space="preserve"> (voditelj)</w:t>
+            </w:r>
+            <w:r>
+              <w:rPr>
+                <w:bCs/>
+                <w:lang w:val="hr-HR"/>
+              </w:rPr>
+              <w:t xml:space="preserve">, </w:t>
+            </w:r>
+            <w:r>
+              <w:rPr>
+                <w:bCs/>
+                <w:lang w:val="hr-HR"/>
+              </w:rPr>
+              <w:br/>
+            </w:r>
+            <w:r>
+              <w:rPr>
+                <w:bCs/>
+                <w:lang w:val="hr-HR"/>
+              </w:rPr>
+              <w:t xml:space="preserve">Martin Golub, </w:t>
+            </w:r>
+            <w:r>
+              <w:rPr>
+                <w:bCs/>
+                <w:lang w:val="hr-HR"/>
+              </w:rPr>
+              <w:br/>
+            </w:r>
+            <w:r>
+              <w:rPr>
+                <w:bCs/>
+                <w:lang w:val="hr-HR"/>
+              </w:rPr>
+              <w:t xml:space="preserve">Leon Katić, </w:t>
+            </w:r>
+            <w:r>
+              <w:rPr>
+                <w:bCs/>
+                <w:lang w:val="hr-HR"/>
+              </w:rPr>
+              <w:br/>
+            </w:r>
+            <w:r>
+              <w:rPr>
+                <w:bCs/>
+                <w:lang w:val="hr-HR"/>
+              </w:rPr>
+              <w:t xml:space="preserve">Stjepan </w:t>
+            </w:r>
+            <w:r>
+              <w:rPr>
+                <w:lang w:val="hr-HR"/>
+              </w:rPr>
+              <w:t>Džidžić</w:t>
+            </w:r>
+          </w:p>
+        </w:tc>
+        <w:tc>
+          <w:tcPr>
+            <w:tcW w:w="2721" w:type="dxa"/>
           </w:tcPr>
           <w:p>
             <w:pPr>
@@ -4432,13 +5247,20 @@
                 <w:lang w:val="hr-HR"/>
               </w:rPr>
             </w:pPr>
+            <w:r>
+              <w:rPr>
+                <w:bCs/>
+                <w:lang w:val="hr-HR"/>
+              </w:rPr>
+              <w:t>Demonstriranje napretka u projektu. Informacije o formuliranju dokumenta plana projekta.</w:t>
+            </w:r>
           </w:p>
         </w:tc>
       </w:tr>
       <w:tr>
         <w:tc>
           <w:tcPr>
-            <w:tcW w:w="2116" w:type="dxa"/>
+            <w:tcW w:w="1560" w:type="dxa"/>
           </w:tcPr>
           <w:p>
             <w:pPr>
@@ -4454,7 +5276,7 @@
         </w:tc>
         <w:tc>
           <w:tcPr>
-            <w:tcW w:w="2192" w:type="dxa"/>
+            <w:tcW w:w="1559" w:type="dxa"/>
           </w:tcPr>
           <w:p>
             <w:pPr>
@@ -4470,7 +5292,7 @@
         </w:tc>
         <w:tc>
           <w:tcPr>
-            <w:tcW w:w="2154" w:type="dxa"/>
+            <w:tcW w:w="3402" w:type="dxa"/>
           </w:tcPr>
           <w:p>
             <w:pPr>
@@ -4486,7 +5308,7 @@
         </w:tc>
         <w:tc>
           <w:tcPr>
-            <w:tcW w:w="2167" w:type="dxa"/>
+            <w:tcW w:w="2721" w:type="dxa"/>
           </w:tcPr>
           <w:p>
             <w:pPr>
@@ -4506,24 +5328,7 @@
       <w:pPr>
         <w:pStyle w:val="BodyText"/>
         <w:keepLines w:val="0"/>
-        <w:rPr>
-          <w:lang w:val="hr-HR"/>
-        </w:rPr>
-      </w:pPr>
-    </w:p>
-    <w:p>
-      <w:pPr>
-        <w:pStyle w:val="BodyText"/>
-        <w:keepLines w:val="0"/>
-        <w:rPr>
-          <w:lang w:val="hr-HR"/>
-        </w:rPr>
-      </w:pPr>
-    </w:p>
-    <w:p>
-      <w:pPr>
-        <w:pStyle w:val="BodyText"/>
-        <w:keepLines w:val="0"/>
+        <w:ind w:left="0"/>
         <w:rPr>
           <w:lang w:val="hr-HR"/>
         </w:rPr>
@@ -6059,6 +6864,95 @@
 <file path=word/numbering.xml><?xml version="1.0" encoding="utf-8"?>
 <w:numbering xmlns:wpc="http://schemas.microsoft.com/office/word/2010/wordprocessingCanvas" xmlns:cx="http://schemas.microsoft.com/office/drawing/2014/chartex" xmlns:cx1="http://schemas.microsoft.com/office/drawing/2015/9/8/chartex" xmlns:cx2="http://schemas.microsoft.com/office/drawing/2015/10/21/chartex" xmlns:cx3="http://schemas.microsoft.com/office/drawing/2016/5/9/chartex" xmlns:cx4="http://schemas.microsoft.com/office/drawing/2016/5/10/chartex" xmlns:cx5="http://schemas.microsoft.com/office/drawing/2016/5/11/chartex" xmlns:cx6="http://schemas.microsoft.com/office/drawing/2016/5/12/chartex" xmlns:cx7="http://schemas.microsoft.com/office/drawing/2016/5/13/chartex" xmlns:cx8="http://schemas.microsoft.com/office/drawing/2016/5/14/chartex" xmlns:mc="http://schemas.openxmlformats.org/markup-compatibility/2006" xmlns:aink="http://schemas.microsoft.com/office/drawing/2016/ink" xmlns:am3d="http://schemas.microsoft.com/office/drawing/2017/model3d" xmlns:o="urn:schemas-microsoft-com:office:office" xmlns:oel="http://schemas.microsoft.com/office/2019/extlst" xmlns:r="http://schemas.openxmlformats.org/officeDocument/2006/relationships" xmlns:m="http://schemas.openxmlformats.org/officeDocument/2006/math" xmlns:v="urn:schemas-microsoft-com:vml" xmlns:wp14="http://schemas.microsoft.com/office/word/2010/wordprocessingDrawing" xmlns:wp="http://schemas.openxmlformats.org/drawingml/2006/wordprocessingDrawing" xmlns:w10="urn:schemas-microsoft-com:office:word" xmlns:w="http://schemas.openxmlformats.org/wordprocessingml/2006/main" xmlns:w14="http://schemas.microsoft.com/office/word/2010/wordml" xmlns:w15="http://schemas.microsoft.com/office/word/2012/wordml" xmlns:w16cex="http://schemas.microsoft.com/office/word/2018/wordml/cex" xmlns:w16cid="http://schemas.microsoft.com/office/word/2016/wordml/cid" xmlns:w16="http://schemas.microsoft.com/office/word/2018/wordml" xmlns:w16du="http://schemas.microsoft.com/office/word/2023/wordml/word16du" xmlns:w16sdtdh="http://schemas.microsoft.com/office/word/2020/wordml/sdtdatahash" xmlns:w16sdtfl="http://schemas.microsoft.com/office/word/2024/wordml/sdtformatlock" xmlns:w16se="http://schemas.microsoft.com/office/word/2015/wordml/symex" xmlns:wpg="http://schemas.microsoft.com/office/word/2010/wordprocessingGroup" xmlns:wpi="http://schemas.microsoft.com/office/word/2010/wordprocessingInk" xmlns:wne="http://schemas.microsoft.com/office/word/2006/wordml" xmlns:wps="http://schemas.microsoft.com/office/word/2010/wordprocessingShape" mc:Ignorable="w14 w15 w16se w16cid w16 w16cex w16sdtdh w16sdtfl w16du wp14">
   <w:abstractNum w:abstractNumId="0" w15:restartNumberingAfterBreak="0">
+    <w:nsid w:val="374F13C3"/>
+    <w:multiLevelType w:val="hybridMultilevel"/>
+    <w:tmpl w:val="90E8793C"/>
+    <w:lvl w:ilvl="0" w:tplc="041A000F">
+      <w:start w:val="1"/>
+      <w:numFmt w:val="decimal"/>
+      <w:lvlText w:val="%1."/>
+      <w:lvlJc w:val="left"/>
+      <w:pPr>
+        <w:ind w:left="360" w:hanging="360"/>
+      </w:pPr>
+      <w:rPr>
+        <w:rFonts w:hint="default"/>
+      </w:rPr>
+    </w:lvl>
+    <w:lvl w:ilvl="1" w:tplc="041A0019" w:tentative="1">
+      <w:start w:val="1"/>
+      <w:numFmt w:val="lowerLetter"/>
+      <w:lvlText w:val="%2."/>
+      <w:lvlJc w:val="left"/>
+      <w:pPr>
+        <w:ind w:left="1080" w:hanging="360"/>
+      </w:pPr>
+    </w:lvl>
+    <w:lvl w:ilvl="2" w:tplc="041A001B" w:tentative="1">
+      <w:start w:val="1"/>
+      <w:numFmt w:val="lowerRoman"/>
+      <w:lvlText w:val="%3."/>
+      <w:lvlJc w:val="right"/>
+      <w:pPr>
+        <w:ind w:left="1800" w:hanging="180"/>
+      </w:pPr>
+    </w:lvl>
+    <w:lvl w:ilvl="3" w:tplc="041A000F" w:tentative="1">
+      <w:start w:val="1"/>
+      <w:numFmt w:val="decimal"/>
+      <w:lvlText w:val="%4."/>
+      <w:lvlJc w:val="left"/>
+      <w:pPr>
+        <w:ind w:left="2520" w:hanging="360"/>
+      </w:pPr>
+    </w:lvl>
+    <w:lvl w:ilvl="4" w:tplc="041A0019" w:tentative="1">
+      <w:start w:val="1"/>
+      <w:numFmt w:val="lowerLetter"/>
+      <w:lvlText w:val="%5."/>
+      <w:lvlJc w:val="left"/>
+      <w:pPr>
+        <w:ind w:left="3240" w:hanging="360"/>
+      </w:pPr>
+    </w:lvl>
+    <w:lvl w:ilvl="5" w:tplc="041A001B" w:tentative="1">
+      <w:start w:val="1"/>
+      <w:numFmt w:val="lowerRoman"/>
+      <w:lvlText w:val="%6."/>
+      <w:lvlJc w:val="right"/>
+      <w:pPr>
+        <w:ind w:left="3960" w:hanging="180"/>
+      </w:pPr>
+    </w:lvl>
+    <w:lvl w:ilvl="6" w:tplc="041A000F" w:tentative="1">
+      <w:start w:val="1"/>
+      <w:numFmt w:val="decimal"/>
+      <w:lvlText w:val="%7."/>
+      <w:lvlJc w:val="left"/>
+      <w:pPr>
+        <w:ind w:left="4680" w:hanging="360"/>
+      </w:pPr>
+    </w:lvl>
+    <w:lvl w:ilvl="7" w:tplc="041A0019" w:tentative="1">
+      <w:start w:val="1"/>
+      <w:numFmt w:val="lowerLetter"/>
+      <w:lvlText w:val="%8."/>
+      <w:lvlJc w:val="left"/>
+      <w:pPr>
+        <w:ind w:left="5400" w:hanging="360"/>
+      </w:pPr>
+    </w:lvl>
+    <w:lvl w:ilvl="8" w:tplc="041A001B" w:tentative="1">
+      <w:start w:val="1"/>
+      <w:numFmt w:val="lowerRoman"/>
+      <w:lvlText w:val="%9."/>
+      <w:lvlJc w:val="right"/>
+      <w:pPr>
+        <w:ind w:left="6120" w:hanging="180"/>
+      </w:pPr>
+    </w:lvl>
+  </w:abstractNum>
+  <w:abstractNum w:abstractNumId="1" w15:restartNumberingAfterBreak="0">
     <w:nsid w:val="427005EA"/>
     <w:multiLevelType w:val="multilevel"/>
     <w:tmpl w:val="3FEE148A"/>
@@ -6198,7 +7092,7 @@
       </w:rPr>
     </w:lvl>
   </w:abstractNum>
-  <w:abstractNum w:abstractNumId="1" w15:restartNumberingAfterBreak="0">
+  <w:abstractNum w:abstractNumId="2" w15:restartNumberingAfterBreak="0">
     <w:nsid w:val="5C974C70"/>
     <w:multiLevelType w:val="multilevel"/>
     <w:tmpl w:val="6F045368"/>
@@ -6320,7 +7214,7 @@
       </w:pPr>
     </w:lvl>
   </w:abstractNum>
-  <w:abstractNum w:abstractNumId="2" w15:restartNumberingAfterBreak="0">
+  <w:abstractNum w:abstractNumId="3" w15:restartNumberingAfterBreak="0">
     <w:nsid w:val="60B541AC"/>
     <w:multiLevelType w:val="multilevel"/>
     <w:tmpl w:val="5C940E14"/>
@@ -6460,7 +7354,7 @@
       </w:rPr>
     </w:lvl>
   </w:abstractNum>
-  <w:abstractNum w:abstractNumId="3" w15:restartNumberingAfterBreak="0">
+  <w:abstractNum w:abstractNumId="4" w15:restartNumberingAfterBreak="0">
     <w:nsid w:val="797429F0"/>
     <w:multiLevelType w:val="multilevel"/>
     <w:tmpl w:val="2ADCAF5C"/>
@@ -6577,15 +7471,18 @@
     </w:lvl>
   </w:abstractNum>
   <w:num w:numId="1" w16cid:durableId="675352648">
+    <w:abstractNumId w:val="2"/>
+  </w:num>
+  <w:num w:numId="2" w16cid:durableId="1968585083">
+    <w:abstractNumId w:val="3"/>
+  </w:num>
+  <w:num w:numId="3" w16cid:durableId="922304514">
+    <w:abstractNumId w:val="4"/>
+  </w:num>
+  <w:num w:numId="4" w16cid:durableId="138035273">
     <w:abstractNumId w:val="1"/>
   </w:num>
-  <w:num w:numId="2" w16cid:durableId="1968585083">
-    <w:abstractNumId w:val="2"/>
-  </w:num>
-  <w:num w:numId="3" w16cid:durableId="922304514">
-    <w:abstractNumId w:val="3"/>
-  </w:num>
-  <w:num w:numId="4" w16cid:durableId="138035273">
+  <w:num w:numId="5" w16cid:durableId="1535382041">
     <w:abstractNumId w:val="0"/>
   </w:num>
 </w:numbering>
@@ -7058,7 +7955,6 @@
   <w:style w:type="character" w:default="1" w:styleId="DefaultParagraphFont">
     <w:name w:val="Default Paragraph Font"/>
     <w:uiPriority w:val="1"/>
-    <w:semiHidden/>
     <w:unhideWhenUsed/>
   </w:style>
   <w:style w:type="table" w:default="1" w:styleId="TableNormal">
@@ -7526,10 +8422,11 @@
     <w:next w:val="BodyText"/>
     <w:autoRedefine/>
     <w:qFormat/>
-    <w:rsid w:val="006D00C5"/>
+    <w:rsid w:val="00FD56C8"/>
     <w:rPr>
       <w:i/>
-      <w:color w:val="0000FF"/>
+      <w:color w:val="7F7F7F" w:themeColor="text1" w:themeTint="80"/>
+      <w:lang w:val="hr-HR"/>
     </w:rPr>
   </w:style>
   <w:style w:type="paragraph" w:styleId="NormalWeb">

--- a/docs/Plan projekta.docx
+++ b/docs/Plan projekta.docx
@@ -55,18 +55,16 @@
           <w:sz w:val="28"/>
           <w:lang w:val="hr-HR"/>
         </w:rPr>
-        <w:t>Verzija &lt;1.0&gt;</w:t>
+        <w:t>Verzija 1.0</w:t>
       </w:r>
     </w:p>
     <w:p>
       <w:pPr>
         <w:sectPr>
-          <w:headerReference w:type="even" r:id="rId7"/>
-          <w:headerReference w:type="default" r:id="rId8"/>
-          <w:footerReference w:type="even" r:id="rId9"/>
-          <w:footerReference w:type="default" r:id="rId10"/>
-          <w:headerReference w:type="first" r:id="rId11"/>
-          <w:footerReference w:type="first" r:id="rId12"/>
+          <w:headerReference w:type="default" r:id="rId7"/>
+          <w:footerReference w:type="default" r:id="rId8"/>
+          <w:headerReference w:type="first" r:id="rId9"/>
+          <w:footerReference w:type="first" r:id="rId10"/>
           <w:pgSz w:w="12240" w:h="15840"/>
           <w:pgMar w:top="1440" w:right="1440" w:bottom="1440" w:left="1440" w:header="720" w:footer="720" w:gutter="0"/>
           <w:cols w:space="720"/>
@@ -106,8 +104,13 @@
               <w:tab w:val="left" w:pos="432"/>
             </w:tabs>
             <w:rPr>
+              <w:rFonts w:asciiTheme="minorHAnsi" w:eastAsiaTheme="minorEastAsia" w:hAnsiTheme="minorHAnsi" w:cstheme="minorBidi"/>
+              <w:noProof/>
+              <w:kern w:val="2"/>
               <w:sz w:val="24"/>
               <w:szCs w:val="24"/>
+              <w:lang w:val="hr-HR" w:eastAsia="hr-HR"/>
+              <w14:ligatures w14:val="standardContextual"/>
             </w:rPr>
           </w:pPr>
           <w:r>
@@ -125,29 +128,77 @@
             </w:rPr>
             <w:fldChar w:fldCharType="separate"/>
           </w:r>
-          <w:r>
-            <w:rPr>
-              <w:lang w:val="hr-HR"/>
-            </w:rPr>
-            <w:t>1.</w:t>
-          </w:r>
-          <w:r>
-            <w:rPr>
-              <w:sz w:val="24"/>
-              <w:szCs w:val="24"/>
-            </w:rPr>
-            <w:tab/>
-          </w:r>
-          <w:r>
-            <w:rPr>
-              <w:lang w:val="hr-HR"/>
-            </w:rPr>
-            <w:t>Puni naziv projekta</w:t>
-          </w:r>
-          <w:r>
-            <w:tab/>
-            <w:t>4</w:t>
-          </w:r>
+          <w:hyperlink w:anchor="_Toc213692799" w:history="1">
+            <w:r>
+              <w:rPr>
+                <w:rStyle w:val="Hyperlink"/>
+                <w:noProof/>
+                <w:lang w:val="hr-HR"/>
+              </w:rPr>
+              <w:t>1.</w:t>
+            </w:r>
+            <w:r>
+              <w:rPr>
+                <w:rFonts w:asciiTheme="minorHAnsi" w:eastAsiaTheme="minorEastAsia" w:hAnsiTheme="minorHAnsi" w:cstheme="minorBidi"/>
+                <w:noProof/>
+                <w:kern w:val="2"/>
+                <w:sz w:val="24"/>
+                <w:szCs w:val="24"/>
+                <w:lang w:val="hr-HR" w:eastAsia="hr-HR"/>
+                <w14:ligatures w14:val="standardContextual"/>
+              </w:rPr>
+              <w:tab/>
+            </w:r>
+            <w:r>
+              <w:rPr>
+                <w:rStyle w:val="Hyperlink"/>
+                <w:noProof/>
+                <w:lang w:val="hr-HR"/>
+              </w:rPr>
+              <w:t>Puni naziv projekta</w:t>
+            </w:r>
+            <w:r>
+              <w:rPr>
+                <w:noProof/>
+              </w:rPr>
+              <w:tab/>
+            </w:r>
+            <w:r>
+              <w:rPr>
+                <w:noProof/>
+              </w:rPr>
+              <w:fldChar w:fldCharType="begin"/>
+            </w:r>
+            <w:r>
+              <w:rPr>
+                <w:noProof/>
+              </w:rPr>
+              <w:instrText xml:space="preserve"> PAGEREF _Toc213692799 \h </w:instrText>
+            </w:r>
+            <w:r>
+              <w:rPr>
+                <w:noProof/>
+              </w:rPr>
+            </w:r>
+            <w:r>
+              <w:rPr>
+                <w:noProof/>
+              </w:rPr>
+              <w:fldChar w:fldCharType="separate"/>
+            </w:r>
+            <w:r>
+              <w:rPr>
+                <w:noProof/>
+              </w:rPr>
+              <w:t>3</w:t>
+            </w:r>
+            <w:r>
+              <w:rPr>
+                <w:noProof/>
+              </w:rPr>
+              <w:fldChar w:fldCharType="end"/>
+            </w:r>
+          </w:hyperlink>
         </w:p>
         <w:p>
           <w:pPr>
@@ -156,33 +207,86 @@
               <w:tab w:val="left" w:pos="432"/>
             </w:tabs>
             <w:rPr>
+              <w:rFonts w:asciiTheme="minorHAnsi" w:eastAsiaTheme="minorEastAsia" w:hAnsiTheme="minorHAnsi" w:cstheme="minorBidi"/>
+              <w:noProof/>
+              <w:kern w:val="2"/>
               <w:sz w:val="24"/>
               <w:szCs w:val="24"/>
+              <w:lang w:val="hr-HR" w:eastAsia="hr-HR"/>
+              <w14:ligatures w14:val="standardContextual"/>
             </w:rPr>
           </w:pPr>
-          <w:r>
-            <w:rPr>
-              <w:lang w:val="hr-HR"/>
-            </w:rPr>
-            <w:t>2.</w:t>
-          </w:r>
-          <w:r>
-            <w:rPr>
-              <w:sz w:val="24"/>
-              <w:szCs w:val="24"/>
-            </w:rPr>
-            <w:tab/>
-          </w:r>
-          <w:r>
-            <w:rPr>
-              <w:lang w:val="hr-HR"/>
-            </w:rPr>
-            <w:t>Skraćeni naziv projekta</w:t>
-          </w:r>
-          <w:r>
-            <w:tab/>
-            <w:t>4</w:t>
-          </w:r>
+          <w:hyperlink w:anchor="_Toc213692800" w:history="1">
+            <w:r>
+              <w:rPr>
+                <w:rStyle w:val="Hyperlink"/>
+                <w:noProof/>
+                <w:lang w:val="hr-HR"/>
+              </w:rPr>
+              <w:t>2.</w:t>
+            </w:r>
+            <w:r>
+              <w:rPr>
+                <w:rFonts w:asciiTheme="minorHAnsi" w:eastAsiaTheme="minorEastAsia" w:hAnsiTheme="minorHAnsi" w:cstheme="minorBidi"/>
+                <w:noProof/>
+                <w:kern w:val="2"/>
+                <w:sz w:val="24"/>
+                <w:szCs w:val="24"/>
+                <w:lang w:val="hr-HR" w:eastAsia="hr-HR"/>
+                <w14:ligatures w14:val="standardContextual"/>
+              </w:rPr>
+              <w:tab/>
+            </w:r>
+            <w:r>
+              <w:rPr>
+                <w:rStyle w:val="Hyperlink"/>
+                <w:noProof/>
+                <w:lang w:val="hr-HR"/>
+              </w:rPr>
+              <w:t>Skraćeni naziv projekta</w:t>
+            </w:r>
+            <w:r>
+              <w:rPr>
+                <w:noProof/>
+              </w:rPr>
+              <w:tab/>
+            </w:r>
+            <w:r>
+              <w:rPr>
+                <w:noProof/>
+              </w:rPr>
+              <w:fldChar w:fldCharType="begin"/>
+            </w:r>
+            <w:r>
+              <w:rPr>
+                <w:noProof/>
+              </w:rPr>
+              <w:instrText xml:space="preserve"> PAGEREF _Toc213692800 \h </w:instrText>
+            </w:r>
+            <w:r>
+              <w:rPr>
+                <w:noProof/>
+              </w:rPr>
+            </w:r>
+            <w:r>
+              <w:rPr>
+                <w:noProof/>
+              </w:rPr>
+              <w:fldChar w:fldCharType="separate"/>
+            </w:r>
+            <w:r>
+              <w:rPr>
+                <w:noProof/>
+              </w:rPr>
+              <w:t>3</w:t>
+            </w:r>
+            <w:r>
+              <w:rPr>
+                <w:noProof/>
+              </w:rPr>
+              <w:fldChar w:fldCharType="end"/>
+            </w:r>
+          </w:hyperlink>
         </w:p>
         <w:p>
           <w:pPr>
@@ -191,33 +295,86 @@
               <w:tab w:val="left" w:pos="432"/>
             </w:tabs>
             <w:rPr>
+              <w:rFonts w:asciiTheme="minorHAnsi" w:eastAsiaTheme="minorEastAsia" w:hAnsiTheme="minorHAnsi" w:cstheme="minorBidi"/>
+              <w:noProof/>
+              <w:kern w:val="2"/>
               <w:sz w:val="24"/>
               <w:szCs w:val="24"/>
+              <w:lang w:val="hr-HR" w:eastAsia="hr-HR"/>
+              <w14:ligatures w14:val="standardContextual"/>
             </w:rPr>
           </w:pPr>
-          <w:r>
-            <w:rPr>
-              <w:lang w:val="hr-HR"/>
-            </w:rPr>
-            <w:t>3.</w:t>
-          </w:r>
-          <w:r>
-            <w:rPr>
-              <w:sz w:val="24"/>
-              <w:szCs w:val="24"/>
-            </w:rPr>
-            <w:tab/>
-          </w:r>
-          <w:r>
-            <w:rPr>
-              <w:lang w:val="hr-HR"/>
-            </w:rPr>
-            <w:t>Opis problema/teme projekta</w:t>
-          </w:r>
-          <w:r>
-            <w:tab/>
-            <w:t>4</w:t>
-          </w:r>
+          <w:hyperlink w:anchor="_Toc213692801" w:history="1">
+            <w:r>
+              <w:rPr>
+                <w:rStyle w:val="Hyperlink"/>
+                <w:noProof/>
+                <w:lang w:val="hr-HR"/>
+              </w:rPr>
+              <w:t>3.</w:t>
+            </w:r>
+            <w:r>
+              <w:rPr>
+                <w:rFonts w:asciiTheme="minorHAnsi" w:eastAsiaTheme="minorEastAsia" w:hAnsiTheme="minorHAnsi" w:cstheme="minorBidi"/>
+                <w:noProof/>
+                <w:kern w:val="2"/>
+                <w:sz w:val="24"/>
+                <w:szCs w:val="24"/>
+                <w:lang w:val="hr-HR" w:eastAsia="hr-HR"/>
+                <w14:ligatures w14:val="standardContextual"/>
+              </w:rPr>
+              <w:tab/>
+            </w:r>
+            <w:r>
+              <w:rPr>
+                <w:rStyle w:val="Hyperlink"/>
+                <w:noProof/>
+                <w:lang w:val="hr-HR"/>
+              </w:rPr>
+              <w:t>Opis problema/teme projekta</w:t>
+            </w:r>
+            <w:r>
+              <w:rPr>
+                <w:noProof/>
+              </w:rPr>
+              <w:tab/>
+            </w:r>
+            <w:r>
+              <w:rPr>
+                <w:noProof/>
+              </w:rPr>
+              <w:fldChar w:fldCharType="begin"/>
+            </w:r>
+            <w:r>
+              <w:rPr>
+                <w:noProof/>
+              </w:rPr>
+              <w:instrText xml:space="preserve"> PAGEREF _Toc213692801 \h </w:instrText>
+            </w:r>
+            <w:r>
+              <w:rPr>
+                <w:noProof/>
+              </w:rPr>
+            </w:r>
+            <w:r>
+              <w:rPr>
+                <w:noProof/>
+              </w:rPr>
+              <w:fldChar w:fldCharType="separate"/>
+            </w:r>
+            <w:r>
+              <w:rPr>
+                <w:noProof/>
+              </w:rPr>
+              <w:t>3</w:t>
+            </w:r>
+            <w:r>
+              <w:rPr>
+                <w:noProof/>
+              </w:rPr>
+              <w:fldChar w:fldCharType="end"/>
+            </w:r>
+          </w:hyperlink>
         </w:p>
         <w:p>
           <w:pPr>
@@ -226,33 +383,86 @@
               <w:tab w:val="left" w:pos="432"/>
             </w:tabs>
             <w:rPr>
+              <w:rFonts w:asciiTheme="minorHAnsi" w:eastAsiaTheme="minorEastAsia" w:hAnsiTheme="minorHAnsi" w:cstheme="minorBidi"/>
+              <w:noProof/>
+              <w:kern w:val="2"/>
               <w:sz w:val="24"/>
               <w:szCs w:val="24"/>
+              <w:lang w:val="hr-HR" w:eastAsia="hr-HR"/>
+              <w14:ligatures w14:val="standardContextual"/>
             </w:rPr>
           </w:pPr>
-          <w:r>
-            <w:rPr>
-              <w:lang w:val="hr-HR"/>
-            </w:rPr>
-            <w:t>4.</w:t>
-          </w:r>
-          <w:r>
-            <w:rPr>
-              <w:sz w:val="24"/>
-              <w:szCs w:val="24"/>
-            </w:rPr>
-            <w:tab/>
-          </w:r>
-          <w:r>
-            <w:rPr>
-              <w:lang w:val="hr-HR"/>
-            </w:rPr>
-            <w:t>Cilj projekta</w:t>
-          </w:r>
-          <w:r>
-            <w:tab/>
-            <w:t>4</w:t>
-          </w:r>
+          <w:hyperlink w:anchor="_Toc213692802" w:history="1">
+            <w:r>
+              <w:rPr>
+                <w:rStyle w:val="Hyperlink"/>
+                <w:noProof/>
+                <w:lang w:val="hr-HR"/>
+              </w:rPr>
+              <w:t>4.</w:t>
+            </w:r>
+            <w:r>
+              <w:rPr>
+                <w:rFonts w:asciiTheme="minorHAnsi" w:eastAsiaTheme="minorEastAsia" w:hAnsiTheme="minorHAnsi" w:cstheme="minorBidi"/>
+                <w:noProof/>
+                <w:kern w:val="2"/>
+                <w:sz w:val="24"/>
+                <w:szCs w:val="24"/>
+                <w:lang w:val="hr-HR" w:eastAsia="hr-HR"/>
+                <w14:ligatures w14:val="standardContextual"/>
+              </w:rPr>
+              <w:tab/>
+            </w:r>
+            <w:r>
+              <w:rPr>
+                <w:rStyle w:val="Hyperlink"/>
+                <w:noProof/>
+                <w:lang w:val="hr-HR"/>
+              </w:rPr>
+              <w:t>Cilj projekta</w:t>
+            </w:r>
+            <w:r>
+              <w:rPr>
+                <w:noProof/>
+              </w:rPr>
+              <w:tab/>
+            </w:r>
+            <w:r>
+              <w:rPr>
+                <w:noProof/>
+              </w:rPr>
+              <w:fldChar w:fldCharType="begin"/>
+            </w:r>
+            <w:r>
+              <w:rPr>
+                <w:noProof/>
+              </w:rPr>
+              <w:instrText xml:space="preserve"> PAGEREF _Toc213692802 \h </w:instrText>
+            </w:r>
+            <w:r>
+              <w:rPr>
+                <w:noProof/>
+              </w:rPr>
+            </w:r>
+            <w:r>
+              <w:rPr>
+                <w:noProof/>
+              </w:rPr>
+              <w:fldChar w:fldCharType="separate"/>
+            </w:r>
+            <w:r>
+              <w:rPr>
+                <w:noProof/>
+              </w:rPr>
+              <w:t>3</w:t>
+            </w:r>
+            <w:r>
+              <w:rPr>
+                <w:noProof/>
+              </w:rPr>
+              <w:fldChar w:fldCharType="end"/>
+            </w:r>
+          </w:hyperlink>
         </w:p>
         <w:p>
           <w:pPr>
@@ -261,33 +471,86 @@
               <w:tab w:val="left" w:pos="432"/>
             </w:tabs>
             <w:rPr>
+              <w:rFonts w:asciiTheme="minorHAnsi" w:eastAsiaTheme="minorEastAsia" w:hAnsiTheme="minorHAnsi" w:cstheme="minorBidi"/>
+              <w:noProof/>
+              <w:kern w:val="2"/>
               <w:sz w:val="24"/>
               <w:szCs w:val="24"/>
+              <w:lang w:val="hr-HR" w:eastAsia="hr-HR"/>
+              <w14:ligatures w14:val="standardContextual"/>
             </w:rPr>
           </w:pPr>
-          <w:r>
-            <w:rPr>
-              <w:lang w:val="hr-HR"/>
-            </w:rPr>
-            <w:t>5.</w:t>
-          </w:r>
-          <w:r>
-            <w:rPr>
-              <w:sz w:val="24"/>
-              <w:szCs w:val="24"/>
-            </w:rPr>
-            <w:tab/>
-          </w:r>
-          <w:r>
-            <w:rPr>
-              <w:lang w:val="hr-HR"/>
-            </w:rPr>
-            <w:t>Voditelj studentskog tima</w:t>
-          </w:r>
-          <w:r>
-            <w:tab/>
-            <w:t>4</w:t>
-          </w:r>
+          <w:hyperlink w:anchor="_Toc213692803" w:history="1">
+            <w:r>
+              <w:rPr>
+                <w:rStyle w:val="Hyperlink"/>
+                <w:noProof/>
+                <w:lang w:val="hr-HR"/>
+              </w:rPr>
+              <w:t>5.</w:t>
+            </w:r>
+            <w:r>
+              <w:rPr>
+                <w:rFonts w:asciiTheme="minorHAnsi" w:eastAsiaTheme="minorEastAsia" w:hAnsiTheme="minorHAnsi" w:cstheme="minorBidi"/>
+                <w:noProof/>
+                <w:kern w:val="2"/>
+                <w:sz w:val="24"/>
+                <w:szCs w:val="24"/>
+                <w:lang w:val="hr-HR" w:eastAsia="hr-HR"/>
+                <w14:ligatures w14:val="standardContextual"/>
+              </w:rPr>
+              <w:tab/>
+            </w:r>
+            <w:r>
+              <w:rPr>
+                <w:rStyle w:val="Hyperlink"/>
+                <w:noProof/>
+                <w:lang w:val="hr-HR"/>
+              </w:rPr>
+              <w:t>Voditelj studentskog tima</w:t>
+            </w:r>
+            <w:r>
+              <w:rPr>
+                <w:noProof/>
+              </w:rPr>
+              <w:tab/>
+            </w:r>
+            <w:r>
+              <w:rPr>
+                <w:noProof/>
+              </w:rPr>
+              <w:fldChar w:fldCharType="begin"/>
+            </w:r>
+            <w:r>
+              <w:rPr>
+                <w:noProof/>
+              </w:rPr>
+              <w:instrText xml:space="preserve"> PAGEREF _Toc213692803 \h </w:instrText>
+            </w:r>
+            <w:r>
+              <w:rPr>
+                <w:noProof/>
+              </w:rPr>
+            </w:r>
+            <w:r>
+              <w:rPr>
+                <w:noProof/>
+              </w:rPr>
+              <w:fldChar w:fldCharType="separate"/>
+            </w:r>
+            <w:r>
+              <w:rPr>
+                <w:noProof/>
+              </w:rPr>
+              <w:t>3</w:t>
+            </w:r>
+            <w:r>
+              <w:rPr>
+                <w:noProof/>
+              </w:rPr>
+              <w:fldChar w:fldCharType="end"/>
+            </w:r>
+          </w:hyperlink>
         </w:p>
         <w:p>
           <w:pPr>
@@ -296,33 +559,86 @@
               <w:tab w:val="left" w:pos="432"/>
             </w:tabs>
             <w:rPr>
+              <w:rFonts w:asciiTheme="minorHAnsi" w:eastAsiaTheme="minorEastAsia" w:hAnsiTheme="minorHAnsi" w:cstheme="minorBidi"/>
+              <w:noProof/>
+              <w:kern w:val="2"/>
               <w:sz w:val="24"/>
               <w:szCs w:val="24"/>
+              <w:lang w:val="hr-HR" w:eastAsia="hr-HR"/>
+              <w14:ligatures w14:val="standardContextual"/>
             </w:rPr>
           </w:pPr>
-          <w:r>
-            <w:rPr>
-              <w:lang w:val="hr-HR"/>
-            </w:rPr>
-            <w:t>6.</w:t>
-          </w:r>
-          <w:r>
-            <w:rPr>
-              <w:sz w:val="24"/>
-              <w:szCs w:val="24"/>
-            </w:rPr>
-            <w:tab/>
-          </w:r>
-          <w:r>
-            <w:rPr>
-              <w:lang w:val="hr-HR"/>
-            </w:rPr>
-            <w:t>Rezultat(i)</w:t>
-          </w:r>
-          <w:r>
-            <w:tab/>
-            <w:t>4</w:t>
-          </w:r>
+          <w:hyperlink w:anchor="_Toc213692804" w:history="1">
+            <w:r>
+              <w:rPr>
+                <w:rStyle w:val="Hyperlink"/>
+                <w:noProof/>
+                <w:lang w:val="hr-HR"/>
+              </w:rPr>
+              <w:t>6.</w:t>
+            </w:r>
+            <w:r>
+              <w:rPr>
+                <w:rFonts w:asciiTheme="minorHAnsi" w:eastAsiaTheme="minorEastAsia" w:hAnsiTheme="minorHAnsi" w:cstheme="minorBidi"/>
+                <w:noProof/>
+                <w:kern w:val="2"/>
+                <w:sz w:val="24"/>
+                <w:szCs w:val="24"/>
+                <w:lang w:val="hr-HR" w:eastAsia="hr-HR"/>
+                <w14:ligatures w14:val="standardContextual"/>
+              </w:rPr>
+              <w:tab/>
+            </w:r>
+            <w:r>
+              <w:rPr>
+                <w:rStyle w:val="Hyperlink"/>
+                <w:noProof/>
+                <w:lang w:val="hr-HR"/>
+              </w:rPr>
+              <w:t>Rezultat(i)</w:t>
+            </w:r>
+            <w:r>
+              <w:rPr>
+                <w:noProof/>
+              </w:rPr>
+              <w:tab/>
+            </w:r>
+            <w:r>
+              <w:rPr>
+                <w:noProof/>
+              </w:rPr>
+              <w:fldChar w:fldCharType="begin"/>
+            </w:r>
+            <w:r>
+              <w:rPr>
+                <w:noProof/>
+              </w:rPr>
+              <w:instrText xml:space="preserve"> PAGEREF _Toc213692804 \h </w:instrText>
+            </w:r>
+            <w:r>
+              <w:rPr>
+                <w:noProof/>
+              </w:rPr>
+            </w:r>
+            <w:r>
+              <w:rPr>
+                <w:noProof/>
+              </w:rPr>
+              <w:fldChar w:fldCharType="separate"/>
+            </w:r>
+            <w:r>
+              <w:rPr>
+                <w:noProof/>
+              </w:rPr>
+              <w:t>3</w:t>
+            </w:r>
+            <w:r>
+              <w:rPr>
+                <w:noProof/>
+              </w:rPr>
+              <w:fldChar w:fldCharType="end"/>
+            </w:r>
+          </w:hyperlink>
         </w:p>
         <w:p>
           <w:pPr>
@@ -331,33 +647,86 @@
               <w:tab w:val="left" w:pos="432"/>
             </w:tabs>
             <w:rPr>
+              <w:rFonts w:asciiTheme="minorHAnsi" w:eastAsiaTheme="minorEastAsia" w:hAnsiTheme="minorHAnsi" w:cstheme="minorBidi"/>
+              <w:noProof/>
+              <w:kern w:val="2"/>
               <w:sz w:val="24"/>
               <w:szCs w:val="24"/>
+              <w:lang w:val="hr-HR" w:eastAsia="hr-HR"/>
+              <w14:ligatures w14:val="standardContextual"/>
             </w:rPr>
           </w:pPr>
-          <w:r>
-            <w:rPr>
-              <w:lang w:val="hr-HR"/>
-            </w:rPr>
-            <w:t>7.</w:t>
-          </w:r>
-          <w:r>
-            <w:rPr>
-              <w:sz w:val="24"/>
-              <w:szCs w:val="24"/>
-            </w:rPr>
-            <w:tab/>
-          </w:r>
-          <w:r>
-            <w:rPr>
-              <w:lang w:val="hr-HR"/>
-            </w:rPr>
-            <w:t>Slični projekti</w:t>
-          </w:r>
-          <w:r>
-            <w:tab/>
-            <w:t>4</w:t>
-          </w:r>
+          <w:hyperlink w:anchor="_Toc213692805" w:history="1">
+            <w:r>
+              <w:rPr>
+                <w:rStyle w:val="Hyperlink"/>
+                <w:noProof/>
+                <w:lang w:val="hr-HR"/>
+              </w:rPr>
+              <w:t>7.</w:t>
+            </w:r>
+            <w:r>
+              <w:rPr>
+                <w:rFonts w:asciiTheme="minorHAnsi" w:eastAsiaTheme="minorEastAsia" w:hAnsiTheme="minorHAnsi" w:cstheme="minorBidi"/>
+                <w:noProof/>
+                <w:kern w:val="2"/>
+                <w:sz w:val="24"/>
+                <w:szCs w:val="24"/>
+                <w:lang w:val="hr-HR" w:eastAsia="hr-HR"/>
+                <w14:ligatures w14:val="standardContextual"/>
+              </w:rPr>
+              <w:tab/>
+            </w:r>
+            <w:r>
+              <w:rPr>
+                <w:rStyle w:val="Hyperlink"/>
+                <w:noProof/>
+                <w:lang w:val="hr-HR"/>
+              </w:rPr>
+              <w:t>Slični projekti</w:t>
+            </w:r>
+            <w:r>
+              <w:rPr>
+                <w:noProof/>
+              </w:rPr>
+              <w:tab/>
+            </w:r>
+            <w:r>
+              <w:rPr>
+                <w:noProof/>
+              </w:rPr>
+              <w:fldChar w:fldCharType="begin"/>
+            </w:r>
+            <w:r>
+              <w:rPr>
+                <w:noProof/>
+              </w:rPr>
+              <w:instrText xml:space="preserve"> PAGEREF _Toc213692805 \h </w:instrText>
+            </w:r>
+            <w:r>
+              <w:rPr>
+                <w:noProof/>
+              </w:rPr>
+            </w:r>
+            <w:r>
+              <w:rPr>
+                <w:noProof/>
+              </w:rPr>
+              <w:fldChar w:fldCharType="separate"/>
+            </w:r>
+            <w:r>
+              <w:rPr>
+                <w:noProof/>
+              </w:rPr>
+              <w:t>3</w:t>
+            </w:r>
+            <w:r>
+              <w:rPr>
+                <w:noProof/>
+              </w:rPr>
+              <w:fldChar w:fldCharType="end"/>
+            </w:r>
+          </w:hyperlink>
         </w:p>
         <w:p>
           <w:pPr>
@@ -366,33 +735,86 @@
               <w:tab w:val="left" w:pos="432"/>
             </w:tabs>
             <w:rPr>
+              <w:rFonts w:asciiTheme="minorHAnsi" w:eastAsiaTheme="minorEastAsia" w:hAnsiTheme="minorHAnsi" w:cstheme="minorBidi"/>
+              <w:noProof/>
+              <w:kern w:val="2"/>
               <w:sz w:val="24"/>
               <w:szCs w:val="24"/>
+              <w:lang w:val="hr-HR" w:eastAsia="hr-HR"/>
+              <w14:ligatures w14:val="standardContextual"/>
             </w:rPr>
           </w:pPr>
-          <w:r>
-            <w:rPr>
-              <w:lang w:val="hr-HR"/>
-            </w:rPr>
-            <w:t>8.</w:t>
-          </w:r>
-          <w:r>
-            <w:rPr>
-              <w:sz w:val="24"/>
-              <w:szCs w:val="24"/>
-            </w:rPr>
-            <w:tab/>
-          </w:r>
-          <w:r>
-            <w:rPr>
-              <w:lang w:val="hr-HR"/>
-            </w:rPr>
-            <w:t>Resursi</w:t>
-          </w:r>
-          <w:r>
-            <w:tab/>
-            <w:t>4</w:t>
-          </w:r>
+          <w:hyperlink w:anchor="_Toc213692806" w:history="1">
+            <w:r>
+              <w:rPr>
+                <w:rStyle w:val="Hyperlink"/>
+                <w:noProof/>
+                <w:lang w:val="hr-HR"/>
+              </w:rPr>
+              <w:t>8.</w:t>
+            </w:r>
+            <w:r>
+              <w:rPr>
+                <w:rFonts w:asciiTheme="minorHAnsi" w:eastAsiaTheme="minorEastAsia" w:hAnsiTheme="minorHAnsi" w:cstheme="minorBidi"/>
+                <w:noProof/>
+                <w:kern w:val="2"/>
+                <w:sz w:val="24"/>
+                <w:szCs w:val="24"/>
+                <w:lang w:val="hr-HR" w:eastAsia="hr-HR"/>
+                <w14:ligatures w14:val="standardContextual"/>
+              </w:rPr>
+              <w:tab/>
+            </w:r>
+            <w:r>
+              <w:rPr>
+                <w:rStyle w:val="Hyperlink"/>
+                <w:noProof/>
+                <w:lang w:val="hr-HR"/>
+              </w:rPr>
+              <w:t>Resursi</w:t>
+            </w:r>
+            <w:r>
+              <w:rPr>
+                <w:noProof/>
+              </w:rPr>
+              <w:tab/>
+            </w:r>
+            <w:r>
+              <w:rPr>
+                <w:noProof/>
+              </w:rPr>
+              <w:fldChar w:fldCharType="begin"/>
+            </w:r>
+            <w:r>
+              <w:rPr>
+                <w:noProof/>
+              </w:rPr>
+              <w:instrText xml:space="preserve"> PAGEREF _Toc213692806 \h </w:instrText>
+            </w:r>
+            <w:r>
+              <w:rPr>
+                <w:noProof/>
+              </w:rPr>
+            </w:r>
+            <w:r>
+              <w:rPr>
+                <w:noProof/>
+              </w:rPr>
+              <w:fldChar w:fldCharType="separate"/>
+            </w:r>
+            <w:r>
+              <w:rPr>
+                <w:noProof/>
+              </w:rPr>
+              <w:t>4</w:t>
+            </w:r>
+            <w:r>
+              <w:rPr>
+                <w:noProof/>
+              </w:rPr>
+              <w:fldChar w:fldCharType="end"/>
+            </w:r>
+          </w:hyperlink>
         </w:p>
         <w:p>
           <w:pPr>
@@ -401,33 +823,649 @@
               <w:tab w:val="left" w:pos="432"/>
             </w:tabs>
             <w:rPr>
+              <w:rFonts w:asciiTheme="minorHAnsi" w:eastAsiaTheme="minorEastAsia" w:hAnsiTheme="minorHAnsi" w:cstheme="minorBidi"/>
+              <w:noProof/>
+              <w:kern w:val="2"/>
               <w:sz w:val="24"/>
               <w:szCs w:val="24"/>
+              <w:lang w:val="hr-HR" w:eastAsia="hr-HR"/>
+              <w14:ligatures w14:val="standardContextual"/>
             </w:rPr>
           </w:pPr>
-          <w:r>
-            <w:rPr>
-              <w:lang w:val="hr-HR"/>
-            </w:rPr>
-            <w:t>9.</w:t>
-          </w:r>
-          <w:r>
-            <w:rPr>
+          <w:hyperlink w:anchor="_Toc213692807" w:history="1">
+            <w:r>
+              <w:rPr>
+                <w:rStyle w:val="Hyperlink"/>
+                <w:noProof/>
+                <w:lang w:val="hr-HR"/>
+              </w:rPr>
+              <w:t>9.</w:t>
+            </w:r>
+            <w:r>
+              <w:rPr>
+                <w:rFonts w:asciiTheme="minorHAnsi" w:eastAsiaTheme="minorEastAsia" w:hAnsiTheme="minorHAnsi" w:cstheme="minorBidi"/>
+                <w:noProof/>
+                <w:kern w:val="2"/>
+                <w:sz w:val="24"/>
+                <w:szCs w:val="24"/>
+                <w:lang w:val="hr-HR" w:eastAsia="hr-HR"/>
+                <w14:ligatures w14:val="standardContextual"/>
+              </w:rPr>
+              <w:tab/>
+            </w:r>
+            <w:r>
+              <w:rPr>
+                <w:rStyle w:val="Hyperlink"/>
+                <w:noProof/>
+                <w:lang w:val="hr-HR"/>
+              </w:rPr>
+              <w:t>Glavni rizici</w:t>
+            </w:r>
+            <w:r>
+              <w:rPr>
+                <w:noProof/>
+              </w:rPr>
+              <w:tab/>
+            </w:r>
+            <w:r>
+              <w:rPr>
+                <w:noProof/>
+              </w:rPr>
+              <w:fldChar w:fldCharType="begin"/>
+            </w:r>
+            <w:r>
+              <w:rPr>
+                <w:noProof/>
+              </w:rPr>
+              <w:instrText xml:space="preserve"> PAGEREF _Toc213692807 \h </w:instrText>
+            </w:r>
+            <w:r>
+              <w:rPr>
+                <w:noProof/>
+              </w:rPr>
+            </w:r>
+            <w:r>
+              <w:rPr>
+                <w:noProof/>
+              </w:rPr>
+              <w:fldChar w:fldCharType="separate"/>
+            </w:r>
+            <w:r>
+              <w:rPr>
+                <w:noProof/>
+              </w:rPr>
+              <w:t>4</w:t>
+            </w:r>
+            <w:r>
+              <w:rPr>
+                <w:noProof/>
+              </w:rPr>
+              <w:fldChar w:fldCharType="end"/>
+            </w:r>
+          </w:hyperlink>
+        </w:p>
+        <w:p>
+          <w:pPr>
+            <w:pStyle w:val="TOC1"/>
+            <w:tabs>
+              <w:tab w:val="left" w:pos="990"/>
+            </w:tabs>
+            <w:rPr>
+              <w:rFonts w:asciiTheme="minorHAnsi" w:eastAsiaTheme="minorEastAsia" w:hAnsiTheme="minorHAnsi" w:cstheme="minorBidi"/>
+              <w:noProof/>
+              <w:kern w:val="2"/>
               <w:sz w:val="24"/>
               <w:szCs w:val="24"/>
-            </w:rPr>
-            <w:tab/>
-          </w:r>
-          <w:r>
-            <w:rPr>
-              <w:lang w:val="hr-HR"/>
-            </w:rPr>
-            <w:t>Glavni rizici</w:t>
-          </w:r>
-          <w:r>
-            <w:tab/>
-            <w:t>5</w:t>
-          </w:r>
+              <w:lang w:val="hr-HR" w:eastAsia="hr-HR"/>
+              <w14:ligatures w14:val="standardContextual"/>
+            </w:rPr>
+          </w:pPr>
+          <w:hyperlink w:anchor="_Toc213692808" w:history="1">
+            <w:r>
+              <w:rPr>
+                <w:rStyle w:val="Hyperlink"/>
+                <w:noProof/>
+                <w:lang w:val="hr-HR"/>
+              </w:rPr>
+              <w:t>10.</w:t>
+            </w:r>
+            <w:r>
+              <w:rPr>
+                <w:rFonts w:asciiTheme="minorHAnsi" w:eastAsiaTheme="minorEastAsia" w:hAnsiTheme="minorHAnsi" w:cstheme="minorBidi"/>
+                <w:noProof/>
+                <w:kern w:val="2"/>
+                <w:sz w:val="24"/>
+                <w:szCs w:val="24"/>
+                <w:lang w:val="hr-HR" w:eastAsia="hr-HR"/>
+                <w14:ligatures w14:val="standardContextual"/>
+              </w:rPr>
+              <w:tab/>
+            </w:r>
+            <w:r>
+              <w:rPr>
+                <w:rStyle w:val="Hyperlink"/>
+                <w:noProof/>
+                <w:lang w:val="hr-HR"/>
+              </w:rPr>
+              <w:t>Smanjivanje rizika</w:t>
+            </w:r>
+            <w:r>
+              <w:rPr>
+                <w:noProof/>
+              </w:rPr>
+              <w:tab/>
+            </w:r>
+            <w:r>
+              <w:rPr>
+                <w:noProof/>
+              </w:rPr>
+              <w:fldChar w:fldCharType="begin"/>
+            </w:r>
+            <w:r>
+              <w:rPr>
+                <w:noProof/>
+              </w:rPr>
+              <w:instrText xml:space="preserve"> PAGEREF _Toc213692808 \h </w:instrText>
+            </w:r>
+            <w:r>
+              <w:rPr>
+                <w:noProof/>
+              </w:rPr>
+            </w:r>
+            <w:r>
+              <w:rPr>
+                <w:noProof/>
+              </w:rPr>
+              <w:fldChar w:fldCharType="separate"/>
+            </w:r>
+            <w:r>
+              <w:rPr>
+                <w:noProof/>
+              </w:rPr>
+              <w:t>4</w:t>
+            </w:r>
+            <w:r>
+              <w:rPr>
+                <w:noProof/>
+              </w:rPr>
+              <w:fldChar w:fldCharType="end"/>
+            </w:r>
+          </w:hyperlink>
+        </w:p>
+        <w:p>
+          <w:pPr>
+            <w:pStyle w:val="TOC1"/>
+            <w:tabs>
+              <w:tab w:val="left" w:pos="990"/>
+            </w:tabs>
+            <w:rPr>
+              <w:rFonts w:asciiTheme="minorHAnsi" w:eastAsiaTheme="minorEastAsia" w:hAnsiTheme="minorHAnsi" w:cstheme="minorBidi"/>
+              <w:noProof/>
+              <w:kern w:val="2"/>
+              <w:sz w:val="24"/>
+              <w:szCs w:val="24"/>
+              <w:lang w:val="hr-HR" w:eastAsia="hr-HR"/>
+              <w14:ligatures w14:val="standardContextual"/>
+            </w:rPr>
+          </w:pPr>
+          <w:hyperlink w:anchor="_Toc213692809" w:history="1">
+            <w:r>
+              <w:rPr>
+                <w:rStyle w:val="Hyperlink"/>
+                <w:noProof/>
+                <w:lang w:val="hr-HR"/>
+              </w:rPr>
+              <w:t>11.</w:t>
+            </w:r>
+            <w:r>
+              <w:rPr>
+                <w:rFonts w:asciiTheme="minorHAnsi" w:eastAsiaTheme="minorEastAsia" w:hAnsiTheme="minorHAnsi" w:cstheme="minorBidi"/>
+                <w:noProof/>
+                <w:kern w:val="2"/>
+                <w:sz w:val="24"/>
+                <w:szCs w:val="24"/>
+                <w:lang w:val="hr-HR" w:eastAsia="hr-HR"/>
+                <w14:ligatures w14:val="standardContextual"/>
+              </w:rPr>
+              <w:tab/>
+            </w:r>
+            <w:r>
+              <w:rPr>
+                <w:rStyle w:val="Hyperlink"/>
+                <w:noProof/>
+                <w:lang w:val="hr-HR"/>
+              </w:rPr>
+              <w:t>Glavne faze projekta</w:t>
+            </w:r>
+            <w:r>
+              <w:rPr>
+                <w:noProof/>
+              </w:rPr>
+              <w:tab/>
+            </w:r>
+            <w:r>
+              <w:rPr>
+                <w:noProof/>
+              </w:rPr>
+              <w:fldChar w:fldCharType="begin"/>
+            </w:r>
+            <w:r>
+              <w:rPr>
+                <w:noProof/>
+              </w:rPr>
+              <w:instrText xml:space="preserve"> PAGEREF _Toc213692809 \h </w:instrText>
+            </w:r>
+            <w:r>
+              <w:rPr>
+                <w:noProof/>
+              </w:rPr>
+            </w:r>
+            <w:r>
+              <w:rPr>
+                <w:noProof/>
+              </w:rPr>
+              <w:fldChar w:fldCharType="separate"/>
+            </w:r>
+            <w:r>
+              <w:rPr>
+                <w:noProof/>
+              </w:rPr>
+              <w:t>5</w:t>
+            </w:r>
+            <w:r>
+              <w:rPr>
+                <w:noProof/>
+              </w:rPr>
+              <w:fldChar w:fldCharType="end"/>
+            </w:r>
+          </w:hyperlink>
+        </w:p>
+        <w:p>
+          <w:pPr>
+            <w:pStyle w:val="TOC1"/>
+            <w:tabs>
+              <w:tab w:val="left" w:pos="990"/>
+            </w:tabs>
+            <w:rPr>
+              <w:rFonts w:asciiTheme="minorHAnsi" w:eastAsiaTheme="minorEastAsia" w:hAnsiTheme="minorHAnsi" w:cstheme="minorBidi"/>
+              <w:noProof/>
+              <w:kern w:val="2"/>
+              <w:sz w:val="24"/>
+              <w:szCs w:val="24"/>
+              <w:lang w:val="hr-HR" w:eastAsia="hr-HR"/>
+              <w14:ligatures w14:val="standardContextual"/>
+            </w:rPr>
+          </w:pPr>
+          <w:hyperlink w:anchor="_Toc213692810" w:history="1">
+            <w:r>
+              <w:rPr>
+                <w:rStyle w:val="Hyperlink"/>
+                <w:noProof/>
+                <w:lang w:val="hr-HR"/>
+              </w:rPr>
+              <w:t>12.</w:t>
+            </w:r>
+            <w:r>
+              <w:rPr>
+                <w:rFonts w:asciiTheme="minorHAnsi" w:eastAsiaTheme="minorEastAsia" w:hAnsiTheme="minorHAnsi" w:cstheme="minorBidi"/>
+                <w:noProof/>
+                <w:kern w:val="2"/>
+                <w:sz w:val="24"/>
+                <w:szCs w:val="24"/>
+                <w:lang w:val="hr-HR" w:eastAsia="hr-HR"/>
+                <w14:ligatures w14:val="standardContextual"/>
+              </w:rPr>
+              <w:tab/>
+            </w:r>
+            <w:r>
+              <w:rPr>
+                <w:rStyle w:val="Hyperlink"/>
+                <w:noProof/>
+                <w:lang w:val="hr-HR"/>
+              </w:rPr>
+              <w:t xml:space="preserve">Struktura raspodijeljenog posla (engl. </w:t>
+            </w:r>
+            <w:r>
+              <w:rPr>
+                <w:rStyle w:val="Hyperlink"/>
+                <w:i/>
+                <w:noProof/>
+                <w:lang w:val="hr-HR"/>
+              </w:rPr>
+              <w:t>Work Breakdown Structure</w:t>
+            </w:r>
+            <w:r>
+              <w:rPr>
+                <w:rStyle w:val="Hyperlink"/>
+                <w:noProof/>
+                <w:lang w:val="hr-HR"/>
+              </w:rPr>
+              <w:t xml:space="preserve"> - WBS)</w:t>
+            </w:r>
+            <w:r>
+              <w:rPr>
+                <w:noProof/>
+              </w:rPr>
+              <w:tab/>
+            </w:r>
+            <w:r>
+              <w:rPr>
+                <w:noProof/>
+              </w:rPr>
+              <w:fldChar w:fldCharType="begin"/>
+            </w:r>
+            <w:r>
+              <w:rPr>
+                <w:noProof/>
+              </w:rPr>
+              <w:instrText xml:space="preserve"> PAGEREF _Toc213692810 \h </w:instrText>
+            </w:r>
+            <w:r>
+              <w:rPr>
+                <w:noProof/>
+              </w:rPr>
+            </w:r>
+            <w:r>
+              <w:rPr>
+                <w:noProof/>
+              </w:rPr>
+              <w:fldChar w:fldCharType="separate"/>
+            </w:r>
+            <w:r>
+              <w:rPr>
+                <w:noProof/>
+              </w:rPr>
+              <w:t>6</w:t>
+            </w:r>
+            <w:r>
+              <w:rPr>
+                <w:noProof/>
+              </w:rPr>
+              <w:fldChar w:fldCharType="end"/>
+            </w:r>
+          </w:hyperlink>
+        </w:p>
+        <w:p>
+          <w:pPr>
+            <w:pStyle w:val="TOC1"/>
+            <w:tabs>
+              <w:tab w:val="left" w:pos="990"/>
+            </w:tabs>
+            <w:rPr>
+              <w:rFonts w:asciiTheme="minorHAnsi" w:eastAsiaTheme="minorEastAsia" w:hAnsiTheme="minorHAnsi" w:cstheme="minorBidi"/>
+              <w:noProof/>
+              <w:kern w:val="2"/>
+              <w:sz w:val="24"/>
+              <w:szCs w:val="24"/>
+              <w:lang w:val="hr-HR" w:eastAsia="hr-HR"/>
+              <w14:ligatures w14:val="standardContextual"/>
+            </w:rPr>
+          </w:pPr>
+          <w:hyperlink w:anchor="_Toc213692811" w:history="1">
+            <w:r>
+              <w:rPr>
+                <w:rStyle w:val="Hyperlink"/>
+                <w:noProof/>
+                <w:lang w:val="hr-HR"/>
+              </w:rPr>
+              <w:t>13.</w:t>
+            </w:r>
+            <w:r>
+              <w:rPr>
+                <w:rFonts w:asciiTheme="minorHAnsi" w:eastAsiaTheme="minorEastAsia" w:hAnsiTheme="minorHAnsi" w:cstheme="minorBidi"/>
+                <w:noProof/>
+                <w:kern w:val="2"/>
+                <w:sz w:val="24"/>
+                <w:szCs w:val="24"/>
+                <w:lang w:val="hr-HR" w:eastAsia="hr-HR"/>
+                <w14:ligatures w14:val="standardContextual"/>
+              </w:rPr>
+              <w:tab/>
+            </w:r>
+            <w:r>
+              <w:rPr>
+                <w:rStyle w:val="Hyperlink"/>
+                <w:noProof/>
+                <w:lang w:val="hr-HR"/>
+              </w:rPr>
+              <w:t xml:space="preserve">Kontrolne točke projekta (engl. </w:t>
+            </w:r>
+            <w:r>
+              <w:rPr>
+                <w:rStyle w:val="Hyperlink"/>
+                <w:i/>
+                <w:iCs/>
+                <w:noProof/>
+                <w:lang w:val="hr-HR"/>
+              </w:rPr>
+              <w:t>milestones</w:t>
+            </w:r>
+            <w:r>
+              <w:rPr>
+                <w:rStyle w:val="Hyperlink"/>
+                <w:noProof/>
+                <w:lang w:val="hr-HR"/>
+              </w:rPr>
+              <w:t>)</w:t>
+            </w:r>
+            <w:r>
+              <w:rPr>
+                <w:noProof/>
+              </w:rPr>
+              <w:tab/>
+            </w:r>
+            <w:r>
+              <w:rPr>
+                <w:noProof/>
+              </w:rPr>
+              <w:fldChar w:fldCharType="begin"/>
+            </w:r>
+            <w:r>
+              <w:rPr>
+                <w:noProof/>
+              </w:rPr>
+              <w:instrText xml:space="preserve"> PAGEREF _Toc213692811 \h </w:instrText>
+            </w:r>
+            <w:r>
+              <w:rPr>
+                <w:noProof/>
+              </w:rPr>
+            </w:r>
+            <w:r>
+              <w:rPr>
+                <w:noProof/>
+              </w:rPr>
+              <w:fldChar w:fldCharType="separate"/>
+            </w:r>
+            <w:r>
+              <w:rPr>
+                <w:noProof/>
+              </w:rPr>
+              <w:t>6</w:t>
+            </w:r>
+            <w:r>
+              <w:rPr>
+                <w:noProof/>
+              </w:rPr>
+              <w:fldChar w:fldCharType="end"/>
+            </w:r>
+          </w:hyperlink>
+        </w:p>
+        <w:p>
+          <w:pPr>
+            <w:pStyle w:val="TOC1"/>
+            <w:tabs>
+              <w:tab w:val="left" w:pos="990"/>
+            </w:tabs>
+            <w:rPr>
+              <w:rFonts w:asciiTheme="minorHAnsi" w:eastAsiaTheme="minorEastAsia" w:hAnsiTheme="minorHAnsi" w:cstheme="minorBidi"/>
+              <w:noProof/>
+              <w:kern w:val="2"/>
+              <w:sz w:val="24"/>
+              <w:szCs w:val="24"/>
+              <w:lang w:val="hr-HR" w:eastAsia="hr-HR"/>
+              <w14:ligatures w14:val="standardContextual"/>
+            </w:rPr>
+          </w:pPr>
+          <w:hyperlink w:anchor="_Toc213692812" w:history="1">
+            <w:r>
+              <w:rPr>
+                <w:rStyle w:val="Hyperlink"/>
+                <w:noProof/>
+                <w:lang w:val="hr-HR"/>
+              </w:rPr>
+              <w:t>14.</w:t>
+            </w:r>
+            <w:r>
+              <w:rPr>
+                <w:rFonts w:asciiTheme="minorHAnsi" w:eastAsiaTheme="minorEastAsia" w:hAnsiTheme="minorHAnsi" w:cstheme="minorBidi"/>
+                <w:noProof/>
+                <w:kern w:val="2"/>
+                <w:sz w:val="24"/>
+                <w:szCs w:val="24"/>
+                <w:lang w:val="hr-HR" w:eastAsia="hr-HR"/>
+                <w14:ligatures w14:val="standardContextual"/>
+              </w:rPr>
+              <w:tab/>
+            </w:r>
+            <w:r>
+              <w:rPr>
+                <w:rStyle w:val="Hyperlink"/>
+                <w:noProof/>
+                <w:lang w:val="hr-HR"/>
+              </w:rPr>
+              <w:t>Gantogram</w:t>
+            </w:r>
+            <w:r>
+              <w:rPr>
+                <w:noProof/>
+              </w:rPr>
+              <w:tab/>
+            </w:r>
+            <w:r>
+              <w:rPr>
+                <w:noProof/>
+              </w:rPr>
+              <w:fldChar w:fldCharType="begin"/>
+            </w:r>
+            <w:r>
+              <w:rPr>
+                <w:noProof/>
+              </w:rPr>
+              <w:instrText xml:space="preserve"> PAGEREF _Toc213692812 \h </w:instrText>
+            </w:r>
+            <w:r>
+              <w:rPr>
+                <w:noProof/>
+              </w:rPr>
+            </w:r>
+            <w:r>
+              <w:rPr>
+                <w:noProof/>
+              </w:rPr>
+              <w:fldChar w:fldCharType="separate"/>
+            </w:r>
+            <w:r>
+              <w:rPr>
+                <w:noProof/>
+              </w:rPr>
+              <w:t>7</w:t>
+            </w:r>
+            <w:r>
+              <w:rPr>
+                <w:noProof/>
+              </w:rPr>
+              <w:fldChar w:fldCharType="end"/>
+            </w:r>
+          </w:hyperlink>
+        </w:p>
+        <w:p>
+          <w:pPr>
+            <w:pStyle w:val="TOC1"/>
+            <w:tabs>
+              <w:tab w:val="left" w:pos="990"/>
+            </w:tabs>
+            <w:rPr>
+              <w:rFonts w:asciiTheme="minorHAnsi" w:eastAsiaTheme="minorEastAsia" w:hAnsiTheme="minorHAnsi" w:cstheme="minorBidi"/>
+              <w:noProof/>
+              <w:kern w:val="2"/>
+              <w:sz w:val="24"/>
+              <w:szCs w:val="24"/>
+              <w:lang w:val="hr-HR" w:eastAsia="hr-HR"/>
+              <w14:ligatures w14:val="standardContextual"/>
+            </w:rPr>
+          </w:pPr>
+          <w:hyperlink w:anchor="_Toc213692813" w:history="1">
+            <w:r>
+              <w:rPr>
+                <w:rStyle w:val="Hyperlink"/>
+                <w:noProof/>
+                <w:lang w:val="hr-HR"/>
+              </w:rPr>
+              <w:t>15.</w:t>
+            </w:r>
+            <w:r>
+              <w:rPr>
+                <w:rFonts w:asciiTheme="minorHAnsi" w:eastAsiaTheme="minorEastAsia" w:hAnsiTheme="minorHAnsi" w:cstheme="minorBidi"/>
+                <w:noProof/>
+                <w:kern w:val="2"/>
+                <w:sz w:val="24"/>
+                <w:szCs w:val="24"/>
+                <w:lang w:val="hr-HR" w:eastAsia="hr-HR"/>
+                <w14:ligatures w14:val="standardContextual"/>
+              </w:rPr>
+              <w:tab/>
+            </w:r>
+            <w:r>
+              <w:rPr>
+                <w:rStyle w:val="Hyperlink"/>
+                <w:noProof/>
+                <w:lang w:val="hr-HR"/>
+              </w:rPr>
+              <w:t>Zapisnici sastanaka</w:t>
+            </w:r>
+            <w:r>
+              <w:rPr>
+                <w:noProof/>
+              </w:rPr>
+              <w:tab/>
+            </w:r>
+            <w:r>
+              <w:rPr>
+                <w:noProof/>
+              </w:rPr>
+              <w:fldChar w:fldCharType="begin"/>
+            </w:r>
+            <w:r>
+              <w:rPr>
+                <w:noProof/>
+              </w:rPr>
+              <w:instrText xml:space="preserve"> PAGEREF _Toc213692813 \h </w:instrText>
+            </w:r>
+            <w:r>
+              <w:rPr>
+                <w:noProof/>
+              </w:rPr>
+            </w:r>
+            <w:r>
+              <w:rPr>
+                <w:noProof/>
+              </w:rPr>
+              <w:fldChar w:fldCharType="separate"/>
+            </w:r>
+            <w:r>
+              <w:rPr>
+                <w:noProof/>
+              </w:rPr>
+              <w:t>8</w:t>
+            </w:r>
+            <w:r>
+              <w:rPr>
+                <w:noProof/>
+              </w:rPr>
+              <w:fldChar w:fldCharType="end"/>
+            </w:r>
+          </w:hyperlink>
         </w:p>
         <w:p>
           <w:pPr>
@@ -441,217 +1479,6 @@
             </w:rPr>
           </w:pPr>
           <w:r>
-            <w:rPr>
-              <w:lang w:val="hr-HR"/>
-            </w:rPr>
-            <w:t>10.</w:t>
-          </w:r>
-          <w:r>
-            <w:rPr>
-              <w:sz w:val="24"/>
-              <w:szCs w:val="24"/>
-            </w:rPr>
-            <w:tab/>
-          </w:r>
-          <w:r>
-            <w:rPr>
-              <w:lang w:val="hr-HR"/>
-            </w:rPr>
-            <w:t>Smanjivanje rizika</w:t>
-          </w:r>
-          <w:r>
-            <w:tab/>
-            <w:t>5</w:t>
-          </w:r>
-        </w:p>
-        <w:p>
-          <w:pPr>
-            <w:pStyle w:val="TOC1"/>
-            <w:tabs>
-              <w:tab w:val="left" w:pos="426"/>
-            </w:tabs>
-            <w:rPr>
-              <w:sz w:val="24"/>
-              <w:szCs w:val="24"/>
-            </w:rPr>
-          </w:pPr>
-          <w:r>
-            <w:rPr>
-              <w:lang w:val="hr-HR"/>
-            </w:rPr>
-            <w:t>11.</w:t>
-          </w:r>
-          <w:r>
-            <w:rPr>
-              <w:sz w:val="24"/>
-              <w:szCs w:val="24"/>
-            </w:rPr>
-            <w:tab/>
-          </w:r>
-          <w:r>
-            <w:rPr>
-              <w:lang w:val="hr-HR"/>
-            </w:rPr>
-            <w:t>Glavne faze projekta</w:t>
-          </w:r>
-          <w:r>
-            <w:tab/>
-            <w:t>5</w:t>
-          </w:r>
-        </w:p>
-        <w:p>
-          <w:pPr>
-            <w:pStyle w:val="TOC1"/>
-            <w:tabs>
-              <w:tab w:val="left" w:pos="426"/>
-            </w:tabs>
-            <w:rPr>
-              <w:sz w:val="24"/>
-              <w:szCs w:val="24"/>
-            </w:rPr>
-          </w:pPr>
-          <w:r>
-            <w:rPr>
-              <w:lang w:val="hr-HR"/>
-            </w:rPr>
-            <w:t>12.</w:t>
-          </w:r>
-          <w:r>
-            <w:rPr>
-              <w:sz w:val="24"/>
-              <w:szCs w:val="24"/>
-            </w:rPr>
-            <w:tab/>
-          </w:r>
-          <w:r>
-            <w:rPr>
-              <w:lang w:val="hr-HR"/>
-            </w:rPr>
-            <w:t xml:space="preserve">Struktura raspodijeljenog posla (engl. </w:t>
-          </w:r>
-          <w:r>
-            <w:rPr>
-              <w:i/>
-              <w:lang w:val="hr-HR"/>
-            </w:rPr>
-            <w:t>Work Breakdown Structure</w:t>
-          </w:r>
-          <w:r>
-            <w:rPr>
-              <w:lang w:val="hr-HR"/>
-            </w:rPr>
-            <w:t xml:space="preserve"> - WBS)</w:t>
-          </w:r>
-          <w:r>
-            <w:tab/>
-            <w:t>5</w:t>
-          </w:r>
-        </w:p>
-        <w:p>
-          <w:pPr>
-            <w:pStyle w:val="TOC1"/>
-            <w:tabs>
-              <w:tab w:val="left" w:pos="426"/>
-            </w:tabs>
-            <w:rPr>
-              <w:sz w:val="24"/>
-              <w:szCs w:val="24"/>
-            </w:rPr>
-          </w:pPr>
-          <w:r>
-            <w:rPr>
-              <w:lang w:val="hr-HR"/>
-            </w:rPr>
-            <w:t>13.</w:t>
-          </w:r>
-          <w:r>
-            <w:rPr>
-              <w:sz w:val="24"/>
-              <w:szCs w:val="24"/>
-            </w:rPr>
-            <w:tab/>
-          </w:r>
-          <w:r>
-            <w:rPr>
-              <w:lang w:val="hr-HR"/>
-            </w:rPr>
-            <w:t>Kontrolne točke projekta</w:t>
-          </w:r>
-          <w:r>
-            <w:tab/>
-            <w:t>5</w:t>
-          </w:r>
-        </w:p>
-        <w:p>
-          <w:pPr>
-            <w:pStyle w:val="TOC1"/>
-            <w:tabs>
-              <w:tab w:val="left" w:pos="426"/>
-            </w:tabs>
-            <w:rPr>
-              <w:sz w:val="24"/>
-              <w:szCs w:val="24"/>
-            </w:rPr>
-          </w:pPr>
-          <w:r>
-            <w:rPr>
-              <w:lang w:val="hr-HR"/>
-            </w:rPr>
-            <w:t>14.</w:t>
-          </w:r>
-          <w:r>
-            <w:rPr>
-              <w:sz w:val="24"/>
-              <w:szCs w:val="24"/>
-            </w:rPr>
-            <w:tab/>
-          </w:r>
-          <w:r>
-            <w:rPr>
-              <w:lang w:val="hr-HR"/>
-            </w:rPr>
-            <w:t>Gantogram</w:t>
-          </w:r>
-          <w:r>
-            <w:tab/>
-            <w:t>5</w:t>
-          </w:r>
-        </w:p>
-        <w:p>
-          <w:pPr>
-            <w:pStyle w:val="TOC1"/>
-            <w:tabs>
-              <w:tab w:val="left" w:pos="426"/>
-            </w:tabs>
-            <w:rPr>
-              <w:sz w:val="24"/>
-              <w:szCs w:val="24"/>
-            </w:rPr>
-          </w:pPr>
-          <w:r>
-            <w:rPr>
-              <w:lang w:val="hr-HR"/>
-            </w:rPr>
-            <w:t>15.</w:t>
-          </w:r>
-          <w:r>
-            <w:rPr>
-              <w:sz w:val="24"/>
-              <w:szCs w:val="24"/>
-            </w:rPr>
-            <w:tab/>
-          </w:r>
-          <w:r>
-            <w:rPr>
-              <w:lang w:val="hr-HR"/>
-            </w:rPr>
-            <w:t>Zapisnici sastanaka</w:t>
-          </w:r>
-          <w:r>
-            <w:tab/>
-            <w:t>5</w:t>
-          </w:r>
-          <w:r>
             <w:fldChar w:fldCharType="end"/>
           </w:r>
         </w:p>
@@ -664,149 +1491,6 @@
           <w:lang w:val="hr-HR"/>
         </w:rPr>
       </w:pPr>
-      <w:r>
-        <w:br w:type="page"/>
-      </w:r>
-    </w:p>
-    <w:p>
-      <w:pPr>
-        <w:rPr>
-          <w:lang w:val="hr-HR"/>
-        </w:rPr>
-      </w:pPr>
-      <w:r>
-        <w:rPr>
-          <w:lang w:val="hr-HR"/>
-        </w:rPr>
-        <w:lastRenderedPageBreak/>
-        <w:t>Prijedlog i plan projekta</w:t>
-      </w:r>
-    </w:p>
-    <w:p>
-      <w:pPr>
-        <w:pStyle w:val="InfoBlue"/>
-      </w:pPr>
-    </w:p>
-    <w:p>
-      <w:pPr>
-        <w:pStyle w:val="InfoBlue"/>
-      </w:pPr>
-      <w:r>
-        <w:t>Na koji način koristiti predložak?</w:t>
-      </w:r>
-    </w:p>
-    <w:p>
-      <w:pPr>
-        <w:pStyle w:val="InfoBlue"/>
-      </w:pPr>
-    </w:p>
-    <w:p>
-      <w:pPr>
-        <w:pStyle w:val="InfoBlue"/>
-      </w:pPr>
-      <w:r>
-        <w:t>Tekst pisan u italic formi opisuje koje informacije je potrebno uključiti u pojedino poglavlje Prijedloga.</w:t>
-      </w:r>
-    </w:p>
-    <w:p>
-      <w:pPr>
-        <w:pStyle w:val="InfoBlue"/>
-      </w:pPr>
-      <w:r>
-        <w:t xml:space="preserve">Za upis vlastitog teksta, potrebno je pritisnuti &lt;ENTER&gt; nakon italic teksta. </w:t>
-      </w:r>
-    </w:p>
-    <w:p>
-      <w:pPr>
-        <w:pStyle w:val="InfoBlue"/>
-      </w:pPr>
-      <w:r>
-        <w:t>Tekst upisan u &lt;trokutastim zagradama&gt; treba zamijeniti s onim što se navodi.</w:t>
-      </w:r>
-    </w:p>
-    <w:p>
-      <w:pPr>
-        <w:pStyle w:val="InfoBlue"/>
-      </w:pPr>
-    </w:p>
-    <w:p>
-      <w:pPr>
-        <w:pStyle w:val="InfoBlue"/>
-      </w:pPr>
-      <w:r>
-        <w:t>Svi članovi tima trebaju pročitati plan i suglasiti se s njime, a to potvrđuju svojim potpisom na kraju dokumenta.</w:t>
-      </w:r>
-    </w:p>
-    <w:p>
-      <w:pPr>
-        <w:pStyle w:val="BodyText"/>
-        <w:rPr>
-          <w:lang w:val="hr-HR"/>
-        </w:rPr>
-      </w:pPr>
-    </w:p>
-    <w:p>
-      <w:pPr>
-        <w:pStyle w:val="BodyText"/>
-        <w:rPr>
-          <w:lang w:val="hr-HR"/>
-        </w:rPr>
-      </w:pPr>
-      <w:r>
-        <w:rPr>
-          <w:lang w:val="hr-HR"/>
-        </w:rPr>
-        <w:t>Projekt Dron.co uključivat će simulaciju prenošenja paketa dronom na upravljanje upravljačem. Plan projekta jest ostvariti interaktivnu igru u kojoj igrač pomoću upravljača upravlja dronom kroz okolinu kako bi dostavio dodijeljen paket do cilja.</w:t>
-      </w:r>
-    </w:p>
-    <w:p>
-      <w:pPr>
-        <w:pStyle w:val="BodyText"/>
-        <w:rPr>
-          <w:lang w:val="hr-HR"/>
-        </w:rPr>
-      </w:pPr>
-      <w:r>
-        <w:rPr>
-          <w:lang w:val="hr-HR"/>
-        </w:rPr>
-        <w:t xml:space="preserve">Bit igre bila bi zabavno i napeto ostvarenje cilja, odnosno dostavljanje paketa do određene lokacije u što kraćem vremenu. </w:t>
-      </w:r>
-    </w:p>
-    <w:p>
-      <w:pPr>
-        <w:pStyle w:val="BodyText"/>
-      </w:pPr>
-      <w:r>
-        <w:rPr>
-          <w:lang w:val="hr-HR"/>
-        </w:rPr>
-        <w:t xml:space="preserve">Okolina </w:t>
-      </w:r>
-      <w:r>
-        <w:rPr>
-          <w:lang w:val="hr-HR"/>
-        </w:rPr>
-        <w:t>igre</w:t>
-      </w:r>
-      <w:r>
-        <w:rPr>
-          <w:lang w:val="hr-HR"/>
-        </w:rPr>
-        <w:t xml:space="preserve">, model osmišljenog grada, a i sam model drona ostvarit će se pomoću programa Blender te biti uključeni u </w:t>
-      </w:r>
-      <w:r>
-        <w:rPr>
-          <w:lang w:val="hr-HR"/>
-        </w:rPr>
-        <w:t>igru</w:t>
-      </w:r>
-      <w:r>
-        <w:rPr>
-          <w:lang w:val="hr-HR"/>
-        </w:rPr>
-        <w:t xml:space="preserve"> napravljenu u Godot Engineu. </w:t>
-      </w:r>
       <w:r>
         <w:br w:type="page"/>
       </w:r>
@@ -862,6 +1546,7 @@
         </w:rPr>
       </w:pPr>
       <w:bookmarkStart w:id="0" w:name="_Toc179182954"/>
+      <w:bookmarkStart w:id="1" w:name="_Toc213692799"/>
       <w:r>
         <w:rPr>
           <w:lang w:val="hr-HR"/>
@@ -869,14 +1554,7 @@
         <w:t>Puni naziv projekta</w:t>
       </w:r>
       <w:bookmarkEnd w:id="0"/>
-    </w:p>
-    <w:p>
-      <w:pPr>
-        <w:pStyle w:val="InfoBlue"/>
-      </w:pPr>
-      <w:r>
-        <w:t>[Navesti puni naziv projekta iz kojeg će biti vidljiva problematika/tematika kojom se projekt bavi.]</w:t>
-      </w:r>
+      <w:bookmarkEnd w:id="1"/>
     </w:p>
     <w:p>
       <w:pPr>
@@ -891,6 +1569,14 @@
         </w:rPr>
         <w:t>Simuliranje dostavljanja paketa dronom u virtualnom okruženju</w:t>
       </w:r>
+    </w:p>
+    <w:p>
+      <w:pPr>
+        <w:pStyle w:val="BodyText"/>
+        <w:rPr>
+          <w:lang w:val="hr-HR"/>
+        </w:rPr>
+      </w:pPr>
     </w:p>
     <w:p>
       <w:pPr>
@@ -903,22 +1589,16 @@
           <w:lang w:val="hr-HR"/>
         </w:rPr>
       </w:pPr>
-      <w:bookmarkStart w:id="1" w:name="_Toc179182955"/>
+      <w:bookmarkStart w:id="2" w:name="_Toc179182955"/>
+      <w:bookmarkStart w:id="3" w:name="_Toc213692800"/>
       <w:r>
         <w:rPr>
           <w:lang w:val="hr-HR"/>
         </w:rPr>
         <w:t>Skraćeni naziv projekta</w:t>
       </w:r>
-      <w:bookmarkEnd w:id="1"/>
-    </w:p>
-    <w:p>
-      <w:pPr>
-        <w:pStyle w:val="InfoBlue"/>
-      </w:pPr>
-      <w:r>
-        <w:t>[Navesti skraćeni naziv projekta, ako je definiran.]</w:t>
-      </w:r>
+      <w:bookmarkEnd w:id="2"/>
+      <w:bookmarkEnd w:id="3"/>
     </w:p>
     <w:p>
       <w:pPr>
@@ -933,6 +1613,14 @@
         </w:rPr>
         <w:t>Dron.co</w:t>
       </w:r>
+    </w:p>
+    <w:p>
+      <w:pPr>
+        <w:pStyle w:val="BodyText"/>
+        <w:rPr>
+          <w:lang w:val="hr-HR"/>
+        </w:rPr>
+      </w:pPr>
     </w:p>
     <w:p>
       <w:pPr>
@@ -945,22 +1633,16 @@
           <w:lang w:val="hr-HR"/>
         </w:rPr>
       </w:pPr>
-      <w:bookmarkStart w:id="2" w:name="_Toc179182956"/>
+      <w:bookmarkStart w:id="4" w:name="_Toc179182956"/>
+      <w:bookmarkStart w:id="5" w:name="_Toc213692801"/>
       <w:r>
         <w:rPr>
           <w:lang w:val="hr-HR"/>
         </w:rPr>
         <w:t>Opis problema/teme projekta</w:t>
       </w:r>
-      <w:bookmarkEnd w:id="2"/>
-    </w:p>
-    <w:p>
-      <w:pPr>
-        <w:pStyle w:val="InfoBlue"/>
-      </w:pPr>
-      <w:r>
-        <w:t>[Objasniti problem, odnosno temu projekta, objasniti ukratko tip, uvjete i kontekst projekta.]</w:t>
-      </w:r>
+      <w:bookmarkEnd w:id="4"/>
+      <w:bookmarkEnd w:id="5"/>
     </w:p>
     <w:p>
       <w:pPr>
@@ -973,7 +1655,37 @@
         <w:rPr>
           <w:lang w:val="hr-HR"/>
         </w:rPr>
-        <w:t>Cilj projekta je izraditi simulaciju dostave paketa dronom u obliku zabavne interaktivne igre. Igrač će pomoću fizičkog upravljača, odnosno kontrolera, upravljati dronom kroz 3D model gradske okoline. Cilj igre jest dostaviti paket na određenu lokaciju u što kraćem vremenu.</w:t>
+        <w:t xml:space="preserve">Projekt Dron.co uključivat će simulaciju prenošenja paketa dronom na upravljanje upravljačem. </w:t>
+      </w:r>
+      <w:r>
+        <w:rPr>
+          <w:lang w:val="hr-HR"/>
+        </w:rPr>
+        <w:t>Ideja</w:t>
+      </w:r>
+      <w:r>
+        <w:rPr>
+          <w:lang w:val="hr-HR"/>
+        </w:rPr>
+        <w:t xml:space="preserve"> projekta jest ostvariti interaktivnu igru u kojoj igrač </w:t>
+      </w:r>
+      <w:r>
+        <w:rPr>
+          <w:lang w:val="hr-HR"/>
+        </w:rPr>
+        <w:t>s pomoću</w:t>
+      </w:r>
+      <w:r>
+        <w:rPr>
+          <w:lang w:val="hr-HR"/>
+        </w:rPr>
+        <w:t xml:space="preserve"> </w:t>
+      </w:r>
+      <w:r>
+        <w:rPr>
+          <w:lang w:val="hr-HR"/>
+        </w:rPr>
+        <w:t>upravljača upravlja dronom kroz okolinu kako bi dostavio dodijeljen paket do cilja.</w:t>
       </w:r>
     </w:p>
     <w:p>
@@ -987,8 +1699,86 @@
         <w:rPr>
           <w:lang w:val="hr-HR"/>
         </w:rPr>
-        <w:t>Projekt će spojiti timski rad, zabavu, dizajn, tehničko modeliranje i osnovne principe fizike letenja drona, a ostvarit će se pomoću 3D modeliranja u Blenderu i razvoja u Godot Engineu.</w:t>
-      </w:r>
+        <w:t xml:space="preserve">Projekt će spojiti timski rad, dizajn, </w:t>
+      </w:r>
+      <w:r>
+        <w:rPr>
+          <w:lang w:val="hr-HR"/>
+        </w:rPr>
+        <w:t>3D</w:t>
+      </w:r>
+      <w:r>
+        <w:rPr>
+          <w:lang w:val="hr-HR"/>
+        </w:rPr>
+        <w:t xml:space="preserve"> modeliranje i osnovne principe fizike letenja drona.</w:t>
+      </w:r>
+      <w:r>
+        <w:rPr>
+          <w:lang w:val="hr-HR"/>
+        </w:rPr>
+        <w:t xml:space="preserve"> </w:t>
+      </w:r>
+      <w:r>
+        <w:rPr>
+          <w:lang w:val="hr-HR"/>
+        </w:rPr>
+        <w:t xml:space="preserve">Okolina igre, model osmišljenog grada, a i sam model drona ostvarit će se </w:t>
+      </w:r>
+      <w:r>
+        <w:rPr>
+          <w:lang w:val="hr-HR"/>
+        </w:rPr>
+        <w:t>s pomoću</w:t>
+      </w:r>
+      <w:r>
+        <w:rPr>
+          <w:lang w:val="hr-HR"/>
+        </w:rPr>
+        <w:t xml:space="preserve"> </w:t>
+      </w:r>
+      <w:r>
+        <w:rPr>
+          <w:lang w:val="hr-HR"/>
+        </w:rPr>
+        <w:t xml:space="preserve">programa </w:t>
+      </w:r>
+      <w:r>
+        <w:rPr>
+          <w:i/>
+          <w:iCs/>
+          <w:lang w:val="hr-HR"/>
+        </w:rPr>
+        <w:t>Blender</w:t>
+      </w:r>
+      <w:r>
+        <w:rPr>
+          <w:lang w:val="hr-HR"/>
+        </w:rPr>
+        <w:t xml:space="preserve"> te biti uključeni u igru napravljenu u </w:t>
+      </w:r>
+      <w:r>
+        <w:rPr>
+          <w:i/>
+          <w:iCs/>
+          <w:lang w:val="hr-HR"/>
+        </w:rPr>
+        <w:t>Godot Engineu</w:t>
+      </w:r>
+      <w:r>
+        <w:rPr>
+          <w:lang w:val="hr-HR"/>
+        </w:rPr>
+        <w:t>.</w:t>
+      </w:r>
+    </w:p>
+    <w:p>
+      <w:pPr>
+        <w:pStyle w:val="BodyText"/>
+        <w:rPr>
+          <w:lang w:val="hr-HR"/>
+        </w:rPr>
+      </w:pPr>
     </w:p>
     <w:p>
       <w:pPr>
@@ -1001,22 +1791,14 @@
           <w:lang w:val="hr-HR"/>
         </w:rPr>
       </w:pPr>
-      <w:bookmarkStart w:id="3" w:name="_Toc179182957"/>
+      <w:bookmarkStart w:id="6" w:name="_Toc213692802"/>
       <w:r>
         <w:rPr>
           <w:lang w:val="hr-HR"/>
         </w:rPr>
         <w:t>Cilj projekta</w:t>
       </w:r>
-      <w:bookmarkEnd w:id="3"/>
-    </w:p>
-    <w:p>
-      <w:pPr>
-        <w:pStyle w:val="InfoBlue"/>
-      </w:pPr>
-      <w:r>
-        <w:t>[Navesti predviđeni cilj ili ciljeve projekta. Definiranje ciljeva omogućuje određivanje pravca u kojem će se kretati izvođenje projekta. Navesti predviđeno trajanje projekta.]</w:t>
-      </w:r>
+      <w:bookmarkEnd w:id="6"/>
     </w:p>
     <w:p>
       <w:pPr>
@@ -1029,7 +1811,31 @@
         <w:rPr>
           <w:lang w:val="hr-HR"/>
         </w:rPr>
-        <w:t>Glavni cilj projekta razvoj je funkcionalne i vizualno privlačne igre koja simulira dostavu paketa dronom.</w:t>
+        <w:t xml:space="preserve">Glavni cilj projekta </w:t>
+      </w:r>
+      <w:r>
+        <w:rPr>
+          <w:lang w:val="hr-HR"/>
+        </w:rPr>
+        <w:t xml:space="preserve">je </w:t>
+      </w:r>
+      <w:r>
+        <w:rPr>
+          <w:lang w:val="hr-HR"/>
+        </w:rPr>
+        <w:t>razvoj funkcionalne i vizualno privlačne igre koja simulira dostavu paketa dronom.</w:t>
+      </w:r>
+      <w:r>
+        <w:rPr>
+          <w:lang w:val="hr-HR"/>
+        </w:rPr>
+        <w:t xml:space="preserve"> B</w:t>
+      </w:r>
+      <w:r>
+        <w:rPr>
+          <w:lang w:val="hr-HR"/>
+        </w:rPr>
+        <w:t>it igre bila bi zabavno i napeto ostvarenje cilja, odnosno dostavljanje paketa do određene lokacije u što kraćem vremenu.</w:t>
       </w:r>
     </w:p>
     <w:p>
@@ -1043,7 +1849,47 @@
         <w:rPr>
           <w:lang w:val="hr-HR"/>
         </w:rPr>
-        <w:t xml:space="preserve">Potrebno je implementirati kontrole kako bi igrač mogao kontrolirati dron kontrolerom, fizike letenja u Godotu. Razviti logiku dostave paketa, osmisliti predviđene rute dostava, potencijalne prepreke i ostale hazarde tijekom leta (pražnjenje baterije, postaje za punjenje…). Potrebno je osmisliti sustav bodovanja i uvjete pobjede. Potrebno je izraditi 3D modele grada i drona u Blenderu. </w:t>
+        <w:t>Potrebno je implementirati kontrole kako bi igrač mogao kontrolirati dron kontrolerom</w:t>
+      </w:r>
+      <w:r>
+        <w:rPr>
+          <w:lang w:val="hr-HR"/>
+        </w:rPr>
+        <w:t xml:space="preserve"> i</w:t>
+      </w:r>
+      <w:r>
+        <w:rPr>
+          <w:lang w:val="hr-HR"/>
+        </w:rPr>
+        <w:t xml:space="preserve"> fizike letenja u </w:t>
+      </w:r>
+      <w:r>
+        <w:rPr>
+          <w:i/>
+          <w:iCs/>
+          <w:lang w:val="hr-HR"/>
+        </w:rPr>
+        <w:t>Godotu</w:t>
+      </w:r>
+      <w:r>
+        <w:rPr>
+          <w:lang w:val="hr-HR"/>
+        </w:rPr>
+        <w:t xml:space="preserve">. Razviti logiku dostave paketa, potencijalne prepreke i ostale hazarde tijekom leta (pražnjenje baterije, postaje za punjenje…). Potrebno je izraditi 3D modele grada i drona u </w:t>
+      </w:r>
+      <w:r>
+        <w:rPr>
+          <w:i/>
+          <w:iCs/>
+          <w:lang w:val="hr-HR"/>
+        </w:rPr>
+        <w:t>Blenderu</w:t>
+      </w:r>
+      <w:r>
+        <w:rPr>
+          <w:lang w:val="hr-HR"/>
+        </w:rPr>
+        <w:t>.</w:t>
       </w:r>
     </w:p>
     <w:p>
@@ -1073,6 +1919,14 @@
         </w:rPr>
         <w:t>Uključujući testiranja, očekivano trajanje projekta je 15 tjedana.</w:t>
       </w:r>
+    </w:p>
+    <w:p>
+      <w:pPr>
+        <w:pStyle w:val="BodyText"/>
+        <w:rPr>
+          <w:lang w:val="hr-HR"/>
+        </w:rPr>
+      </w:pPr>
     </w:p>
     <w:p>
       <w:pPr>
@@ -1085,22 +1939,16 @@
           <w:lang w:val="hr-HR"/>
         </w:rPr>
       </w:pPr>
-      <w:bookmarkStart w:id="4" w:name="_Toc179182958"/>
+      <w:bookmarkStart w:id="7" w:name="_Toc179182958"/>
+      <w:bookmarkStart w:id="8" w:name="_Toc213692803"/>
       <w:r>
         <w:rPr>
           <w:lang w:val="hr-HR"/>
         </w:rPr>
         <w:t>Voditelj studentskog tima</w:t>
       </w:r>
-      <w:bookmarkEnd w:id="4"/>
-    </w:p>
-    <w:p>
-      <w:pPr>
-        <w:pStyle w:val="InfoBlue"/>
-      </w:pPr>
-      <w:r>
-        <w:t>&lt;Ime i prezime studenta&gt;</w:t>
-      </w:r>
+      <w:bookmarkEnd w:id="7"/>
+      <w:bookmarkEnd w:id="8"/>
     </w:p>
     <w:p>
       <w:pPr>
@@ -1115,6 +1963,14 @@
         </w:rPr>
         <w:t>Jakov Ramljak</w:t>
       </w:r>
+    </w:p>
+    <w:p>
+      <w:pPr>
+        <w:pStyle w:val="BodyText"/>
+        <w:rPr>
+          <w:lang w:val="hr-HR"/>
+        </w:rPr>
+      </w:pPr>
     </w:p>
     <w:p>
       <w:pPr>
@@ -1127,22 +1983,16 @@
           <w:lang w:val="hr-HR"/>
         </w:rPr>
       </w:pPr>
-      <w:bookmarkStart w:id="5" w:name="_Toc179182959"/>
+      <w:bookmarkStart w:id="9" w:name="_Toc179182959"/>
+      <w:bookmarkStart w:id="10" w:name="_Toc213692804"/>
       <w:r>
         <w:rPr>
           <w:lang w:val="hr-HR"/>
         </w:rPr>
         <w:t>Rezultat(i)</w:t>
       </w:r>
-      <w:bookmarkEnd w:id="5"/>
-    </w:p>
-    <w:p>
-      <w:pPr>
-        <w:pStyle w:val="InfoBlue"/>
-      </w:pPr>
-      <w:r>
-        <w:t>[Navesti što će se isporučiti na kraju projekta, voditi računa da osim rezultata u vidu nekog proizvoda ovdje treba navesti i svu dokumentaciju.]</w:t>
-      </w:r>
+      <w:bookmarkEnd w:id="9"/>
+      <w:bookmarkEnd w:id="10"/>
     </w:p>
     <w:p>
       <w:pPr>
@@ -1185,6 +2035,14 @@
         </w:rPr>
         <w:t>Odrađeni plan projekta, tehnička dokumentacija te vizualna i interaktivna prezentacija projekta</w:t>
       </w:r>
+    </w:p>
+    <w:p>
+      <w:pPr>
+        <w:pStyle w:val="BodyText"/>
+        <w:rPr>
+          <w:lang w:val="hr-HR"/>
+        </w:rPr>
+      </w:pPr>
     </w:p>
     <w:p>
       <w:pPr>
@@ -1197,22 +2055,16 @@
           <w:lang w:val="hr-HR"/>
         </w:rPr>
       </w:pPr>
-      <w:bookmarkStart w:id="6" w:name="_Toc179182960"/>
+      <w:bookmarkStart w:id="11" w:name="_Toc179182960"/>
+      <w:bookmarkStart w:id="12" w:name="_Toc213692805"/>
       <w:r>
         <w:rPr>
           <w:lang w:val="hr-HR"/>
         </w:rPr>
         <w:t>Slični projekti</w:t>
       </w:r>
-      <w:bookmarkEnd w:id="6"/>
-    </w:p>
-    <w:p>
-      <w:pPr>
-        <w:pStyle w:val="InfoBlue"/>
-      </w:pPr>
-      <w:r>
-        <w:t xml:space="preserve">[Navesti projekte koji su povezani s dotičnim projektom.] </w:t>
-      </w:r>
+      <w:bookmarkEnd w:id="11"/>
+      <w:bookmarkEnd w:id="12"/>
     </w:p>
     <w:p>
       <w:pPr>
@@ -1262,8 +2114,9 @@
           <w:lang w:val="hr-HR"/>
         </w:rPr>
       </w:pPr>
-      <w:bookmarkStart w:id="7" w:name="_Toc100054240"/>
-      <w:bookmarkStart w:id="8" w:name="_Toc179182961"/>
+      <w:bookmarkStart w:id="13" w:name="_Toc100054240"/>
+      <w:bookmarkStart w:id="14" w:name="_Toc179182961"/>
+      <w:bookmarkStart w:id="15" w:name="_Toc213692806"/>
       <w:r>
         <w:rPr>
           <w:lang w:val="hr-HR"/>
@@ -1271,16 +2124,9 @@
         <w:lastRenderedPageBreak/>
         <w:t>Resursi</w:t>
       </w:r>
-      <w:bookmarkEnd w:id="7"/>
-      <w:bookmarkEnd w:id="8"/>
-    </w:p>
-    <w:p>
-      <w:pPr>
-        <w:pStyle w:val="InfoBlue"/>
-      </w:pPr>
-      <w:r>
-        <w:t>[Navesti ljudske i ostale resurse potrebne za uspješno dovršenje projekta. Popuniti tablicu raspoloživih članova tima s podacima važnim za projekt. Mogu se navesti znanja i vještine člana koje mogu biti od koristi za projekt, na primjer znanja Java-e, XML-a, iskustvo u radu s MS Projectom, sudjelovanje u sličnim projektima ili bilo kakva korisna informacija. Ako projekt koristi i druge resurse napraviti posebnu tablicu za njih. U kolonu Napomene treba upisati sve termine kad dotični član tima neće biti raspoloživ za rad na projektu (putovanja, odmori, odsustva).]</w:t>
-      </w:r>
+      <w:bookmarkEnd w:id="13"/>
+      <w:bookmarkEnd w:id="14"/>
+      <w:bookmarkEnd w:id="15"/>
     </w:p>
     <w:p>
       <w:pPr>
@@ -1301,16 +2147,17 @@
     <w:tbl>
       <w:tblPr>
         <w:tblStyle w:val="TableGrid"/>
-        <w:tblW w:w="9311" w:type="dxa"/>
+        <w:tblW w:w="8828" w:type="dxa"/>
         <w:jc w:val="center"/>
         <w:tblLayout w:type="fixed"/>
         <w:tblLook w:val="01E0" w:firstRow="1" w:lastRow="1" w:firstColumn="1" w:lastColumn="1" w:noHBand="0" w:noVBand="0"/>
       </w:tblPr>
       <w:tblGrid>
-        <w:gridCol w:w="1258"/>
+        <w:gridCol w:w="1093"/>
         <w:gridCol w:w="2111"/>
         <w:gridCol w:w="1260"/>
-        <w:gridCol w:w="4682"/>
+        <w:gridCol w:w="3131"/>
+        <w:gridCol w:w="1233"/>
       </w:tblGrid>
       <w:tr>
         <w:trPr>
@@ -1318,7 +2165,7 @@
         </w:trPr>
         <w:tc>
           <w:tcPr>
-            <w:tcW w:w="1258" w:type="dxa"/>
+            <w:tcW w:w="1093" w:type="dxa"/>
             <w:vAlign w:val="center"/>
           </w:tcPr>
           <w:p>
@@ -1393,7 +2240,32 @@
         </w:tc>
         <w:tc>
           <w:tcPr>
-            <w:tcW w:w="4681" w:type="dxa"/>
+            <w:tcW w:w="3131" w:type="dxa"/>
+            <w:vAlign w:val="center"/>
+          </w:tcPr>
+          <w:p>
+            <w:pPr>
+              <w:pStyle w:val="BodyText"/>
+              <w:spacing w:after="0"/>
+              <w:ind w:left="0"/>
+              <w:jc w:val="center"/>
+              <w:rPr>
+                <w:b/>
+                <w:lang w:val="hr-HR"/>
+              </w:rPr>
+            </w:pPr>
+            <w:r>
+              <w:rPr>
+                <w:b/>
+                <w:lang w:val="hr-HR"/>
+              </w:rPr>
+              <w:t>Vještine</w:t>
+            </w:r>
+          </w:p>
+        </w:tc>
+        <w:tc>
+          <w:tcPr>
+            <w:tcW w:w="1233" w:type="dxa"/>
             <w:vAlign w:val="center"/>
           </w:tcPr>
           <w:p>
@@ -1423,7 +2295,7 @@
         </w:trPr>
         <w:tc>
           <w:tcPr>
-            <w:tcW w:w="1258" w:type="dxa"/>
+            <w:tcW w:w="1093" w:type="dxa"/>
             <w:vAlign w:val="center"/>
           </w:tcPr>
           <w:p>
@@ -1489,7 +2361,7 @@
         </w:tc>
         <w:tc>
           <w:tcPr>
-            <w:tcW w:w="4681" w:type="dxa"/>
+            <w:tcW w:w="3131" w:type="dxa"/>
             <w:vAlign w:val="center"/>
           </w:tcPr>
           <w:p>
@@ -1504,8 +2376,29 @@
               <w:rPr>
                 <w:lang w:val="hr-HR"/>
               </w:rPr>
-              <w:t>Voditelj, programiranje igara</w:t>
-            </w:r>
+              <w:t>P</w:t>
+            </w:r>
+            <w:r>
+              <w:rPr>
+                <w:lang w:val="hr-HR"/>
+              </w:rPr>
+              <w:t>rogramiranje igara</w:t>
+            </w:r>
+          </w:p>
+        </w:tc>
+        <w:tc>
+          <w:tcPr>
+            <w:tcW w:w="1233" w:type="dxa"/>
+            <w:vAlign w:val="center"/>
+          </w:tcPr>
+          <w:p>
+            <w:pPr>
+              <w:pStyle w:val="BodyText"/>
+              <w:ind w:left="0"/>
+              <w:rPr>
+                <w:lang w:val="hr-HR"/>
+              </w:rPr>
+            </w:pPr>
           </w:p>
         </w:tc>
       </w:tr>
@@ -1515,7 +2408,7 @@
         </w:trPr>
         <w:tc>
           <w:tcPr>
-            <w:tcW w:w="1258" w:type="dxa"/>
+            <w:tcW w:w="1093" w:type="dxa"/>
             <w:vAlign w:val="center"/>
           </w:tcPr>
           <w:p>
@@ -1581,7 +2474,7 @@
         </w:tc>
         <w:tc>
           <w:tcPr>
-            <w:tcW w:w="4681" w:type="dxa"/>
+            <w:tcW w:w="3131" w:type="dxa"/>
             <w:vAlign w:val="center"/>
           </w:tcPr>
           <w:p>
@@ -1596,14 +2489,22 @@
               <w:rPr>
                 <w:lang w:val="hr-HR"/>
               </w:rPr>
-              <w:t>Fizičke simulacije</w:t>
-            </w:r>
-            <w:r>
-              <w:rPr>
-                <w:lang w:val="hr-HR"/>
-              </w:rPr>
-              <w:t>, programiranje igara</w:t>
-            </w:r>
+              <w:t>Fizičke simulacije, programiranje igara</w:t>
+            </w:r>
+          </w:p>
+        </w:tc>
+        <w:tc>
+          <w:tcPr>
+            <w:tcW w:w="1233" w:type="dxa"/>
+          </w:tcPr>
+          <w:p>
+            <w:pPr>
+              <w:pStyle w:val="BodyText"/>
+              <w:ind w:left="0"/>
+              <w:rPr>
+                <w:lang w:val="hr-HR"/>
+              </w:rPr>
+            </w:pPr>
           </w:p>
         </w:tc>
       </w:tr>
@@ -1613,7 +2514,7 @@
         </w:trPr>
         <w:tc>
           <w:tcPr>
-            <w:tcW w:w="1258" w:type="dxa"/>
+            <w:tcW w:w="1093" w:type="dxa"/>
             <w:vAlign w:val="center"/>
           </w:tcPr>
           <w:p>
@@ -1695,7 +2596,7 @@
         </w:tc>
         <w:tc>
           <w:tcPr>
-            <w:tcW w:w="4681" w:type="dxa"/>
+            <w:tcW w:w="3131" w:type="dxa"/>
             <w:vAlign w:val="center"/>
           </w:tcPr>
           <w:p>
@@ -1712,6 +2613,20 @@
               </w:rPr>
               <w:t>Fizičke simulacije</w:t>
             </w:r>
+          </w:p>
+        </w:tc>
+        <w:tc>
+          <w:tcPr>
+            <w:tcW w:w="1233" w:type="dxa"/>
+          </w:tcPr>
+          <w:p>
+            <w:pPr>
+              <w:pStyle w:val="BodyText"/>
+              <w:ind w:left="0"/>
+              <w:rPr>
+                <w:lang w:val="hr-HR"/>
+              </w:rPr>
+            </w:pPr>
           </w:p>
         </w:tc>
       </w:tr>
@@ -1721,7 +2636,7 @@
         </w:trPr>
         <w:tc>
           <w:tcPr>
-            <w:tcW w:w="1258" w:type="dxa"/>
+            <w:tcW w:w="1093" w:type="dxa"/>
             <w:vAlign w:val="center"/>
           </w:tcPr>
           <w:p>
@@ -1787,7 +2702,7 @@
         </w:tc>
         <w:tc>
           <w:tcPr>
-            <w:tcW w:w="4681" w:type="dxa"/>
+            <w:tcW w:w="3131" w:type="dxa"/>
             <w:vAlign w:val="center"/>
           </w:tcPr>
           <w:p>
@@ -1818,6 +2733,20 @@
               </w:rPr>
               <w:t>, računalna grafika</w:t>
             </w:r>
+          </w:p>
+        </w:tc>
+        <w:tc>
+          <w:tcPr>
+            <w:tcW w:w="1233" w:type="dxa"/>
+          </w:tcPr>
+          <w:p>
+            <w:pPr>
+              <w:pStyle w:val="BodyText"/>
+              <w:ind w:left="0"/>
+              <w:rPr>
+                <w:lang w:val="hr-HR"/>
+              </w:rPr>
+            </w:pPr>
           </w:p>
         </w:tc>
       </w:tr>
@@ -1827,7 +2756,7 @@
         </w:trPr>
         <w:tc>
           <w:tcPr>
-            <w:tcW w:w="1258" w:type="dxa"/>
+            <w:tcW w:w="1093" w:type="dxa"/>
             <w:vAlign w:val="center"/>
           </w:tcPr>
           <w:p>
@@ -1893,7 +2822,7 @@
         </w:tc>
         <w:tc>
           <w:tcPr>
-            <w:tcW w:w="4681" w:type="dxa"/>
+            <w:tcW w:w="3131" w:type="dxa"/>
             <w:vAlign w:val="center"/>
           </w:tcPr>
           <w:p>
@@ -1918,6 +2847,20 @@
               </w:rPr>
               <w:t>Blenderu</w:t>
             </w:r>
+          </w:p>
+        </w:tc>
+        <w:tc>
+          <w:tcPr>
+            <w:tcW w:w="1233" w:type="dxa"/>
+          </w:tcPr>
+          <w:p>
+            <w:pPr>
+              <w:pStyle w:val="BodyText"/>
+              <w:ind w:left="0"/>
+              <w:rPr>
+                <w:lang w:val="hr-HR"/>
+              </w:rPr>
+            </w:pPr>
           </w:p>
         </w:tc>
       </w:tr>
@@ -1933,39 +2876,40 @@
           <w:lang w:val="hr-HR"/>
         </w:rPr>
       </w:pPr>
-      <w:bookmarkStart w:id="9" w:name="_Toc179182962"/>
+      <w:bookmarkStart w:id="16" w:name="_Toc179182962"/>
+      <w:bookmarkStart w:id="17" w:name="_Toc213692807"/>
       <w:r>
         <w:rPr>
           <w:lang w:val="hr-HR"/>
         </w:rPr>
         <w:t>Glavni rizici</w:t>
       </w:r>
-      <w:bookmarkEnd w:id="9"/>
-    </w:p>
-    <w:p>
-      <w:pPr>
-        <w:pStyle w:val="InfoBlue"/>
-      </w:pPr>
-      <w:r>
-        <w:t>[Navesti glavne zapreke za ostvarenje uspjeha projekta, te posljedice ukoliko projekt ne uspije.]</w:t>
-      </w:r>
+      <w:bookmarkEnd w:id="16"/>
+      <w:bookmarkEnd w:id="17"/>
+    </w:p>
+    <w:p>
+      <w:pPr>
+        <w:rPr>
+          <w:lang w:val="hr-HR"/>
+        </w:rPr>
+      </w:pPr>
     </w:p>
     <w:tbl>
       <w:tblPr>
         <w:tblStyle w:val="TableGrid"/>
-        <w:tblW w:w="8630" w:type="dxa"/>
-        <w:tblInd w:w="720" w:type="dxa"/>
+        <w:tblW w:w="8505" w:type="dxa"/>
+        <w:tblInd w:w="534" w:type="dxa"/>
         <w:tblLayout w:type="fixed"/>
         <w:tblLook w:val="04A0" w:firstRow="1" w:lastRow="0" w:firstColumn="1" w:lastColumn="0" w:noHBand="0" w:noVBand="1"/>
       </w:tblPr>
       <w:tblGrid>
-        <w:gridCol w:w="4316"/>
-        <w:gridCol w:w="4314"/>
+        <w:gridCol w:w="4502"/>
+        <w:gridCol w:w="4003"/>
       </w:tblGrid>
       <w:tr>
         <w:tc>
           <w:tcPr>
-            <w:tcW w:w="4315" w:type="dxa"/>
+            <w:tcW w:w="4502" w:type="dxa"/>
           </w:tcPr>
           <w:p>
             <w:pPr>
@@ -1986,7 +2930,7 @@
         </w:tc>
         <w:tc>
           <w:tcPr>
-            <w:tcW w:w="4314" w:type="dxa"/>
+            <w:tcW w:w="4003" w:type="dxa"/>
           </w:tcPr>
           <w:p>
             <w:pPr>
@@ -2009,7 +2953,7 @@
       <w:tr>
         <w:tc>
           <w:tcPr>
-            <w:tcW w:w="4315" w:type="dxa"/>
+            <w:tcW w:w="4502" w:type="dxa"/>
           </w:tcPr>
           <w:p>
             <w:pPr>
@@ -2029,7 +2973,7 @@
         </w:tc>
         <w:tc>
           <w:tcPr>
-            <w:tcW w:w="4314" w:type="dxa"/>
+            <w:tcW w:w="4003" w:type="dxa"/>
           </w:tcPr>
           <w:p>
             <w:pPr>
@@ -2051,7 +2995,7 @@
       <w:tr>
         <w:tc>
           <w:tcPr>
-            <w:tcW w:w="4315" w:type="dxa"/>
+            <w:tcW w:w="4502" w:type="dxa"/>
           </w:tcPr>
           <w:p>
             <w:pPr>
@@ -2071,7 +3015,7 @@
         </w:tc>
         <w:tc>
           <w:tcPr>
-            <w:tcW w:w="4314" w:type="dxa"/>
+            <w:tcW w:w="4003" w:type="dxa"/>
           </w:tcPr>
           <w:p>
             <w:pPr>
@@ -2093,7 +3037,7 @@
       <w:tr>
         <w:tc>
           <w:tcPr>
-            <w:tcW w:w="4315" w:type="dxa"/>
+            <w:tcW w:w="4502" w:type="dxa"/>
           </w:tcPr>
           <w:p>
             <w:pPr>
@@ -2113,7 +3057,7 @@
         </w:tc>
         <w:tc>
           <w:tcPr>
-            <w:tcW w:w="4314" w:type="dxa"/>
+            <w:tcW w:w="4003" w:type="dxa"/>
           </w:tcPr>
           <w:p>
             <w:pPr>
@@ -2135,7 +3079,7 @@
       <w:tr>
         <w:tc>
           <w:tcPr>
-            <w:tcW w:w="4315" w:type="dxa"/>
+            <w:tcW w:w="4502" w:type="dxa"/>
           </w:tcPr>
           <w:p>
             <w:pPr>
@@ -2155,7 +3099,7 @@
         </w:tc>
         <w:tc>
           <w:tcPr>
-            <w:tcW w:w="4314" w:type="dxa"/>
+            <w:tcW w:w="4003" w:type="dxa"/>
           </w:tcPr>
           <w:p>
             <w:pPr>
@@ -2195,22 +3139,23 @@
           <w:lang w:val="hr-HR"/>
         </w:rPr>
       </w:pPr>
-      <w:bookmarkStart w:id="10" w:name="_Toc179182963"/>
+      <w:bookmarkStart w:id="18" w:name="_Toc179182963"/>
+      <w:bookmarkStart w:id="19" w:name="_Toc213692808"/>
       <w:r>
         <w:rPr>
           <w:lang w:val="hr-HR"/>
         </w:rPr>
         <w:t>Smanjivanje rizika</w:t>
       </w:r>
-      <w:bookmarkEnd w:id="10"/>
-    </w:p>
-    <w:p>
-      <w:pPr>
-        <w:pStyle w:val="InfoBlue"/>
-      </w:pPr>
-      <w:r>
-        <w:t>[Navesti korake koji će se poduzeti kako bi se što je moguće više umanjio svaki od prethodno navedenih rizika.]</w:t>
-      </w:r>
+      <w:bookmarkEnd w:id="18"/>
+      <w:bookmarkEnd w:id="19"/>
+    </w:p>
+    <w:p>
+      <w:pPr>
+        <w:rPr>
+          <w:lang w:val="hr-HR"/>
+        </w:rPr>
+      </w:pPr>
     </w:p>
     <w:p>
       <w:pPr>
@@ -2295,7 +3240,7 @@
         <w:rPr>
           <w:lang w:val="hr-HR"/>
         </w:rPr>
-        <w:t xml:space="preserve">ranije testiranje igre u komponentama, a kasnije i kao cjelina </w:t>
+        <w:t>ranije testiranje igre u komponentama, a kasnije i kao cjelina</w:t>
       </w:r>
     </w:p>
     <w:p>
@@ -2342,8 +3287,9 @@
           <w:lang w:val="hr-HR"/>
         </w:rPr>
       </w:pPr>
-      <w:bookmarkStart w:id="11" w:name="_Toc179182964"/>
-      <w:bookmarkStart w:id="12" w:name="_Toc100054243"/>
+      <w:bookmarkStart w:id="20" w:name="_Toc179182964"/>
+      <w:bookmarkStart w:id="21" w:name="_Toc100054243"/>
+      <w:bookmarkStart w:id="22" w:name="_Toc213692809"/>
       <w:r>
         <w:rPr>
           <w:lang w:val="hr-HR"/>
@@ -2351,16 +3297,16 @@
         <w:lastRenderedPageBreak/>
         <w:t>Glavne faze projekta</w:t>
       </w:r>
-      <w:bookmarkEnd w:id="11"/>
-      <w:bookmarkEnd w:id="12"/>
-    </w:p>
-    <w:p>
-      <w:pPr>
-        <w:pStyle w:val="InfoBlue"/>
-      </w:pPr>
-      <w:r>
-        <w:t>[Navesti glavne faze projekta, te ukratko objašnjenje po kojem načelu je projekt podijeljen na te faze- vremenska organizacija, smanjenje rizika, raspoloživost resursa i/ili nešto drugo.]</w:t>
-      </w:r>
+      <w:bookmarkEnd w:id="20"/>
+      <w:bookmarkEnd w:id="21"/>
+      <w:bookmarkEnd w:id="22"/>
+    </w:p>
+    <w:p>
+      <w:pPr>
+        <w:rPr>
+          <w:lang w:val="hr-HR"/>
+        </w:rPr>
+      </w:pPr>
     </w:p>
     <w:p>
       <w:pPr>
@@ -2455,7 +3401,7 @@
         <w:rPr>
           <w:lang w:val="hr-HR"/>
         </w:rPr>
-        <w:t>organizacija projekta kako bi se smanjili rizici nesuglasica i kašnjenja, što ranije</w:t>
+        <w:t>organizacija projekta kako bi se smanjili rizici nesuglasica i kašnjenja</w:t>
       </w:r>
     </w:p>
     <w:p>
@@ -2497,13 +3443,7 @@
         <w:rPr>
           <w:lang w:val="hr-HR"/>
         </w:rPr>
-        <w:t xml:space="preserve">simulacija kontrole drona </w:t>
-      </w:r>
-      <w:r>
-        <w:rPr>
-          <w:lang w:val="hr-HR"/>
-        </w:rPr>
-        <w:t xml:space="preserve">u </w:t>
+        <w:t xml:space="preserve">simulacija kontrole drona u </w:t>
       </w:r>
       <w:r>
         <w:rPr>
@@ -2665,13 +3605,15 @@
         <w:rPr>
           <w:lang w:val="hr-HR"/>
         </w:rPr>
-        <w:t xml:space="preserve"> 3D modela u Godot</w:t>
-      </w:r>
-      <w:r>
-        <w:rPr>
-          <w:lang w:val="hr-HR"/>
-        </w:rPr>
-        <w:t xml:space="preserve"> </w:t>
+        <w:t xml:space="preserve"> 3D modela u </w:t>
+      </w:r>
+      <w:r>
+        <w:rPr>
+          <w:i/>
+          <w:iCs/>
+          <w:lang w:val="hr-HR"/>
+        </w:rPr>
+        <w:t>Godot</w:t>
       </w:r>
     </w:p>
     <w:p>
@@ -2743,7 +3685,7 @@
         <w:rPr>
           <w:lang w:val="hr-HR"/>
         </w:rPr>
-        <w:t xml:space="preserve">testiranje van tima </w:t>
+        <w:t>testiranje van tima</w:t>
       </w:r>
     </w:p>
     <w:p>
@@ -2797,7 +3739,7 @@
         <w:rPr>
           <w:lang w:val="hr-HR"/>
         </w:rPr>
-        <w:t xml:space="preserve">završna prezentacija i izlaganje projekta </w:t>
+        <w:t>završna prezentacija i izlaganje projekta</w:t>
       </w:r>
     </w:p>
     <w:p>
@@ -2814,15 +3756,6 @@
         </w:rPr>
         <w:br w:type="page"/>
       </w:r>
-    </w:p>
-    <w:p>
-      <w:pPr>
-        <w:pStyle w:val="BodyText"/>
-        <w:ind w:left="1800"/>
-        <w:rPr>
-          <w:lang w:val="hr-HR"/>
-        </w:rPr>
-      </w:pPr>
     </w:p>
     <w:p>
       <w:pPr>
@@ -2835,12 +3768,14 @@
           <w:lang w:val="hr-HR"/>
         </w:rPr>
       </w:pPr>
-      <w:bookmarkStart w:id="13" w:name="_Toc179182965"/>
-      <w:bookmarkStart w:id="14" w:name="_Toc100054244"/>
-      <w:r>
-        <w:rPr>
-          <w:lang w:val="hr-HR"/>
-        </w:rPr>
+      <w:bookmarkStart w:id="23" w:name="_Toc179182965"/>
+      <w:bookmarkStart w:id="24" w:name="_Toc100054244"/>
+      <w:bookmarkStart w:id="25" w:name="_Toc213692810"/>
+      <w:r>
+        <w:rPr>
+          <w:lang w:val="hr-HR"/>
+        </w:rPr>
+        <w:lastRenderedPageBreak/>
         <w:t xml:space="preserve">Struktura raspodijeljenog posla (engl. </w:t>
       </w:r>
       <w:r>
@@ -2856,20 +3791,12 @@
         </w:rPr>
         <w:t xml:space="preserve"> - WBS)</w:t>
       </w:r>
-      <w:bookmarkEnd w:id="13"/>
-      <w:bookmarkEnd w:id="14"/>
-    </w:p>
-    <w:p>
-      <w:pPr>
-        <w:pStyle w:val="InfoBlue"/>
-      </w:pPr>
-      <w:r>
-        <w:t>[Nacrtati WBS s navedenim aktivnostima projekta.]</w:t>
-      </w:r>
-    </w:p>
-    <w:p>
-      <w:pPr>
-        <w:pStyle w:val="BodyText"/>
+      <w:bookmarkEnd w:id="23"/>
+      <w:bookmarkEnd w:id="24"/>
+      <w:bookmarkEnd w:id="25"/>
+    </w:p>
+    <w:p>
+      <w:pPr>
         <w:rPr>
           <w:lang w:val="hr-HR"/>
         </w:rPr>
@@ -2889,10 +3816,10 @@
           <w:lang w:val="hr-HR"/>
         </w:rPr>
         <w:drawing>
-          <wp:inline distT="0" distB="0" distL="0" distR="0" wp14:anchorId="04C94521" wp14:editId="4D5C8605">
-            <wp:extent cx="4943249" cy="3738067"/>
+          <wp:inline distT="0" distB="0" distL="0" distR="0" wp14:anchorId="04C94521" wp14:editId="78349C4F">
+            <wp:extent cx="5064611" cy="3727759"/>
             <wp:effectExtent l="0" t="0" r="0" b="0"/>
-            <wp:docPr id="1321176650" name="Picture 4" descr="A screen shot of a computer&#10;&#10;AI-generated content may be incorrect."/>
+            <wp:docPr id="1321176650" name="Picture 4"/>
             <wp:cNvGraphicFramePr>
               <a:graphicFrameLocks xmlns:a="http://schemas.openxmlformats.org/drawingml/2006/main" noChangeAspect="1"/>
             </wp:cNvGraphicFramePr>
@@ -2900,11 +3827,11 @@
               <a:graphicData uri="http://schemas.openxmlformats.org/drawingml/2006/picture">
                 <pic:pic xmlns:pic="http://schemas.openxmlformats.org/drawingml/2006/picture">
                   <pic:nvPicPr>
-                    <pic:cNvPr id="1321176650" name="Picture 4" descr="A screen shot of a computer&#10;&#10;AI-generated content may be incorrect."/>
+                    <pic:cNvPr id="1321176650" name="Picture 4"/>
                     <pic:cNvPicPr/>
                   </pic:nvPicPr>
                   <pic:blipFill>
-                    <a:blip r:embed="rId13">
+                    <a:blip r:embed="rId11">
                       <a:extLst>
                         <a:ext uri="{28A0092B-C50C-407E-A947-70E740481C1C}">
                           <a14:useLocalDpi xmlns:a14="http://schemas.microsoft.com/office/drawing/2010/main" val="0"/>
@@ -2918,7 +3845,7 @@
                   <pic:spPr>
                     <a:xfrm>
                       <a:off x="0" y="0"/>
-                      <a:ext cx="5064611" cy="3829840"/>
+                      <a:ext cx="5064611" cy="3727759"/>
                     </a:xfrm>
                     <a:prstGeom prst="rect">
                       <a:avLst/>
@@ -2942,14 +3869,15 @@
           <w:lang w:val="hr-HR"/>
         </w:rPr>
       </w:pPr>
-      <w:bookmarkStart w:id="15" w:name="_Toc179182966"/>
+      <w:bookmarkStart w:id="26" w:name="_Toc179182966"/>
+      <w:bookmarkStart w:id="27" w:name="_Toc213692811"/>
       <w:r>
         <w:rPr>
           <w:lang w:val="hr-HR"/>
         </w:rPr>
         <w:t>Kontrolne točke projekta</w:t>
       </w:r>
-      <w:bookmarkEnd w:id="15"/>
+      <w:bookmarkEnd w:id="26"/>
       <w:r>
         <w:rPr>
           <w:lang w:val="hr-HR"/>
@@ -2970,14 +3898,16 @@
         </w:rPr>
         <w:t>)</w:t>
       </w:r>
-    </w:p>
-    <w:p>
-      <w:pPr>
-        <w:pStyle w:val="InfoBlue"/>
-      </w:pPr>
-      <w:r>
-        <w:t>[Općenito, kontrolna točka projekta je događaj ili rezultat neke aktivnosti koji ukazuje na to je li projekt u skladu sa zadanim rokovima ili kasni. Ta informacija se upisuje u kolonu o statusu projekta. Ako projekt kasni moraju se poduzeti akcije da se rokovi dostignu. Za svaku kontrolnu točku treba odrediti točan datum. Po potrebi se mogu dodavati ili oduzimati redovi tablice.]</w:t>
-      </w:r>
+      <w:bookmarkEnd w:id="27"/>
+    </w:p>
+    <w:p>
+      <w:pPr>
+        <w:pStyle w:val="BodyText"/>
+        <w:rPr>
+          <w:b/>
+          <w:lang w:val="hr-HR"/>
+        </w:rPr>
+      </w:pPr>
     </w:p>
     <w:p>
       <w:pPr>
@@ -3220,6 +4150,94 @@
       </w:tr>
       <w:tr>
         <w:trPr>
+          <w:trHeight w:val="333"/>
+          <w:jc w:val="center"/>
+        </w:trPr>
+        <w:tc>
+          <w:tcPr>
+            <w:tcW w:w="3181" w:type="dxa"/>
+            <w:vAlign w:val="center"/>
+          </w:tcPr>
+          <w:p>
+            <w:pPr>
+              <w:pStyle w:val="BodyText"/>
+              <w:spacing w:after="0" w:line="240" w:lineRule="auto"/>
+              <w:ind w:left="0"/>
+              <w:rPr>
+                <w:bCs/>
+                <w:lang w:val="hr-HR"/>
+              </w:rPr>
+            </w:pPr>
+            <w:r>
+              <w:rPr>
+                <w:lang w:val="hr-HR"/>
+              </w:rPr>
+              <w:t xml:space="preserve">Implementirane kontrole </w:t>
+            </w:r>
+          </w:p>
+        </w:tc>
+        <w:tc>
+          <w:tcPr>
+            <w:tcW w:w="1276" w:type="dxa"/>
+            <w:vAlign w:val="center"/>
+          </w:tcPr>
+          <w:p>
+            <w:pPr>
+              <w:pStyle w:val="BodyText"/>
+              <w:spacing w:after="0" w:line="240" w:lineRule="auto"/>
+              <w:ind w:left="0"/>
+              <w:jc w:val="center"/>
+              <w:rPr>
+                <w:bCs/>
+                <w:lang w:val="hr-HR"/>
+              </w:rPr>
+            </w:pPr>
+            <w:r>
+              <w:rPr>
+                <w:lang w:val="hr-HR"/>
+              </w:rPr>
+              <w:t>11.11.2025.</w:t>
+            </w:r>
+          </w:p>
+        </w:tc>
+        <w:tc>
+          <w:tcPr>
+            <w:tcW w:w="1275" w:type="dxa"/>
+            <w:vAlign w:val="center"/>
+          </w:tcPr>
+          <w:p>
+            <w:pPr>
+              <w:pStyle w:val="BodyText"/>
+              <w:spacing w:after="0" w:line="240" w:lineRule="auto"/>
+              <w:ind w:left="0"/>
+              <w:jc w:val="center"/>
+              <w:rPr>
+                <w:bCs/>
+                <w:lang w:val="hr-HR"/>
+              </w:rPr>
+            </w:pPr>
+          </w:p>
+        </w:tc>
+        <w:tc>
+          <w:tcPr>
+            <w:tcW w:w="2617" w:type="dxa"/>
+            <w:vAlign w:val="center"/>
+          </w:tcPr>
+          <w:p>
+            <w:pPr>
+              <w:pStyle w:val="BodyText"/>
+              <w:spacing w:after="0" w:line="240" w:lineRule="auto"/>
+              <w:ind w:left="0"/>
+              <w:jc w:val="center"/>
+              <w:rPr>
+                <w:lang w:val="hr-HR"/>
+              </w:rPr>
+            </w:pPr>
+          </w:p>
+        </w:tc>
+      </w:tr>
+      <w:tr>
+        <w:trPr>
           <w:trHeight w:val="269"/>
           <w:jc w:val="center"/>
         </w:trPr>
@@ -3241,7 +4259,7 @@
               <w:rPr>
                 <w:lang w:val="hr-HR"/>
               </w:rPr>
-              <w:t>Određen plan projekta</w:t>
+              <w:t>Potpuno određen plan projekta</w:t>
             </w:r>
           </w:p>
         </w:tc>
@@ -3264,25 +4282,7 @@
               <w:rPr>
                 <w:lang w:val="hr-HR"/>
               </w:rPr>
-              <w:t>14</w:t>
-            </w:r>
-            <w:r>
-              <w:rPr>
-                <w:lang w:val="hr-HR"/>
-              </w:rPr>
-              <w:t>.</w:t>
-            </w:r>
-            <w:r>
-              <w:rPr>
-                <w:lang w:val="hr-HR"/>
-              </w:rPr>
-              <w:t>11</w:t>
-            </w:r>
-            <w:r>
-              <w:rPr>
-                <w:lang w:val="hr-HR"/>
-              </w:rPr>
-              <w:t>.2025.</w:t>
+              <w:t>14.11.2025.</w:t>
             </w:r>
           </w:p>
         </w:tc>
@@ -3343,7 +4343,7 @@
               <w:rPr>
                 <w:lang w:val="hr-HR"/>
               </w:rPr>
-              <w:t xml:space="preserve">Implementirane kontrole </w:t>
+              <w:t>Završeno modeliranje</w:t>
             </w:r>
           </w:p>
         </w:tc>
@@ -3366,7 +4366,7 @@
               <w:rPr>
                 <w:lang w:val="hr-HR"/>
               </w:rPr>
-              <w:t>11.11.2025.</w:t>
+              <w:t>14.12.2025.</w:t>
             </w:r>
           </w:p>
         </w:tc>
@@ -3412,6 +4412,9 @@
         <w:tc>
           <w:tcPr>
             <w:tcW w:w="3181" w:type="dxa"/>
+            <w:tcBorders>
+              <w:top w:val="nil"/>
+            </w:tcBorders>
             <w:vAlign w:val="center"/>
           </w:tcPr>
           <w:p>
@@ -3427,13 +4430,16 @@
               <w:rPr>
                 <w:lang w:val="hr-HR"/>
               </w:rPr>
-              <w:t>Završeno modeliranje</w:t>
+              <w:t>Završetak simulacija i efekta</w:t>
             </w:r>
           </w:p>
         </w:tc>
         <w:tc>
           <w:tcPr>
             <w:tcW w:w="1276" w:type="dxa"/>
+            <w:tcBorders>
+              <w:top w:val="nil"/>
+            </w:tcBorders>
             <w:vAlign w:val="center"/>
           </w:tcPr>
           <w:p>
@@ -3450,13 +4456,16 @@
               <w:rPr>
                 <w:lang w:val="hr-HR"/>
               </w:rPr>
-              <w:t>14.12.2025.</w:t>
+              <w:t>16.12.2025.</w:t>
             </w:r>
           </w:p>
         </w:tc>
         <w:tc>
           <w:tcPr>
             <w:tcW w:w="1275" w:type="dxa"/>
+            <w:tcBorders>
+              <w:top w:val="nil"/>
+            </w:tcBorders>
             <w:vAlign w:val="center"/>
           </w:tcPr>
           <w:p>
@@ -3474,6 +4483,9 @@
         <w:tc>
           <w:tcPr>
             <w:tcW w:w="2617" w:type="dxa"/>
+            <w:tcBorders>
+              <w:top w:val="nil"/>
+            </w:tcBorders>
             <w:vAlign w:val="center"/>
           </w:tcPr>
           <w:p>
@@ -3514,7 +4526,7 @@
               <w:rPr>
                 <w:lang w:val="hr-HR"/>
               </w:rPr>
-              <w:t>Završetak simulacija i efekta</w:t>
+              <w:t>Dizajniran tlocrt grada</w:t>
             </w:r>
           </w:p>
         </w:tc>
@@ -3540,7 +4552,7 @@
               <w:rPr>
                 <w:lang w:val="hr-HR"/>
               </w:rPr>
-              <w:t>16.12.2025.</w:t>
+              <w:t>23.12.2025.</w:t>
             </w:r>
           </w:p>
         </w:tc>
@@ -3592,9 +4604,6 @@
         <w:tc>
           <w:tcPr>
             <w:tcW w:w="3181" w:type="dxa"/>
-            <w:tcBorders>
-              <w:top w:val="nil"/>
-            </w:tcBorders>
             <w:vAlign w:val="center"/>
           </w:tcPr>
           <w:p>
@@ -3610,16 +4619,13 @@
               <w:rPr>
                 <w:lang w:val="hr-HR"/>
               </w:rPr>
-              <w:t>Dizajniran tlocrt grada</w:t>
+              <w:t>Implementirana funkcionalnost igre</w:t>
             </w:r>
           </w:p>
         </w:tc>
         <w:tc>
           <w:tcPr>
             <w:tcW w:w="1276" w:type="dxa"/>
-            <w:tcBorders>
-              <w:top w:val="nil"/>
-            </w:tcBorders>
             <w:vAlign w:val="center"/>
           </w:tcPr>
           <w:p>
@@ -3636,16 +4642,13 @@
               <w:rPr>
                 <w:lang w:val="hr-HR"/>
               </w:rPr>
-              <w:t>23.12.2025.</w:t>
+              <w:t>6.1.2026.</w:t>
             </w:r>
           </w:p>
         </w:tc>
         <w:tc>
           <w:tcPr>
             <w:tcW w:w="1275" w:type="dxa"/>
-            <w:tcBorders>
-              <w:top w:val="nil"/>
-            </w:tcBorders>
             <w:vAlign w:val="center"/>
           </w:tcPr>
           <w:p>
@@ -3663,9 +4666,6 @@
         <w:tc>
           <w:tcPr>
             <w:tcW w:w="2617" w:type="dxa"/>
-            <w:tcBorders>
-              <w:top w:val="nil"/>
-            </w:tcBorders>
             <w:vAlign w:val="center"/>
           </w:tcPr>
           <w:p>
@@ -3703,90 +4703,6 @@
               <w:rPr>
                 <w:lang w:val="hr-HR"/>
               </w:rPr>
-              <w:t>Implementirana funkcionalnost igre</w:t>
-            </w:r>
-          </w:p>
-        </w:tc>
-        <w:tc>
-          <w:tcPr>
-            <w:tcW w:w="1276" w:type="dxa"/>
-            <w:vAlign w:val="center"/>
-          </w:tcPr>
-          <w:p>
-            <w:pPr>
-              <w:pStyle w:val="BodyText"/>
-              <w:spacing w:line="240" w:lineRule="auto"/>
-              <w:ind w:left="0"/>
-              <w:jc w:val="center"/>
-              <w:rPr>
-                <w:lang w:val="hr-HR"/>
-              </w:rPr>
-            </w:pPr>
-            <w:r>
-              <w:rPr>
-                <w:lang w:val="hr-HR"/>
-              </w:rPr>
-              <w:t>6.1.2026.</w:t>
-            </w:r>
-          </w:p>
-        </w:tc>
-        <w:tc>
-          <w:tcPr>
-            <w:tcW w:w="1275" w:type="dxa"/>
-            <w:vAlign w:val="center"/>
-          </w:tcPr>
-          <w:p>
-            <w:pPr>
-              <w:pStyle w:val="BodyText"/>
-              <w:spacing w:line="240" w:lineRule="auto"/>
-              <w:ind w:left="0"/>
-              <w:jc w:val="center"/>
-              <w:rPr>
-                <w:lang w:val="hr-HR"/>
-              </w:rPr>
-            </w:pPr>
-          </w:p>
-        </w:tc>
-        <w:tc>
-          <w:tcPr>
-            <w:tcW w:w="2617" w:type="dxa"/>
-            <w:vAlign w:val="center"/>
-          </w:tcPr>
-          <w:p>
-            <w:pPr>
-              <w:pStyle w:val="BodyText"/>
-              <w:spacing w:line="240" w:lineRule="auto"/>
-              <w:ind w:left="0"/>
-              <w:jc w:val="center"/>
-              <w:rPr>
-                <w:lang w:val="hr-HR"/>
-              </w:rPr>
-            </w:pPr>
-          </w:p>
-        </w:tc>
-      </w:tr>
-      <w:tr>
-        <w:trPr>
-          <w:jc w:val="center"/>
-        </w:trPr>
-        <w:tc>
-          <w:tcPr>
-            <w:tcW w:w="3181" w:type="dxa"/>
-            <w:vAlign w:val="center"/>
-          </w:tcPr>
-          <w:p>
-            <w:pPr>
-              <w:pStyle w:val="BodyText"/>
-              <w:spacing w:line="240" w:lineRule="auto"/>
-              <w:ind w:left="0"/>
-              <w:rPr>
-                <w:lang w:val="hr-HR"/>
-              </w:rPr>
-            </w:pPr>
-            <w:r>
-              <w:rPr>
-                <w:lang w:val="hr-HR"/>
-              </w:rPr>
               <w:t>Završetak dokumentacije projekta</w:t>
             </w:r>
           </w:p>
@@ -3890,22 +4806,16 @@
           <w:lang w:val="hr-HR"/>
         </w:rPr>
       </w:pPr>
-      <w:bookmarkStart w:id="16" w:name="_Toc179182967"/>
+      <w:bookmarkStart w:id="28" w:name="_Toc179182967"/>
+      <w:bookmarkStart w:id="29" w:name="_Toc213692812"/>
       <w:r>
         <w:rPr>
           <w:lang w:val="hr-HR"/>
         </w:rPr>
         <w:t>Gantogram</w:t>
       </w:r>
-      <w:bookmarkEnd w:id="16"/>
-    </w:p>
-    <w:p>
-      <w:pPr>
-        <w:pStyle w:val="InfoBlue"/>
-      </w:pPr>
-      <w:r>
-        <w:t>[Izraditi Gantogram pomoću programa MS Project, Open Workbench, Microsoft Excel - http://office.microsoft.com/hr-hr/excel/HA010346051050.aspx, i sl. Pohraniti prikaz Gantograma (screenshot) i postaviti ga unutar ovog poglavlja kao ubačenu sliku.]</w:t>
-      </w:r>
+      <w:bookmarkEnd w:id="28"/>
+      <w:bookmarkEnd w:id="29"/>
     </w:p>
     <w:p>
       <w:pPr>
@@ -3939,7 +4849,7 @@
                     <pic:cNvPicPr/>
                   </pic:nvPicPr>
                   <pic:blipFill>
-                    <a:blip r:embed="rId14" cstate="print">
+                    <a:blip r:embed="rId12" cstate="print">
                       <a:extLst>
                         <a:ext uri="{28A0092B-C50C-407E-A947-70E740481C1C}">
                           <a14:useLocalDpi xmlns:a14="http://schemas.microsoft.com/office/drawing/2010/main" val="0"/>
@@ -3992,7 +4902,8 @@
           <w:lang w:val="hr-HR"/>
         </w:rPr>
       </w:pPr>
-      <w:bookmarkStart w:id="17" w:name="_Toc179182968"/>
+      <w:bookmarkStart w:id="30" w:name="_Toc179182968"/>
+      <w:bookmarkStart w:id="31" w:name="_Toc213692813"/>
       <w:r>
         <w:rPr>
           <w:lang w:val="hr-HR"/>
@@ -4000,15 +4911,13 @@
         <w:lastRenderedPageBreak/>
         <w:t>Zapisnici sastanaka</w:t>
       </w:r>
-      <w:bookmarkEnd w:id="17"/>
+      <w:bookmarkEnd w:id="30"/>
+      <w:bookmarkEnd w:id="31"/>
     </w:p>
     <w:p>
       <w:pPr>
         <w:pStyle w:val="InfoBlue"/>
       </w:pPr>
-      <w:r>
-        <w:t>[Ovdje za svaki održani sastanak navesti: datum, vrijeme i mjesto održavanja sastanaka, popis nazočnih, glavne zaključke sastanka.]</w:t>
-      </w:r>
     </w:p>
     <w:tbl>
       <w:tblPr>
@@ -4019,15 +4928,15 @@
         <w:tblLook w:val="04A0" w:firstRow="1" w:lastRow="0" w:firstColumn="1" w:lastColumn="0" w:noHBand="0" w:noVBand="1"/>
       </w:tblPr>
       <w:tblGrid>
-        <w:gridCol w:w="1560"/>
-        <w:gridCol w:w="1559"/>
-        <w:gridCol w:w="3402"/>
-        <w:gridCol w:w="2721"/>
+        <w:gridCol w:w="1701"/>
+        <w:gridCol w:w="1843"/>
+        <w:gridCol w:w="3119"/>
+        <w:gridCol w:w="2579"/>
       </w:tblGrid>
       <w:tr>
         <w:tc>
           <w:tcPr>
-            <w:tcW w:w="1560" w:type="dxa"/>
+            <w:tcW w:w="1701" w:type="dxa"/>
           </w:tcPr>
           <w:p>
             <w:pPr>
@@ -4049,7 +4958,7 @@
         </w:tc>
         <w:tc>
           <w:tcPr>
-            <w:tcW w:w="1559" w:type="dxa"/>
+            <w:tcW w:w="1843" w:type="dxa"/>
           </w:tcPr>
           <w:p>
             <w:pPr>
@@ -4071,7 +4980,7 @@
         </w:tc>
         <w:tc>
           <w:tcPr>
-            <w:tcW w:w="3402" w:type="dxa"/>
+            <w:tcW w:w="3119" w:type="dxa"/>
           </w:tcPr>
           <w:p>
             <w:pPr>
@@ -4093,7 +5002,7 @@
         </w:tc>
         <w:tc>
           <w:tcPr>
-            <w:tcW w:w="2721" w:type="dxa"/>
+            <w:tcW w:w="2579" w:type="dxa"/>
           </w:tcPr>
           <w:p>
             <w:pPr>
@@ -4117,7 +5026,7 @@
       <w:tr>
         <w:tc>
           <w:tcPr>
-            <w:tcW w:w="1560" w:type="dxa"/>
+            <w:tcW w:w="1701" w:type="dxa"/>
           </w:tcPr>
           <w:p>
             <w:pPr>
@@ -4150,7 +5059,7 @@
         </w:tc>
         <w:tc>
           <w:tcPr>
-            <w:tcW w:w="1559" w:type="dxa"/>
+            <w:tcW w:w="1843" w:type="dxa"/>
           </w:tcPr>
           <w:p>
             <w:pPr>
@@ -4171,7 +5080,7 @@
         </w:tc>
         <w:tc>
           <w:tcPr>
-            <w:tcW w:w="3402" w:type="dxa"/>
+            <w:tcW w:w="3119" w:type="dxa"/>
           </w:tcPr>
           <w:p>
             <w:pPr>
@@ -4211,30 +5120,13 @@
               <w:rPr>
                 <w:lang w:val="hr-HR"/>
               </w:rPr>
-              <w:t>Jakov Ramljak</w:t>
-            </w:r>
-            <w:r>
-              <w:rPr>
-                <w:lang w:val="hr-HR"/>
-              </w:rPr>
-              <w:t xml:space="preserve"> (voditelj)</w:t>
-            </w:r>
-            <w:r>
-              <w:rPr>
-                <w:lang w:val="hr-HR"/>
-              </w:rPr>
-              <w:t xml:space="preserve">, </w:t>
+              <w:t xml:space="preserve">Jakov Ramljak (voditelj), </w:t>
             </w:r>
             <w:r>
               <w:rPr>
                 <w:lang w:val="hr-HR"/>
               </w:rPr>
               <w:br/>
-            </w:r>
-            <w:r>
-              <w:rPr>
-                <w:lang w:val="hr-HR"/>
-              </w:rPr>
               <w:t xml:space="preserve">Martin Golub, </w:t>
             </w:r>
             <w:r>
@@ -4242,11 +5134,6 @@
                 <w:lang w:val="hr-HR"/>
               </w:rPr>
               <w:br/>
-            </w:r>
-            <w:r>
-              <w:rPr>
-                <w:lang w:val="hr-HR"/>
-              </w:rPr>
               <w:t xml:space="preserve">Leon Katić, </w:t>
             </w:r>
             <w:r>
@@ -4254,11 +5141,6 @@
                 <w:lang w:val="hr-HR"/>
               </w:rPr>
               <w:br/>
-            </w:r>
-            <w:r>
-              <w:rPr>
-                <w:lang w:val="hr-HR"/>
-              </w:rPr>
               <w:t xml:space="preserve">Stjepan Džidžić, </w:t>
             </w:r>
             <w:r>
@@ -4266,18 +5148,13 @@
                 <w:lang w:val="hr-HR"/>
               </w:rPr>
               <w:br/>
-            </w:r>
-            <w:r>
-              <w:rPr>
-                <w:lang w:val="hr-HR"/>
-              </w:rPr>
               <w:t>Matea Maračić</w:t>
             </w:r>
           </w:p>
         </w:tc>
         <w:tc>
           <w:tcPr>
-            <w:tcW w:w="2721" w:type="dxa"/>
+            <w:tcW w:w="2579" w:type="dxa"/>
           </w:tcPr>
           <w:p>
             <w:pPr>
@@ -4306,7 +5183,7 @@
       <w:tr>
         <w:tc>
           <w:tcPr>
-            <w:tcW w:w="1560" w:type="dxa"/>
+            <w:tcW w:w="1701" w:type="dxa"/>
             <w:tcBorders>
               <w:top w:val="nil"/>
             </w:tcBorders>
@@ -4342,7 +5219,7 @@
         </w:tc>
         <w:tc>
           <w:tcPr>
-            <w:tcW w:w="1559" w:type="dxa"/>
+            <w:tcW w:w="1843" w:type="dxa"/>
             <w:tcBorders>
               <w:top w:val="nil"/>
             </w:tcBorders>
@@ -4366,7 +5243,7 @@
         </w:tc>
         <w:tc>
           <w:tcPr>
-            <w:tcW w:w="3402" w:type="dxa"/>
+            <w:tcW w:w="3119" w:type="dxa"/>
             <w:tcBorders>
               <w:top w:val="nil"/>
             </w:tcBorders>
@@ -4438,7 +5315,7 @@
         </w:tc>
         <w:tc>
           <w:tcPr>
-            <w:tcW w:w="2721" w:type="dxa"/>
+            <w:tcW w:w="2579" w:type="dxa"/>
             <w:tcBorders>
               <w:top w:val="nil"/>
             </w:tcBorders>
@@ -4470,7 +5347,7 @@
       <w:tr>
         <w:tc>
           <w:tcPr>
-            <w:tcW w:w="1560" w:type="dxa"/>
+            <w:tcW w:w="1701" w:type="dxa"/>
             <w:tcBorders>
               <w:top w:val="nil"/>
             </w:tcBorders>
@@ -4518,7 +5395,7 @@
         </w:tc>
         <w:tc>
           <w:tcPr>
-            <w:tcW w:w="1559" w:type="dxa"/>
+            <w:tcW w:w="1843" w:type="dxa"/>
             <w:tcBorders>
               <w:top w:val="nil"/>
             </w:tcBorders>
@@ -4542,7 +5419,7 @@
         </w:tc>
         <w:tc>
           <w:tcPr>
-            <w:tcW w:w="3402" w:type="dxa"/>
+            <w:tcW w:w="3119" w:type="dxa"/>
             <w:tcBorders>
               <w:top w:val="nil"/>
             </w:tcBorders>
@@ -4626,7 +5503,7 @@
         </w:tc>
         <w:tc>
           <w:tcPr>
-            <w:tcW w:w="2721" w:type="dxa"/>
+            <w:tcW w:w="2579" w:type="dxa"/>
             <w:tcBorders>
               <w:top w:val="nil"/>
             </w:tcBorders>
@@ -4658,7 +5535,7 @@
       <w:tr>
         <w:tc>
           <w:tcPr>
-            <w:tcW w:w="1560" w:type="dxa"/>
+            <w:tcW w:w="1701" w:type="dxa"/>
           </w:tcPr>
           <w:p>
             <w:pPr>
@@ -4683,13 +5560,13 @@
                 <w:sz w:val="20"/>
                 <w:lang w:val="hr-HR"/>
               </w:rPr>
-              <w:t>14. listopad 2025. 16.00</w:t>
-            </w:r>
-          </w:p>
-        </w:tc>
-        <w:tc>
-          <w:tcPr>
-            <w:tcW w:w="1559" w:type="dxa"/>
+              <w:t>14. listopad 2025. 16:00</w:t>
+            </w:r>
+          </w:p>
+        </w:tc>
+        <w:tc>
+          <w:tcPr>
+            <w:tcW w:w="1843" w:type="dxa"/>
           </w:tcPr>
           <w:p>
             <w:pPr>
@@ -4711,7 +5588,7 @@
         </w:tc>
         <w:tc>
           <w:tcPr>
-            <w:tcW w:w="3402" w:type="dxa"/>
+            <w:tcW w:w="3119" w:type="dxa"/>
           </w:tcPr>
           <w:p>
             <w:pPr>
@@ -4751,48 +5628,20 @@
               <w:rPr>
                 <w:lang w:val="hr-HR"/>
               </w:rPr>
-              <w:t>Jakov Ramljak</w:t>
-            </w:r>
-            <w:r>
-              <w:rPr>
-                <w:lang w:val="hr-HR"/>
-              </w:rPr>
-              <w:t xml:space="preserve"> (voditelj)</w:t>
-            </w:r>
-            <w:r>
-              <w:rPr>
-                <w:lang w:val="hr-HR"/>
-              </w:rPr>
-              <w:t xml:space="preserve">, </w:t>
+              <w:t xml:space="preserve">Jakov Ramljak (voditelj), </w:t>
             </w:r>
             <w:r>
               <w:rPr>
                 <w:lang w:val="hr-HR"/>
               </w:rPr>
               <w:br/>
-            </w:r>
-            <w:r>
-              <w:rPr>
-                <w:lang w:val="hr-HR"/>
-              </w:rPr>
-              <w:t>Martin Golub,</w:t>
-            </w:r>
-            <w:r>
-              <w:rPr>
-                <w:lang w:val="hr-HR"/>
-              </w:rPr>
-              <w:t xml:space="preserve"> </w:t>
+              <w:t xml:space="preserve">Martin Golub, </w:t>
             </w:r>
             <w:r>
               <w:rPr>
                 <w:lang w:val="hr-HR"/>
               </w:rPr>
               <w:br/>
-            </w:r>
-            <w:r>
-              <w:rPr>
-                <w:lang w:val="hr-HR"/>
-              </w:rPr>
               <w:t xml:space="preserve">Leon Katić, </w:t>
             </w:r>
             <w:r>
@@ -4800,36 +5649,20 @@
                 <w:lang w:val="hr-HR"/>
               </w:rPr>
               <w:br/>
-            </w:r>
-            <w:r>
-              <w:rPr>
-                <w:lang w:val="hr-HR"/>
-              </w:rPr>
-              <w:t>Stjepan Džidžić,</w:t>
-            </w:r>
-            <w:r>
-              <w:rPr>
-                <w:lang w:val="hr-HR"/>
-              </w:rPr>
-              <w:t xml:space="preserve"> </w:t>
+              <w:t xml:space="preserve">Stjepan Džidžić, </w:t>
             </w:r>
             <w:r>
               <w:rPr>
                 <w:lang w:val="hr-HR"/>
               </w:rPr>
               <w:br/>
-            </w:r>
-            <w:r>
-              <w:rPr>
-                <w:lang w:val="hr-HR"/>
-              </w:rPr>
               <w:t xml:space="preserve">Matea Maračić, </w:t>
             </w:r>
           </w:p>
         </w:tc>
         <w:tc>
           <w:tcPr>
-            <w:tcW w:w="2721" w:type="dxa"/>
+            <w:tcW w:w="2579" w:type="dxa"/>
           </w:tcPr>
           <w:p>
             <w:pPr>
@@ -4889,7 +5722,7 @@
       <w:tr>
         <w:tc>
           <w:tcPr>
-            <w:tcW w:w="1560" w:type="dxa"/>
+            <w:tcW w:w="1701" w:type="dxa"/>
           </w:tcPr>
           <w:p>
             <w:pPr>
@@ -4926,7 +5759,7 @@
         </w:tc>
         <w:tc>
           <w:tcPr>
-            <w:tcW w:w="1559" w:type="dxa"/>
+            <w:tcW w:w="1843" w:type="dxa"/>
           </w:tcPr>
           <w:p>
             <w:pPr>
@@ -4948,7 +5781,7 @@
         </w:tc>
         <w:tc>
           <w:tcPr>
-            <w:tcW w:w="3402" w:type="dxa"/>
+            <w:tcW w:w="3119" w:type="dxa"/>
           </w:tcPr>
           <w:p>
             <w:pPr>
@@ -5030,7 +5863,7 @@
         </w:tc>
         <w:tc>
           <w:tcPr>
-            <w:tcW w:w="2721" w:type="dxa"/>
+            <w:tcW w:w="2579" w:type="dxa"/>
           </w:tcPr>
           <w:p>
             <w:pPr>
@@ -5047,7 +5880,28 @@
                 <w:bCs/>
                 <w:lang w:val="hr-HR"/>
               </w:rPr>
-              <w:t>Dogovaranje plana projekta. Rasprava o implementaciji fizike drona i game designa</w:t>
+              <w:t>Dogovaranje plana projekta</w:t>
+            </w:r>
+            <w:r>
+              <w:rPr>
+                <w:bCs/>
+                <w:lang w:val="hr-HR"/>
+              </w:rPr>
+              <w:t xml:space="preserve">,r </w:t>
+            </w:r>
+            <w:r>
+              <w:rPr>
+                <w:bCs/>
+                <w:lang w:val="hr-HR"/>
+              </w:rPr>
+              <w:t xml:space="preserve">asprava o implementaciji fizike drona i </w:t>
+            </w:r>
+            <w:r>
+              <w:rPr>
+                <w:bCs/>
+                <w:lang w:val="hr-HR"/>
+              </w:rPr>
+              <w:t>dizajna igre.</w:t>
             </w:r>
           </w:p>
         </w:tc>
@@ -5055,7 +5909,7 @@
       <w:tr>
         <w:tc>
           <w:tcPr>
-            <w:tcW w:w="1560" w:type="dxa"/>
+            <w:tcW w:w="1701" w:type="dxa"/>
           </w:tcPr>
           <w:p>
             <w:pPr>
@@ -5107,7 +5961,7 @@
         </w:tc>
         <w:tc>
           <w:tcPr>
-            <w:tcW w:w="1559" w:type="dxa"/>
+            <w:tcW w:w="1843" w:type="dxa"/>
           </w:tcPr>
           <w:p>
             <w:pPr>
@@ -5130,7 +5984,7 @@
         </w:tc>
         <w:tc>
           <w:tcPr>
-            <w:tcW w:w="3402" w:type="dxa"/>
+            <w:tcW w:w="3119" w:type="dxa"/>
           </w:tcPr>
           <w:p>
             <w:pPr>
@@ -5147,20 +6001,40 @@
                 <w:bCs/>
                 <w:lang w:val="hr-HR"/>
               </w:rPr>
-              <w:t>Željka Mihajlović</w:t>
+              <w:t>Željka Mihajlović (mentorica),</w:t>
             </w:r>
             <w:r>
               <w:rPr>
                 <w:bCs/>
                 <w:lang w:val="hr-HR"/>
               </w:rPr>
-              <w:t xml:space="preserve"> (mentorica),</w:t>
+              <w:br/>
             </w:r>
             <w:r>
               <w:rPr>
                 <w:bCs/>
                 <w:lang w:val="hr-HR"/>
               </w:rPr>
+              <w:t>Jakov Ramljak</w:t>
+            </w:r>
+            <w:r>
+              <w:rPr>
+                <w:lang w:val="hr-HR"/>
+              </w:rPr>
+              <w:t xml:space="preserve"> (voditelj)</w:t>
+            </w:r>
+            <w:r>
+              <w:rPr>
+                <w:bCs/>
+                <w:lang w:val="hr-HR"/>
+              </w:rPr>
+              <w:t xml:space="preserve">, </w:t>
+            </w:r>
+            <w:r>
+              <w:rPr>
+                <w:bCs/>
+                <w:lang w:val="hr-HR"/>
+              </w:rPr>
               <w:br/>
             </w:r>
             <w:r>
@@ -5168,26 +6042,27 @@
                 <w:bCs/>
                 <w:lang w:val="hr-HR"/>
               </w:rPr>
-              <w:t>Jakov Ramljak</w:t>
-            </w:r>
-            <w:r>
-              <w:rPr>
-                <w:lang w:val="hr-HR"/>
-              </w:rPr>
-              <w:t xml:space="preserve"> (voditelj)</w:t>
+              <w:t xml:space="preserve">Martin Golub, </w:t>
             </w:r>
             <w:r>
               <w:rPr>
                 <w:bCs/>
                 <w:lang w:val="hr-HR"/>
               </w:rPr>
-              <w:t xml:space="preserve">, </w:t>
+              <w:br/>
             </w:r>
             <w:r>
               <w:rPr>
                 <w:bCs/>
                 <w:lang w:val="hr-HR"/>
               </w:rPr>
+              <w:t xml:space="preserve">Leon Katić, </w:t>
+            </w:r>
+            <w:r>
+              <w:rPr>
+                <w:bCs/>
+                <w:lang w:val="hr-HR"/>
+              </w:rPr>
               <w:br/>
             </w:r>
             <w:r>
@@ -5195,64 +6070,50 @@
                 <w:bCs/>
                 <w:lang w:val="hr-HR"/>
               </w:rPr>
-              <w:t xml:space="preserve">Martin Golub, </w:t>
-            </w:r>
-            <w:r>
+              <w:t xml:space="preserve">Stjepan </w:t>
+            </w:r>
+            <w:r>
+              <w:rPr>
+                <w:lang w:val="hr-HR"/>
+              </w:rPr>
+              <w:t>Džidžić</w:t>
+            </w:r>
+          </w:p>
+        </w:tc>
+        <w:tc>
+          <w:tcPr>
+            <w:tcW w:w="2579" w:type="dxa"/>
+          </w:tcPr>
+          <w:p>
+            <w:pPr>
+              <w:pStyle w:val="BodyText"/>
+              <w:keepLines w:val="0"/>
+              <w:ind w:left="0"/>
               <w:rPr>
                 <w:bCs/>
                 <w:lang w:val="hr-HR"/>
               </w:rPr>
-              <w:br/>
-            </w:r>
+            </w:pPr>
             <w:r>
               <w:rPr>
                 <w:bCs/>
                 <w:lang w:val="hr-HR"/>
               </w:rPr>
-              <w:t xml:space="preserve">Leon Katić, </w:t>
+              <w:t>Demonstriranje napretka u projektu</w:t>
             </w:r>
             <w:r>
               <w:rPr>
                 <w:bCs/>
                 <w:lang w:val="hr-HR"/>
               </w:rPr>
-              <w:br/>
+              <w:t>, i</w:t>
             </w:r>
             <w:r>
               <w:rPr>
                 <w:bCs/>
                 <w:lang w:val="hr-HR"/>
               </w:rPr>
-              <w:t xml:space="preserve">Stjepan </w:t>
-            </w:r>
-            <w:r>
-              <w:rPr>
-                <w:lang w:val="hr-HR"/>
-              </w:rPr>
-              <w:t>Džidžić</w:t>
-            </w:r>
-          </w:p>
-        </w:tc>
-        <w:tc>
-          <w:tcPr>
-            <w:tcW w:w="2721" w:type="dxa"/>
-          </w:tcPr>
-          <w:p>
-            <w:pPr>
-              <w:pStyle w:val="BodyText"/>
-              <w:keepLines w:val="0"/>
-              <w:ind w:left="0"/>
-              <w:rPr>
-                <w:bCs/>
-                <w:lang w:val="hr-HR"/>
-              </w:rPr>
-            </w:pPr>
-            <w:r>
-              <w:rPr>
-                <w:bCs/>
-                <w:lang w:val="hr-HR"/>
-              </w:rPr>
-              <w:t>Demonstriranje napretka u projektu. Informacije o formuliranju dokumenta plana projekta.</w:t>
+              <w:t>nformacije o formuliranju dokumenta plana projekta.</w:t>
             </w:r>
           </w:p>
         </w:tc>
@@ -5260,7 +6121,7 @@
       <w:tr>
         <w:tc>
           <w:tcPr>
-            <w:tcW w:w="1560" w:type="dxa"/>
+            <w:tcW w:w="1701" w:type="dxa"/>
           </w:tcPr>
           <w:p>
             <w:pPr>
@@ -5276,7 +6137,7 @@
         </w:tc>
         <w:tc>
           <w:tcPr>
-            <w:tcW w:w="1559" w:type="dxa"/>
+            <w:tcW w:w="1843" w:type="dxa"/>
           </w:tcPr>
           <w:p>
             <w:pPr>
@@ -5292,7 +6153,7 @@
         </w:tc>
         <w:tc>
           <w:tcPr>
-            <w:tcW w:w="3402" w:type="dxa"/>
+            <w:tcW w:w="3119" w:type="dxa"/>
           </w:tcPr>
           <w:p>
             <w:pPr>
@@ -5308,7 +6169,7 @@
         </w:tc>
         <w:tc>
           <w:tcPr>
-            <w:tcW w:w="2721" w:type="dxa"/>
+            <w:tcW w:w="2579" w:type="dxa"/>
           </w:tcPr>
           <w:p>
             <w:pPr>
@@ -5621,10 +6482,10 @@
     <w:p>
       <w:pPr>
         <w:sectPr>
-          <w:headerReference w:type="default" r:id="rId15"/>
-          <w:footerReference w:type="default" r:id="rId16"/>
-          <w:headerReference w:type="first" r:id="rId17"/>
-          <w:footerReference w:type="first" r:id="rId18"/>
+          <w:headerReference w:type="default" r:id="rId13"/>
+          <w:footerReference w:type="default" r:id="rId14"/>
+          <w:headerReference w:type="first" r:id="rId15"/>
+          <w:footerReference w:type="first" r:id="rId16"/>
           <w:pgSz w:w="12240" w:h="15840"/>
           <w:pgMar w:top="1440" w:right="1440" w:bottom="1440" w:left="1440" w:header="720" w:footer="720" w:gutter="0"/>
           <w:cols w:space="720"/>
@@ -5822,6 +6683,192 @@
 
 <file path=word/footer1.xml><?xml version="1.0" encoding="utf-8"?>
 <w:ftr xmlns:wpc="http://schemas.microsoft.com/office/word/2010/wordprocessingCanvas" xmlns:cx="http://schemas.microsoft.com/office/drawing/2014/chartex" xmlns:cx1="http://schemas.microsoft.com/office/drawing/2015/9/8/chartex" xmlns:cx2="http://schemas.microsoft.com/office/drawing/2015/10/21/chartex" xmlns:cx3="http://schemas.microsoft.com/office/drawing/2016/5/9/chartex" xmlns:cx4="http://schemas.microsoft.com/office/drawing/2016/5/10/chartex" xmlns:cx5="http://schemas.microsoft.com/office/drawing/2016/5/11/chartex" xmlns:cx6="http://schemas.microsoft.com/office/drawing/2016/5/12/chartex" xmlns:cx7="http://schemas.microsoft.com/office/drawing/2016/5/13/chartex" xmlns:cx8="http://schemas.microsoft.com/office/drawing/2016/5/14/chartex" xmlns:mc="http://schemas.openxmlformats.org/markup-compatibility/2006" xmlns:aink="http://schemas.microsoft.com/office/drawing/2016/ink" xmlns:am3d="http://schemas.microsoft.com/office/drawing/2017/model3d" xmlns:o="urn:schemas-microsoft-com:office:office" xmlns:oel="http://schemas.microsoft.com/office/2019/extlst" xmlns:r="http://schemas.openxmlformats.org/officeDocument/2006/relationships" xmlns:m="http://schemas.openxmlformats.org/officeDocument/2006/math" xmlns:v="urn:schemas-microsoft-com:vml" xmlns:wp14="http://schemas.microsoft.com/office/word/2010/wordprocessingDrawing" xmlns:wp="http://schemas.openxmlformats.org/drawingml/2006/wordprocessingDrawing" xmlns:w10="urn:schemas-microsoft-com:office:word" xmlns:w="http://schemas.openxmlformats.org/wordprocessingml/2006/main" xmlns:w14="http://schemas.microsoft.com/office/word/2010/wordml" xmlns:w15="http://schemas.microsoft.com/office/word/2012/wordml" xmlns:w16cex="http://schemas.microsoft.com/office/word/2018/wordml/cex" xmlns:w16cid="http://schemas.microsoft.com/office/word/2016/wordml/cid" xmlns:w16="http://schemas.microsoft.com/office/word/2018/wordml" xmlns:w16du="http://schemas.microsoft.com/office/word/2023/wordml/word16du" xmlns:w16sdtdh="http://schemas.microsoft.com/office/word/2020/wordml/sdtdatahash" xmlns:w16sdtfl="http://schemas.microsoft.com/office/word/2024/wordml/sdtformatlock" xmlns:w16se="http://schemas.microsoft.com/office/word/2015/wordml/symex" xmlns:wpg="http://schemas.microsoft.com/office/word/2010/wordprocessingGroup" xmlns:wpi="http://schemas.microsoft.com/office/word/2010/wordprocessingInk" xmlns:wne="http://schemas.microsoft.com/office/word/2006/wordml" xmlns:wps="http://schemas.microsoft.com/office/word/2010/wordprocessingShape" mc:Ignorable="w14 w15 w16se w16cid w16 w16cex w16sdtdh w16sdtfl w16du wp14">
+  <w:tbl>
+    <w:tblPr>
+      <w:tblW w:w="9486" w:type="dxa"/>
+      <w:tblLayout w:type="fixed"/>
+      <w:tblLook w:val="0000" w:firstRow="0" w:lastRow="0" w:firstColumn="0" w:lastColumn="0" w:noHBand="0" w:noVBand="0"/>
+    </w:tblPr>
+    <w:tblGrid>
+      <w:gridCol w:w="3162"/>
+      <w:gridCol w:w="3162"/>
+      <w:gridCol w:w="3162"/>
+    </w:tblGrid>
+    <w:tr>
+      <w:tc>
+        <w:tcPr>
+          <w:tcW w:w="3162" w:type="dxa"/>
+        </w:tcPr>
+        <w:p>
+          <w:pPr>
+            <w:ind w:right="360"/>
+            <w:rPr>
+              <w:lang w:val="hr-HR"/>
+            </w:rPr>
+          </w:pPr>
+          <w:r>
+            <w:rPr>
+              <w:lang w:val="hr-HR"/>
+            </w:rPr>
+            <w:t>FER - Projekt</w:t>
+          </w:r>
+        </w:p>
+      </w:tc>
+      <w:tc>
+        <w:tcPr>
+          <w:tcW w:w="3162" w:type="dxa"/>
+        </w:tcPr>
+        <w:p>
+          <w:pPr>
+            <w:jc w:val="center"/>
+            <w:rPr>
+              <w:lang w:val="hr-HR"/>
+            </w:rPr>
+          </w:pPr>
+          <w:r>
+            <w:rPr>
+              <w:rFonts w:ascii="Symbol" w:eastAsia="Symbol" w:hAnsi="Symbol" w:cs="Symbol"/>
+              <w:lang w:val="hr-HR"/>
+            </w:rPr>
+            <w:sym w:font="Symbol" w:char="F0D3"/>
+          </w:r>
+          <w:r>
+            <w:rPr>
+              <w:lang w:val="hr-HR"/>
+            </w:rPr>
+            <w:t xml:space="preserve">FER, </w:t>
+          </w:r>
+          <w:r>
+            <w:rPr>
+              <w:lang w:val="hr-HR"/>
+            </w:rPr>
+            <w:fldChar w:fldCharType="begin"/>
+          </w:r>
+          <w:r>
+            <w:rPr>
+              <w:lang w:val="hr-HR"/>
+            </w:rPr>
+            <w:instrText xml:space="preserve"> DATE \@"yyyy" </w:instrText>
+          </w:r>
+          <w:r>
+            <w:rPr>
+              <w:lang w:val="hr-HR"/>
+            </w:rPr>
+            <w:fldChar w:fldCharType="separate"/>
+          </w:r>
+          <w:r>
+            <w:rPr>
+              <w:noProof/>
+              <w:lang w:val="hr-HR"/>
+            </w:rPr>
+            <w:t>2025</w:t>
+          </w:r>
+          <w:r>
+            <w:rPr>
+              <w:lang w:val="hr-HR"/>
+            </w:rPr>
+            <w:fldChar w:fldCharType="end"/>
+          </w:r>
+        </w:p>
+      </w:tc>
+      <w:tc>
+        <w:tcPr>
+          <w:tcW w:w="3162" w:type="dxa"/>
+        </w:tcPr>
+        <w:p>
+          <w:pPr>
+            <w:jc w:val="right"/>
+            <w:rPr>
+              <w:lang w:val="hr-HR"/>
+            </w:rPr>
+          </w:pPr>
+          <w:r>
+            <w:rPr>
+              <w:lang w:val="hr-HR"/>
+            </w:rPr>
+            <w:t xml:space="preserve">Stranica </w:t>
+          </w:r>
+          <w:r>
+            <w:rPr>
+              <w:rStyle w:val="PageNumber"/>
+              <w:lang w:val="hr-HR"/>
+            </w:rPr>
+            <w:fldChar w:fldCharType="begin"/>
+          </w:r>
+          <w:r>
+            <w:rPr>
+              <w:rStyle w:val="PageNumber"/>
+              <w:lang w:val="hr-HR"/>
+            </w:rPr>
+            <w:instrText xml:space="preserve"> PAGE </w:instrText>
+          </w:r>
+          <w:r>
+            <w:rPr>
+              <w:rStyle w:val="PageNumber"/>
+              <w:lang w:val="hr-HR"/>
+            </w:rPr>
+            <w:fldChar w:fldCharType="separate"/>
+          </w:r>
+          <w:r>
+            <w:rPr>
+              <w:rStyle w:val="PageNumber"/>
+              <w:lang w:val="hr-HR"/>
+            </w:rPr>
+            <w:t>1</w:t>
+          </w:r>
+          <w:r>
+            <w:rPr>
+              <w:rStyle w:val="PageNumber"/>
+              <w:lang w:val="hr-HR"/>
+            </w:rPr>
+            <w:fldChar w:fldCharType="end"/>
+          </w:r>
+          <w:r>
+            <w:rPr>
+              <w:rStyle w:val="PageNumber"/>
+              <w:lang w:val="hr-HR"/>
+            </w:rPr>
+            <w:t xml:space="preserve"> od </w:t>
+          </w:r>
+          <w:r>
+            <w:rPr>
+              <w:rStyle w:val="PageNumber"/>
+              <w:lang w:val="hr-HR"/>
+            </w:rPr>
+            <w:fldChar w:fldCharType="begin"/>
+          </w:r>
+          <w:r>
+            <w:rPr>
+              <w:rStyle w:val="PageNumber"/>
+              <w:lang w:val="hr-HR"/>
+            </w:rPr>
+            <w:instrText xml:space="preserve"> NUMPAGES </w:instrText>
+          </w:r>
+          <w:r>
+            <w:rPr>
+              <w:rStyle w:val="PageNumber"/>
+              <w:lang w:val="hr-HR"/>
+            </w:rPr>
+            <w:fldChar w:fldCharType="separate"/>
+          </w:r>
+          <w:r>
+            <w:rPr>
+              <w:rStyle w:val="PageNumber"/>
+              <w:lang w:val="hr-HR"/>
+            </w:rPr>
+            <w:t>9</w:t>
+          </w:r>
+          <w:r>
+            <w:rPr>
+              <w:rStyle w:val="PageNumber"/>
+              <w:lang w:val="hr-HR"/>
+            </w:rPr>
+            <w:fldChar w:fldCharType="end"/>
+          </w:r>
+        </w:p>
+      </w:tc>
+    </w:tr>
+  </w:tbl>
   <w:p>
     <w:pPr>
       <w:pStyle w:val="Footer"/>
@@ -5859,13 +6906,7 @@
             <w:rPr>
               <w:lang w:val="hr-HR"/>
             </w:rPr>
-            <w:t xml:space="preserve">FER </w:t>
-          </w:r>
-          <w:r>
-            <w:rPr>
-              <w:lang w:val="hr-HR"/>
-            </w:rPr>
-            <w:t>- Projekt</w:t>
+            <w:t>FER - Projekt</w:t>
           </w:r>
         </w:p>
       </w:tc>
@@ -6061,13 +7102,7 @@
             <w:rPr>
               <w:lang w:val="hr-HR"/>
             </w:rPr>
-            <w:t xml:space="preserve">FER </w:t>
-          </w:r>
-          <w:r>
-            <w:rPr>
-              <w:lang w:val="hr-HR"/>
-            </w:rPr>
-            <w:t>- Projekt</w:t>
+            <w:t>FER - Projekt</w:t>
           </w:r>
         </w:p>
       </w:tc>
@@ -6171,7 +7206,7 @@
               <w:rStyle w:val="PageNumber"/>
               <w:lang w:val="hr-HR"/>
             </w:rPr>
-            <w:t>1</w:t>
+            <w:t>9</w:t>
           </w:r>
           <w:r>
             <w:rPr>
@@ -6236,208 +7271,6 @@
 
 <file path=word/footer4.xml><?xml version="1.0" encoding="utf-8"?>
 <w:ftr xmlns:wpc="http://schemas.microsoft.com/office/word/2010/wordprocessingCanvas" xmlns:cx="http://schemas.microsoft.com/office/drawing/2014/chartex" xmlns:cx1="http://schemas.microsoft.com/office/drawing/2015/9/8/chartex" xmlns:cx2="http://schemas.microsoft.com/office/drawing/2015/10/21/chartex" xmlns:cx3="http://schemas.microsoft.com/office/drawing/2016/5/9/chartex" xmlns:cx4="http://schemas.microsoft.com/office/drawing/2016/5/10/chartex" xmlns:cx5="http://schemas.microsoft.com/office/drawing/2016/5/11/chartex" xmlns:cx6="http://schemas.microsoft.com/office/drawing/2016/5/12/chartex" xmlns:cx7="http://schemas.microsoft.com/office/drawing/2016/5/13/chartex" xmlns:cx8="http://schemas.microsoft.com/office/drawing/2016/5/14/chartex" xmlns:mc="http://schemas.openxmlformats.org/markup-compatibility/2006" xmlns:aink="http://schemas.microsoft.com/office/drawing/2016/ink" xmlns:am3d="http://schemas.microsoft.com/office/drawing/2017/model3d" xmlns:o="urn:schemas-microsoft-com:office:office" xmlns:oel="http://schemas.microsoft.com/office/2019/extlst" xmlns:r="http://schemas.openxmlformats.org/officeDocument/2006/relationships" xmlns:m="http://schemas.openxmlformats.org/officeDocument/2006/math" xmlns:v="urn:schemas-microsoft-com:vml" xmlns:wp14="http://schemas.microsoft.com/office/word/2010/wordprocessingDrawing" xmlns:wp="http://schemas.openxmlformats.org/drawingml/2006/wordprocessingDrawing" xmlns:w10="urn:schemas-microsoft-com:office:word" xmlns:w="http://schemas.openxmlformats.org/wordprocessingml/2006/main" xmlns:w14="http://schemas.microsoft.com/office/word/2010/wordml" xmlns:w15="http://schemas.microsoft.com/office/word/2012/wordml" xmlns:w16cex="http://schemas.microsoft.com/office/word/2018/wordml/cex" xmlns:w16cid="http://schemas.microsoft.com/office/word/2016/wordml/cid" xmlns:w16="http://schemas.microsoft.com/office/word/2018/wordml" xmlns:w16du="http://schemas.microsoft.com/office/word/2023/wordml/word16du" xmlns:w16sdtdh="http://schemas.microsoft.com/office/word/2020/wordml/sdtdatahash" xmlns:w16sdtfl="http://schemas.microsoft.com/office/word/2024/wordml/sdtformatlock" xmlns:w16se="http://schemas.microsoft.com/office/word/2015/wordml/symex" xmlns:wpg="http://schemas.microsoft.com/office/word/2010/wordprocessingGroup" xmlns:wpi="http://schemas.microsoft.com/office/word/2010/wordprocessingInk" xmlns:wne="http://schemas.microsoft.com/office/word/2006/wordml" xmlns:wps="http://schemas.microsoft.com/office/word/2010/wordprocessingShape" mc:Ignorable="w14 w15 w16se w16cid w16 w16cex w16sdtdh w16sdtfl w16du wp14">
-  <w:tbl>
-    <w:tblPr>
-      <w:tblW w:w="9486" w:type="dxa"/>
-      <w:tblLayout w:type="fixed"/>
-      <w:tblLook w:val="0000" w:firstRow="0" w:lastRow="0" w:firstColumn="0" w:lastColumn="0" w:noHBand="0" w:noVBand="0"/>
-    </w:tblPr>
-    <w:tblGrid>
-      <w:gridCol w:w="3162"/>
-      <w:gridCol w:w="3162"/>
-      <w:gridCol w:w="3162"/>
-    </w:tblGrid>
-    <w:tr>
-      <w:tc>
-        <w:tcPr>
-          <w:tcW w:w="3162" w:type="dxa"/>
-        </w:tcPr>
-        <w:p>
-          <w:pPr>
-            <w:ind w:right="360"/>
-            <w:rPr>
-              <w:lang w:val="hr-HR"/>
-            </w:rPr>
-          </w:pPr>
-          <w:r>
-            <w:rPr>
-              <w:lang w:val="hr-HR"/>
-            </w:rPr>
-            <w:t xml:space="preserve">FER </w:t>
-          </w:r>
-          <w:r>
-            <w:rPr>
-              <w:lang w:val="hr-HR"/>
-            </w:rPr>
-            <w:t>- Projekt</w:t>
-          </w:r>
-        </w:p>
-      </w:tc>
-      <w:tc>
-        <w:tcPr>
-          <w:tcW w:w="3162" w:type="dxa"/>
-        </w:tcPr>
-        <w:p>
-          <w:pPr>
-            <w:jc w:val="center"/>
-            <w:rPr>
-              <w:lang w:val="hr-HR"/>
-            </w:rPr>
-          </w:pPr>
-          <w:r>
-            <w:rPr>
-              <w:rFonts w:ascii="Symbol" w:eastAsia="Symbol" w:hAnsi="Symbol" w:cs="Symbol"/>
-              <w:lang w:val="hr-HR"/>
-            </w:rPr>
-            <w:sym w:font="Symbol" w:char="F0D3"/>
-          </w:r>
-          <w:r>
-            <w:rPr>
-              <w:lang w:val="hr-HR"/>
-            </w:rPr>
-            <w:t xml:space="preserve">FER, </w:t>
-          </w:r>
-          <w:r>
-            <w:rPr>
-              <w:lang w:val="hr-HR"/>
-            </w:rPr>
-            <w:fldChar w:fldCharType="begin"/>
-          </w:r>
-          <w:r>
-            <w:rPr>
-              <w:lang w:val="hr-HR"/>
-            </w:rPr>
-            <w:instrText xml:space="preserve"> DATE \@"yyyy" </w:instrText>
-          </w:r>
-          <w:r>
-            <w:rPr>
-              <w:lang w:val="hr-HR"/>
-            </w:rPr>
-            <w:fldChar w:fldCharType="separate"/>
-          </w:r>
-          <w:r>
-            <w:rPr>
-              <w:noProof/>
-              <w:lang w:val="hr-HR"/>
-            </w:rPr>
-            <w:t>2025</w:t>
-          </w:r>
-          <w:r>
-            <w:rPr>
-              <w:lang w:val="hr-HR"/>
-            </w:rPr>
-            <w:fldChar w:fldCharType="end"/>
-          </w:r>
-        </w:p>
-      </w:tc>
-      <w:tc>
-        <w:tcPr>
-          <w:tcW w:w="3162" w:type="dxa"/>
-        </w:tcPr>
-        <w:p>
-          <w:pPr>
-            <w:jc w:val="right"/>
-            <w:rPr>
-              <w:lang w:val="hr-HR"/>
-            </w:rPr>
-          </w:pPr>
-          <w:r>
-            <w:rPr>
-              <w:lang w:val="hr-HR"/>
-            </w:rPr>
-            <w:t xml:space="preserve">Stranica </w:t>
-          </w:r>
-          <w:r>
-            <w:rPr>
-              <w:rStyle w:val="PageNumber"/>
-              <w:lang w:val="hr-HR"/>
-            </w:rPr>
-            <w:fldChar w:fldCharType="begin"/>
-          </w:r>
-          <w:r>
-            <w:rPr>
-              <w:rStyle w:val="PageNumber"/>
-              <w:lang w:val="hr-HR"/>
-            </w:rPr>
-            <w:instrText xml:space="preserve"> PAGE </w:instrText>
-          </w:r>
-          <w:r>
-            <w:rPr>
-              <w:rStyle w:val="PageNumber"/>
-              <w:lang w:val="hr-HR"/>
-            </w:rPr>
-            <w:fldChar w:fldCharType="separate"/>
-          </w:r>
-          <w:r>
-            <w:rPr>
-              <w:rStyle w:val="PageNumber"/>
-              <w:lang w:val="hr-HR"/>
-            </w:rPr>
-            <w:t>9</w:t>
-          </w:r>
-          <w:r>
-            <w:rPr>
-              <w:rStyle w:val="PageNumber"/>
-              <w:lang w:val="hr-HR"/>
-            </w:rPr>
-            <w:fldChar w:fldCharType="end"/>
-          </w:r>
-          <w:r>
-            <w:rPr>
-              <w:rStyle w:val="PageNumber"/>
-              <w:lang w:val="hr-HR"/>
-            </w:rPr>
-            <w:t xml:space="preserve"> od </w:t>
-          </w:r>
-          <w:r>
-            <w:rPr>
-              <w:rStyle w:val="PageNumber"/>
-              <w:lang w:val="hr-HR"/>
-            </w:rPr>
-            <w:fldChar w:fldCharType="begin"/>
-          </w:r>
-          <w:r>
-            <w:rPr>
-              <w:rStyle w:val="PageNumber"/>
-              <w:lang w:val="hr-HR"/>
-            </w:rPr>
-            <w:instrText xml:space="preserve"> NUMPAGES </w:instrText>
-          </w:r>
-          <w:r>
-            <w:rPr>
-              <w:rStyle w:val="PageNumber"/>
-              <w:lang w:val="hr-HR"/>
-            </w:rPr>
-            <w:fldChar w:fldCharType="separate"/>
-          </w:r>
-          <w:r>
-            <w:rPr>
-              <w:rStyle w:val="PageNumber"/>
-              <w:lang w:val="hr-HR"/>
-            </w:rPr>
-            <w:t>9</w:t>
-          </w:r>
-          <w:r>
-            <w:rPr>
-              <w:rStyle w:val="PageNumber"/>
-              <w:lang w:val="hr-HR"/>
-            </w:rPr>
-            <w:fldChar w:fldCharType="end"/>
-          </w:r>
-        </w:p>
-      </w:tc>
-    </w:tr>
-  </w:tbl>
-  <w:p>
-    <w:pPr>
-      <w:pStyle w:val="Footer"/>
-    </w:pPr>
-  </w:p>
-</w:ftr>
-</file>
-
-<file path=word/footer5.xml><?xml version="1.0" encoding="utf-8"?>
-<w:ftr xmlns:wpc="http://schemas.microsoft.com/office/word/2010/wordprocessingCanvas" xmlns:cx="http://schemas.microsoft.com/office/drawing/2014/chartex" xmlns:cx1="http://schemas.microsoft.com/office/drawing/2015/9/8/chartex" xmlns:cx2="http://schemas.microsoft.com/office/drawing/2015/10/21/chartex" xmlns:cx3="http://schemas.microsoft.com/office/drawing/2016/5/9/chartex" xmlns:cx4="http://schemas.microsoft.com/office/drawing/2016/5/10/chartex" xmlns:cx5="http://schemas.microsoft.com/office/drawing/2016/5/11/chartex" xmlns:cx6="http://schemas.microsoft.com/office/drawing/2016/5/12/chartex" xmlns:cx7="http://schemas.microsoft.com/office/drawing/2016/5/13/chartex" xmlns:cx8="http://schemas.microsoft.com/office/drawing/2016/5/14/chartex" xmlns:mc="http://schemas.openxmlformats.org/markup-compatibility/2006" xmlns:aink="http://schemas.microsoft.com/office/drawing/2016/ink" xmlns:am3d="http://schemas.microsoft.com/office/drawing/2017/model3d" xmlns:o="urn:schemas-microsoft-com:office:office" xmlns:oel="http://schemas.microsoft.com/office/2019/extlst" xmlns:r="http://schemas.openxmlformats.org/officeDocument/2006/relationships" xmlns:m="http://schemas.openxmlformats.org/officeDocument/2006/math" xmlns:v="urn:schemas-microsoft-com:vml" xmlns:wp14="http://schemas.microsoft.com/office/word/2010/wordprocessingDrawing" xmlns:wp="http://schemas.openxmlformats.org/drawingml/2006/wordprocessingDrawing" xmlns:w10="urn:schemas-microsoft-com:office:word" xmlns:w="http://schemas.openxmlformats.org/wordprocessingml/2006/main" xmlns:w14="http://schemas.microsoft.com/office/word/2010/wordml" xmlns:w15="http://schemas.microsoft.com/office/word/2012/wordml" xmlns:w16cex="http://schemas.microsoft.com/office/word/2018/wordml/cex" xmlns:w16cid="http://schemas.microsoft.com/office/word/2016/wordml/cid" xmlns:w16="http://schemas.microsoft.com/office/word/2018/wordml" xmlns:w16du="http://schemas.microsoft.com/office/word/2023/wordml/word16du" xmlns:w16sdtdh="http://schemas.microsoft.com/office/word/2020/wordml/sdtdatahash" xmlns:w16sdtfl="http://schemas.microsoft.com/office/word/2024/wordml/sdtformatlock" xmlns:w16se="http://schemas.microsoft.com/office/word/2015/wordml/symex" xmlns:wpg="http://schemas.microsoft.com/office/word/2010/wordprocessingGroup" xmlns:wpi="http://schemas.microsoft.com/office/word/2010/wordprocessingInk" xmlns:wne="http://schemas.microsoft.com/office/word/2006/wordml" xmlns:wps="http://schemas.microsoft.com/office/word/2010/wordprocessingShape" mc:Ignorable="w14 w15 w16se w16cid w16 w16cex w16sdtdh w16sdtfl w16du wp14">
   <w:p/>
 </w:ftr>
 </file>
@@ -6469,6 +7302,122 @@
 
 <file path=word/header1.xml><?xml version="1.0" encoding="utf-8"?>
 <w:hdr xmlns:wpc="http://schemas.microsoft.com/office/word/2010/wordprocessingCanvas" xmlns:cx="http://schemas.microsoft.com/office/drawing/2014/chartex" xmlns:cx1="http://schemas.microsoft.com/office/drawing/2015/9/8/chartex" xmlns:cx2="http://schemas.microsoft.com/office/drawing/2015/10/21/chartex" xmlns:cx3="http://schemas.microsoft.com/office/drawing/2016/5/9/chartex" xmlns:cx4="http://schemas.microsoft.com/office/drawing/2016/5/10/chartex" xmlns:cx5="http://schemas.microsoft.com/office/drawing/2016/5/11/chartex" xmlns:cx6="http://schemas.microsoft.com/office/drawing/2016/5/12/chartex" xmlns:cx7="http://schemas.microsoft.com/office/drawing/2016/5/13/chartex" xmlns:cx8="http://schemas.microsoft.com/office/drawing/2016/5/14/chartex" xmlns:mc="http://schemas.openxmlformats.org/markup-compatibility/2006" xmlns:aink="http://schemas.microsoft.com/office/drawing/2016/ink" xmlns:am3d="http://schemas.microsoft.com/office/drawing/2017/model3d" xmlns:o="urn:schemas-microsoft-com:office:office" xmlns:oel="http://schemas.microsoft.com/office/2019/extlst" xmlns:r="http://schemas.openxmlformats.org/officeDocument/2006/relationships" xmlns:m="http://schemas.openxmlformats.org/officeDocument/2006/math" xmlns:v="urn:schemas-microsoft-com:vml" xmlns:wp14="http://schemas.microsoft.com/office/word/2010/wordprocessingDrawing" xmlns:wp="http://schemas.openxmlformats.org/drawingml/2006/wordprocessingDrawing" xmlns:w10="urn:schemas-microsoft-com:office:word" xmlns:w="http://schemas.openxmlformats.org/wordprocessingml/2006/main" xmlns:w14="http://schemas.microsoft.com/office/word/2010/wordml" xmlns:w15="http://schemas.microsoft.com/office/word/2012/wordml" xmlns:w16cex="http://schemas.microsoft.com/office/word/2018/wordml/cex" xmlns:w16cid="http://schemas.microsoft.com/office/word/2016/wordml/cid" xmlns:w16="http://schemas.microsoft.com/office/word/2018/wordml" xmlns:w16du="http://schemas.microsoft.com/office/word/2023/wordml/word16du" xmlns:w16sdtdh="http://schemas.microsoft.com/office/word/2020/wordml/sdtdatahash" xmlns:w16sdtfl="http://schemas.microsoft.com/office/word/2024/wordml/sdtformatlock" xmlns:w16se="http://schemas.microsoft.com/office/word/2015/wordml/symex" xmlns:wpg="http://schemas.microsoft.com/office/word/2010/wordprocessingGroup" xmlns:wpi="http://schemas.microsoft.com/office/word/2010/wordprocessingInk" xmlns:wne="http://schemas.microsoft.com/office/word/2006/wordml" xmlns:wps="http://schemas.microsoft.com/office/word/2010/wordprocessingShape" mc:Ignorable="w14 w15 w16se w16cid w16 w16cex w16sdtdh w16sdtfl w16du wp14">
+  <w:tbl>
+    <w:tblPr>
+      <w:tblW w:w="9558" w:type="dxa"/>
+      <w:tblLayout w:type="fixed"/>
+      <w:tblLook w:val="0000" w:firstRow="0" w:lastRow="0" w:firstColumn="0" w:lastColumn="0" w:noHBand="0" w:noVBand="0"/>
+    </w:tblPr>
+    <w:tblGrid>
+      <w:gridCol w:w="6380"/>
+      <w:gridCol w:w="3178"/>
+    </w:tblGrid>
+    <w:tr>
+      <w:tc>
+        <w:tcPr>
+          <w:tcW w:w="6379" w:type="dxa"/>
+          <w:tcBorders>
+            <w:top w:val="single" w:sz="6" w:space="0" w:color="000000"/>
+            <w:left w:val="single" w:sz="6" w:space="0" w:color="000000"/>
+            <w:bottom w:val="single" w:sz="6" w:space="0" w:color="000000"/>
+            <w:right w:val="single" w:sz="6" w:space="0" w:color="000000"/>
+          </w:tcBorders>
+        </w:tcPr>
+        <w:p>
+          <w:pPr>
+            <w:rPr>
+              <w:lang w:val="hr-HR"/>
+            </w:rPr>
+          </w:pPr>
+          <w:r>
+            <w:rPr>
+              <w:lang w:val="hr-HR"/>
+            </w:rPr>
+            <w:t>Dron.co</w:t>
+          </w:r>
+        </w:p>
+      </w:tc>
+      <w:tc>
+        <w:tcPr>
+          <w:tcW w:w="3178" w:type="dxa"/>
+          <w:tcBorders>
+            <w:top w:val="single" w:sz="6" w:space="0" w:color="000000"/>
+            <w:left w:val="single" w:sz="6" w:space="0" w:color="000000"/>
+            <w:bottom w:val="single" w:sz="6" w:space="0" w:color="000000"/>
+            <w:right w:val="single" w:sz="6" w:space="0" w:color="000000"/>
+          </w:tcBorders>
+        </w:tcPr>
+        <w:p>
+          <w:pPr>
+            <w:tabs>
+              <w:tab w:val="left" w:pos="1135"/>
+            </w:tabs>
+            <w:spacing w:before="40"/>
+            <w:ind w:right="68"/>
+            <w:rPr>
+              <w:lang w:val="hr-HR"/>
+            </w:rPr>
+          </w:pPr>
+          <w:r>
+            <w:rPr>
+              <w:lang w:val="hr-HR"/>
+            </w:rPr>
+            <w:t xml:space="preserve">  Verzija:           &lt;1.0&gt;</w:t>
+          </w:r>
+        </w:p>
+      </w:tc>
+    </w:tr>
+    <w:tr>
+      <w:tc>
+        <w:tcPr>
+          <w:tcW w:w="6379" w:type="dxa"/>
+          <w:tcBorders>
+            <w:top w:val="single" w:sz="6" w:space="0" w:color="000000"/>
+            <w:left w:val="single" w:sz="6" w:space="0" w:color="000000"/>
+            <w:bottom w:val="single" w:sz="6" w:space="0" w:color="000000"/>
+            <w:right w:val="single" w:sz="6" w:space="0" w:color="000000"/>
+          </w:tcBorders>
+        </w:tcPr>
+        <w:p>
+          <w:pPr>
+            <w:rPr>
+              <w:lang w:val="hr-HR"/>
+            </w:rPr>
+          </w:pPr>
+          <w:r>
+            <w:rPr>
+              <w:lang w:val="hr-HR"/>
+            </w:rPr>
+            <w:t>Projektna dokumentacija</w:t>
+          </w:r>
+        </w:p>
+      </w:tc>
+      <w:tc>
+        <w:tcPr>
+          <w:tcW w:w="3178" w:type="dxa"/>
+          <w:tcBorders>
+            <w:top w:val="single" w:sz="6" w:space="0" w:color="000000"/>
+            <w:left w:val="single" w:sz="6" w:space="0" w:color="000000"/>
+            <w:bottom w:val="single" w:sz="6" w:space="0" w:color="000000"/>
+            <w:right w:val="single" w:sz="6" w:space="0" w:color="000000"/>
+          </w:tcBorders>
+        </w:tcPr>
+        <w:p>
+          <w:pPr>
+            <w:rPr>
+              <w:lang w:val="hr-HR"/>
+            </w:rPr>
+          </w:pPr>
+          <w:r>
+            <w:rPr>
+              <w:lang w:val="hr-HR"/>
+            </w:rPr>
+            <w:t xml:space="preserve">  Datum:  &lt;14/10/2025&gt;</w:t>
+          </w:r>
+        </w:p>
+      </w:tc>
+    </w:tr>
+  </w:tbl>
   <w:p>
     <w:pPr>
       <w:pStyle w:val="Header"/>
@@ -6665,7 +7614,7 @@
             <w:rPr>
               <w:lang w:val="hr-HR"/>
             </w:rPr>
-            <w:t xml:space="preserve">  Verzija:           &lt;1.0&gt;</w:t>
+            <w:t xml:space="preserve">  Verzija:           1.0</w:t>
           </w:r>
         </w:p>
       </w:tc>
@@ -6715,7 +7664,31 @@
             <w:rPr>
               <w:lang w:val="hr-HR"/>
             </w:rPr>
-            <w:t xml:space="preserve">  Datum:  &lt;14/10/2025&gt;</w:t>
+            <w:t xml:space="preserve">  Datum:  </w:t>
+          </w:r>
+          <w:r>
+            <w:rPr>
+              <w:lang w:val="hr-HR"/>
+            </w:rPr>
+            <w:t>10</w:t>
+          </w:r>
+          <w:r>
+            <w:rPr>
+              <w:lang w:val="hr-HR"/>
+            </w:rPr>
+            <w:t>/</w:t>
+          </w:r>
+          <w:r>
+            <w:rPr>
+              <w:lang w:val="hr-HR"/>
+            </w:rPr>
+            <w:t>11</w:t>
+          </w:r>
+          <w:r>
+            <w:rPr>
+              <w:lang w:val="hr-HR"/>
+            </w:rPr>
+            <w:t>/2025</w:t>
           </w:r>
         </w:p>
       </w:tc>
@@ -6730,132 +7703,6 @@
 </file>
 
 <file path=word/header4.xml><?xml version="1.0" encoding="utf-8"?>
-<w:hdr xmlns:wpc="http://schemas.microsoft.com/office/word/2010/wordprocessingCanvas" xmlns:cx="http://schemas.microsoft.com/office/drawing/2014/chartex" xmlns:cx1="http://schemas.microsoft.com/office/drawing/2015/9/8/chartex" xmlns:cx2="http://schemas.microsoft.com/office/drawing/2015/10/21/chartex" xmlns:cx3="http://schemas.microsoft.com/office/drawing/2016/5/9/chartex" xmlns:cx4="http://schemas.microsoft.com/office/drawing/2016/5/10/chartex" xmlns:cx5="http://schemas.microsoft.com/office/drawing/2016/5/11/chartex" xmlns:cx6="http://schemas.microsoft.com/office/drawing/2016/5/12/chartex" xmlns:cx7="http://schemas.microsoft.com/office/drawing/2016/5/13/chartex" xmlns:cx8="http://schemas.microsoft.com/office/drawing/2016/5/14/chartex" xmlns:mc="http://schemas.openxmlformats.org/markup-compatibility/2006" xmlns:aink="http://schemas.microsoft.com/office/drawing/2016/ink" xmlns:am3d="http://schemas.microsoft.com/office/drawing/2017/model3d" xmlns:o="urn:schemas-microsoft-com:office:office" xmlns:oel="http://schemas.microsoft.com/office/2019/extlst" xmlns:r="http://schemas.openxmlformats.org/officeDocument/2006/relationships" xmlns:m="http://schemas.openxmlformats.org/officeDocument/2006/math" xmlns:v="urn:schemas-microsoft-com:vml" xmlns:wp14="http://schemas.microsoft.com/office/word/2010/wordprocessingDrawing" xmlns:wp="http://schemas.openxmlformats.org/drawingml/2006/wordprocessingDrawing" xmlns:w10="urn:schemas-microsoft-com:office:word" xmlns:w="http://schemas.openxmlformats.org/wordprocessingml/2006/main" xmlns:w14="http://schemas.microsoft.com/office/word/2010/wordml" xmlns:w15="http://schemas.microsoft.com/office/word/2012/wordml" xmlns:w16cex="http://schemas.microsoft.com/office/word/2018/wordml/cex" xmlns:w16cid="http://schemas.microsoft.com/office/word/2016/wordml/cid" xmlns:w16="http://schemas.microsoft.com/office/word/2018/wordml" xmlns:w16du="http://schemas.microsoft.com/office/word/2023/wordml/word16du" xmlns:w16sdtdh="http://schemas.microsoft.com/office/word/2020/wordml/sdtdatahash" xmlns:w16sdtfl="http://schemas.microsoft.com/office/word/2024/wordml/sdtformatlock" xmlns:w16se="http://schemas.microsoft.com/office/word/2015/wordml/symex" xmlns:wpg="http://schemas.microsoft.com/office/word/2010/wordprocessingGroup" xmlns:wpi="http://schemas.microsoft.com/office/word/2010/wordprocessingInk" xmlns:wne="http://schemas.microsoft.com/office/word/2006/wordml" xmlns:wps="http://schemas.microsoft.com/office/word/2010/wordprocessingShape" mc:Ignorable="w14 w15 w16se w16cid w16 w16cex w16sdtdh w16sdtfl w16du wp14">
-  <w:tbl>
-    <w:tblPr>
-      <w:tblW w:w="9558" w:type="dxa"/>
-      <w:tblLayout w:type="fixed"/>
-      <w:tblLook w:val="0000" w:firstRow="0" w:lastRow="0" w:firstColumn="0" w:lastColumn="0" w:noHBand="0" w:noVBand="0"/>
-    </w:tblPr>
-    <w:tblGrid>
-      <w:gridCol w:w="6380"/>
-      <w:gridCol w:w="3178"/>
-    </w:tblGrid>
-    <w:tr>
-      <w:tc>
-        <w:tcPr>
-          <w:tcW w:w="6379" w:type="dxa"/>
-          <w:tcBorders>
-            <w:top w:val="single" w:sz="6" w:space="0" w:color="000000"/>
-            <w:left w:val="single" w:sz="6" w:space="0" w:color="000000"/>
-            <w:bottom w:val="single" w:sz="6" w:space="0" w:color="000000"/>
-            <w:right w:val="single" w:sz="6" w:space="0" w:color="000000"/>
-          </w:tcBorders>
-        </w:tcPr>
-        <w:p>
-          <w:pPr>
-            <w:rPr>
-              <w:lang w:val="hr-HR"/>
-            </w:rPr>
-          </w:pPr>
-          <w:r>
-            <w:rPr>
-              <w:lang w:val="hr-HR"/>
-            </w:rPr>
-            <w:t>Dron.co</w:t>
-          </w:r>
-        </w:p>
-      </w:tc>
-      <w:tc>
-        <w:tcPr>
-          <w:tcW w:w="3178" w:type="dxa"/>
-          <w:tcBorders>
-            <w:top w:val="single" w:sz="6" w:space="0" w:color="000000"/>
-            <w:left w:val="single" w:sz="6" w:space="0" w:color="000000"/>
-            <w:bottom w:val="single" w:sz="6" w:space="0" w:color="000000"/>
-            <w:right w:val="single" w:sz="6" w:space="0" w:color="000000"/>
-          </w:tcBorders>
-        </w:tcPr>
-        <w:p>
-          <w:pPr>
-            <w:tabs>
-              <w:tab w:val="left" w:pos="1135"/>
-            </w:tabs>
-            <w:spacing w:before="40"/>
-            <w:ind w:right="68"/>
-            <w:rPr>
-              <w:lang w:val="hr-HR"/>
-            </w:rPr>
-          </w:pPr>
-          <w:r>
-            <w:rPr>
-              <w:lang w:val="hr-HR"/>
-            </w:rPr>
-            <w:t xml:space="preserve">  Verzija:           &lt;1.0&gt;</w:t>
-          </w:r>
-        </w:p>
-      </w:tc>
-    </w:tr>
-    <w:tr>
-      <w:tc>
-        <w:tcPr>
-          <w:tcW w:w="6379" w:type="dxa"/>
-          <w:tcBorders>
-            <w:top w:val="single" w:sz="6" w:space="0" w:color="000000"/>
-            <w:left w:val="single" w:sz="6" w:space="0" w:color="000000"/>
-            <w:bottom w:val="single" w:sz="6" w:space="0" w:color="000000"/>
-            <w:right w:val="single" w:sz="6" w:space="0" w:color="000000"/>
-          </w:tcBorders>
-        </w:tcPr>
-        <w:p>
-          <w:pPr>
-            <w:rPr>
-              <w:lang w:val="hr-HR"/>
-            </w:rPr>
-          </w:pPr>
-          <w:r>
-            <w:rPr>
-              <w:lang w:val="hr-HR"/>
-            </w:rPr>
-            <w:t>Projektna dokumentacija</w:t>
-          </w:r>
-        </w:p>
-      </w:tc>
-      <w:tc>
-        <w:tcPr>
-          <w:tcW w:w="3178" w:type="dxa"/>
-          <w:tcBorders>
-            <w:top w:val="single" w:sz="6" w:space="0" w:color="000000"/>
-            <w:left w:val="single" w:sz="6" w:space="0" w:color="000000"/>
-            <w:bottom w:val="single" w:sz="6" w:space="0" w:color="000000"/>
-            <w:right w:val="single" w:sz="6" w:space="0" w:color="000000"/>
-          </w:tcBorders>
-        </w:tcPr>
-        <w:p>
-          <w:pPr>
-            <w:rPr>
-              <w:lang w:val="hr-HR"/>
-            </w:rPr>
-          </w:pPr>
-          <w:r>
-            <w:rPr>
-              <w:lang w:val="hr-HR"/>
-            </w:rPr>
-            <w:t xml:space="preserve">  Datum:  &lt;14/10/2025&gt;</w:t>
-          </w:r>
-        </w:p>
-      </w:tc>
-    </w:tr>
-  </w:tbl>
-  <w:p>
-    <w:pPr>
-      <w:pStyle w:val="Header"/>
-    </w:pPr>
-  </w:p>
-</w:hdr>
-</file>
-
-<file path=word/header5.xml><?xml version="1.0" encoding="utf-8"?>
 <w:hdr xmlns:wpc="http://schemas.microsoft.com/office/word/2010/wordprocessingCanvas" xmlns:cx="http://schemas.microsoft.com/office/drawing/2014/chartex" xmlns:cx1="http://schemas.microsoft.com/office/drawing/2015/9/8/chartex" xmlns:cx2="http://schemas.microsoft.com/office/drawing/2015/10/21/chartex" xmlns:cx3="http://schemas.microsoft.com/office/drawing/2016/5/9/chartex" xmlns:cx4="http://schemas.microsoft.com/office/drawing/2016/5/10/chartex" xmlns:cx5="http://schemas.microsoft.com/office/drawing/2016/5/11/chartex" xmlns:cx6="http://schemas.microsoft.com/office/drawing/2016/5/12/chartex" xmlns:cx7="http://schemas.microsoft.com/office/drawing/2016/5/13/chartex" xmlns:cx8="http://schemas.microsoft.com/office/drawing/2016/5/14/chartex" xmlns:mc="http://schemas.openxmlformats.org/markup-compatibility/2006" xmlns:aink="http://schemas.microsoft.com/office/drawing/2016/ink" xmlns:am3d="http://schemas.microsoft.com/office/drawing/2017/model3d" xmlns:o="urn:schemas-microsoft-com:office:office" xmlns:oel="http://schemas.microsoft.com/office/2019/extlst" xmlns:r="http://schemas.openxmlformats.org/officeDocument/2006/relationships" xmlns:m="http://schemas.openxmlformats.org/officeDocument/2006/math" xmlns:v="urn:schemas-microsoft-com:vml" xmlns:wp14="http://schemas.microsoft.com/office/word/2010/wordprocessingDrawing" xmlns:wp="http://schemas.openxmlformats.org/drawingml/2006/wordprocessingDrawing" xmlns:w10="urn:schemas-microsoft-com:office:word" xmlns:w="http://schemas.openxmlformats.org/wordprocessingml/2006/main" xmlns:w14="http://schemas.microsoft.com/office/word/2010/wordml" xmlns:w15="http://schemas.microsoft.com/office/word/2012/wordml" xmlns:w16cex="http://schemas.microsoft.com/office/word/2018/wordml/cex" xmlns:w16cid="http://schemas.microsoft.com/office/word/2016/wordml/cid" xmlns:w16="http://schemas.microsoft.com/office/word/2018/wordml" xmlns:w16du="http://schemas.microsoft.com/office/word/2023/wordml/word16du" xmlns:w16sdtdh="http://schemas.microsoft.com/office/word/2020/wordml/sdtdatahash" xmlns:w16sdtfl="http://schemas.microsoft.com/office/word/2024/wordml/sdtformatlock" xmlns:w16se="http://schemas.microsoft.com/office/word/2015/wordml/symex" xmlns:wpg="http://schemas.microsoft.com/office/word/2010/wordprocessingGroup" xmlns:wpi="http://schemas.microsoft.com/office/word/2010/wordprocessingInk" xmlns:wne="http://schemas.microsoft.com/office/word/2006/wordml" xmlns:wps="http://schemas.microsoft.com/office/word/2010/wordprocessingShape" mc:Ignorable="w14 w15 w16se w16cid w16 w16cex w16sdtdh w16sdtfl w16du wp14">
   <w:p/>
 </w:hdr>
@@ -7514,9 +8361,11 @@
     <w:lsdException w:name="heading 7" w:qFormat="1"/>
     <w:lsdException w:name="heading 8" w:qFormat="1"/>
     <w:lsdException w:name="heading 9" w:qFormat="1"/>
+    <w:lsdException w:name="toc 1" w:uiPriority="39"/>
     <w:lsdException w:name="caption" w:semiHidden="1" w:unhideWhenUsed="1" w:qFormat="1"/>
     <w:lsdException w:name="Title" w:qFormat="1"/>
     <w:lsdException w:name="Subtitle" w:qFormat="1"/>
+    <w:lsdException w:name="Hyperlink" w:uiPriority="99"/>
     <w:lsdException w:name="Strong" w:qFormat="1"/>
     <w:lsdException w:name="Emphasis" w:qFormat="1"/>
     <w:lsdException w:name="Normal Table" w:semiHidden="1" w:unhideWhenUsed="1"/>
@@ -7955,6 +8804,7 @@
   <w:style w:type="character" w:default="1" w:styleId="DefaultParagraphFont">
     <w:name w:val="Default Paragraph Font"/>
     <w:uiPriority w:val="1"/>
+    <w:semiHidden/>
     <w:unhideWhenUsed/>
   </w:style>
   <w:style w:type="table" w:default="1" w:styleId="TableNormal">
@@ -8002,6 +8852,7 @@
   <w:style w:type="character" w:styleId="Hyperlink">
     <w:name w:val="Hyperlink"/>
     <w:basedOn w:val="DefaultParagraphFont"/>
+    <w:uiPriority w:val="99"/>
     <w:rPr>
       <w:color w:val="0000FF"/>
       <w:u w:val="single"/>
@@ -8143,7 +8994,7 @@
     <w:name w:val="toc 1"/>
     <w:basedOn w:val="Normal"/>
     <w:next w:val="Normal"/>
-    <w:semiHidden/>
+    <w:uiPriority w:val="39"/>
     <w:pPr>
       <w:tabs>
         <w:tab w:val="right" w:pos="9360"/>

--- a/docs/Plan projekta.docx
+++ b/docs/Plan projekta.docx
@@ -14,7 +14,7 @@
         <w:rPr>
           <w:lang w:val="hr-HR"/>
         </w:rPr>
-        <w:t>Dron.co</w:t>
+        <w:t>1</w:t>
       </w:r>
     </w:p>
     <w:p>
@@ -1655,19 +1655,7 @@
         <w:rPr>
           <w:lang w:val="hr-HR"/>
         </w:rPr>
-        <w:t xml:space="preserve">Projekt Dron.co uključivat će simulaciju prenošenja paketa dronom na upravljanje upravljačem. </w:t>
-      </w:r>
-      <w:r>
-        <w:rPr>
-          <w:lang w:val="hr-HR"/>
-        </w:rPr>
-        <w:t>Ideja</w:t>
-      </w:r>
-      <w:r>
-        <w:rPr>
-          <w:lang w:val="hr-HR"/>
-        </w:rPr>
-        <w:t xml:space="preserve"> projekta jest ostvariti interaktivnu igru u kojoj igrač </w:t>
+        <w:t xml:space="preserve">Projekt Dron.co uključivat će simulaciju prenošenja paketa dronom na upravljanje upravljačem. Ideja projekta jest ostvariti interaktivnu igru u kojoj igrač </w:t>
       </w:r>
       <w:r>
         <w:rPr>
@@ -1699,31 +1687,7 @@
         <w:rPr>
           <w:lang w:val="hr-HR"/>
         </w:rPr>
-        <w:t xml:space="preserve">Projekt će spojiti timski rad, dizajn, </w:t>
-      </w:r>
-      <w:r>
-        <w:rPr>
-          <w:lang w:val="hr-HR"/>
-        </w:rPr>
-        <w:t>3D</w:t>
-      </w:r>
-      <w:r>
-        <w:rPr>
-          <w:lang w:val="hr-HR"/>
-        </w:rPr>
-        <w:t xml:space="preserve"> modeliranje i osnovne principe fizike letenja drona.</w:t>
-      </w:r>
-      <w:r>
-        <w:rPr>
-          <w:lang w:val="hr-HR"/>
-        </w:rPr>
-        <w:t xml:space="preserve"> </w:t>
-      </w:r>
-      <w:r>
-        <w:rPr>
-          <w:lang w:val="hr-HR"/>
-        </w:rPr>
-        <w:t xml:space="preserve">Okolina igre, model osmišljenog grada, a i sam model drona ostvarit će se </w:t>
+        <w:t xml:space="preserve">Projekt će spojiti timski rad, dizajn, 3D modeliranje i osnovne principe fizike letenja drona. Okolina igre, model osmišljenog grada, a i sam model drona ostvarit će se </w:t>
       </w:r>
       <w:r>
         <w:rPr>
@@ -1829,13 +1793,7 @@
         <w:rPr>
           <w:lang w:val="hr-HR"/>
         </w:rPr>
-        <w:t xml:space="preserve"> B</w:t>
-      </w:r>
-      <w:r>
-        <w:rPr>
-          <w:lang w:val="hr-HR"/>
-        </w:rPr>
-        <w:t>it igre bila bi zabavno i napeto ostvarenje cilja, odnosno dostavljanje paketa do određene lokacije u što kraćem vremenu.</w:t>
+        <w:t xml:space="preserve"> Bit igre bila bi zabavno i napeto ostvarenje cilja, odnosno dostavljanje paketa do određene lokacije u što kraćem vremenu.</w:t>
       </w:r>
     </w:p>
     <w:p>
@@ -2546,7 +2504,7 @@
               <w:rPr>
                 <w:lang w:val="hr-HR"/>
               </w:rPr>
-              <w:t>dsKatić</w:t>
+              <w:t>Katić</w:t>
             </w:r>
           </w:p>
         </w:tc>
@@ -7362,7 +7320,7 @@
             <w:rPr>
               <w:lang w:val="hr-HR"/>
             </w:rPr>
-            <w:t xml:space="preserve">  Verzija:           &lt;1.0&gt;</w:t>
+            <w:t xml:space="preserve">  Verzija:           1.0</w:t>
           </w:r>
         </w:p>
       </w:tc>
@@ -7412,7 +7370,31 @@
             <w:rPr>
               <w:lang w:val="hr-HR"/>
             </w:rPr>
-            <w:t xml:space="preserve">  Datum:  &lt;14/10/2025&gt;</w:t>
+            <w:t xml:space="preserve">  Datum:  1</w:t>
+          </w:r>
+          <w:r>
+            <w:rPr>
+              <w:lang w:val="hr-HR"/>
+            </w:rPr>
+            <w:t>0</w:t>
+          </w:r>
+          <w:r>
+            <w:rPr>
+              <w:lang w:val="hr-HR"/>
+            </w:rPr>
+            <w:t>/1</w:t>
+          </w:r>
+          <w:r>
+            <w:rPr>
+              <w:lang w:val="hr-HR"/>
+            </w:rPr>
+            <w:t>1</w:t>
+          </w:r>
+          <w:r>
+            <w:rPr>
+              <w:lang w:val="hr-HR"/>
+            </w:rPr>
+            <w:t>/2025</w:t>
           </w:r>
         </w:p>
       </w:tc>

--- a/docs/Plan projekta.docx
+++ b/docs/Plan projekta.docx
@@ -14,7 +14,7 @@
         <w:rPr>
           <w:lang w:val="hr-HR"/>
         </w:rPr>
-        <w:t>1</w:t>
+        <w:t>Dron.co</w:t>
       </w:r>
     </w:p>
     <w:p>
@@ -55,7 +55,14 @@
           <w:sz w:val="28"/>
           <w:lang w:val="hr-HR"/>
         </w:rPr>
-        <w:t>Verzija 1.0</w:t>
+        <w:t>Verzija 1.</w:t>
+      </w:r>
+      <w:r>
+        <w:rPr>
+          <w:sz w:val="28"/>
+          <w:lang w:val="hr-HR"/>
+        </w:rPr>
+        <w:t>1</w:t>
       </w:r>
     </w:p>
     <w:p>
@@ -147,7 +154,7 @@
                 <w:lang w:val="hr-HR" w:eastAsia="hr-HR"/>
                 <w14:ligatures w14:val="standardContextual"/>
               </w:rPr>
-              <w:tab/>
+              <w:t xml:space="preserve"> </w:t>
             </w:r>
             <w:r>
               <w:rPr>
@@ -235,7 +242,7 @@
                 <w:lang w:val="hr-HR" w:eastAsia="hr-HR"/>
                 <w14:ligatures w14:val="standardContextual"/>
               </w:rPr>
-              <w:tab/>
+              <w:t xml:space="preserve"> </w:t>
             </w:r>
             <w:r>
               <w:rPr>
@@ -323,7 +330,7 @@
                 <w:lang w:val="hr-HR" w:eastAsia="hr-HR"/>
                 <w14:ligatures w14:val="standardContextual"/>
               </w:rPr>
-              <w:tab/>
+              <w:t xml:space="preserve"> </w:t>
             </w:r>
             <w:r>
               <w:rPr>
@@ -411,7 +418,7 @@
                 <w:lang w:val="hr-HR" w:eastAsia="hr-HR"/>
                 <w14:ligatures w14:val="standardContextual"/>
               </w:rPr>
-              <w:tab/>
+              <w:t xml:space="preserve"> </w:t>
             </w:r>
             <w:r>
               <w:rPr>
@@ -499,7 +506,7 @@
                 <w:lang w:val="hr-HR" w:eastAsia="hr-HR"/>
                 <w14:ligatures w14:val="standardContextual"/>
               </w:rPr>
-              <w:tab/>
+              <w:t xml:space="preserve"> </w:t>
             </w:r>
             <w:r>
               <w:rPr>
@@ -587,7 +594,7 @@
                 <w:lang w:val="hr-HR" w:eastAsia="hr-HR"/>
                 <w14:ligatures w14:val="standardContextual"/>
               </w:rPr>
-              <w:tab/>
+              <w:t xml:space="preserve"> </w:t>
             </w:r>
             <w:r>
               <w:rPr>
@@ -675,7 +682,7 @@
                 <w:lang w:val="hr-HR" w:eastAsia="hr-HR"/>
                 <w14:ligatures w14:val="standardContextual"/>
               </w:rPr>
-              <w:tab/>
+              <w:t xml:space="preserve"> </w:t>
             </w:r>
             <w:r>
               <w:rPr>
@@ -763,7 +770,7 @@
                 <w:lang w:val="hr-HR" w:eastAsia="hr-HR"/>
                 <w14:ligatures w14:val="standardContextual"/>
               </w:rPr>
-              <w:tab/>
+              <w:t xml:space="preserve"> </w:t>
             </w:r>
             <w:r>
               <w:rPr>
@@ -851,7 +858,7 @@
                 <w:lang w:val="hr-HR" w:eastAsia="hr-HR"/>
                 <w14:ligatures w14:val="standardContextual"/>
               </w:rPr>
-              <w:tab/>
+              <w:t xml:space="preserve"> </w:t>
             </w:r>
             <w:r>
               <w:rPr>
@@ -939,7 +946,7 @@
                 <w:lang w:val="hr-HR" w:eastAsia="hr-HR"/>
                 <w14:ligatures w14:val="standardContextual"/>
               </w:rPr>
-              <w:tab/>
+              <w:t xml:space="preserve"> </w:t>
             </w:r>
             <w:r>
               <w:rPr>
@@ -1027,7 +1034,7 @@
                 <w:lang w:val="hr-HR" w:eastAsia="hr-HR"/>
                 <w14:ligatures w14:val="standardContextual"/>
               </w:rPr>
-              <w:tab/>
+              <w:t xml:space="preserve"> </w:t>
             </w:r>
             <w:r>
               <w:rPr>
@@ -1115,7 +1122,7 @@
                 <w:lang w:val="hr-HR" w:eastAsia="hr-HR"/>
                 <w14:ligatures w14:val="standardContextual"/>
               </w:rPr>
-              <w:tab/>
+              <w:t xml:space="preserve"> </w:t>
             </w:r>
             <w:r>
               <w:rPr>
@@ -1220,7 +1227,7 @@
                 <w:lang w:val="hr-HR" w:eastAsia="hr-HR"/>
                 <w14:ligatures w14:val="standardContextual"/>
               </w:rPr>
-              <w:tab/>
+              <w:t xml:space="preserve"> </w:t>
             </w:r>
             <w:r>
               <w:rPr>
@@ -1326,7 +1333,7 @@
                 <w:lang w:val="hr-HR" w:eastAsia="hr-HR"/>
                 <w14:ligatures w14:val="standardContextual"/>
               </w:rPr>
-              <w:tab/>
+              <w:t xml:space="preserve"> </w:t>
             </w:r>
             <w:r>
               <w:rPr>
@@ -1414,7 +1421,7 @@
                 <w:lang w:val="hr-HR" w:eastAsia="hr-HR"/>
                 <w14:ligatures w14:val="standardContextual"/>
               </w:rPr>
-              <w:tab/>
+              <w:t xml:space="preserve"> </w:t>
             </w:r>
             <w:r>
               <w:rPr>
@@ -1487,6 +1494,7 @@
     <w:p>
       <w:pPr>
         <w:pStyle w:val="Title"/>
+        <w:jc w:val="left"/>
         <w:rPr>
           <w:lang w:val="hr-HR"/>
         </w:rPr>
@@ -1996,11 +2004,18 @@
     </w:p>
     <w:p>
       <w:pPr>
-        <w:pStyle w:val="BodyText"/>
-        <w:rPr>
-          <w:lang w:val="hr-HR"/>
-        </w:rPr>
-      </w:pPr>
+        <w:widowControl/>
+        <w:spacing w:line="240" w:lineRule="auto"/>
+        <w:rPr>
+          <w:lang w:val="hr-HR"/>
+        </w:rPr>
+      </w:pPr>
+      <w:r>
+        <w:rPr>
+          <w:lang w:val="hr-HR"/>
+        </w:rPr>
+        <w:br w:type="page"/>
+      </w:r>
     </w:p>
     <w:p>
       <w:pPr>
@@ -2019,6 +2034,7 @@
         <w:rPr>
           <w:lang w:val="hr-HR"/>
         </w:rPr>
+        <w:lastRenderedPageBreak/>
         <w:t>Slični projekti</w:t>
       </w:r>
       <w:bookmarkEnd w:id="11"/>
@@ -2027,38 +2043,136 @@
     <w:p>
       <w:pPr>
         <w:pStyle w:val="BodyText"/>
-        <w:rPr>
-          <w:lang w:val="hr-HR"/>
-        </w:rPr>
-      </w:pPr>
-      <w:r>
-        <w:rPr>
-          <w:lang w:val="hr-HR"/>
-        </w:rPr>
-        <w:t>(po dogovoru)</w:t>
+        <w:numPr>
+          <w:ilvl w:val="0"/>
+          <w:numId w:val="6"/>
+        </w:numPr>
+        <w:rPr>
+          <w:lang w:val="hr-HR"/>
+        </w:rPr>
+      </w:pPr>
+      <w:r>
+        <w:rPr>
+          <w:lang w:val="hr-HR"/>
+        </w:rPr>
+        <w:t>Gradska utrka dronova (eng. Urban drone race),</w:t>
+      </w:r>
+      <w:r>
+        <w:rPr>
+          <w:lang w:val="hr-HR"/>
+        </w:rPr>
+        <w:br/>
+      </w:r>
+      <w:hyperlink r:id="rId11" w:history="1">
+        <w:r>
+          <w:rPr>
+            <w:rStyle w:val="Hyperlink"/>
+            <w:lang w:val="hr-HR"/>
+          </w:rPr>
+          <w:t>https://github.com/Wjppppp/Urban-Drone-Race</w:t>
+        </w:r>
+      </w:hyperlink>
+      <w:r>
+        <w:rPr>
+          <w:lang w:val="hr-HR"/>
+        </w:rPr>
+        <w:t xml:space="preserve"> </w:t>
+      </w:r>
+      <w:r>
+        <w:rPr>
+          <w:lang w:val="hr-HR"/>
+        </w:rPr>
+        <w:t>(pristupljeno 11.11.2025.)</w:t>
       </w:r>
     </w:p>
     <w:p>
       <w:pPr>
         <w:pStyle w:val="BodyText"/>
-        <w:rPr>
-          <w:lang w:val="hr-HR"/>
-        </w:rPr>
-      </w:pPr>
+        <w:numPr>
+          <w:ilvl w:val="0"/>
+          <w:numId w:val="6"/>
+        </w:numPr>
+        <w:rPr>
+          <w:lang w:val="hr-HR"/>
+        </w:rPr>
+      </w:pPr>
+      <w:r>
+        <w:rPr>
+          <w:lang w:val="hr-HR"/>
+        </w:rPr>
+        <w:t>Simulacija drona (eng. Drone simulation)</w:t>
+      </w:r>
+      <w:r>
+        <w:rPr>
+          <w:lang w:val="hr-HR"/>
+        </w:rPr>
+        <w:br/>
+      </w:r>
+      <w:hyperlink r:id="rId12" w:history="1">
+        <w:r>
+          <w:rPr>
+            <w:rStyle w:val="Hyperlink"/>
+            <w:lang w:val="hr-HR"/>
+          </w:rPr>
+          <w:t>https://github.com/Kshitij08/Drone-Simulation</w:t>
+        </w:r>
+      </w:hyperlink>
+      <w:r>
+        <w:rPr>
+          <w:lang w:val="hr-HR"/>
+        </w:rPr>
+        <w:t xml:space="preserve"> </w:t>
+      </w:r>
+      <w:r>
+        <w:rPr>
+          <w:lang w:val="hr-HR"/>
+        </w:rPr>
+        <w:t>(pristupljeno 11.11.2025.)</w:t>
+      </w:r>
     </w:p>
     <w:p>
       <w:pPr>
-        <w:widowControl/>
-        <w:spacing w:line="240" w:lineRule="auto"/>
-        <w:rPr>
-          <w:lang w:val="hr-HR"/>
-        </w:rPr>
-      </w:pPr>
-      <w:r>
-        <w:rPr>
-          <w:lang w:val="hr-HR"/>
-        </w:rPr>
-        <w:br w:type="page"/>
+        <w:pStyle w:val="BodyText"/>
+        <w:numPr>
+          <w:ilvl w:val="0"/>
+          <w:numId w:val="6"/>
+        </w:numPr>
+        <w:rPr>
+          <w:lang w:val="hr-HR"/>
+        </w:rPr>
+      </w:pPr>
+      <w:r>
+        <w:rPr>
+          <w:lang w:val="hr-HR"/>
+        </w:rPr>
+        <w:t>Dostava dronom (eng. Drone delivery)</w:t>
+      </w:r>
+      <w:r>
+        <w:rPr>
+          <w:lang w:val="hr-HR"/>
+        </w:rPr>
+        <w:br/>
+      </w:r>
+      <w:hyperlink r:id="rId13" w:history="1">
+        <w:r>
+          <w:rPr>
+            <w:rStyle w:val="Hyperlink"/>
+            <w:lang w:val="hr-HR"/>
+          </w:rPr>
+          <w:t>https://github.com/Michael-Sjogren/DroneDelivery</w:t>
+        </w:r>
+      </w:hyperlink>
+      <w:r>
+        <w:rPr>
+          <w:lang w:val="hr-HR"/>
+        </w:rPr>
+        <w:t xml:space="preserve"> </w:t>
+      </w:r>
+      <w:r>
+        <w:rPr>
+          <w:lang w:val="hr-HR"/>
+        </w:rPr>
+        <w:t>(pristupljeno 11.11.2025.)</w:t>
       </w:r>
     </w:p>
     <w:p>
@@ -2079,7 +2193,6 @@
         <w:rPr>
           <w:lang w:val="hr-HR"/>
         </w:rPr>
-        <w:lastRenderedPageBreak/>
         <w:t>Resursi</w:t>
       </w:r>
       <w:bookmarkEnd w:id="13"/>
@@ -2845,13 +2958,6 @@
       <w:bookmarkEnd w:id="16"/>
       <w:bookmarkEnd w:id="17"/>
     </w:p>
-    <w:p>
-      <w:pPr>
-        <w:rPr>
-          <w:lang w:val="hr-HR"/>
-        </w:rPr>
-      </w:pPr>
-    </w:p>
     <w:tbl>
       <w:tblPr>
         <w:tblStyle w:val="TableGrid"/>
@@ -3110,13 +3216,6 @@
     </w:p>
     <w:p>
       <w:pPr>
-        <w:rPr>
-          <w:lang w:val="hr-HR"/>
-        </w:rPr>
-      </w:pPr>
-    </w:p>
-    <w:p>
-      <w:pPr>
         <w:pStyle w:val="BodyText"/>
         <w:rPr>
           <w:lang w:val="hr-HR"/>
@@ -3261,13 +3360,6 @@
     </w:p>
     <w:p>
       <w:pPr>
-        <w:rPr>
-          <w:lang w:val="hr-HR"/>
-        </w:rPr>
-      </w:pPr>
-    </w:p>
-    <w:p>
-      <w:pPr>
         <w:pStyle w:val="BodyText"/>
         <w:numPr>
           <w:ilvl w:val="0"/>
@@ -3752,13 +3844,6 @@
       <w:bookmarkEnd w:id="23"/>
       <w:bookmarkEnd w:id="24"/>
       <w:bookmarkEnd w:id="25"/>
-    </w:p>
-    <w:p>
-      <w:pPr>
-        <w:rPr>
-          <w:lang w:val="hr-HR"/>
-        </w:rPr>
-      </w:pPr>
     </w:p>
     <w:p>
       <w:pPr>
@@ -3789,7 +3874,7 @@
                     <pic:cNvPicPr/>
                   </pic:nvPicPr>
                   <pic:blipFill>
-                    <a:blip r:embed="rId11">
+                    <a:blip r:embed="rId14">
                       <a:extLst>
                         <a:ext uri="{28A0092B-C50C-407E-A947-70E740481C1C}">
                           <a14:useLocalDpi xmlns:a14="http://schemas.microsoft.com/office/drawing/2010/main" val="0"/>
@@ -3866,15 +3951,6 @@
           <w:lang w:val="hr-HR"/>
         </w:rPr>
       </w:pPr>
-    </w:p>
-    <w:p>
-      <w:pPr>
-        <w:pStyle w:val="BodyText"/>
-        <w:rPr>
-          <w:b/>
-          <w:lang w:val="hr-HR"/>
-        </w:rPr>
-      </w:pPr>
       <w:r>
         <w:rPr>
           <w:b/>
@@ -4748,13 +4824,6 @@
     </w:p>
     <w:p>
       <w:pPr>
-        <w:rPr>
-          <w:lang w:val="hr-HR"/>
-        </w:rPr>
-      </w:pPr>
-    </w:p>
-    <w:p>
-      <w:pPr>
         <w:pStyle w:val="Heading1"/>
         <w:numPr>
           <w:ilvl w:val="0"/>
@@ -4770,18 +4839,11 @@
         <w:rPr>
           <w:lang w:val="hr-HR"/>
         </w:rPr>
+        <w:lastRenderedPageBreak/>
         <w:t>Gantogram</w:t>
       </w:r>
       <w:bookmarkEnd w:id="28"/>
       <w:bookmarkEnd w:id="29"/>
-    </w:p>
-    <w:p>
-      <w:pPr>
-        <w:pStyle w:val="BodyText"/>
-        <w:rPr>
-          <w:lang w:val="hr-HR"/>
-        </w:rPr>
-      </w:pPr>
     </w:p>
     <w:p>
       <w:pPr>
@@ -4807,7 +4869,7 @@
                     <pic:cNvPicPr/>
                   </pic:nvPicPr>
                   <pic:blipFill>
-                    <a:blip r:embed="rId12" cstate="print">
+                    <a:blip r:embed="rId15" cstate="print">
                       <a:extLst>
                         <a:ext uri="{28A0092B-C50C-407E-A947-70E740481C1C}">
                           <a14:useLocalDpi xmlns:a14="http://schemas.microsoft.com/office/drawing/2010/main" val="0"/>
@@ -4872,11 +4934,6 @@
       <w:bookmarkEnd w:id="30"/>
       <w:bookmarkEnd w:id="31"/>
     </w:p>
-    <w:p>
-      <w:pPr>
-        <w:pStyle w:val="InfoBlue"/>
-      </w:pPr>
-    </w:p>
     <w:tbl>
       <w:tblPr>
         <w:tblStyle w:val="TableGrid"/>
@@ -6440,10 +6497,10 @@
     <w:p>
       <w:pPr>
         <w:sectPr>
-          <w:headerReference w:type="default" r:id="rId13"/>
-          <w:footerReference w:type="default" r:id="rId14"/>
-          <w:headerReference w:type="first" r:id="rId15"/>
-          <w:footerReference w:type="first" r:id="rId16"/>
+          <w:headerReference w:type="default" r:id="rId16"/>
+          <w:footerReference w:type="default" r:id="rId17"/>
+          <w:headerReference w:type="first" r:id="rId18"/>
+          <w:footerReference w:type="first" r:id="rId19"/>
           <w:pgSz w:w="12240" w:h="15840"/>
           <w:pgMar w:top="1440" w:right="1440" w:bottom="1440" w:left="1440" w:header="720" w:footer="720" w:gutter="0"/>
           <w:cols w:space="720"/>
@@ -6864,7 +6921,13 @@
             <w:rPr>
               <w:lang w:val="hr-HR"/>
             </w:rPr>
-            <w:t>FER - Projekt</w:t>
+            <w:t xml:space="preserve">FER </w:t>
+          </w:r>
+          <w:r>
+            <w:rPr>
+              <w:lang w:val="hr-HR"/>
+            </w:rPr>
+            <w:t>- Projekt</w:t>
           </w:r>
         </w:p>
       </w:tc>
@@ -7320,7 +7383,13 @@
             <w:rPr>
               <w:lang w:val="hr-HR"/>
             </w:rPr>
-            <w:t xml:space="preserve">  Verzija:           1.0</w:t>
+            <w:t xml:space="preserve">  Verzija:           1.</w:t>
+          </w:r>
+          <w:r>
+            <w:rPr>
+              <w:lang w:val="hr-HR"/>
+            </w:rPr>
+            <w:t>1</w:t>
           </w:r>
         </w:p>
       </w:tc>
@@ -7376,7 +7445,7 @@
             <w:rPr>
               <w:lang w:val="hr-HR"/>
             </w:rPr>
-            <w:t>0</w:t>
+            <w:t>1</w:t>
           </w:r>
           <w:r>
             <w:rPr>
@@ -7596,7 +7665,13 @@
             <w:rPr>
               <w:lang w:val="hr-HR"/>
             </w:rPr>
-            <w:t xml:space="preserve">  Verzija:           1.0</w:t>
+            <w:t xml:space="preserve">  Verzija:           1.</w:t>
+          </w:r>
+          <w:r>
+            <w:rPr>
+              <w:lang w:val="hr-HR"/>
+            </w:rPr>
+            <w:t>1</w:t>
           </w:r>
         </w:p>
       </w:tc>
@@ -7652,7 +7727,13 @@
             <w:rPr>
               <w:lang w:val="hr-HR"/>
             </w:rPr>
-            <w:t>10</w:t>
+            <w:t>1</w:t>
+          </w:r>
+          <w:r>
+            <w:rPr>
+              <w:lang w:val="hr-HR"/>
+            </w:rPr>
+            <w:t>1</w:t>
           </w:r>
           <w:r>
             <w:rPr>
@@ -8299,6 +8380,119 @@
       </w:pPr>
     </w:lvl>
   </w:abstractNum>
+  <w:abstractNum w:abstractNumId="5" w15:restartNumberingAfterBreak="0">
+    <w:nsid w:val="7C8D7D73"/>
+    <w:multiLevelType w:val="hybridMultilevel"/>
+    <w:tmpl w:val="C340FFB6"/>
+    <w:lvl w:ilvl="0" w:tplc="012C65E0">
+      <w:start w:val="1"/>
+      <w:numFmt w:val="bullet"/>
+      <w:lvlText w:val="-"/>
+      <w:lvlJc w:val="left"/>
+      <w:pPr>
+        <w:ind w:left="1080" w:hanging="360"/>
+      </w:pPr>
+      <w:rPr>
+        <w:rFonts w:ascii="Times New Roman" w:eastAsia="Times New Roman" w:hAnsi="Times New Roman" w:cs="Times New Roman" w:hint="default"/>
+      </w:rPr>
+    </w:lvl>
+    <w:lvl w:ilvl="1" w:tplc="041A0003" w:tentative="1">
+      <w:start w:val="1"/>
+      <w:numFmt w:val="bullet"/>
+      <w:lvlText w:val="o"/>
+      <w:lvlJc w:val="left"/>
+      <w:pPr>
+        <w:ind w:left="1800" w:hanging="360"/>
+      </w:pPr>
+      <w:rPr>
+        <w:rFonts w:ascii="Courier New" w:hAnsi="Courier New" w:cs="Courier New" w:hint="default"/>
+      </w:rPr>
+    </w:lvl>
+    <w:lvl w:ilvl="2" w:tplc="041A0005" w:tentative="1">
+      <w:start w:val="1"/>
+      <w:numFmt w:val="bullet"/>
+      <w:lvlText w:val=""/>
+      <w:lvlJc w:val="left"/>
+      <w:pPr>
+        <w:ind w:left="2520" w:hanging="360"/>
+      </w:pPr>
+      <w:rPr>
+        <w:rFonts w:ascii="Wingdings" w:hAnsi="Wingdings" w:hint="default"/>
+      </w:rPr>
+    </w:lvl>
+    <w:lvl w:ilvl="3" w:tplc="041A0001" w:tentative="1">
+      <w:start w:val="1"/>
+      <w:numFmt w:val="bullet"/>
+      <w:lvlText w:val=""/>
+      <w:lvlJc w:val="left"/>
+      <w:pPr>
+        <w:ind w:left="3240" w:hanging="360"/>
+      </w:pPr>
+      <w:rPr>
+        <w:rFonts w:ascii="Symbol" w:hAnsi="Symbol" w:hint="default"/>
+      </w:rPr>
+    </w:lvl>
+    <w:lvl w:ilvl="4" w:tplc="041A0003" w:tentative="1">
+      <w:start w:val="1"/>
+      <w:numFmt w:val="bullet"/>
+      <w:lvlText w:val="o"/>
+      <w:lvlJc w:val="left"/>
+      <w:pPr>
+        <w:ind w:left="3960" w:hanging="360"/>
+      </w:pPr>
+      <w:rPr>
+        <w:rFonts w:ascii="Courier New" w:hAnsi="Courier New" w:cs="Courier New" w:hint="default"/>
+      </w:rPr>
+    </w:lvl>
+    <w:lvl w:ilvl="5" w:tplc="041A0005" w:tentative="1">
+      <w:start w:val="1"/>
+      <w:numFmt w:val="bullet"/>
+      <w:lvlText w:val=""/>
+      <w:lvlJc w:val="left"/>
+      <w:pPr>
+        <w:ind w:left="4680" w:hanging="360"/>
+      </w:pPr>
+      <w:rPr>
+        <w:rFonts w:ascii="Wingdings" w:hAnsi="Wingdings" w:hint="default"/>
+      </w:rPr>
+    </w:lvl>
+    <w:lvl w:ilvl="6" w:tplc="041A0001" w:tentative="1">
+      <w:start w:val="1"/>
+      <w:numFmt w:val="bullet"/>
+      <w:lvlText w:val=""/>
+      <w:lvlJc w:val="left"/>
+      <w:pPr>
+        <w:ind w:left="5400" w:hanging="360"/>
+      </w:pPr>
+      <w:rPr>
+        <w:rFonts w:ascii="Symbol" w:hAnsi="Symbol" w:hint="default"/>
+      </w:rPr>
+    </w:lvl>
+    <w:lvl w:ilvl="7" w:tplc="041A0003" w:tentative="1">
+      <w:start w:val="1"/>
+      <w:numFmt w:val="bullet"/>
+      <w:lvlText w:val="o"/>
+      <w:lvlJc w:val="left"/>
+      <w:pPr>
+        <w:ind w:left="6120" w:hanging="360"/>
+      </w:pPr>
+      <w:rPr>
+        <w:rFonts w:ascii="Courier New" w:hAnsi="Courier New" w:cs="Courier New" w:hint="default"/>
+      </w:rPr>
+    </w:lvl>
+    <w:lvl w:ilvl="8" w:tplc="041A0005" w:tentative="1">
+      <w:start w:val="1"/>
+      <w:numFmt w:val="bullet"/>
+      <w:lvlText w:val=""/>
+      <w:lvlJc w:val="left"/>
+      <w:pPr>
+        <w:ind w:left="6840" w:hanging="360"/>
+      </w:pPr>
+      <w:rPr>
+        <w:rFonts w:ascii="Wingdings" w:hAnsi="Wingdings" w:hint="default"/>
+      </w:rPr>
+    </w:lvl>
+  </w:abstractNum>
   <w:num w:numId="1" w16cid:durableId="675352648">
     <w:abstractNumId w:val="2"/>
   </w:num>
@@ -8313,6 +8507,9 @@
   </w:num>
   <w:num w:numId="5" w16cid:durableId="1535382041">
     <w:abstractNumId w:val="0"/>
+  </w:num>
+  <w:num w:numId="6" w16cid:durableId="556017369">
+    <w:abstractNumId w:val="5"/>
   </w:num>
 </w:numbering>
 </file>
@@ -9373,6 +9570,18 @@
       </w:tblBorders>
     </w:tblPr>
   </w:style>
+  <w:style w:type="character" w:styleId="UnresolvedMention">
+    <w:name w:val="Unresolved Mention"/>
+    <w:basedOn w:val="DefaultParagraphFont"/>
+    <w:uiPriority w:val="99"/>
+    <w:semiHidden/>
+    <w:unhideWhenUsed/>
+    <w:rsid w:val="008B4BF2"/>
+    <w:rPr>
+      <w:color w:val="605E5C"/>
+      <w:shd w:val="clear" w:color="auto" w:fill="E1DFDD"/>
+    </w:rPr>
+  </w:style>
 </w:styles>
 </file>
 
